--- a/docs (springboot)/module12_microservices.docx
+++ b/docs (springboot)/module12_microservices.docx
@@ -2030,6 +2030,793 @@
     </w:p>
     <w:p>
       <w:pPr>
+        <w:keepNext w:val="0"/>
+        <w:keepLines w:val="0"/>
+        <w:widowControl/>
+        <w:numPr>
+          <w:ilvl w:val="0"/>
+          <w:numId w:val="11"/>
+        </w:numPr>
+        <w:suppressLineNumbers w:val="0"/>
+        <w:spacing w:before="0" w:beforeAutospacing="0" w:after="0" w:afterAutospacing="0" w:line="360" w:lineRule="auto"/>
+        <w:ind w:left="420" w:leftChars="0" w:right="0" w:hanging="420" w:firstLineChars="0"/>
+        <w:jc w:val="left"/>
+        <w:rPr>
+          <w:rFonts w:hint="default" w:ascii="Bodoni MT" w:hAnsi="Bodoni MT" w:eastAsia="等线" w:cs="Bodoni MT"/>
+          <w:b/>
+          <w:bCs/>
+          <w:color w:val="FFC000"/>
+          <w:sz w:val="22"/>
+          <w:szCs w:val="22"/>
+          <w:highlight w:val="darkRed"/>
+          <w:u w:val="single"/>
+        </w:rPr>
+      </w:pPr>
+      <w:r>
+        <w:rPr>
+          <w:rFonts w:hint="default" w:ascii="Bodoni MT" w:hAnsi="Bodoni MT" w:eastAsia="等线" w:cs="Bodoni MT"/>
+          <w:b/>
+          <w:bCs/>
+          <w:i w:val="0"/>
+          <w:iCs w:val="0"/>
+          <w:color w:val="FFC000"/>
+          <w:sz w:val="22"/>
+          <w:szCs w:val="22"/>
+          <w:highlight w:val="darkRed"/>
+          <w:u w:val="single"/>
+          <w:lang w:val="en-IN"/>
+        </w:rPr>
+        <w:t xml:space="preserve">NOTE                                                                  </w:t>
+      </w:r>
+    </w:p>
+    <w:p>
+      <w:pPr>
+        <w:keepNext w:val="0"/>
+        <w:keepLines w:val="0"/>
+        <w:widowControl/>
+        <w:numPr>
+          <w:ilvl w:val="1"/>
+          <w:numId w:val="11"/>
+        </w:numPr>
+        <w:suppressLineNumbers w:val="0"/>
+        <w:spacing w:before="0" w:beforeAutospacing="0" w:after="0" w:afterAutospacing="0" w:line="360" w:lineRule="auto"/>
+        <w:ind w:left="840" w:leftChars="0" w:right="0" w:hanging="420" w:firstLineChars="0"/>
+        <w:jc w:val="left"/>
+        <w:rPr>
+          <w:rFonts w:hint="default" w:ascii="Bodoni MT" w:hAnsi="Bodoni MT" w:eastAsia="等线" w:cs="Bodoni MT"/>
+          <w:sz w:val="22"/>
+          <w:szCs w:val="22"/>
+        </w:rPr>
+      </w:pPr>
+      <w:r>
+        <w:rPr>
+          <w:rFonts w:hint="default" w:ascii="Bodoni MT" w:hAnsi="Bodoni MT" w:eastAsia="等线" w:cs="Bodoni MT"/>
+          <w:b/>
+          <w:bCs/>
+          <w:sz w:val="22"/>
+          <w:szCs w:val="22"/>
+          <w:lang w:val="en-IN"/>
+        </w:rPr>
+        <w:t>DiscoveryClient</w:t>
+      </w:r>
+      <w:r>
+        <w:rPr>
+          <w:rFonts w:hint="default" w:ascii="Bodoni MT" w:hAnsi="Bodoni MT" w:eastAsia="等线" w:cs="Bodoni MT"/>
+          <w:b w:val="0"/>
+          <w:bCs w:val="0"/>
+          <w:sz w:val="22"/>
+          <w:szCs w:val="22"/>
+          <w:lang w:val="en-IN"/>
+        </w:rPr>
+        <w:t xml:space="preserve"> is the main interface of </w:t>
+      </w:r>
+      <w:r>
+        <w:rPr>
+          <w:rFonts w:hint="default" w:ascii="Bodoni MT" w:hAnsi="Bodoni MT" w:eastAsia="等线" w:cs="Bodoni MT"/>
+          <w:b w:val="0"/>
+          <w:bCs w:val="0"/>
+          <w:i/>
+          <w:iCs/>
+          <w:sz w:val="22"/>
+          <w:szCs w:val="22"/>
+          <w:lang w:val="en-IN"/>
+        </w:rPr>
+        <w:t>Spring Cloud</w:t>
+      </w:r>
+      <w:r>
+        <w:rPr>
+          <w:rFonts w:hint="default" w:ascii="Bodoni MT" w:hAnsi="Bodoni MT" w:eastAsia="等线" w:cs="Bodoni MT"/>
+          <w:b w:val="0"/>
+          <w:bCs w:val="0"/>
+          <w:i w:val="0"/>
+          <w:iCs w:val="0"/>
+          <w:sz w:val="22"/>
+          <w:szCs w:val="22"/>
+          <w:lang w:val="en-IN"/>
+        </w:rPr>
+        <w:t xml:space="preserve"> or you can say the rule book.</w:t>
+      </w:r>
+    </w:p>
+    <w:p>
+      <w:pPr>
+        <w:keepNext w:val="0"/>
+        <w:keepLines w:val="0"/>
+        <w:widowControl/>
+        <w:numPr>
+          <w:ilvl w:val="1"/>
+          <w:numId w:val="11"/>
+        </w:numPr>
+        <w:suppressLineNumbers w:val="0"/>
+        <w:spacing w:before="0" w:beforeAutospacing="0" w:after="0" w:afterAutospacing="0" w:line="360" w:lineRule="auto"/>
+        <w:ind w:left="840" w:leftChars="0" w:right="0" w:hanging="420" w:firstLineChars="0"/>
+        <w:jc w:val="left"/>
+        <w:rPr>
+          <w:rFonts w:hint="default" w:ascii="Bodoni MT" w:hAnsi="Bodoni MT" w:eastAsia="等线" w:cs="Bodoni MT"/>
+          <w:sz w:val="22"/>
+          <w:szCs w:val="22"/>
+        </w:rPr>
+      </w:pPr>
+      <w:r>
+        <w:rPr>
+          <w:rFonts w:hint="default" w:ascii="Bodoni MT" w:hAnsi="Bodoni MT" w:eastAsia="等线" w:cs="Bodoni MT"/>
+          <w:sz w:val="22"/>
+          <w:szCs w:val="22"/>
+          <w:lang w:val="en-IN"/>
+        </w:rPr>
+        <w:t xml:space="preserve">This has to be implemented by any </w:t>
+      </w:r>
+      <w:r>
+        <w:rPr>
+          <w:rFonts w:hint="default" w:ascii="Bodoni MT" w:hAnsi="Bodoni MT" w:eastAsia="等线" w:cs="Bodoni MT"/>
+          <w:i/>
+          <w:iCs/>
+          <w:sz w:val="22"/>
+          <w:szCs w:val="22"/>
+          <w:lang w:val="en-IN"/>
+        </w:rPr>
+        <w:t>service registry</w:t>
+      </w:r>
+      <w:r>
+        <w:rPr>
+          <w:rFonts w:hint="default" w:ascii="Bodoni MT" w:hAnsi="Bodoni MT" w:eastAsia="等线" w:cs="Bodoni MT"/>
+          <w:i w:val="0"/>
+          <w:iCs w:val="0"/>
+          <w:sz w:val="22"/>
+          <w:szCs w:val="22"/>
+          <w:lang w:val="en-IN"/>
+        </w:rPr>
+        <w:t xml:space="preserve"> provider like </w:t>
+      </w:r>
+      <w:r>
+        <w:rPr>
+          <w:rFonts w:hint="default" w:ascii="Bodoni MT" w:hAnsi="Bodoni MT" w:eastAsia="等线" w:cs="Bodoni MT"/>
+          <w:i/>
+          <w:iCs/>
+          <w:sz w:val="22"/>
+          <w:szCs w:val="22"/>
+          <w:lang w:val="en-IN"/>
+        </w:rPr>
+        <w:t>Netflix Eureka, Consul, or Zookeeper</w:t>
+      </w:r>
+      <w:r>
+        <w:rPr>
+          <w:rFonts w:hint="default" w:ascii="Bodoni MT" w:hAnsi="Bodoni MT" w:eastAsia="等线" w:cs="Bodoni MT"/>
+          <w:i w:val="0"/>
+          <w:iCs w:val="0"/>
+          <w:sz w:val="22"/>
+          <w:szCs w:val="22"/>
+          <w:lang w:val="en-IN"/>
+        </w:rPr>
+        <w:t xml:space="preserve"> ..etc.</w:t>
+      </w:r>
+      <w:r>
+        <w:rPr>
+          <w:rFonts w:hint="default" w:ascii="Bodoni MT" w:hAnsi="Bodoni MT" w:eastAsia="等线" w:cs="Bodoni MT"/>
+          <w:i w:val="0"/>
+          <w:iCs w:val="0"/>
+          <w:sz w:val="22"/>
+          <w:szCs w:val="22"/>
+          <w:lang w:val="en-IN"/>
+        </w:rPr>
+        <w:br w:type="textWrapping"/>
+      </w:r>
+      <w:r>
+        <w:rPr>
+          <w:rFonts w:hint="default" w:ascii="Bodoni MT" w:hAnsi="Bodoni MT" w:eastAsia="等线" w:cs="Bodoni MT"/>
+          <w:i w:val="0"/>
+          <w:iCs w:val="0"/>
+          <w:sz w:val="22"/>
+          <w:szCs w:val="22"/>
+          <w:lang w:val="en-IN"/>
+        </w:rPr>
+        <w:t xml:space="preserve">For example, Netflix Eureka implementation is: </w:t>
+      </w:r>
+      <w:r>
+        <w:rPr>
+          <w:rFonts w:hint="default" w:ascii="Bodoni MT" w:hAnsi="Bodoni MT" w:eastAsia="等线" w:cs="Bodoni MT"/>
+          <w:b/>
+          <w:bCs/>
+          <w:i w:val="0"/>
+          <w:iCs w:val="0"/>
+          <w:sz w:val="22"/>
+          <w:szCs w:val="22"/>
+          <w:lang w:val="en-IN"/>
+        </w:rPr>
+        <w:t>EurekaDiscoveryClient</w:t>
+      </w:r>
+      <w:r>
+        <w:rPr>
+          <w:rFonts w:hint="default" w:ascii="Bodoni MT" w:hAnsi="Bodoni MT" w:eastAsia="等线" w:cs="Bodoni MT"/>
+          <w:b w:val="0"/>
+          <w:bCs w:val="0"/>
+          <w:i w:val="0"/>
+          <w:iCs w:val="0"/>
+          <w:sz w:val="22"/>
+          <w:szCs w:val="22"/>
+          <w:lang w:val="en-IN"/>
+        </w:rPr>
+        <w:t xml:space="preserve">  </w:t>
+      </w:r>
+    </w:p>
+    <w:p>
+      <w:pPr>
+        <w:keepNext w:val="0"/>
+        <w:keepLines w:val="0"/>
+        <w:widowControl/>
+        <w:numPr>
+          <w:ilvl w:val="1"/>
+          <w:numId w:val="11"/>
+        </w:numPr>
+        <w:suppressLineNumbers w:val="0"/>
+        <w:spacing w:before="0" w:beforeAutospacing="0" w:after="0" w:afterAutospacing="0" w:line="360" w:lineRule="auto"/>
+        <w:ind w:left="840" w:leftChars="0" w:right="0" w:hanging="420" w:firstLineChars="0"/>
+        <w:jc w:val="left"/>
+        <w:rPr>
+          <w:rFonts w:hint="default" w:ascii="Bodoni MT" w:hAnsi="Bodoni MT" w:eastAsia="等线" w:cs="Bodoni MT"/>
+          <w:sz w:val="22"/>
+          <w:szCs w:val="22"/>
+        </w:rPr>
+      </w:pPr>
+      <w:r>
+        <w:rPr>
+          <w:rFonts w:hint="default" w:ascii="Bodoni MT" w:hAnsi="Bodoni MT" w:eastAsia="等线" w:cs="Bodoni MT"/>
+          <w:i w:val="0"/>
+          <w:iCs w:val="0"/>
+          <w:color w:val="C00000"/>
+          <w:sz w:val="22"/>
+          <w:szCs w:val="22"/>
+          <w:lang w:val="en-IN"/>
+        </w:rPr>
+        <w:t>Spring Cloud doesn’t provide its own service registry implementation</w:t>
+      </w:r>
+      <w:r>
+        <w:rPr>
+          <w:rFonts w:hint="default" w:ascii="Bodoni MT" w:hAnsi="Bodoni MT" w:eastAsia="等线" w:cs="Bodoni MT"/>
+          <w:i w:val="0"/>
+          <w:iCs w:val="0"/>
+          <w:sz w:val="22"/>
+          <w:szCs w:val="22"/>
+          <w:lang w:val="en-IN"/>
+        </w:rPr>
+        <w:t xml:space="preserve">, </w:t>
+      </w:r>
+      <w:r>
+        <w:rPr>
+          <w:rFonts w:hint="default" w:ascii="Bodoni MT" w:hAnsi="Bodoni MT" w:eastAsia="等线" w:cs="Bodoni MT"/>
+          <w:i w:val="0"/>
+          <w:iCs w:val="0"/>
+          <w:sz w:val="22"/>
+          <w:szCs w:val="22"/>
+          <w:lang w:val="en-IN"/>
+        </w:rPr>
+        <w:br w:type="textWrapping"/>
+      </w:r>
+      <w:r>
+        <w:rPr>
+          <w:rFonts w:hint="default" w:ascii="Bodoni MT" w:hAnsi="Bodoni MT" w:eastAsia="等线" w:cs="Bodoni MT"/>
+          <w:i w:val="0"/>
+          <w:iCs w:val="0"/>
+          <w:sz w:val="22"/>
+          <w:szCs w:val="22"/>
+          <w:lang w:val="en-IN"/>
+        </w:rPr>
+        <w:t>Instead, it integrates with external registries like Netflix Eureka, Consul, or Zookeeper.</w:t>
+      </w:r>
+      <w:r>
+        <w:rPr>
+          <w:rFonts w:hint="default" w:ascii="Bodoni MT" w:hAnsi="Bodoni MT" w:eastAsia="等线" w:cs="Bodoni MT"/>
+          <w:i w:val="0"/>
+          <w:iCs w:val="0"/>
+          <w:sz w:val="22"/>
+          <w:szCs w:val="22"/>
+          <w:lang w:val="en-IN"/>
+        </w:rPr>
+        <w:br w:type="textWrapping"/>
+      </w:r>
+      <w:r>
+        <w:rPr>
+          <w:rFonts w:hint="default" w:ascii="Bodoni MT" w:hAnsi="Bodoni MT" w:eastAsia="等线" w:cs="Bodoni MT"/>
+          <w:i w:val="0"/>
+          <w:iCs w:val="0"/>
+          <w:sz w:val="22"/>
+          <w:szCs w:val="22"/>
+          <w:lang w:val="en-IN"/>
+        </w:rPr>
+        <w:t>For example, Spring Cloud Netflix provides auto-configuration and client libraries that allow Spring Boot microservices to register with a Eureka server and discover other services dynamically.</w:t>
+      </w:r>
+    </w:p>
+    <w:p>
+      <w:pPr>
+        <w:keepNext w:val="0"/>
+        <w:keepLines w:val="0"/>
+        <w:widowControl/>
+        <w:numPr>
+          <w:ilvl w:val="1"/>
+          <w:numId w:val="11"/>
+        </w:numPr>
+        <w:suppressLineNumbers w:val="0"/>
+        <w:spacing w:before="0" w:beforeAutospacing="0" w:after="0" w:afterAutospacing="0" w:line="360" w:lineRule="auto"/>
+        <w:ind w:left="840" w:leftChars="0" w:right="0" w:hanging="420" w:firstLineChars="0"/>
+        <w:jc w:val="left"/>
+        <w:rPr>
+          <w:rFonts w:hint="default" w:ascii="Bodoni MT" w:hAnsi="Bodoni MT" w:eastAsia="等线" w:cs="Bodoni MT"/>
+          <w:sz w:val="22"/>
+          <w:szCs w:val="22"/>
+        </w:rPr>
+      </w:pPr>
+      <w:r>
+        <w:rPr>
+          <w:rFonts w:hint="default" w:ascii="Bodoni MT" w:hAnsi="Bodoni MT" w:eastAsia="等线" w:cs="Bodoni MT"/>
+          <w:sz w:val="22"/>
+          <w:szCs w:val="22"/>
+          <w:lang w:val="en-IN"/>
+        </w:rPr>
+        <w:t xml:space="preserve">Netflix Eureka server is implemented in Java and usually runs as a Spring Boot application. </w:t>
+      </w:r>
+      <w:r>
+        <w:rPr>
+          <w:rFonts w:hint="default" w:ascii="Bodoni MT" w:hAnsi="Bodoni MT" w:eastAsia="等线" w:cs="Bodoni MT"/>
+          <w:sz w:val="22"/>
+          <w:szCs w:val="22"/>
+          <w:lang w:val="en-IN"/>
+        </w:rPr>
+        <w:br w:type="textWrapping"/>
+      </w:r>
+      <w:r>
+        <w:rPr>
+          <w:rFonts w:hint="default" w:ascii="Bodoni MT" w:hAnsi="Bodoni MT" w:eastAsia="等线" w:cs="Bodoni MT"/>
+          <w:sz w:val="22"/>
+          <w:szCs w:val="22"/>
+          <w:lang w:val="en-IN"/>
+        </w:rPr>
+        <w:t xml:space="preserve">Services written in other languages such as Node.js can still participate in service discovery by using Eureka client libraries like eureka-js-client (npm module) but </w:t>
+      </w:r>
+      <w:r>
+        <w:rPr>
+          <w:rFonts w:hint="default" w:ascii="Bodoni MT" w:hAnsi="Bodoni MT" w:eastAsia="等线" w:cs="Bodoni MT"/>
+          <w:color w:val="C00000"/>
+          <w:sz w:val="22"/>
+          <w:szCs w:val="22"/>
+          <w:lang w:val="en-IN"/>
+        </w:rPr>
+        <w:t>the server itself typically runs on the JVM</w:t>
+      </w:r>
+      <w:r>
+        <w:rPr>
+          <w:rFonts w:hint="default" w:ascii="Bodoni MT" w:hAnsi="Bodoni MT" w:eastAsia="等线" w:cs="Bodoni MT"/>
+          <w:sz w:val="22"/>
+          <w:szCs w:val="22"/>
+          <w:lang w:val="en-IN"/>
+        </w:rPr>
+        <w:t>.</w:t>
+      </w:r>
+    </w:p>
+    <w:p>
+      <w:pPr>
+        <w:keepNext w:val="0"/>
+        <w:keepLines w:val="0"/>
+        <w:widowControl/>
+        <w:numPr>
+          <w:ilvl w:val="1"/>
+          <w:numId w:val="11"/>
+        </w:numPr>
+        <w:suppressLineNumbers w:val="0"/>
+        <w:spacing w:before="0" w:beforeAutospacing="0" w:after="0" w:afterAutospacing="0" w:line="360" w:lineRule="auto"/>
+        <w:ind w:left="840" w:leftChars="0" w:right="0" w:hanging="420" w:firstLineChars="0"/>
+        <w:jc w:val="left"/>
+        <w:rPr>
+          <w:rFonts w:hint="default" w:ascii="Bodoni MT" w:hAnsi="Bodoni MT" w:eastAsia="等线" w:cs="Bodoni MT"/>
+          <w:sz w:val="22"/>
+          <w:szCs w:val="22"/>
+        </w:rPr>
+      </w:pPr>
+      <w:r>
+        <w:rPr>
+          <w:rFonts w:hint="default" w:ascii="Bodoni MT" w:hAnsi="Bodoni MT" w:eastAsia="等线" w:cs="Bodoni MT"/>
+          <w:sz w:val="22"/>
+          <w:szCs w:val="22"/>
+          <w:lang w:val="en-IN"/>
+        </w:rPr>
+        <w:t xml:space="preserve">The Eureka clients get the IP and Port of the required service from the Eureka Server and </w:t>
+      </w:r>
+      <w:r>
+        <w:rPr>
+          <w:rFonts w:hint="default" w:ascii="Bodoni MT" w:hAnsi="Bodoni MT" w:eastAsia="等线" w:cs="Bodoni MT"/>
+          <w:color w:val="C00000"/>
+          <w:sz w:val="22"/>
+          <w:szCs w:val="22"/>
+          <w:highlight w:val="none"/>
+          <w:lang w:val="en-IN"/>
+        </w:rPr>
+        <w:t xml:space="preserve">trigger the request using </w:t>
+      </w:r>
+      <w:r>
+        <w:rPr>
+          <w:rFonts w:hint="default" w:ascii="Bodoni MT" w:hAnsi="Bodoni MT" w:eastAsia="等线" w:cs="Bodoni MT"/>
+          <w:b/>
+          <w:bCs/>
+          <w:color w:val="C00000"/>
+          <w:sz w:val="22"/>
+          <w:szCs w:val="22"/>
+          <w:highlight w:val="none"/>
+          <w:lang w:val="en-IN"/>
+        </w:rPr>
+        <w:t>RestClient</w:t>
+      </w:r>
+      <w:r>
+        <w:rPr>
+          <w:rFonts w:hint="default" w:ascii="Bodoni MT" w:hAnsi="Bodoni MT" w:eastAsia="等线" w:cs="Bodoni MT"/>
+          <w:b w:val="0"/>
+          <w:bCs w:val="0"/>
+          <w:sz w:val="22"/>
+          <w:szCs w:val="22"/>
+          <w:lang w:val="en-IN"/>
+        </w:rPr>
+        <w:t xml:space="preserve"> (in case of Spring Boot applications).</w:t>
+      </w:r>
+    </w:p>
+    <w:p>
+      <w:pPr>
+        <w:keepNext w:val="0"/>
+        <w:keepLines w:val="0"/>
+        <w:widowControl/>
+        <w:numPr>
+          <w:ilvl w:val="1"/>
+          <w:numId w:val="11"/>
+        </w:numPr>
+        <w:suppressLineNumbers w:val="0"/>
+        <w:spacing w:before="0" w:beforeAutospacing="0" w:after="0" w:afterAutospacing="0" w:line="360" w:lineRule="auto"/>
+        <w:ind w:left="840" w:leftChars="0" w:right="0" w:hanging="420" w:firstLineChars="0"/>
+        <w:jc w:val="left"/>
+        <w:rPr>
+          <w:rFonts w:hint="default" w:ascii="Bodoni MT" w:hAnsi="Bodoni MT" w:eastAsia="等线" w:cs="Bodoni MT"/>
+          <w:sz w:val="22"/>
+          <w:szCs w:val="22"/>
+        </w:rPr>
+      </w:pPr>
+      <w:r>
+        <w:rPr>
+          <w:rFonts w:hint="default" w:ascii="Bodoni MT" w:hAnsi="Bodoni MT" w:eastAsia="等线" w:cs="Bodoni MT"/>
+          <w:sz w:val="22"/>
+          <w:szCs w:val="22"/>
+          <w:lang w:val="en-IN"/>
+        </w:rPr>
+        <w:t>F</w:t>
+      </w:r>
+    </w:p>
+    <w:p>
+      <w:pPr>
+        <w:keepNext w:val="0"/>
+        <w:keepLines w:val="0"/>
+        <w:widowControl/>
+        <w:numPr>
+          <w:ilvl w:val="1"/>
+          <w:numId w:val="11"/>
+        </w:numPr>
+        <w:suppressLineNumbers w:val="0"/>
+        <w:spacing w:before="0" w:beforeAutospacing="0" w:after="0" w:afterAutospacing="0" w:line="360" w:lineRule="auto"/>
+        <w:ind w:left="840" w:leftChars="0" w:right="0" w:hanging="420" w:firstLineChars="0"/>
+        <w:jc w:val="left"/>
+        <w:rPr>
+          <w:rFonts w:hint="default" w:ascii="Bodoni MT" w:hAnsi="Bodoni MT" w:eastAsia="等线" w:cs="Bodoni MT"/>
+          <w:sz w:val="22"/>
+          <w:szCs w:val="22"/>
+        </w:rPr>
+      </w:pPr>
+      <w:r>
+        <w:rPr>
+          <w:rFonts w:hint="default" w:ascii="Bodoni MT" w:hAnsi="Bodoni MT" w:eastAsia="等线" w:cs="Bodoni MT"/>
+          <w:sz w:val="22"/>
+          <w:szCs w:val="22"/>
+          <w:lang w:val="en-IN"/>
+        </w:rPr>
+        <w:t>F</w:t>
+      </w:r>
+    </w:p>
+    <w:p>
+      <w:pPr>
+        <w:keepNext w:val="0"/>
+        <w:keepLines w:val="0"/>
+        <w:widowControl/>
+        <w:numPr>
+          <w:ilvl w:val="1"/>
+          <w:numId w:val="11"/>
+        </w:numPr>
+        <w:suppressLineNumbers w:val="0"/>
+        <w:spacing w:before="0" w:beforeAutospacing="0" w:after="0" w:afterAutospacing="0" w:line="360" w:lineRule="auto"/>
+        <w:ind w:left="840" w:leftChars="0" w:right="0" w:hanging="420" w:firstLineChars="0"/>
+        <w:jc w:val="left"/>
+        <w:rPr>
+          <w:rFonts w:hint="default" w:ascii="Bodoni MT" w:hAnsi="Bodoni MT" w:eastAsia="等线" w:cs="Bodoni MT"/>
+          <w:sz w:val="22"/>
+          <w:szCs w:val="22"/>
+        </w:rPr>
+      </w:pPr>
+      <w:r>
+        <w:rPr>
+          <w:rFonts w:hint="default" w:ascii="Bodoni MT" w:hAnsi="Bodoni MT" w:eastAsia="等线" w:cs="Bodoni MT"/>
+          <w:sz w:val="22"/>
+          <w:szCs w:val="22"/>
+          <w:lang w:val="en-IN"/>
+        </w:rPr>
+        <w:t>F</w:t>
+      </w:r>
+    </w:p>
+    <w:p>
+      <w:pPr>
+        <w:keepNext w:val="0"/>
+        <w:keepLines w:val="0"/>
+        <w:widowControl/>
+        <w:numPr>
+          <w:ilvl w:val="1"/>
+          <w:numId w:val="11"/>
+        </w:numPr>
+        <w:suppressLineNumbers w:val="0"/>
+        <w:spacing w:before="0" w:beforeAutospacing="0" w:after="0" w:afterAutospacing="0" w:line="360" w:lineRule="auto"/>
+        <w:ind w:left="840" w:leftChars="0" w:right="0" w:hanging="420" w:firstLineChars="0"/>
+        <w:jc w:val="left"/>
+        <w:rPr>
+          <w:rFonts w:hint="default" w:ascii="Bodoni MT" w:hAnsi="Bodoni MT" w:eastAsia="等线" w:cs="Bodoni MT"/>
+          <w:sz w:val="22"/>
+          <w:szCs w:val="22"/>
+        </w:rPr>
+      </w:pPr>
+    </w:p>
+    <w:p>
+      <w:pPr>
+        <w:keepNext w:val="0"/>
+        <w:keepLines w:val="0"/>
+        <w:widowControl/>
+        <w:numPr>
+          <w:ilvl w:val="1"/>
+          <w:numId w:val="11"/>
+        </w:numPr>
+        <w:suppressLineNumbers w:val="0"/>
+        <w:spacing w:before="0" w:beforeAutospacing="0" w:after="0" w:afterAutospacing="0" w:line="360" w:lineRule="auto"/>
+        <w:ind w:left="840" w:leftChars="0" w:right="0" w:hanging="420" w:firstLineChars="0"/>
+        <w:jc w:val="left"/>
+        <w:rPr>
+          <w:rFonts w:hint="default" w:ascii="Bodoni MT" w:hAnsi="Bodoni MT" w:eastAsia="等线" w:cs="Bodoni MT"/>
+          <w:color w:val="FFC000"/>
+          <w:sz w:val="22"/>
+          <w:szCs w:val="22"/>
+          <w:highlight w:val="darkRed"/>
+          <w:u w:val="single"/>
+        </w:rPr>
+      </w:pPr>
+      <w:r>
+        <w:rPr>
+          <w:rFonts w:hint="default" w:ascii="Bodoni MT" w:hAnsi="Bodoni MT" w:eastAsia="等线" w:cs="Bodoni MT"/>
+          <w:color w:val="FFC000"/>
+          <w:sz w:val="22"/>
+          <w:szCs w:val="22"/>
+          <w:highlight w:val="darkRed"/>
+          <w:u w:val="single"/>
+          <w:lang w:val="en-IN"/>
+        </w:rPr>
+        <w:t xml:space="preserve">                                                                    </w:t>
+      </w:r>
+    </w:p>
+    <w:p>
+      <w:pPr>
+        <w:keepNext w:val="0"/>
+        <w:keepLines w:val="0"/>
+        <w:widowControl/>
+        <w:numPr>
+          <w:ilvl w:val="0"/>
+          <w:numId w:val="11"/>
+        </w:numPr>
+        <w:suppressLineNumbers w:val="0"/>
+        <w:spacing w:before="0" w:beforeAutospacing="0" w:after="0" w:afterAutospacing="0" w:line="360" w:lineRule="auto"/>
+        <w:ind w:left="420" w:leftChars="0" w:right="0" w:hanging="420" w:firstLineChars="0"/>
+        <w:jc w:val="left"/>
+        <w:rPr>
+          <w:rFonts w:hint="default" w:ascii="Bodoni MT" w:hAnsi="Bodoni MT" w:eastAsia="等线" w:cs="Bodoni MT"/>
+          <w:color w:val="auto"/>
+          <w:sz w:val="22"/>
+          <w:szCs w:val="22"/>
+          <w:highlight w:val="none"/>
+          <w:u w:val="single"/>
+        </w:rPr>
+      </w:pPr>
+      <w:r>
+        <w:rPr>
+          <w:rFonts w:hint="default" w:ascii="Bodoni MT" w:hAnsi="Bodoni MT" w:eastAsia="等线" w:cs="Bodoni MT"/>
+          <w:color w:val="auto"/>
+          <w:sz w:val="22"/>
+          <w:szCs w:val="22"/>
+          <w:highlight w:val="none"/>
+          <w:u w:val="single"/>
+          <w:lang w:val="en-IN"/>
+        </w:rPr>
+        <w:t>F</w:t>
+      </w:r>
+    </w:p>
+    <w:p>
+      <w:pPr>
+        <w:keepNext w:val="0"/>
+        <w:keepLines w:val="0"/>
+        <w:widowControl/>
+        <w:numPr>
+          <w:ilvl w:val="0"/>
+          <w:numId w:val="11"/>
+        </w:numPr>
+        <w:suppressLineNumbers w:val="0"/>
+        <w:spacing w:before="0" w:beforeAutospacing="0" w:after="0" w:afterAutospacing="0" w:line="360" w:lineRule="auto"/>
+        <w:ind w:left="420" w:leftChars="0" w:right="0" w:hanging="420" w:firstLineChars="0"/>
+        <w:jc w:val="left"/>
+        <w:rPr>
+          <w:rFonts w:hint="default" w:ascii="Bodoni MT" w:hAnsi="Bodoni MT" w:eastAsia="等线" w:cs="Bodoni MT"/>
+          <w:color w:val="auto"/>
+          <w:sz w:val="22"/>
+          <w:szCs w:val="22"/>
+          <w:highlight w:val="none"/>
+          <w:u w:val="single"/>
+        </w:rPr>
+      </w:pPr>
+      <w:r>
+        <w:rPr>
+          <w:rFonts w:hint="default" w:ascii="Bodoni MT" w:hAnsi="Bodoni MT" w:eastAsia="等线" w:cs="Bodoni MT"/>
+          <w:color w:val="auto"/>
+          <w:sz w:val="22"/>
+          <w:szCs w:val="22"/>
+          <w:highlight w:val="none"/>
+          <w:u w:val="single"/>
+          <w:lang w:val="en-IN"/>
+        </w:rPr>
+        <w:t>F</w:t>
+      </w:r>
+    </w:p>
+    <w:p>
+      <w:pPr>
+        <w:keepNext w:val="0"/>
+        <w:keepLines w:val="0"/>
+        <w:widowControl/>
+        <w:numPr>
+          <w:ilvl w:val="0"/>
+          <w:numId w:val="11"/>
+        </w:numPr>
+        <w:suppressLineNumbers w:val="0"/>
+        <w:spacing w:before="0" w:beforeAutospacing="0" w:after="0" w:afterAutospacing="0" w:line="360" w:lineRule="auto"/>
+        <w:ind w:left="420" w:leftChars="0" w:right="0" w:hanging="420" w:firstLineChars="0"/>
+        <w:jc w:val="left"/>
+        <w:rPr>
+          <w:rFonts w:hint="default" w:ascii="Bodoni MT" w:hAnsi="Bodoni MT" w:eastAsia="等线" w:cs="Bodoni MT"/>
+          <w:color w:val="auto"/>
+          <w:sz w:val="22"/>
+          <w:szCs w:val="22"/>
+          <w:highlight w:val="none"/>
+          <w:u w:val="single"/>
+        </w:rPr>
+      </w:pPr>
+      <w:r>
+        <w:rPr>
+          <w:rFonts w:hint="default" w:ascii="Bodoni MT" w:hAnsi="Bodoni MT" w:eastAsia="等线" w:cs="Bodoni MT"/>
+          <w:color w:val="auto"/>
+          <w:sz w:val="22"/>
+          <w:szCs w:val="22"/>
+          <w:highlight w:val="none"/>
+          <w:u w:val="single"/>
+          <w:lang w:val="en-IN"/>
+        </w:rPr>
+        <w:t>F</w:t>
+      </w:r>
+    </w:p>
+    <w:p>
+      <w:pPr>
+        <w:keepNext w:val="0"/>
+        <w:keepLines w:val="0"/>
+        <w:widowControl/>
+        <w:numPr>
+          <w:ilvl w:val="0"/>
+          <w:numId w:val="11"/>
+        </w:numPr>
+        <w:suppressLineNumbers w:val="0"/>
+        <w:spacing w:before="0" w:beforeAutospacing="0" w:after="0" w:afterAutospacing="0" w:line="360" w:lineRule="auto"/>
+        <w:ind w:left="420" w:leftChars="0" w:right="0" w:hanging="420" w:firstLineChars="0"/>
+        <w:jc w:val="left"/>
+        <w:rPr>
+          <w:rFonts w:hint="default" w:ascii="Bodoni MT" w:hAnsi="Bodoni MT" w:eastAsia="等线" w:cs="Bodoni MT"/>
+          <w:color w:val="auto"/>
+          <w:sz w:val="22"/>
+          <w:szCs w:val="22"/>
+          <w:highlight w:val="none"/>
+          <w:u w:val="single"/>
+        </w:rPr>
+      </w:pPr>
+      <w:r>
+        <w:rPr>
+          <w:rFonts w:hint="default" w:ascii="Bodoni MT" w:hAnsi="Bodoni MT" w:eastAsia="等线" w:cs="Bodoni MT"/>
+          <w:color w:val="auto"/>
+          <w:sz w:val="22"/>
+          <w:szCs w:val="22"/>
+          <w:highlight w:val="none"/>
+          <w:u w:val="single"/>
+          <w:lang w:val="en-IN"/>
+        </w:rPr>
+        <w:t>F</w:t>
+      </w:r>
+    </w:p>
+    <w:p>
+      <w:pPr>
+        <w:keepNext w:val="0"/>
+        <w:keepLines w:val="0"/>
+        <w:widowControl/>
+        <w:numPr>
+          <w:ilvl w:val="0"/>
+          <w:numId w:val="11"/>
+        </w:numPr>
+        <w:suppressLineNumbers w:val="0"/>
+        <w:spacing w:before="0" w:beforeAutospacing="0" w:after="0" w:afterAutospacing="0" w:line="360" w:lineRule="auto"/>
+        <w:ind w:left="420" w:leftChars="0" w:right="0" w:hanging="420" w:firstLineChars="0"/>
+        <w:jc w:val="left"/>
+        <w:rPr>
+          <w:rFonts w:hint="default" w:ascii="Bodoni MT" w:hAnsi="Bodoni MT" w:eastAsia="等线" w:cs="Bodoni MT"/>
+          <w:color w:val="auto"/>
+          <w:sz w:val="22"/>
+          <w:szCs w:val="22"/>
+          <w:highlight w:val="none"/>
+          <w:u w:val="single"/>
+        </w:rPr>
+      </w:pPr>
+      <w:r>
+        <w:rPr>
+          <w:rFonts w:hint="default" w:ascii="Bodoni MT" w:hAnsi="Bodoni MT" w:eastAsia="等线" w:cs="Bodoni MT"/>
+          <w:color w:val="auto"/>
+          <w:sz w:val="22"/>
+          <w:szCs w:val="22"/>
+          <w:highlight w:val="none"/>
+          <w:u w:val="single"/>
+          <w:lang w:val="en-IN"/>
+        </w:rPr>
+        <w:t>F</w:t>
+      </w:r>
+    </w:p>
+    <w:p>
+      <w:pPr>
+        <w:keepNext w:val="0"/>
+        <w:keepLines w:val="0"/>
+        <w:widowControl/>
+        <w:numPr>
+          <w:ilvl w:val="0"/>
+          <w:numId w:val="11"/>
+        </w:numPr>
+        <w:suppressLineNumbers w:val="0"/>
+        <w:spacing w:before="0" w:beforeAutospacing="0" w:after="0" w:afterAutospacing="0" w:line="360" w:lineRule="auto"/>
+        <w:ind w:left="420" w:leftChars="0" w:right="0" w:hanging="420" w:firstLineChars="0"/>
+        <w:jc w:val="left"/>
+        <w:rPr>
+          <w:rFonts w:hint="default" w:ascii="Bodoni MT" w:hAnsi="Bodoni MT" w:eastAsia="等线" w:cs="Bodoni MT"/>
+          <w:color w:val="auto"/>
+          <w:sz w:val="22"/>
+          <w:szCs w:val="22"/>
+          <w:highlight w:val="none"/>
+          <w:u w:val="single"/>
+        </w:rPr>
+      </w:pPr>
+    </w:p>
+    <w:p>
+      <w:pPr>
         <w:rPr>
           <w:rFonts w:hint="default" w:ascii="Bodoni MT" w:hAnsi="Bodoni MT" w:eastAsia="等线" w:cs="Bodoni MT"/>
           <w:sz w:val="22"/>
@@ -2655,6 +3442,73 @@
         <w:jc w:val="left"/>
         <w:rPr>
           <w:rFonts w:hint="default" w:ascii="Bodoni MT" w:hAnsi="Bodoni MT" w:eastAsia="等线" w:cs="Bodoni MT"/>
+          <w:sz w:val="22"/>
+          <w:szCs w:val="22"/>
+        </w:rPr>
+      </w:pPr>
+      <w:r>
+        <w:rPr>
+          <w:rFonts w:hint="default" w:ascii="Bodoni MT" w:hAnsi="Bodoni MT" w:cs="Bodoni MT"/>
+        </w:rPr>
+        <w:drawing>
+          <wp:inline distT="0" distB="0" distL="114300" distR="114300">
+            <wp:extent cx="5805170" cy="1600200"/>
+            <wp:effectExtent l="0" t="0" r="11430" b="0"/>
+            <wp:docPr id="24" name="Picture 24"/>
+            <wp:cNvGraphicFramePr>
+              <a:graphicFrameLocks xmlns:a="http://schemas.openxmlformats.org/drawingml/2006/main" noChangeAspect="1"/>
+            </wp:cNvGraphicFramePr>
+            <a:graphic xmlns:a="http://schemas.openxmlformats.org/drawingml/2006/main">
+              <a:graphicData uri="http://schemas.openxmlformats.org/drawingml/2006/picture">
+                <pic:pic xmlns:pic="http://schemas.openxmlformats.org/drawingml/2006/picture">
+                  <pic:nvPicPr>
+                    <pic:cNvPr id="24" name="Picture 24"/>
+                    <pic:cNvPicPr>
+                      <a:picLocks noChangeAspect="1"/>
+                    </pic:cNvPicPr>
+                  </pic:nvPicPr>
+                  <pic:blipFill>
+                    <a:blip r:embed="rId13"/>
+                    <a:srcRect l="1193" t="4175" r="1314" b="7157"/>
+                    <a:stretch>
+                      <a:fillRect/>
+                    </a:stretch>
+                  </pic:blipFill>
+                  <pic:spPr>
+                    <a:xfrm>
+                      <a:off x="0" y="0"/>
+                      <a:ext cx="5805170" cy="1600200"/>
+                    </a:xfrm>
+                    <a:prstGeom prst="rect">
+                      <a:avLst/>
+                    </a:prstGeom>
+                    <a:noFill/>
+                    <a:ln>
+                      <a:noFill/>
+                    </a:ln>
+                  </pic:spPr>
+                </pic:pic>
+              </a:graphicData>
+            </a:graphic>
+          </wp:inline>
+        </w:drawing>
+      </w:r>
+    </w:p>
+    <w:p>
+      <w:pPr>
+        <w:keepNext w:val="0"/>
+        <w:keepLines w:val="0"/>
+        <w:widowControl/>
+        <w:numPr>
+          <w:ilvl w:val="1"/>
+          <w:numId w:val="11"/>
+        </w:numPr>
+        <w:suppressLineNumbers w:val="0"/>
+        <w:spacing w:before="0" w:beforeAutospacing="0" w:after="0" w:afterAutospacing="0" w:line="360" w:lineRule="auto"/>
+        <w:ind w:left="840" w:leftChars="0" w:right="0" w:hanging="420" w:firstLineChars="0"/>
+        <w:jc w:val="left"/>
+        <w:rPr>
+          <w:rFonts w:hint="default" w:ascii="Bodoni MT" w:hAnsi="Bodoni MT" w:eastAsia="等线" w:cs="Bodoni MT"/>
           <w:color w:val="002060"/>
           <w:sz w:val="22"/>
           <w:szCs w:val="22"/>
@@ -2774,7 +3628,7 @@
                     </pic:cNvPicPr>
                   </pic:nvPicPr>
                   <pic:blipFill>
-                    <a:blip r:embed="rId13"/>
+                    <a:blip r:embed="rId14"/>
                     <a:stretch>
                       <a:fillRect/>
                     </a:stretch>
@@ -2904,7 +3758,7 @@
                     </pic:cNvPicPr>
                   </pic:nvPicPr>
                   <pic:blipFill>
-                    <a:blip r:embed="rId14"/>
+                    <a:blip r:embed="rId15"/>
                     <a:stretch>
                       <a:fillRect/>
                     </a:stretch>
@@ -3232,7 +4086,7 @@
                     </pic:cNvPicPr>
                   </pic:nvPicPr>
                   <pic:blipFill>
-                    <a:blip r:embed="rId15"/>
+                    <a:blip r:embed="rId16"/>
                     <a:srcRect t="4305" r="707" b="861"/>
                     <a:stretch>
                       <a:fillRect/>
@@ -3326,7 +4180,7 @@
                     </pic:cNvPicPr>
                   </pic:nvPicPr>
                   <pic:blipFill>
-                    <a:blip r:embed="rId16"/>
+                    <a:blip r:embed="rId17"/>
                     <a:stretch>
                       <a:fillRect/>
                     </a:stretch>
@@ -3460,6 +4314,7 @@
         <w:jc w:val="left"/>
         <w:rPr>
           <w:rFonts w:hint="default" w:ascii="Bodoni MT" w:hAnsi="Bodoni MT" w:eastAsia="等线" w:cs="Bodoni MT"/>
+          <w:color w:val="auto"/>
           <w:sz w:val="22"/>
           <w:szCs w:val="22"/>
         </w:rPr>
@@ -3505,20 +4360,68 @@
       <w:r>
         <w:rPr>
           <w:rFonts w:hint="default" w:ascii="Bodoni MT" w:hAnsi="Bodoni MT" w:eastAsia="等线" w:cs="Bodoni MT"/>
-          <w:sz w:val="22"/>
-          <w:szCs w:val="22"/>
-          <w:lang w:val="en-IN"/>
-        </w:rPr>
-        <w:t>”</w:t>
-      </w:r>
-      <w:r>
-        <w:rPr>
-          <w:rFonts w:hint="default" w:ascii="Bodoni MT" w:hAnsi="Bodoni MT" w:eastAsia="等线" w:cs="Bodoni MT"/>
-          <w:sz w:val="22"/>
-          <w:szCs w:val="22"/>
-          <w:lang w:val="en-IN"/>
-        </w:rPr>
-        <w:t>spring-cloud-starter-gateway-server-webmvc”  ----  “spring-cloud-gateway-server-webmvc”  ----  “spring-cloud-loadbalancer”  ----  .</w:t>
+          <w:color w:val="C00000"/>
+          <w:sz w:val="22"/>
+          <w:szCs w:val="22"/>
+          <w:shd w:val="clear" w:color="FFFFFF" w:fill="D9D9D9"/>
+          <w:lang w:val="en-IN"/>
+        </w:rPr>
+        <w:t xml:space="preserve">”spring-cloud-starter-gateway-server-webmvc”  </w:t>
+      </w:r>
+      <w:r>
+        <w:rPr>
+          <w:rFonts w:hint="default" w:ascii="Bodoni MT" w:hAnsi="Bodoni MT" w:eastAsia="等线" w:cs="Bodoni MT"/>
+          <w:color w:val="auto"/>
+          <w:sz w:val="22"/>
+          <w:szCs w:val="22"/>
+          <w:shd w:val="clear" w:color="FFFFFF" w:fill="D9D9D9"/>
+          <w:lang w:val="en-IN"/>
+        </w:rPr>
+        <w:t>----</w:t>
+      </w:r>
+      <w:r>
+        <w:rPr>
+          <w:rFonts w:hint="default" w:ascii="Bodoni MT" w:hAnsi="Bodoni MT" w:eastAsia="等线" w:cs="Bodoni MT"/>
+          <w:color w:val="C00000"/>
+          <w:sz w:val="22"/>
+          <w:szCs w:val="22"/>
+          <w:shd w:val="clear" w:color="FFFFFF" w:fill="D9D9D9"/>
+          <w:lang w:val="en-IN"/>
+        </w:rPr>
+        <w:t xml:space="preserve">  “spring-cloud-gateway-server-webmvc”  </w:t>
+      </w:r>
+      <w:r>
+        <w:rPr>
+          <w:rFonts w:hint="default" w:ascii="Bodoni MT" w:hAnsi="Bodoni MT" w:eastAsia="等线" w:cs="Bodoni MT"/>
+          <w:color w:val="auto"/>
+          <w:sz w:val="22"/>
+          <w:szCs w:val="22"/>
+          <w:shd w:val="clear" w:color="FFFFFF" w:fill="D9D9D9"/>
+          <w:lang w:val="en-IN"/>
+        </w:rPr>
+        <w:t>----</w:t>
+      </w:r>
+      <w:r>
+        <w:rPr>
+          <w:rFonts w:hint="default" w:ascii="Bodoni MT" w:hAnsi="Bodoni MT" w:eastAsia="等线" w:cs="Bodoni MT"/>
+          <w:color w:val="C00000"/>
+          <w:sz w:val="22"/>
+          <w:szCs w:val="22"/>
+          <w:shd w:val="clear" w:color="FFFFFF" w:fill="D9D9D9"/>
+          <w:lang w:val="en-IN"/>
+        </w:rPr>
+        <w:t xml:space="preserve">  “spring-cloud-loadbalancer” </w:t>
+      </w:r>
+      <w:r>
+        <w:rPr>
+          <w:rFonts w:hint="default" w:ascii="Bodoni MT" w:hAnsi="Bodoni MT" w:eastAsia="等线" w:cs="Bodoni MT"/>
+          <w:color w:val="auto"/>
+          <w:sz w:val="22"/>
+          <w:szCs w:val="22"/>
+          <w:shd w:val="clear" w:color="FFFFFF" w:fill="D9D9D9"/>
+          <w:lang w:val="en-IN"/>
+        </w:rPr>
+        <w:t xml:space="preserve"> .</w:t>
       </w:r>
     </w:p>
     <w:p>
@@ -3536,6 +4439,7 @@
         <w:jc w:val="left"/>
         <w:rPr>
           <w:rFonts w:hint="default" w:ascii="Bodoni MT" w:hAnsi="Bodoni MT" w:eastAsia="等线" w:cs="Bodoni MT"/>
+          <w:color w:val="auto"/>
           <w:sz w:val="22"/>
           <w:szCs w:val="22"/>
         </w:rPr>
@@ -3902,16 +4806,28 @@
           <w:rFonts w:hint="default" w:ascii="Bodoni MT" w:hAnsi="Bodoni MT" w:eastAsia="等线" w:cs="Bodoni MT"/>
           <w:sz w:val="22"/>
           <w:szCs w:val="22"/>
-        </w:rPr>
-      </w:pPr>
-      <w:r>
-        <w:rPr>
-          <w:rFonts w:hint="default" w:ascii="Bodoni MT" w:hAnsi="Bodoni MT" w:eastAsia="等线" w:cs="Bodoni MT"/>
-          <w:sz w:val="22"/>
-          <w:szCs w:val="22"/>
+          <w:shd w:val="clear" w:color="auto" w:fill="auto"/>
+        </w:rPr>
+      </w:pPr>
+      <w:r>
+        <w:rPr>
+          <w:rFonts w:hint="default" w:ascii="Bodoni MT" w:hAnsi="Bodoni MT" w:eastAsia="等线" w:cs="Bodoni MT"/>
+          <w:sz w:val="22"/>
+          <w:szCs w:val="22"/>
+          <w:shd w:val="clear" w:color="auto" w:fill="auto"/>
           <w:lang w:val="en-IN"/>
         </w:rPr>
         <w:t>F</w:t>
+      </w:r>
+      <w:r>
+        <w:rPr>
+          <w:rFonts w:hint="default" w:ascii="Bodoni MT" w:hAnsi="Bodoni MT" w:eastAsia="等线" w:cs="Bodoni MT"/>
+          <w:sz w:val="22"/>
+          <w:szCs w:val="22"/>
+          <w:shd w:val="clear" w:color="auto" w:fill="auto"/>
+          <w:lang w:val="en-IN"/>
+        </w:rPr>
+        <w:br w:type="page"/>
       </w:r>
     </w:p>
     <w:p>
@@ -3931,263 +4847,15 @@
           <w:rFonts w:hint="default" w:ascii="Bodoni MT" w:hAnsi="Bodoni MT" w:eastAsia="等线" w:cs="Bodoni MT"/>
           <w:sz w:val="22"/>
           <w:szCs w:val="22"/>
-        </w:rPr>
-      </w:pPr>
-      <w:r>
-        <w:rPr>
-          <w:rFonts w:hint="default" w:ascii="Bodoni MT" w:hAnsi="Bodoni MT" w:eastAsia="等线" w:cs="Bodoni MT"/>
-          <w:sz w:val="22"/>
-          <w:szCs w:val="22"/>
-          <w:lang w:val="en-IN"/>
-        </w:rPr>
-        <w:t>F</w:t>
-      </w:r>
-    </w:p>
-    <w:p>
-      <w:pPr>
-        <w:keepNext w:val="0"/>
-        <w:keepLines w:val="0"/>
-        <w:widowControl/>
-        <w:numPr>
-          <w:ilvl w:val="0"/>
-          <w:numId w:val="11"/>
-        </w:numPr>
-        <w:suppressLineNumbers w:val="0"/>
-        <w:spacing w:before="0" w:beforeAutospacing="0" w:after="0" w:afterAutospacing="0" w:line="360" w:lineRule="auto"/>
-        <w:ind w:left="420" w:leftChars="0" w:right="0" w:hanging="420" w:firstLineChars="0"/>
-        <w:jc w:val="left"/>
-        <w:rPr>
-          <w:rFonts w:hint="default" w:ascii="Bodoni MT" w:hAnsi="Bodoni MT" w:eastAsia="等线" w:cs="Bodoni MT"/>
-          <w:sz w:val="22"/>
-          <w:szCs w:val="22"/>
-        </w:rPr>
-      </w:pPr>
-      <w:r>
-        <w:rPr>
-          <w:rFonts w:hint="default" w:ascii="Bodoni MT" w:hAnsi="Bodoni MT" w:eastAsia="等线" w:cs="Bodoni MT"/>
-          <w:sz w:val="22"/>
-          <w:szCs w:val="22"/>
-          <w:lang w:val="en-IN"/>
-        </w:rPr>
-        <w:t>F</w:t>
-      </w:r>
-    </w:p>
-    <w:p>
-      <w:pPr>
-        <w:keepNext w:val="0"/>
-        <w:keepLines w:val="0"/>
-        <w:widowControl/>
-        <w:numPr>
-          <w:ilvl w:val="0"/>
-          <w:numId w:val="11"/>
-        </w:numPr>
-        <w:suppressLineNumbers w:val="0"/>
-        <w:spacing w:before="0" w:beforeAutospacing="0" w:after="0" w:afterAutospacing="0" w:line="360" w:lineRule="auto"/>
-        <w:ind w:left="420" w:leftChars="0" w:right="0" w:hanging="420" w:firstLineChars="0"/>
-        <w:jc w:val="left"/>
-        <w:rPr>
-          <w:rFonts w:hint="default" w:ascii="Bodoni MT" w:hAnsi="Bodoni MT" w:eastAsia="等线" w:cs="Bodoni MT"/>
-          <w:sz w:val="22"/>
-          <w:szCs w:val="22"/>
-        </w:rPr>
-      </w:pPr>
-      <w:r>
-        <w:rPr>
-          <w:rFonts w:hint="default" w:ascii="Bodoni MT" w:hAnsi="Bodoni MT" w:eastAsia="等线" w:cs="Bodoni MT"/>
-          <w:sz w:val="22"/>
-          <w:szCs w:val="22"/>
-          <w:lang w:val="en-IN"/>
-        </w:rPr>
-        <w:t>F</w:t>
-      </w:r>
-    </w:p>
-    <w:p>
-      <w:pPr>
-        <w:keepNext w:val="0"/>
-        <w:keepLines w:val="0"/>
-        <w:widowControl/>
-        <w:numPr>
-          <w:ilvl w:val="0"/>
-          <w:numId w:val="11"/>
-        </w:numPr>
-        <w:suppressLineNumbers w:val="0"/>
-        <w:spacing w:before="0" w:beforeAutospacing="0" w:after="0" w:afterAutospacing="0" w:line="360" w:lineRule="auto"/>
-        <w:ind w:left="420" w:leftChars="0" w:right="0" w:hanging="420" w:firstLineChars="0"/>
-        <w:jc w:val="left"/>
-        <w:rPr>
-          <w:rFonts w:hint="default" w:ascii="Bodoni MT" w:hAnsi="Bodoni MT" w:eastAsia="等线" w:cs="Bodoni MT"/>
-          <w:sz w:val="22"/>
-          <w:szCs w:val="22"/>
-        </w:rPr>
-      </w:pPr>
-      <w:r>
-        <w:rPr>
-          <w:rFonts w:hint="default" w:ascii="Bodoni MT" w:hAnsi="Bodoni MT" w:eastAsia="等线" w:cs="Bodoni MT"/>
-          <w:sz w:val="22"/>
-          <w:szCs w:val="22"/>
-          <w:lang w:val="en-IN"/>
-        </w:rPr>
-        <w:t>F</w:t>
-      </w:r>
-    </w:p>
-    <w:p>
-      <w:pPr>
-        <w:keepNext w:val="0"/>
-        <w:keepLines w:val="0"/>
-        <w:widowControl/>
-        <w:numPr>
-          <w:ilvl w:val="0"/>
-          <w:numId w:val="11"/>
-        </w:numPr>
-        <w:suppressLineNumbers w:val="0"/>
-        <w:spacing w:before="0" w:beforeAutospacing="0" w:after="0" w:afterAutospacing="0" w:line="360" w:lineRule="auto"/>
-        <w:ind w:left="420" w:leftChars="0" w:right="0" w:hanging="420" w:firstLineChars="0"/>
-        <w:jc w:val="left"/>
-        <w:rPr>
-          <w:rFonts w:hint="default" w:ascii="Bodoni MT" w:hAnsi="Bodoni MT" w:eastAsia="等线" w:cs="Bodoni MT"/>
-          <w:sz w:val="22"/>
-          <w:szCs w:val="22"/>
-        </w:rPr>
-      </w:pPr>
-      <w:r>
-        <w:rPr>
-          <w:rFonts w:hint="default" w:ascii="Bodoni MT" w:hAnsi="Bodoni MT" w:eastAsia="等线" w:cs="Bodoni MT"/>
-          <w:sz w:val="22"/>
-          <w:szCs w:val="22"/>
-          <w:lang w:val="en-IN"/>
-        </w:rPr>
-        <w:t>F</w:t>
-      </w:r>
-    </w:p>
-    <w:p>
-      <w:pPr>
-        <w:keepNext w:val="0"/>
-        <w:keepLines w:val="0"/>
-        <w:widowControl/>
-        <w:numPr>
-          <w:ilvl w:val="0"/>
-          <w:numId w:val="11"/>
-        </w:numPr>
-        <w:suppressLineNumbers w:val="0"/>
-        <w:spacing w:before="0" w:beforeAutospacing="0" w:after="0" w:afterAutospacing="0" w:line="360" w:lineRule="auto"/>
-        <w:ind w:left="420" w:leftChars="0" w:right="0" w:hanging="420" w:firstLineChars="0"/>
-        <w:jc w:val="left"/>
-        <w:rPr>
-          <w:rFonts w:hint="default" w:ascii="Bodoni MT" w:hAnsi="Bodoni MT" w:eastAsia="等线" w:cs="Bodoni MT"/>
-          <w:sz w:val="22"/>
-          <w:szCs w:val="22"/>
-        </w:rPr>
-      </w:pPr>
-      <w:r>
-        <w:rPr>
-          <w:rFonts w:hint="default" w:ascii="Bodoni MT" w:hAnsi="Bodoni MT" w:eastAsia="等线" w:cs="Bodoni MT"/>
-          <w:sz w:val="22"/>
-          <w:szCs w:val="22"/>
-          <w:lang w:val="en-IN"/>
-        </w:rPr>
-        <w:t>F</w:t>
-      </w:r>
-    </w:p>
-    <w:p>
-      <w:pPr>
-        <w:keepNext w:val="0"/>
-        <w:keepLines w:val="0"/>
-        <w:widowControl/>
-        <w:numPr>
-          <w:ilvl w:val="0"/>
-          <w:numId w:val="11"/>
-        </w:numPr>
-        <w:suppressLineNumbers w:val="0"/>
-        <w:spacing w:before="0" w:beforeAutospacing="0" w:after="0" w:afterAutospacing="0" w:line="360" w:lineRule="auto"/>
-        <w:ind w:left="420" w:leftChars="0" w:right="0" w:hanging="420" w:firstLineChars="0"/>
-        <w:jc w:val="left"/>
-        <w:rPr>
-          <w:rFonts w:hint="default" w:ascii="Bodoni MT" w:hAnsi="Bodoni MT" w:eastAsia="等线" w:cs="Bodoni MT"/>
-          <w:sz w:val="22"/>
-          <w:szCs w:val="22"/>
-        </w:rPr>
-      </w:pPr>
-      <w:r>
-        <w:rPr>
-          <w:rFonts w:hint="default" w:ascii="Bodoni MT" w:hAnsi="Bodoni MT" w:eastAsia="等线" w:cs="Bodoni MT"/>
-          <w:sz w:val="22"/>
-          <w:szCs w:val="22"/>
-          <w:lang w:val="en-IN"/>
-        </w:rPr>
-        <w:t>F</w:t>
-      </w:r>
-    </w:p>
-    <w:p>
-      <w:pPr>
-        <w:keepNext w:val="0"/>
-        <w:keepLines w:val="0"/>
-        <w:widowControl/>
-        <w:numPr>
-          <w:ilvl w:val="0"/>
-          <w:numId w:val="11"/>
-        </w:numPr>
-        <w:suppressLineNumbers w:val="0"/>
-        <w:spacing w:before="0" w:beforeAutospacing="0" w:after="0" w:afterAutospacing="0" w:line="360" w:lineRule="auto"/>
-        <w:ind w:left="420" w:leftChars="0" w:right="0" w:hanging="420" w:firstLineChars="0"/>
-        <w:jc w:val="left"/>
-        <w:rPr>
-          <w:rFonts w:hint="default" w:ascii="Bodoni MT" w:hAnsi="Bodoni MT" w:eastAsia="等线" w:cs="Bodoni MT"/>
-          <w:sz w:val="22"/>
-          <w:szCs w:val="22"/>
-        </w:rPr>
-      </w:pPr>
-      <w:r>
-        <w:rPr>
-          <w:rFonts w:hint="default" w:ascii="Bodoni MT" w:hAnsi="Bodoni MT" w:eastAsia="等线" w:cs="Bodoni MT"/>
-          <w:sz w:val="22"/>
-          <w:szCs w:val="22"/>
-          <w:lang w:val="en-IN"/>
-        </w:rPr>
-        <w:t>F</w:t>
-      </w:r>
-    </w:p>
-    <w:p>
-      <w:pPr>
-        <w:rPr>
-          <w:rFonts w:hint="default" w:ascii="Bodoni MT" w:hAnsi="Bodoni MT" w:eastAsia="等线" w:cs="Bodoni MT"/>
-          <w:sz w:val="22"/>
-          <w:szCs w:val="22"/>
-        </w:rPr>
-      </w:pPr>
-      <w:r>
-        <w:rPr>
-          <w:rFonts w:hint="default" w:ascii="Bodoni MT" w:hAnsi="Bodoni MT" w:eastAsia="等线" w:cs="Bodoni MT"/>
-          <w:sz w:val="22"/>
-          <w:szCs w:val="22"/>
-          <w:lang w:val="en-IN"/>
-        </w:rPr>
-        <w:br w:type="page"/>
-      </w:r>
-    </w:p>
-    <w:p>
-      <w:pPr>
-        <w:keepNext w:val="0"/>
-        <w:keepLines w:val="0"/>
-        <w:widowControl/>
-        <w:numPr>
-          <w:ilvl w:val="0"/>
-          <w:numId w:val="11"/>
-        </w:numPr>
-        <w:suppressLineNumbers w:val="0"/>
-        <w:spacing w:before="0" w:beforeAutospacing="0" w:after="0" w:afterAutospacing="0" w:line="360" w:lineRule="auto"/>
-        <w:ind w:left="420" w:leftChars="0" w:right="0" w:hanging="420" w:firstLineChars="0"/>
-        <w:jc w:val="left"/>
-        <w:rPr>
-          <w:rFonts w:hint="default" w:ascii="Bodoni MT" w:hAnsi="Bodoni MT" w:eastAsia="等线" w:cs="Bodoni MT"/>
-          <w:sz w:val="22"/>
-          <w:szCs w:val="22"/>
-        </w:rPr>
-      </w:pPr>
-      <w:r>
-        <w:rPr>
-          <w:rFonts w:hint="default" w:ascii="Bodoni MT" w:hAnsi="Bodoni MT" w:eastAsia="等线" w:cs="Bodoni MT"/>
-          <w:sz w:val="22"/>
-          <w:szCs w:val="22"/>
+          <w:u w:val="single"/>
+        </w:rPr>
+      </w:pPr>
+      <w:r>
+        <w:rPr>
+          <w:rFonts w:hint="default" w:ascii="Bodoni MT" w:hAnsi="Bodoni MT" w:eastAsia="等线" w:cs="Bodoni MT"/>
+          <w:sz w:val="22"/>
+          <w:szCs w:val="22"/>
+          <w:u w:val="single"/>
           <w:lang w:val="en-IN"/>
         </w:rPr>
         <w:t>Some confusion regarding Spring Cloud API Gateway</w:t>
@@ -4219,7 +4887,7 @@
           <w:szCs w:val="22"/>
           <w:lang w:val="en-IN"/>
         </w:rPr>
-        <w:t>In case of oauth or payment integration or caching (redis or something else), etc.. spring has library which delegates the calls to the specific services.</w:t>
+        <w:t>In case of OAuth or payment integration or caching (redis or something else), etc.. spring has library which delegates the calls to the specific services.</w:t>
       </w:r>
     </w:p>
     <w:p>
@@ -4248,7 +4916,28 @@
           <w:szCs w:val="22"/>
           <w:lang w:val="en-IN"/>
         </w:rPr>
-        <w:t>But, Spring Cloud API Gateway is a stand alone service that implements API gateway and integrated Load Balancer.</w:t>
+        <w:t xml:space="preserve">But, </w:t>
+      </w:r>
+      <w:r>
+        <w:rPr>
+          <w:rFonts w:hint="default" w:ascii="Bodoni MT" w:hAnsi="Bodoni MT" w:eastAsia="等线" w:cs="Bodoni MT"/>
+          <w:color w:val="C00000"/>
+          <w:sz w:val="22"/>
+          <w:szCs w:val="22"/>
+          <w:shd w:val="clear" w:color="FFFFFF" w:fill="D9D9D9"/>
+          <w:lang w:val="en-IN"/>
+        </w:rPr>
+        <w:t>Spring Cloud API Gateway is a stand alone service that implements API gateway and integrated Load Balancer</w:t>
+      </w:r>
+      <w:r>
+        <w:rPr>
+          <w:rFonts w:hint="default" w:ascii="Bodoni MT" w:hAnsi="Bodoni MT" w:eastAsia="等线" w:cs="Bodoni MT"/>
+          <w:sz w:val="22"/>
+          <w:szCs w:val="22"/>
+          <w:shd w:val="clear" w:color="FFFFFF" w:fill="D9D9D9"/>
+          <w:lang w:val="en-IN"/>
+        </w:rPr>
+        <w:t>.</w:t>
       </w:r>
     </w:p>
     <w:p>
@@ -4416,8 +5105,8 @@
         </w:rPr>
         <w:drawing>
           <wp:inline distT="0" distB="0" distL="114300" distR="114300">
-            <wp:extent cx="5927090" cy="1518285"/>
-            <wp:effectExtent l="0" t="0" r="0" b="0"/>
+            <wp:extent cx="5867400" cy="1352550"/>
+            <wp:effectExtent l="0" t="0" r="0" b="6350"/>
             <wp:docPr id="14" name="Picture 14"/>
             <wp:cNvGraphicFramePr>
               <a:graphicFrameLocks xmlns:a="http://schemas.openxmlformats.org/drawingml/2006/main" noChangeAspect="1"/>
@@ -4432,7 +5121,8 @@
                     </pic:cNvPicPr>
                   </pic:nvPicPr>
                   <pic:blipFill>
-                    <a:blip r:embed="rId17"/>
+                    <a:blip r:embed="rId18"/>
+                    <a:srcRect l="1168" t="4308" r="1232" b="7863"/>
                     <a:stretch>
                       <a:fillRect/>
                     </a:stretch>
@@ -4440,7 +5130,7 @@
                   <pic:spPr>
                     <a:xfrm>
                       <a:off x="0" y="0"/>
-                      <a:ext cx="5927090" cy="1518285"/>
+                      <a:ext cx="5867400" cy="1352550"/>
                     </a:xfrm>
                     <a:prstGeom prst="rect">
                       <a:avLst/>
@@ -4547,7 +5237,7 @@
                     </pic:cNvPicPr>
                   </pic:nvPicPr>
                   <pic:blipFill>
-                    <a:blip r:embed="rId18"/>
+                    <a:blip r:embed="rId19"/>
                     <a:stretch>
                       <a:fillRect/>
                     </a:stretch>
@@ -4657,7 +5347,7 @@
           <w:sz w:val="22"/>
           <w:szCs w:val="22"/>
         </w:rPr>
-        <w:t>spring docs for this yaml structure (its present in .properties format)</w:t>
+        <w:t>spring docs for this yaml structure</w:t>
       </w:r>
       <w:r>
         <w:rPr>
@@ -5028,7 +5718,7 @@
                     </pic:cNvPicPr>
                   </pic:nvPicPr>
                   <pic:blipFill>
-                    <a:blip r:embed="rId19"/>
+                    <a:blip r:embed="rId20"/>
                     <a:stretch>
                       <a:fillRect/>
                     </a:stretch>
@@ -5112,7 +5802,7 @@
                     </pic:cNvPicPr>
                   </pic:nvPicPr>
                   <pic:blipFill>
-                    <a:blip r:embed="rId20"/>
+                    <a:blip r:embed="rId21"/>
                     <a:stretch>
                       <a:fillRect/>
                     </a:stretch>
@@ -5167,7 +5857,7 @@
                     </pic:cNvPicPr>
                   </pic:nvPicPr>
                   <pic:blipFill>
-                    <a:blip r:embed="rId21"/>
+                    <a:blip r:embed="rId22"/>
                     <a:stretch>
                       <a:fillRect/>
                     </a:stretch>
@@ -5288,7 +5978,7 @@
                     </pic:cNvPicPr>
                   </pic:nvPicPr>
                   <pic:blipFill>
-                    <a:blip r:embed="rId22"/>
+                    <a:blip r:embed="rId23"/>
                     <a:stretch>
                       <a:fillRect/>
                     </a:stretch>
@@ -5417,7 +6107,7 @@
                     </pic:cNvPicPr>
                   </pic:nvPicPr>
                   <pic:blipFill>
-                    <a:blip r:embed="rId23"/>
+                    <a:blip r:embed="rId24"/>
                     <a:stretch>
                       <a:fillRect/>
                     </a:stretch>
@@ -5760,7 +6450,7 @@
                     </pic:cNvPicPr>
                   </pic:nvPicPr>
                   <pic:blipFill>
-                    <a:blip r:embed="rId24"/>
+                    <a:blip r:embed="rId25"/>
                     <a:stretch>
                       <a:fillRect/>
                     </a:stretch>
@@ -5910,7 +6600,7 @@
                     </pic:cNvPicPr>
                   </pic:nvPicPr>
                   <pic:blipFill>
-                    <a:blip r:embed="rId25"/>
+                    <a:blip r:embed="rId26"/>
                     <a:stretch>
                       <a:fillRect/>
                     </a:stretch>
@@ -6114,7 +6804,7 @@
                     </pic:cNvPicPr>
                   </pic:nvPicPr>
                   <pic:blipFill>
-                    <a:blip r:embed="rId26"/>
+                    <a:blip r:embed="rId27"/>
                     <a:stretch>
                       <a:fillRect/>
                     </a:stretch>
@@ -6187,7 +6877,31 @@
           <w:shd w:val="clear" w:color="FFFFFF" w:fill="D9D9D9"/>
           <w:lang w:val="en-US"/>
         </w:rPr>
-        <w:t>, 2 means it’ll remove the first 2 i.e. “api” and “v1” and forward the remaining i.e.</w:t>
+        <w:t xml:space="preserve">, </w:t>
+      </w:r>
+      <w:r>
+        <w:rPr>
+          <w:rFonts w:hint="default" w:ascii="Bodoni MT" w:hAnsi="Bodoni MT" w:cs="Bodoni MT"/>
+          <w:b/>
+          <w:bCs/>
+          <w:i w:val="0"/>
+          <w:iCs w:val="0"/>
+          <w:color w:val="7030A0"/>
+          <w:shd w:val="clear" w:color="FFFFFF" w:fill="D9D9D9"/>
+          <w:lang w:val="en-US"/>
+        </w:rPr>
+        <w:t>2</w:t>
+      </w:r>
+      <w:r>
+        <w:rPr>
+          <w:rFonts w:hint="default" w:ascii="Bodoni MT" w:hAnsi="Bodoni MT" w:cs="Bodoni MT"/>
+          <w:i w:val="0"/>
+          <w:iCs w:val="0"/>
+          <w:color w:val="7030A0"/>
+          <w:shd w:val="clear" w:color="FFFFFF" w:fill="D9D9D9"/>
+          <w:lang w:val="en-US"/>
+        </w:rPr>
+        <w:t xml:space="preserve"> means it’ll remove the first 2 i.e. “api” and “v1” and forward the remaining i.e.</w:t>
       </w:r>
       <w:r>
         <w:rPr>
@@ -6290,18 +7004,7 @@
           <w:iCs w:val="0"/>
           <w:lang w:val="en-US"/>
         </w:rPr>
-        <w:t>Filters are executed between gat</w:t>
-      </w:r>
-      <w:bookmarkStart w:id="0" w:name="_GoBack"/>
-      <w:bookmarkEnd w:id="0"/>
-      <w:r>
-        <w:rPr>
-          <w:rFonts w:hint="default" w:ascii="Bodoni MT" w:hAnsi="Bodoni MT" w:cs="Bodoni MT"/>
-          <w:i w:val="0"/>
-          <w:iCs w:val="0"/>
-          <w:lang w:val="en-US"/>
-        </w:rPr>
-        <w:t>eway and services.</w:t>
+        <w:t>Filters are executed between gateway and services.</w:t>
       </w:r>
     </w:p>
     <w:p>
@@ -6341,6 +7044,2268 @@
           <w:lang w:val="en-US"/>
         </w:rPr>
         <w:t>.</w:t>
+      </w:r>
+    </w:p>
+    <w:p>
+      <w:pPr>
+        <w:keepNext w:val="0"/>
+        <w:keepLines w:val="0"/>
+        <w:widowControl/>
+        <w:numPr>
+          <w:ilvl w:val="0"/>
+          <w:numId w:val="11"/>
+        </w:numPr>
+        <w:suppressLineNumbers w:val="0"/>
+        <w:spacing w:before="0" w:beforeAutospacing="0" w:after="0" w:afterAutospacing="0" w:line="360" w:lineRule="auto"/>
+        <w:ind w:left="420" w:leftChars="0" w:right="0" w:hanging="420" w:firstLineChars="0"/>
+        <w:jc w:val="left"/>
+        <w:rPr>
+          <w:rFonts w:hint="default" w:ascii="Bodoni MT" w:hAnsi="Bodoni MT" w:eastAsia="等线" w:cs="Bodoni MT"/>
+          <w:sz w:val="22"/>
+          <w:szCs w:val="22"/>
+        </w:rPr>
+      </w:pPr>
+      <w:r>
+        <w:rPr>
+          <w:rFonts w:hint="default" w:ascii="Bodoni MT" w:hAnsi="Bodoni MT" w:eastAsia="等线" w:cs="Bodoni MT"/>
+          <w:sz w:val="22"/>
+          <w:szCs w:val="22"/>
+          <w:lang w:val="en-IN"/>
+        </w:rPr>
+        <w:t>F</w:t>
+      </w:r>
+    </w:p>
+    <w:p>
+      <w:pPr>
+        <w:rPr>
+          <w:rFonts w:hint="default" w:ascii="Bodoni MT" w:hAnsi="Bodoni MT" w:eastAsia="等线" w:cs="Bodoni MT"/>
+          <w:sz w:val="22"/>
+          <w:szCs w:val="22"/>
+        </w:rPr>
+      </w:pPr>
+      <w:r>
+        <w:rPr>
+          <w:rFonts w:hint="default" w:ascii="Bodoni MT" w:hAnsi="Bodoni MT" w:eastAsia="等线" w:cs="Bodoni MT"/>
+          <w:sz w:val="22"/>
+          <w:szCs w:val="22"/>
+          <w:lang w:val="en-IN"/>
+        </w:rPr>
+        <w:br w:type="page"/>
+      </w:r>
+    </w:p>
+    <w:p>
+      <w:pPr>
+        <w:keepNext w:val="0"/>
+        <w:keepLines w:val="0"/>
+        <w:widowControl/>
+        <w:numPr>
+          <w:numId w:val="0"/>
+        </w:numPr>
+        <w:suppressLineNumbers w:val="0"/>
+        <w:spacing w:before="0" w:beforeAutospacing="0" w:after="0" w:afterAutospacing="0" w:line="360" w:lineRule="auto"/>
+        <w:ind w:leftChars="0" w:right="0" w:rightChars="0"/>
+        <w:jc w:val="center"/>
+        <w:rPr>
+          <w:rFonts w:hint="default" w:ascii="Bodoni MT" w:hAnsi="Bodoni MT" w:eastAsia="等线" w:cs="Bodoni MT"/>
+          <w:b/>
+          <w:bCs/>
+          <w:color w:val="002060"/>
+          <w:sz w:val="40"/>
+          <w:szCs w:val="40"/>
+          <w:highlight w:val="lightGray"/>
+          <w:u w:val="single"/>
+        </w:rPr>
+      </w:pPr>
+      <w:r>
+        <w:rPr>
+          <w:rFonts w:hint="default" w:ascii="Bodoni MT" w:hAnsi="Bodoni MT" w:eastAsia="等线" w:cs="Bodoni MT"/>
+          <w:b/>
+          <w:bCs/>
+          <w:color w:val="002060"/>
+          <w:sz w:val="40"/>
+          <w:szCs w:val="40"/>
+          <w:highlight w:val="lightGray"/>
+          <w:u w:val="single"/>
+          <w:lang w:val="en-IN"/>
+        </w:rPr>
+        <w:t>OpenFeign (by Netflix)</w:t>
+      </w:r>
+    </w:p>
+    <w:p>
+      <w:pPr>
+        <w:keepNext w:val="0"/>
+        <w:keepLines w:val="0"/>
+        <w:widowControl/>
+        <w:numPr>
+          <w:ilvl w:val="0"/>
+          <w:numId w:val="11"/>
+        </w:numPr>
+        <w:suppressLineNumbers w:val="0"/>
+        <w:spacing w:before="0" w:beforeAutospacing="0" w:after="0" w:afterAutospacing="0" w:line="360" w:lineRule="auto"/>
+        <w:ind w:left="420" w:leftChars="0" w:right="0" w:hanging="420" w:firstLineChars="0"/>
+        <w:jc w:val="left"/>
+        <w:rPr>
+          <w:rFonts w:hint="default" w:ascii="Bodoni MT" w:hAnsi="Bodoni MT" w:eastAsia="等线" w:cs="Bodoni MT"/>
+          <w:sz w:val="22"/>
+          <w:szCs w:val="22"/>
+        </w:rPr>
+      </w:pPr>
+      <w:r>
+        <w:rPr>
+          <w:rFonts w:hint="default" w:ascii="Bodoni MT" w:hAnsi="Bodoni MT" w:eastAsia="等线" w:cs="Bodoni MT"/>
+          <w:sz w:val="22"/>
+          <w:szCs w:val="22"/>
+          <w:lang w:val="en-IN"/>
+        </w:rPr>
+        <w:t xml:space="preserve">Spring Cloud </w:t>
+      </w:r>
+      <w:r>
+        <w:rPr>
+          <w:rFonts w:hint="default" w:ascii="Bodoni MT" w:hAnsi="Bodoni MT" w:eastAsia="等线" w:cs="Bodoni MT"/>
+          <w:b/>
+          <w:bCs/>
+          <w:sz w:val="22"/>
+          <w:szCs w:val="22"/>
+          <w:lang w:val="en-IN"/>
+        </w:rPr>
+        <w:t>OpenFeign</w:t>
+      </w:r>
+      <w:r>
+        <w:rPr>
+          <w:rFonts w:hint="default" w:ascii="Bodoni MT" w:hAnsi="Bodoni MT" w:eastAsia="等线" w:cs="Bodoni MT"/>
+          <w:sz w:val="22"/>
+          <w:szCs w:val="22"/>
+          <w:lang w:val="en-IN"/>
+        </w:rPr>
+        <w:t xml:space="preserve"> is a declarative HTTP client library for building RESTful microservices.</w:t>
+      </w:r>
+      <w:r>
+        <w:rPr>
+          <w:rFonts w:hint="default" w:ascii="Bodoni MT" w:hAnsi="Bodoni MT" w:eastAsia="等线" w:cs="Bodoni MT"/>
+          <w:sz w:val="22"/>
+          <w:szCs w:val="22"/>
+          <w:lang w:val="en-IN"/>
+        </w:rPr>
+        <w:br w:type="textWrapping"/>
+      </w:r>
+      <w:r>
+        <w:rPr>
+          <w:rFonts w:hint="default" w:ascii="Bodoni MT" w:hAnsi="Bodoni MT" w:eastAsia="等线" w:cs="Bodoni MT"/>
+          <w:sz w:val="22"/>
+          <w:szCs w:val="22"/>
+          <w:lang w:val="en-IN"/>
+        </w:rPr>
+        <w:t>It integrates seamlessly with Spring Cloud and simplifies the development of HTTP clients by allowing you to create interfaces that resemble the API of the target service.</w:t>
+      </w:r>
+      <w:r>
+        <w:rPr>
+          <w:rFonts w:hint="default" w:ascii="Bodoni MT" w:hAnsi="Bodoni MT" w:eastAsia="等线" w:cs="Bodoni MT"/>
+          <w:sz w:val="22"/>
+          <w:szCs w:val="22"/>
+          <w:lang w:val="en-IN"/>
+        </w:rPr>
+        <w:br w:type="textWrapping"/>
+      </w:r>
+      <w:r>
+        <w:rPr>
+          <w:rFonts w:hint="default" w:ascii="Bodoni MT" w:hAnsi="Bodoni MT" w:eastAsia="等线" w:cs="Bodoni MT"/>
+          <w:sz w:val="22"/>
+          <w:szCs w:val="22"/>
+          <w:lang w:val="en-IN"/>
+        </w:rPr>
+        <w:t>It abstracts away much of the boilerplate code typically associated with making HTTP requests, making your codebase cleaner and more maintainable.</w:t>
+      </w:r>
+    </w:p>
+    <w:p>
+      <w:pPr>
+        <w:keepNext w:val="0"/>
+        <w:keepLines w:val="0"/>
+        <w:widowControl/>
+        <w:numPr>
+          <w:ilvl w:val="1"/>
+          <w:numId w:val="11"/>
+        </w:numPr>
+        <w:suppressLineNumbers w:val="0"/>
+        <w:spacing w:before="0" w:beforeAutospacing="0" w:after="0" w:afterAutospacing="0" w:line="360" w:lineRule="auto"/>
+        <w:ind w:left="840" w:leftChars="0" w:right="0" w:hanging="420" w:firstLineChars="0"/>
+        <w:jc w:val="left"/>
+        <w:rPr>
+          <w:rFonts w:hint="default" w:ascii="Bodoni MT" w:hAnsi="Bodoni MT" w:eastAsia="等线" w:cs="Bodoni MT"/>
+          <w:sz w:val="22"/>
+          <w:szCs w:val="22"/>
+        </w:rPr>
+      </w:pPr>
+      <w:r>
+        <w:rPr>
+          <w:rFonts w:hint="default" w:ascii="Bodoni MT" w:hAnsi="Bodoni MT" w:eastAsia="等线" w:cs="Bodoni MT"/>
+          <w:sz w:val="22"/>
+          <w:szCs w:val="22"/>
+          <w:lang w:val="en-IN"/>
+        </w:rPr>
+        <w:t xml:space="preserve">Its </w:t>
+      </w:r>
+      <w:r>
+        <w:rPr>
+          <w:rFonts w:hint="default" w:ascii="Bodoni MT" w:hAnsi="Bodoni MT" w:eastAsia="等线" w:cs="Bodoni MT"/>
+          <w:sz w:val="22"/>
+          <w:szCs w:val="22"/>
+          <w:shd w:val="clear" w:color="FFFFFF" w:fill="D9D9D9"/>
+          <w:lang w:val="en-IN"/>
+        </w:rPr>
+        <w:t xml:space="preserve"> basically replacement of </w:t>
+      </w:r>
+      <w:r>
+        <w:rPr>
+          <w:rFonts w:hint="default" w:ascii="Bodoni MT" w:hAnsi="Bodoni MT" w:eastAsia="等线" w:cs="Bodoni MT"/>
+          <w:b/>
+          <w:bCs/>
+          <w:i/>
+          <w:iCs/>
+          <w:sz w:val="22"/>
+          <w:szCs w:val="22"/>
+          <w:shd w:val="clear" w:color="FFFFFF" w:fill="D9D9D9"/>
+          <w:lang w:val="en-IN"/>
+        </w:rPr>
+        <w:t>RestClient</w:t>
+      </w:r>
+      <w:r>
+        <w:rPr>
+          <w:rFonts w:hint="default" w:ascii="Bodoni MT" w:hAnsi="Bodoni MT" w:eastAsia="等线" w:cs="Bodoni MT"/>
+          <w:b w:val="0"/>
+          <w:bCs w:val="0"/>
+          <w:i w:val="0"/>
+          <w:iCs w:val="0"/>
+          <w:sz w:val="22"/>
+          <w:szCs w:val="22"/>
+          <w:shd w:val="clear" w:color="FFFFFF" w:fill="D9D9D9"/>
+          <w:lang w:val="en-IN"/>
+        </w:rPr>
+        <w:t xml:space="preserve"> </w:t>
+      </w:r>
+      <w:r>
+        <w:rPr>
+          <w:rFonts w:hint="default" w:ascii="Bodoni MT" w:hAnsi="Bodoni MT" w:eastAsia="等线" w:cs="Bodoni MT"/>
+          <w:b w:val="0"/>
+          <w:bCs w:val="0"/>
+          <w:i w:val="0"/>
+          <w:iCs w:val="0"/>
+          <w:sz w:val="22"/>
+          <w:szCs w:val="22"/>
+          <w:lang w:val="en-IN"/>
+        </w:rPr>
+        <w:t xml:space="preserve"> so that we don’t need to write much code.</w:t>
+      </w:r>
+    </w:p>
+    <w:p>
+      <w:pPr>
+        <w:keepNext w:val="0"/>
+        <w:keepLines w:val="0"/>
+        <w:widowControl/>
+        <w:numPr>
+          <w:ilvl w:val="0"/>
+          <w:numId w:val="11"/>
+        </w:numPr>
+        <w:suppressLineNumbers w:val="0"/>
+        <w:spacing w:before="0" w:beforeAutospacing="0" w:after="0" w:afterAutospacing="0" w:line="360" w:lineRule="auto"/>
+        <w:ind w:left="420" w:leftChars="0" w:right="0" w:hanging="420" w:firstLineChars="0"/>
+        <w:jc w:val="left"/>
+        <w:rPr>
+          <w:rFonts w:hint="default" w:ascii="Bodoni MT" w:hAnsi="Bodoni MT" w:eastAsia="等线" w:cs="Bodoni MT"/>
+          <w:color w:val="FFFFFF" w:themeColor="background1"/>
+          <w:sz w:val="22"/>
+          <w:szCs w:val="22"/>
+          <w:highlight w:val="darkCyan"/>
+          <w14:textFill>
+            <w14:solidFill>
+              <w14:schemeClr w14:val="bg1"/>
+            </w14:solidFill>
+          </w14:textFill>
+        </w:rPr>
+      </w:pPr>
+      <w:r>
+        <w:rPr>
+          <w:rFonts w:hint="default" w:ascii="Bodoni MT" w:hAnsi="Bodoni MT" w:eastAsia="等线" w:cs="Bodoni MT"/>
+          <w:color w:val="FFFFFF" w:themeColor="background1"/>
+          <w:sz w:val="22"/>
+          <w:szCs w:val="22"/>
+          <w:highlight w:val="darkCyan"/>
+          <w:lang w:val="en-IN"/>
+          <w14:textFill>
+            <w14:solidFill>
+              <w14:schemeClr w14:val="bg1"/>
+            </w14:solidFill>
+          </w14:textFill>
+        </w:rPr>
+        <w:t xml:space="preserve">How to implement?          -----                                          </w:t>
+      </w:r>
+    </w:p>
+    <w:p>
+      <w:pPr>
+        <w:keepNext w:val="0"/>
+        <w:keepLines w:val="0"/>
+        <w:widowControl/>
+        <w:numPr>
+          <w:ilvl w:val="1"/>
+          <w:numId w:val="11"/>
+        </w:numPr>
+        <w:suppressLineNumbers w:val="0"/>
+        <w:spacing w:before="0" w:beforeAutospacing="0" w:after="0" w:afterAutospacing="0" w:line="360" w:lineRule="auto"/>
+        <w:ind w:left="840" w:leftChars="0" w:right="0" w:hanging="420" w:firstLineChars="0"/>
+        <w:jc w:val="left"/>
+        <w:rPr>
+          <w:rFonts w:hint="default" w:ascii="Bodoni MT" w:hAnsi="Bodoni MT" w:eastAsia="等线" w:cs="Bodoni MT"/>
+          <w:sz w:val="22"/>
+          <w:szCs w:val="22"/>
+        </w:rPr>
+      </w:pPr>
+      <w:r>
+        <w:rPr>
+          <w:rFonts w:hint="default" w:ascii="Bodoni MT" w:hAnsi="Bodoni MT" w:eastAsia="等线" w:cs="Bodoni MT"/>
+          <w:sz w:val="22"/>
+          <w:szCs w:val="22"/>
+          <w:lang w:val="en-IN"/>
+        </w:rPr>
+        <w:t xml:space="preserve">Annotate the main application with </w:t>
+      </w:r>
+      <w:r>
+        <w:rPr>
+          <w:rFonts w:hint="default" w:ascii="Bodoni MT" w:hAnsi="Bodoni MT" w:eastAsia="等线" w:cs="Bodoni MT"/>
+          <w:b/>
+          <w:bCs/>
+          <w:sz w:val="22"/>
+          <w:szCs w:val="22"/>
+          <w:lang w:val="en-IN"/>
+        </w:rPr>
+        <w:t>@EnableFeignClients</w:t>
+      </w:r>
+      <w:r>
+        <w:rPr>
+          <w:rFonts w:hint="default" w:ascii="Bodoni MT" w:hAnsi="Bodoni MT" w:eastAsia="等线" w:cs="Bodoni MT"/>
+          <w:b w:val="0"/>
+          <w:bCs w:val="0"/>
+          <w:sz w:val="22"/>
+          <w:szCs w:val="22"/>
+          <w:lang w:val="en-IN"/>
+        </w:rPr>
+        <w:t xml:space="preserve"> </w:t>
+      </w:r>
+    </w:p>
+    <w:p>
+      <w:pPr>
+        <w:keepNext w:val="0"/>
+        <w:keepLines w:val="0"/>
+        <w:widowControl/>
+        <w:numPr>
+          <w:ilvl w:val="1"/>
+          <w:numId w:val="11"/>
+        </w:numPr>
+        <w:suppressLineNumbers w:val="0"/>
+        <w:spacing w:before="0" w:beforeAutospacing="0" w:after="0" w:afterAutospacing="0" w:line="360" w:lineRule="auto"/>
+        <w:ind w:left="840" w:leftChars="0" w:right="0" w:hanging="420" w:firstLineChars="0"/>
+        <w:jc w:val="left"/>
+        <w:rPr>
+          <w:rFonts w:hint="default" w:ascii="Bodoni MT" w:hAnsi="Bodoni MT" w:eastAsia="等线" w:cs="Bodoni MT"/>
+          <w:sz w:val="22"/>
+          <w:szCs w:val="22"/>
+        </w:rPr>
+      </w:pPr>
+      <w:r>
+        <w:rPr>
+          <w:rFonts w:hint="default" w:ascii="Bodoni MT" w:hAnsi="Bodoni MT" w:eastAsia="等线" w:cs="Bodoni MT"/>
+          <w:sz w:val="22"/>
+          <w:szCs w:val="22"/>
+          <w:lang w:val="en-IN"/>
+        </w:rPr>
+        <w:t xml:space="preserve">Create a </w:t>
+      </w:r>
+      <w:r>
+        <w:rPr>
+          <w:rFonts w:hint="default" w:ascii="Bodoni MT" w:hAnsi="Bodoni MT" w:eastAsia="等线" w:cs="Bodoni MT"/>
+          <w:i/>
+          <w:iCs/>
+          <w:sz w:val="22"/>
+          <w:szCs w:val="22"/>
+          <w:lang w:val="en-IN"/>
+        </w:rPr>
+        <w:t>interface</w:t>
+      </w:r>
+      <w:r>
+        <w:rPr>
+          <w:rFonts w:hint="default" w:ascii="Bodoni MT" w:hAnsi="Bodoni MT" w:eastAsia="等线" w:cs="Bodoni MT"/>
+          <w:i w:val="0"/>
+          <w:iCs w:val="0"/>
+          <w:sz w:val="22"/>
+          <w:szCs w:val="22"/>
+          <w:lang w:val="en-IN"/>
+        </w:rPr>
+        <w:t xml:space="preserve"> and annotate it with </w:t>
+      </w:r>
+      <w:r>
+        <w:rPr>
+          <w:rFonts w:hint="default" w:ascii="Bodoni MT" w:hAnsi="Bodoni MT" w:eastAsia="等线" w:cs="Bodoni MT"/>
+          <w:b/>
+          <w:bCs/>
+          <w:i w:val="0"/>
+          <w:iCs w:val="0"/>
+          <w:sz w:val="22"/>
+          <w:szCs w:val="22"/>
+          <w:lang w:val="en-IN"/>
+        </w:rPr>
+        <w:t>@FeignClient</w:t>
+      </w:r>
+      <w:r>
+        <w:rPr>
+          <w:rFonts w:hint="default" w:ascii="Bodoni MT" w:hAnsi="Bodoni MT" w:eastAsia="等线" w:cs="Bodoni MT"/>
+          <w:b w:val="0"/>
+          <w:bCs w:val="0"/>
+          <w:i w:val="0"/>
+          <w:iCs w:val="0"/>
+          <w:sz w:val="22"/>
+          <w:szCs w:val="22"/>
+          <w:lang w:val="en-IN"/>
+        </w:rPr>
+        <w:t xml:space="preserve"> </w:t>
+      </w:r>
+      <w:r>
+        <w:rPr>
+          <w:rFonts w:hint="default" w:ascii="Bodoni MT" w:hAnsi="Bodoni MT" w:eastAsia="等线" w:cs="Bodoni MT"/>
+          <w:b w:val="0"/>
+          <w:bCs w:val="0"/>
+          <w:i w:val="0"/>
+          <w:iCs w:val="0"/>
+          <w:sz w:val="22"/>
+          <w:szCs w:val="22"/>
+          <w:lang w:val="en-IN"/>
+        </w:rPr>
+        <w:br w:type="textWrapping"/>
+      </w:r>
+      <w:r>
+        <w:rPr>
+          <w:rFonts w:hint="default" w:ascii="Bodoni MT" w:hAnsi="Bodoni MT" w:cs="Bodoni MT"/>
+        </w:rPr>
+        <w:drawing>
+          <wp:inline distT="0" distB="0" distL="114300" distR="114300">
+            <wp:extent cx="4494530" cy="1327150"/>
+            <wp:effectExtent l="0" t="0" r="1270" b="6350"/>
+            <wp:docPr id="25" name="Picture 25"/>
+            <wp:cNvGraphicFramePr>
+              <a:graphicFrameLocks xmlns:a="http://schemas.openxmlformats.org/drawingml/2006/main" noChangeAspect="1"/>
+            </wp:cNvGraphicFramePr>
+            <a:graphic xmlns:a="http://schemas.openxmlformats.org/drawingml/2006/main">
+              <a:graphicData uri="http://schemas.openxmlformats.org/drawingml/2006/picture">
+                <pic:pic xmlns:pic="http://schemas.openxmlformats.org/drawingml/2006/picture">
+                  <pic:nvPicPr>
+                    <pic:cNvPr id="25" name="Picture 25"/>
+                    <pic:cNvPicPr>
+                      <a:picLocks noChangeAspect="1"/>
+                    </pic:cNvPicPr>
+                  </pic:nvPicPr>
+                  <pic:blipFill>
+                    <a:blip r:embed="rId28"/>
+                    <a:stretch>
+                      <a:fillRect/>
+                    </a:stretch>
+                  </pic:blipFill>
+                  <pic:spPr>
+                    <a:xfrm>
+                      <a:off x="0" y="0"/>
+                      <a:ext cx="4494530" cy="1327150"/>
+                    </a:xfrm>
+                    <a:prstGeom prst="rect">
+                      <a:avLst/>
+                    </a:prstGeom>
+                    <a:noFill/>
+                    <a:ln>
+                      <a:noFill/>
+                    </a:ln>
+                  </pic:spPr>
+                </pic:pic>
+              </a:graphicData>
+            </a:graphic>
+          </wp:inline>
+        </w:drawing>
+      </w:r>
+    </w:p>
+    <w:p>
+      <w:pPr>
+        <w:keepNext w:val="0"/>
+        <w:keepLines w:val="0"/>
+        <w:widowControl/>
+        <w:numPr>
+          <w:ilvl w:val="1"/>
+          <w:numId w:val="11"/>
+        </w:numPr>
+        <w:suppressLineNumbers w:val="0"/>
+        <w:spacing w:before="0" w:beforeAutospacing="0" w:after="0" w:afterAutospacing="0" w:line="360" w:lineRule="auto"/>
+        <w:ind w:left="840" w:leftChars="0" w:right="0" w:hanging="420" w:firstLineChars="0"/>
+        <w:jc w:val="left"/>
+        <w:rPr>
+          <w:rFonts w:hint="default" w:ascii="Bodoni MT" w:hAnsi="Bodoni MT" w:eastAsia="等线" w:cs="Bodoni MT"/>
+          <w:sz w:val="22"/>
+          <w:szCs w:val="22"/>
+        </w:rPr>
+      </w:pPr>
+      <w:r>
+        <w:rPr>
+          <w:rFonts w:hint="default" w:ascii="Bodoni MT" w:hAnsi="Bodoni MT" w:cs="Bodoni MT"/>
+          <w:lang w:val="en-IN"/>
+        </w:rPr>
+        <w:t xml:space="preserve">If you give </w:t>
+      </w:r>
+      <w:r>
+        <w:rPr>
+          <w:rFonts w:hint="default" w:ascii="Bodoni MT" w:hAnsi="Bodoni MT" w:cs="Bodoni MT"/>
+          <w:i/>
+          <w:iCs/>
+          <w:lang w:val="en-IN"/>
+        </w:rPr>
+        <w:t>path</w:t>
+      </w:r>
+      <w:r>
+        <w:rPr>
+          <w:rFonts w:hint="default" w:ascii="Bodoni MT" w:hAnsi="Bodoni MT" w:cs="Bodoni MT"/>
+          <w:i w:val="0"/>
+          <w:iCs w:val="0"/>
+          <w:lang w:val="en-IN"/>
+        </w:rPr>
+        <w:t xml:space="preserve"> in </w:t>
+      </w:r>
+      <w:r>
+        <w:rPr>
+          <w:rFonts w:hint="default" w:ascii="Bodoni MT" w:hAnsi="Bodoni MT" w:cs="Bodoni MT"/>
+          <w:b/>
+          <w:bCs/>
+          <w:i w:val="0"/>
+          <w:iCs w:val="0"/>
+          <w:lang w:val="en-IN"/>
+        </w:rPr>
+        <w:t>@FeignClient</w:t>
+      </w:r>
+      <w:r>
+        <w:rPr>
+          <w:rFonts w:hint="default" w:ascii="Bodoni MT" w:hAnsi="Bodoni MT" w:cs="Bodoni MT"/>
+          <w:b w:val="0"/>
+          <w:bCs w:val="0"/>
+          <w:i w:val="0"/>
+          <w:iCs w:val="0"/>
+          <w:lang w:val="en-IN"/>
+        </w:rPr>
+        <w:t xml:space="preserve"> annotation, then it’ll take that path as prefix for all the methods inside that  (just like @RequestMapping)</w:t>
+      </w:r>
+    </w:p>
+    <w:p>
+      <w:pPr>
+        <w:keepNext w:val="0"/>
+        <w:keepLines w:val="0"/>
+        <w:widowControl/>
+        <w:numPr>
+          <w:ilvl w:val="1"/>
+          <w:numId w:val="11"/>
+        </w:numPr>
+        <w:suppressLineNumbers w:val="0"/>
+        <w:spacing w:before="0" w:beforeAutospacing="0" w:after="0" w:afterAutospacing="0" w:line="360" w:lineRule="auto"/>
+        <w:ind w:left="840" w:leftChars="0" w:right="0" w:hanging="420" w:firstLineChars="0"/>
+        <w:jc w:val="left"/>
+        <w:rPr>
+          <w:rFonts w:hint="default" w:ascii="Bodoni MT" w:hAnsi="Bodoni MT" w:eastAsia="等线" w:cs="Bodoni MT"/>
+          <w:sz w:val="22"/>
+          <w:szCs w:val="22"/>
+        </w:rPr>
+      </w:pPr>
+      <w:r>
+        <w:rPr>
+          <w:rFonts w:hint="default" w:ascii="Bodoni MT" w:hAnsi="Bodoni MT" w:cs="Bodoni MT"/>
+          <w:b w:val="0"/>
+          <w:bCs w:val="0"/>
+          <w:i w:val="0"/>
+          <w:iCs w:val="0"/>
+          <w:lang w:val="en-IN"/>
+        </w:rPr>
+        <w:t xml:space="preserve">And the methods will be just like controller methods with annotation </w:t>
+      </w:r>
+      <w:r>
+        <w:rPr>
+          <w:rFonts w:hint="default" w:ascii="Bodoni MT" w:hAnsi="Bodoni MT" w:cs="Bodoni MT"/>
+          <w:b/>
+          <w:bCs/>
+          <w:i/>
+          <w:iCs/>
+          <w:lang w:val="en-IN"/>
+        </w:rPr>
+        <w:t>@GetMapping, @PostMapping, @PutMapping</w:t>
+      </w:r>
+      <w:r>
+        <w:rPr>
+          <w:rFonts w:hint="default" w:ascii="Bodoni MT" w:hAnsi="Bodoni MT" w:cs="Bodoni MT"/>
+          <w:b w:val="0"/>
+          <w:bCs w:val="0"/>
+          <w:i w:val="0"/>
+          <w:iCs w:val="0"/>
+          <w:lang w:val="en-IN"/>
+        </w:rPr>
+        <w:t xml:space="preserve"> .. etc.</w:t>
+      </w:r>
+    </w:p>
+    <w:p>
+      <w:pPr>
+        <w:keepNext w:val="0"/>
+        <w:keepLines w:val="0"/>
+        <w:widowControl/>
+        <w:numPr>
+          <w:ilvl w:val="1"/>
+          <w:numId w:val="11"/>
+        </w:numPr>
+        <w:suppressLineNumbers w:val="0"/>
+        <w:spacing w:before="0" w:beforeAutospacing="0" w:after="0" w:afterAutospacing="0" w:line="360" w:lineRule="auto"/>
+        <w:ind w:left="840" w:leftChars="0" w:right="0" w:hanging="420" w:firstLineChars="0"/>
+        <w:jc w:val="left"/>
+        <w:rPr>
+          <w:rFonts w:hint="default" w:ascii="Bodoni MT" w:hAnsi="Bodoni MT" w:eastAsia="等线" w:cs="Bodoni MT"/>
+          <w:b/>
+          <w:bCs/>
+          <w:color w:val="C00000"/>
+          <w:sz w:val="22"/>
+          <w:szCs w:val="22"/>
+          <w:u w:val="single"/>
+          <w:shd w:val="clear" w:color="auto" w:fill="auto"/>
+        </w:rPr>
+      </w:pPr>
+      <w:r>
+        <w:rPr>
+          <w:rFonts w:hint="default" w:ascii="Bodoni MT" w:hAnsi="Bodoni MT" w:cs="Bodoni MT"/>
+          <w:b/>
+          <w:bCs/>
+          <w:i w:val="0"/>
+          <w:iCs w:val="0"/>
+          <w:color w:val="C00000"/>
+          <w:u w:val="single"/>
+          <w:shd w:val="clear" w:color="auto" w:fill="auto"/>
+          <w:lang w:val="en-IN"/>
+        </w:rPr>
+        <w:t>NOTE</w:t>
+      </w:r>
+    </w:p>
+    <w:p>
+      <w:pPr>
+        <w:keepNext w:val="0"/>
+        <w:keepLines w:val="0"/>
+        <w:widowControl/>
+        <w:numPr>
+          <w:ilvl w:val="2"/>
+          <w:numId w:val="11"/>
+        </w:numPr>
+        <w:suppressLineNumbers w:val="0"/>
+        <w:spacing w:before="0" w:beforeAutospacing="0" w:after="0" w:afterAutospacing="0" w:line="360" w:lineRule="auto"/>
+        <w:ind w:left="1260" w:leftChars="0" w:right="0" w:hanging="420" w:firstLineChars="0"/>
+        <w:jc w:val="left"/>
+        <w:rPr>
+          <w:rFonts w:hint="default" w:ascii="Bodoni MT" w:hAnsi="Bodoni MT" w:eastAsia="等线" w:cs="Bodoni MT"/>
+          <w:color w:val="C00000"/>
+          <w:sz w:val="22"/>
+          <w:szCs w:val="22"/>
+          <w:shd w:val="clear" w:color="auto" w:fill="auto"/>
+        </w:rPr>
+      </w:pPr>
+      <w:r>
+        <w:rPr>
+          <w:rFonts w:hint="default" w:ascii="Bodoni MT" w:hAnsi="Bodoni MT" w:cs="Bodoni MT"/>
+          <w:b w:val="0"/>
+          <w:bCs w:val="0"/>
+          <w:i w:val="0"/>
+          <w:iCs w:val="0"/>
+          <w:color w:val="C00000"/>
+          <w:shd w:val="clear" w:color="auto" w:fill="auto"/>
+          <w:lang w:val="en-IN"/>
+        </w:rPr>
+        <w:t xml:space="preserve">the feign client should be </w:t>
+      </w:r>
+      <w:r>
+        <w:rPr>
+          <w:rFonts w:hint="default" w:ascii="Bodoni MT" w:hAnsi="Bodoni MT" w:cs="Bodoni MT"/>
+          <w:b w:val="0"/>
+          <w:bCs w:val="0"/>
+          <w:i/>
+          <w:iCs/>
+          <w:color w:val="C00000"/>
+          <w:shd w:val="clear" w:color="auto" w:fill="auto"/>
+          <w:lang w:val="en-IN"/>
+        </w:rPr>
+        <w:t>interface</w:t>
+      </w:r>
+      <w:r>
+        <w:rPr>
+          <w:rFonts w:hint="default" w:ascii="Bodoni MT" w:hAnsi="Bodoni MT" w:cs="Bodoni MT"/>
+          <w:b w:val="0"/>
+          <w:bCs w:val="0"/>
+          <w:i w:val="0"/>
+          <w:iCs w:val="0"/>
+          <w:color w:val="C00000"/>
+          <w:shd w:val="clear" w:color="auto" w:fill="auto"/>
+          <w:lang w:val="en-IN"/>
+        </w:rPr>
+        <w:t>.</w:t>
+      </w:r>
+    </w:p>
+    <w:p>
+      <w:pPr>
+        <w:keepNext w:val="0"/>
+        <w:keepLines w:val="0"/>
+        <w:widowControl/>
+        <w:numPr>
+          <w:ilvl w:val="2"/>
+          <w:numId w:val="11"/>
+        </w:numPr>
+        <w:suppressLineNumbers w:val="0"/>
+        <w:spacing w:before="0" w:beforeAutospacing="0" w:after="0" w:afterAutospacing="0" w:line="360" w:lineRule="auto"/>
+        <w:ind w:left="1260" w:leftChars="0" w:right="0" w:hanging="420" w:firstLineChars="0"/>
+        <w:jc w:val="left"/>
+        <w:rPr>
+          <w:rFonts w:hint="default" w:ascii="Bodoni MT" w:hAnsi="Bodoni MT" w:eastAsia="等线" w:cs="Bodoni MT"/>
+          <w:color w:val="C00000"/>
+          <w:sz w:val="22"/>
+          <w:szCs w:val="22"/>
+          <w:shd w:val="clear" w:color="auto" w:fill="auto"/>
+        </w:rPr>
+      </w:pPr>
+      <w:r>
+        <w:rPr>
+          <w:rFonts w:hint="default" w:ascii="Bodoni MT" w:hAnsi="Bodoni MT" w:cs="Bodoni MT"/>
+          <w:b w:val="0"/>
+          <w:bCs w:val="0"/>
+          <w:i w:val="0"/>
+          <w:iCs w:val="0"/>
+          <w:color w:val="C00000"/>
+          <w:shd w:val="clear" w:color="auto" w:fill="auto"/>
+          <w:lang w:val="en-US"/>
+        </w:rPr>
+        <w:t xml:space="preserve">Name should </w:t>
+      </w:r>
+      <w:r>
+        <w:rPr>
+          <w:rFonts w:hint="default" w:ascii="Bodoni MT" w:hAnsi="Bodoni MT" w:cs="Bodoni MT"/>
+          <w:b w:val="0"/>
+          <w:bCs w:val="0"/>
+          <w:i w:val="0"/>
+          <w:iCs w:val="0"/>
+          <w:color w:val="C00000"/>
+          <w:shd w:val="clear" w:color="FFFFFF" w:fill="D9D9D9"/>
+          <w:lang w:val="en-US"/>
+        </w:rPr>
+        <w:t>same</w:t>
+      </w:r>
+      <w:r>
+        <w:rPr>
+          <w:rFonts w:hint="default" w:ascii="Bodoni MT" w:hAnsi="Bodoni MT" w:cs="Bodoni MT"/>
+          <w:b w:val="0"/>
+          <w:bCs w:val="0"/>
+          <w:i w:val="0"/>
+          <w:iCs w:val="0"/>
+          <w:color w:val="C00000"/>
+          <w:shd w:val="clear" w:color="auto" w:fill="auto"/>
+          <w:lang w:val="en-US"/>
+        </w:rPr>
+        <w:t xml:space="preserve"> as the service name.  Here </w:t>
+      </w:r>
+      <w:r>
+        <w:rPr>
+          <w:rFonts w:hint="default" w:ascii="Bodoni MT" w:hAnsi="Bodoni MT" w:cs="Bodoni MT"/>
+          <w:b/>
+          <w:bCs/>
+          <w:i w:val="0"/>
+          <w:iCs w:val="0"/>
+          <w:color w:val="C00000"/>
+          <w:shd w:val="clear" w:color="auto" w:fill="auto"/>
+          <w:lang w:val="en-US"/>
+        </w:rPr>
+        <w:t>order-service</w:t>
+      </w:r>
+      <w:r>
+        <w:rPr>
+          <w:rFonts w:hint="default" w:ascii="Bodoni MT" w:hAnsi="Bodoni MT" w:cs="Bodoni MT"/>
+          <w:b w:val="0"/>
+          <w:bCs w:val="0"/>
+          <w:i w:val="0"/>
+          <w:iCs w:val="0"/>
+          <w:color w:val="C00000"/>
+          <w:shd w:val="clear" w:color="auto" w:fill="auto"/>
+          <w:lang w:val="en-US"/>
+        </w:rPr>
+        <w:t xml:space="preserve"> </w:t>
+      </w:r>
+    </w:p>
+    <w:p>
+      <w:pPr>
+        <w:keepNext w:val="0"/>
+        <w:keepLines w:val="0"/>
+        <w:widowControl/>
+        <w:numPr>
+          <w:ilvl w:val="1"/>
+          <w:numId w:val="11"/>
+        </w:numPr>
+        <w:suppressLineNumbers w:val="0"/>
+        <w:spacing w:before="0" w:beforeAutospacing="0" w:after="0" w:afterAutospacing="0" w:line="360" w:lineRule="auto"/>
+        <w:ind w:left="840" w:leftChars="0" w:right="0" w:hanging="420" w:firstLineChars="0"/>
+        <w:jc w:val="left"/>
+        <w:rPr>
+          <w:rFonts w:hint="default" w:ascii="Bodoni MT" w:hAnsi="Bodoni MT" w:eastAsia="等线" w:cs="Bodoni MT"/>
+          <w:sz w:val="22"/>
+          <w:szCs w:val="22"/>
+          <w:shd w:val="clear" w:color="auto" w:fill="auto"/>
+        </w:rPr>
+      </w:pPr>
+    </w:p>
+    <w:p>
+      <w:pPr>
+        <w:keepNext w:val="0"/>
+        <w:keepLines w:val="0"/>
+        <w:widowControl/>
+        <w:numPr>
+          <w:ilvl w:val="1"/>
+          <w:numId w:val="11"/>
+        </w:numPr>
+        <w:suppressLineNumbers w:val="0"/>
+        <w:spacing w:before="0" w:beforeAutospacing="0" w:after="0" w:afterAutospacing="0" w:line="360" w:lineRule="auto"/>
+        <w:ind w:left="840" w:leftChars="0" w:right="0" w:hanging="420" w:firstLineChars="0"/>
+        <w:jc w:val="left"/>
+        <w:rPr>
+          <w:rFonts w:hint="default" w:ascii="Bodoni MT" w:hAnsi="Bodoni MT" w:eastAsia="等线" w:cs="Bodoni MT"/>
+          <w:color w:val="FFFFFF" w:themeColor="background1"/>
+          <w:sz w:val="22"/>
+          <w:szCs w:val="22"/>
+          <w:highlight w:val="darkCyan"/>
+          <w:u w:val="single"/>
+          <w14:textFill>
+            <w14:solidFill>
+              <w14:schemeClr w14:val="bg1"/>
+            </w14:solidFill>
+          </w14:textFill>
+        </w:rPr>
+      </w:pPr>
+      <w:r>
+        <w:rPr>
+          <w:rFonts w:hint="default" w:ascii="Bodoni MT" w:hAnsi="Bodoni MT" w:eastAsia="等线" w:cs="Bodoni MT"/>
+          <w:color w:val="FFFFFF" w:themeColor="background1"/>
+          <w:sz w:val="22"/>
+          <w:szCs w:val="22"/>
+          <w:highlight w:val="darkCyan"/>
+          <w:u w:val="single"/>
+          <w:lang w:val="en-IN"/>
+          <w14:textFill>
+            <w14:solidFill>
+              <w14:schemeClr w14:val="bg1"/>
+            </w14:solidFill>
+          </w14:textFill>
+        </w:rPr>
+        <w:t xml:space="preserve">                                                                    </w:t>
+      </w:r>
+    </w:p>
+    <w:p>
+      <w:pPr>
+        <w:rPr>
+          <w:rFonts w:hint="default" w:ascii="Bodoni MT" w:hAnsi="Bodoni MT" w:eastAsia="等线" w:cs="Bodoni MT"/>
+          <w:sz w:val="22"/>
+          <w:szCs w:val="22"/>
+        </w:rPr>
+      </w:pPr>
+      <w:r>
+        <w:rPr>
+          <w:rFonts w:hint="default" w:ascii="Bodoni MT" w:hAnsi="Bodoni MT" w:eastAsia="等线" w:cs="Bodoni MT"/>
+          <w:sz w:val="22"/>
+          <w:szCs w:val="22"/>
+          <w:lang w:val="en-IN"/>
+        </w:rPr>
+        <w:br w:type="page"/>
+      </w:r>
+    </w:p>
+    <w:p>
+      <w:pPr>
+        <w:keepNext w:val="0"/>
+        <w:keepLines w:val="0"/>
+        <w:widowControl/>
+        <w:numPr>
+          <w:ilvl w:val="0"/>
+          <w:numId w:val="11"/>
+        </w:numPr>
+        <w:suppressLineNumbers w:val="0"/>
+        <w:spacing w:before="0" w:beforeAutospacing="0" w:after="0" w:afterAutospacing="0" w:line="360" w:lineRule="auto"/>
+        <w:ind w:left="420" w:leftChars="0" w:right="0" w:hanging="420" w:firstLineChars="0"/>
+        <w:jc w:val="left"/>
+        <w:rPr>
+          <w:rFonts w:hint="default" w:ascii="Bodoni MT" w:hAnsi="Bodoni MT" w:eastAsia="等线" w:cs="Bodoni MT"/>
+          <w:sz w:val="22"/>
+          <w:szCs w:val="22"/>
+          <w:shd w:val="clear" w:color="FFFFFF" w:fill="D9D9D9"/>
+        </w:rPr>
+      </w:pPr>
+      <w:r>
+        <w:rPr>
+          <w:rFonts w:hint="default" w:ascii="Bodoni MT" w:hAnsi="Bodoni MT" w:eastAsia="等线" w:cs="Bodoni MT"/>
+          <w:sz w:val="22"/>
+          <w:szCs w:val="22"/>
+          <w:shd w:val="clear" w:color="FFFFFF" w:fill="D9D9D9"/>
+          <w:lang w:val="en-IN"/>
+        </w:rPr>
+        <w:t xml:space="preserve">One drawback in using </w:t>
+      </w:r>
+      <w:r>
+        <w:rPr>
+          <w:rFonts w:hint="default" w:ascii="Bodoni MT" w:hAnsi="Bodoni MT" w:eastAsia="等线" w:cs="Bodoni MT"/>
+          <w:b/>
+          <w:bCs/>
+          <w:sz w:val="22"/>
+          <w:szCs w:val="22"/>
+          <w:shd w:val="clear" w:color="FFFFFF" w:fill="D9D9D9"/>
+          <w:lang w:val="en-IN"/>
+        </w:rPr>
+        <w:t xml:space="preserve">RestClient </w:t>
+      </w:r>
+      <w:r>
+        <w:rPr>
+          <w:rFonts w:hint="default" w:ascii="Bodoni MT" w:hAnsi="Bodoni MT" w:eastAsia="等线" w:cs="Bodoni MT"/>
+          <w:b w:val="0"/>
+          <w:bCs w:val="0"/>
+          <w:sz w:val="22"/>
+          <w:szCs w:val="22"/>
+          <w:shd w:val="clear" w:color="FFFFFF" w:fill="D9D9D9"/>
+          <w:lang w:val="en-IN"/>
+        </w:rPr>
+        <w:t>was the</w:t>
+      </w:r>
+      <w:r>
+        <w:rPr>
+          <w:rFonts w:hint="default" w:ascii="Bodoni MT" w:hAnsi="Bodoni MT" w:eastAsia="等线" w:cs="Bodoni MT"/>
+          <w:b w:val="0"/>
+          <w:bCs w:val="0"/>
+          <w:color w:val="C00000"/>
+          <w:sz w:val="22"/>
+          <w:szCs w:val="22"/>
+          <w:shd w:val="clear" w:color="FFFFFF" w:fill="D9D9D9"/>
+          <w:lang w:val="en-IN"/>
+        </w:rPr>
+        <w:t xml:space="preserve"> load balancing.</w:t>
+      </w:r>
+    </w:p>
+    <w:p>
+      <w:pPr>
+        <w:keepNext w:val="0"/>
+        <w:keepLines w:val="0"/>
+        <w:widowControl/>
+        <w:numPr>
+          <w:ilvl w:val="1"/>
+          <w:numId w:val="11"/>
+        </w:numPr>
+        <w:suppressLineNumbers w:val="0"/>
+        <w:spacing w:before="0" w:beforeAutospacing="0" w:after="0" w:afterAutospacing="0" w:line="360" w:lineRule="auto"/>
+        <w:ind w:left="840" w:leftChars="0" w:right="0" w:hanging="420" w:firstLineChars="0"/>
+        <w:jc w:val="left"/>
+        <w:rPr>
+          <w:rFonts w:hint="default" w:ascii="Bodoni MT" w:hAnsi="Bodoni MT" w:eastAsia="等线" w:cs="Bodoni MT"/>
+          <w:sz w:val="22"/>
+          <w:szCs w:val="22"/>
+        </w:rPr>
+      </w:pPr>
+      <w:r>
+        <w:rPr>
+          <w:rFonts w:hint="default" w:ascii="Bodoni MT" w:hAnsi="Bodoni MT" w:cs="Bodoni MT"/>
+        </w:rPr>
+        <w:drawing>
+          <wp:inline distT="0" distB="0" distL="114300" distR="114300">
+            <wp:extent cx="5271135" cy="1184910"/>
+            <wp:effectExtent l="0" t="0" r="12065" b="8890"/>
+            <wp:docPr id="26" name="Picture 26"/>
+            <wp:cNvGraphicFramePr>
+              <a:graphicFrameLocks xmlns:a="http://schemas.openxmlformats.org/drawingml/2006/main" noChangeAspect="1"/>
+            </wp:cNvGraphicFramePr>
+            <a:graphic xmlns:a="http://schemas.openxmlformats.org/drawingml/2006/main">
+              <a:graphicData uri="http://schemas.openxmlformats.org/drawingml/2006/picture">
+                <pic:pic xmlns:pic="http://schemas.openxmlformats.org/drawingml/2006/picture">
+                  <pic:nvPicPr>
+                    <pic:cNvPr id="26" name="Picture 26"/>
+                    <pic:cNvPicPr>
+                      <a:picLocks noChangeAspect="1"/>
+                    </pic:cNvPicPr>
+                  </pic:nvPicPr>
+                  <pic:blipFill>
+                    <a:blip r:embed="rId29"/>
+                    <a:stretch>
+                      <a:fillRect/>
+                    </a:stretch>
+                  </pic:blipFill>
+                  <pic:spPr>
+                    <a:xfrm>
+                      <a:off x="0" y="0"/>
+                      <a:ext cx="5271135" cy="1184910"/>
+                    </a:xfrm>
+                    <a:prstGeom prst="rect">
+                      <a:avLst/>
+                    </a:prstGeom>
+                    <a:noFill/>
+                    <a:ln>
+                      <a:noFill/>
+                    </a:ln>
+                  </pic:spPr>
+                </pic:pic>
+              </a:graphicData>
+            </a:graphic>
+          </wp:inline>
+        </w:drawing>
+      </w:r>
+    </w:p>
+    <w:p>
+      <w:pPr>
+        <w:keepNext w:val="0"/>
+        <w:keepLines w:val="0"/>
+        <w:widowControl/>
+        <w:numPr>
+          <w:ilvl w:val="2"/>
+          <w:numId w:val="11"/>
+        </w:numPr>
+        <w:suppressLineNumbers w:val="0"/>
+        <w:spacing w:before="0" w:beforeAutospacing="0" w:after="0" w:afterAutospacing="0" w:line="360" w:lineRule="auto"/>
+        <w:ind w:left="1260" w:leftChars="0" w:right="0" w:hanging="420" w:firstLineChars="0"/>
+        <w:jc w:val="left"/>
+        <w:rPr>
+          <w:rFonts w:hint="default" w:ascii="Bodoni MT" w:hAnsi="Bodoni MT" w:eastAsia="等线" w:cs="Bodoni MT"/>
+          <w:sz w:val="22"/>
+          <w:szCs w:val="22"/>
+        </w:rPr>
+      </w:pPr>
+      <w:r>
+        <w:rPr>
+          <w:rFonts w:hint="default" w:ascii="Bodoni MT" w:hAnsi="Bodoni MT" w:eastAsia="等线" w:cs="Bodoni MT"/>
+          <w:sz w:val="22"/>
+          <w:szCs w:val="22"/>
+          <w:lang w:val="en-IN"/>
+        </w:rPr>
+        <w:t>We were using it like this, we had to a instance of that particular service to trigger our request. Which is not proper.</w:t>
+      </w:r>
+    </w:p>
+    <w:p>
+      <w:pPr>
+        <w:keepNext w:val="0"/>
+        <w:keepLines w:val="0"/>
+        <w:widowControl/>
+        <w:numPr>
+          <w:ilvl w:val="2"/>
+          <w:numId w:val="11"/>
+        </w:numPr>
+        <w:suppressLineNumbers w:val="0"/>
+        <w:spacing w:before="0" w:beforeAutospacing="0" w:after="0" w:afterAutospacing="0" w:line="360" w:lineRule="auto"/>
+        <w:ind w:left="1260" w:leftChars="0" w:right="0" w:hanging="420" w:firstLineChars="0"/>
+        <w:jc w:val="left"/>
+        <w:rPr>
+          <w:rFonts w:hint="default" w:ascii="Bodoni MT" w:hAnsi="Bodoni MT" w:eastAsia="等线" w:cs="Bodoni MT"/>
+          <w:sz w:val="22"/>
+          <w:szCs w:val="22"/>
+        </w:rPr>
+      </w:pPr>
+      <w:r>
+        <w:rPr>
+          <w:rFonts w:hint="default" w:ascii="Bodoni MT" w:hAnsi="Bodoni MT" w:eastAsia="等线" w:cs="Bodoni MT"/>
+          <w:color w:val="C00000"/>
+          <w:sz w:val="22"/>
+          <w:szCs w:val="22"/>
+          <w:lang w:val="en-IN"/>
+        </w:rPr>
+        <w:t>If we have multiple instances of a service then we need a load balancer here as well which will send the request to a instance having less congestion</w:t>
+      </w:r>
+      <w:r>
+        <w:rPr>
+          <w:rFonts w:hint="default" w:ascii="Bodoni MT" w:hAnsi="Bodoni MT" w:eastAsia="等线" w:cs="Bodoni MT"/>
+          <w:sz w:val="22"/>
+          <w:szCs w:val="22"/>
+          <w:lang w:val="en-IN"/>
+        </w:rPr>
+        <w:t>.</w:t>
+      </w:r>
+    </w:p>
+    <w:p>
+      <w:pPr>
+        <w:keepNext w:val="0"/>
+        <w:keepLines w:val="0"/>
+        <w:widowControl/>
+        <w:numPr>
+          <w:ilvl w:val="1"/>
+          <w:numId w:val="11"/>
+        </w:numPr>
+        <w:suppressLineNumbers w:val="0"/>
+        <w:spacing w:before="0" w:beforeAutospacing="0" w:after="0" w:afterAutospacing="0" w:line="360" w:lineRule="auto"/>
+        <w:ind w:left="840" w:leftChars="0" w:right="0" w:hanging="420" w:firstLineChars="0"/>
+        <w:jc w:val="left"/>
+        <w:rPr>
+          <w:rFonts w:hint="default" w:ascii="Bodoni MT" w:hAnsi="Bodoni MT" w:eastAsia="等线" w:cs="Bodoni MT"/>
+          <w:sz w:val="22"/>
+          <w:szCs w:val="22"/>
+        </w:rPr>
+      </w:pPr>
+      <w:r>
+        <w:rPr>
+          <w:rFonts w:hint="default" w:ascii="Bodoni MT" w:hAnsi="Bodoni MT" w:eastAsia="等线" w:cs="Bodoni MT"/>
+          <w:b/>
+          <w:bCs/>
+          <w:sz w:val="22"/>
+          <w:szCs w:val="22"/>
+          <w:lang w:val="en-IN"/>
+        </w:rPr>
+        <w:t>FeignClient</w:t>
+      </w:r>
+      <w:r>
+        <w:rPr>
+          <w:rFonts w:hint="default" w:ascii="Bodoni MT" w:hAnsi="Bodoni MT" w:eastAsia="等线" w:cs="Bodoni MT"/>
+          <w:b w:val="0"/>
+          <w:bCs w:val="0"/>
+          <w:sz w:val="22"/>
+          <w:szCs w:val="22"/>
+          <w:lang w:val="en-IN"/>
+        </w:rPr>
+        <w:t xml:space="preserve"> solved this issue.</w:t>
+      </w:r>
+    </w:p>
+    <w:p>
+      <w:pPr>
+        <w:keepNext w:val="0"/>
+        <w:keepLines w:val="0"/>
+        <w:widowControl/>
+        <w:numPr>
+          <w:ilvl w:val="0"/>
+          <w:numId w:val="11"/>
+        </w:numPr>
+        <w:suppressLineNumbers w:val="0"/>
+        <w:spacing w:before="0" w:beforeAutospacing="0" w:after="0" w:afterAutospacing="0" w:line="360" w:lineRule="auto"/>
+        <w:ind w:left="420" w:leftChars="0" w:right="0" w:hanging="420" w:firstLineChars="0"/>
+        <w:jc w:val="left"/>
+        <w:rPr>
+          <w:rFonts w:hint="default" w:ascii="Bodoni MT" w:hAnsi="Bodoni MT" w:eastAsia="等线" w:cs="Bodoni MT"/>
+          <w:color w:val="FFFFFF" w:themeColor="background1"/>
+          <w:sz w:val="22"/>
+          <w:szCs w:val="22"/>
+          <w:highlight w:val="darkCyan"/>
+          <w14:textFill>
+            <w14:solidFill>
+              <w14:schemeClr w14:val="bg1"/>
+            </w14:solidFill>
+          </w14:textFill>
+        </w:rPr>
+      </w:pPr>
+      <w:r>
+        <w:rPr>
+          <w:rFonts w:hint="default" w:ascii="Bodoni MT" w:hAnsi="Bodoni MT" w:eastAsia="等线" w:cs="Bodoni MT"/>
+          <w:b w:val="0"/>
+          <w:bCs w:val="0"/>
+          <w:color w:val="FFFFFF" w:themeColor="background1"/>
+          <w:sz w:val="22"/>
+          <w:szCs w:val="22"/>
+          <w:highlight w:val="darkCyan"/>
+          <w:lang w:val="en-US"/>
+          <w14:textFill>
+            <w14:solidFill>
+              <w14:schemeClr w14:val="bg1"/>
+            </w14:solidFill>
+          </w14:textFill>
+        </w:rPr>
+        <w:t xml:space="preserve">Internal working &amp; Load balancing of </w:t>
+      </w:r>
+      <w:r>
+        <w:rPr>
+          <w:rFonts w:hint="default" w:ascii="Bodoni MT" w:hAnsi="Bodoni MT" w:eastAsia="等线" w:cs="Bodoni MT"/>
+          <w:b/>
+          <w:bCs/>
+          <w:color w:val="FFFFFF" w:themeColor="background1"/>
+          <w:sz w:val="22"/>
+          <w:szCs w:val="22"/>
+          <w:highlight w:val="darkCyan"/>
+          <w:lang w:val="en-US"/>
+          <w14:textFill>
+            <w14:solidFill>
+              <w14:schemeClr w14:val="bg1"/>
+            </w14:solidFill>
+          </w14:textFill>
+        </w:rPr>
+        <w:t>FeignClient</w:t>
+      </w:r>
+      <w:r>
+        <w:rPr>
+          <w:rFonts w:hint="default" w:ascii="Bodoni MT" w:hAnsi="Bodoni MT" w:eastAsia="等线" w:cs="Bodoni MT"/>
+          <w:b w:val="0"/>
+          <w:bCs w:val="0"/>
+          <w:color w:val="FFFFFF" w:themeColor="background1"/>
+          <w:sz w:val="22"/>
+          <w:szCs w:val="22"/>
+          <w:highlight w:val="darkCyan"/>
+          <w:lang w:val="en-US"/>
+          <w14:textFill>
+            <w14:solidFill>
+              <w14:schemeClr w14:val="bg1"/>
+            </w14:solidFill>
+          </w14:textFill>
+        </w:rPr>
+        <w:t xml:space="preserve">  ------------------                </w:t>
+      </w:r>
+    </w:p>
+    <w:p>
+      <w:pPr>
+        <w:keepNext w:val="0"/>
+        <w:keepLines w:val="0"/>
+        <w:widowControl/>
+        <w:numPr>
+          <w:ilvl w:val="1"/>
+          <w:numId w:val="11"/>
+        </w:numPr>
+        <w:suppressLineNumbers w:val="0"/>
+        <w:spacing w:before="0" w:beforeAutospacing="0" w:after="0" w:afterAutospacing="0" w:line="360" w:lineRule="auto"/>
+        <w:ind w:left="840" w:leftChars="0" w:right="0" w:hanging="420" w:firstLineChars="0"/>
+        <w:jc w:val="left"/>
+        <w:rPr>
+          <w:rFonts w:hint="default" w:ascii="Bodoni MT" w:hAnsi="Bodoni MT" w:eastAsia="等线" w:cs="Bodoni MT"/>
+          <w:sz w:val="22"/>
+          <w:szCs w:val="22"/>
+        </w:rPr>
+      </w:pPr>
+      <w:r>
+        <w:rPr>
+          <w:rFonts w:hint="default" w:ascii="Bodoni MT" w:hAnsi="Bodoni MT" w:eastAsia="等线" w:cs="Bodoni MT"/>
+          <w:b w:val="0"/>
+          <w:bCs w:val="0"/>
+          <w:sz w:val="22"/>
+          <w:szCs w:val="22"/>
+          <w:lang w:val="en-IN"/>
+        </w:rPr>
+        <w:t xml:space="preserve">Feign contains a class </w:t>
+      </w:r>
+      <w:r>
+        <w:rPr>
+          <w:rFonts w:hint="default" w:ascii="Bodoni MT" w:hAnsi="Bodoni MT" w:eastAsia="等线" w:cs="Bodoni MT"/>
+          <w:b/>
+          <w:bCs/>
+          <w:sz w:val="22"/>
+          <w:szCs w:val="22"/>
+          <w:lang w:val="en-IN"/>
+        </w:rPr>
+        <w:t xml:space="preserve">FeignBlockingLoadBalancerClient </w:t>
+      </w:r>
+      <w:r>
+        <w:rPr>
+          <w:rFonts w:hint="default" w:ascii="Bodoni MT" w:hAnsi="Bodoni MT" w:eastAsia="等线" w:cs="Bodoni MT"/>
+          <w:b w:val="0"/>
+          <w:bCs w:val="0"/>
+          <w:sz w:val="22"/>
+          <w:szCs w:val="22"/>
+          <w:lang w:val="en-IN"/>
+        </w:rPr>
+        <w:t>which manages the load balancing part.</w:t>
+      </w:r>
+    </w:p>
+    <w:p>
+      <w:pPr>
+        <w:keepNext w:val="0"/>
+        <w:keepLines w:val="0"/>
+        <w:widowControl/>
+        <w:numPr>
+          <w:ilvl w:val="1"/>
+          <w:numId w:val="11"/>
+        </w:numPr>
+        <w:suppressLineNumbers w:val="0"/>
+        <w:spacing w:before="0" w:beforeAutospacing="0" w:after="0" w:afterAutospacing="0" w:line="360" w:lineRule="auto"/>
+        <w:ind w:left="840" w:leftChars="0" w:right="0" w:hanging="420" w:firstLineChars="0"/>
+        <w:jc w:val="left"/>
+        <w:rPr>
+          <w:rFonts w:hint="default" w:ascii="Bodoni MT" w:hAnsi="Bodoni MT" w:eastAsia="等线" w:cs="Bodoni MT"/>
+          <w:sz w:val="22"/>
+          <w:szCs w:val="22"/>
+        </w:rPr>
+      </w:pPr>
+      <w:r>
+        <w:rPr>
+          <w:rFonts w:hint="default" w:ascii="Bodoni MT" w:hAnsi="Bodoni MT" w:cs="Bodoni MT"/>
+        </w:rPr>
+        <w:drawing>
+          <wp:inline distT="0" distB="0" distL="114300" distR="114300">
+            <wp:extent cx="4813300" cy="4038600"/>
+            <wp:effectExtent l="0" t="0" r="0" b="0"/>
+            <wp:docPr id="27" name="Picture 27"/>
+            <wp:cNvGraphicFramePr>
+              <a:graphicFrameLocks xmlns:a="http://schemas.openxmlformats.org/drawingml/2006/main" noChangeAspect="1"/>
+            </wp:cNvGraphicFramePr>
+            <a:graphic xmlns:a="http://schemas.openxmlformats.org/drawingml/2006/main">
+              <a:graphicData uri="http://schemas.openxmlformats.org/drawingml/2006/picture">
+                <pic:pic xmlns:pic="http://schemas.openxmlformats.org/drawingml/2006/picture">
+                  <pic:nvPicPr>
+                    <pic:cNvPr id="27" name="Picture 27"/>
+                    <pic:cNvPicPr>
+                      <a:picLocks noChangeAspect="1"/>
+                    </pic:cNvPicPr>
+                  </pic:nvPicPr>
+                  <pic:blipFill>
+                    <a:blip r:embed="rId30"/>
+                    <a:srcRect l="4086" t="4726" r="4544" b="7393"/>
+                    <a:stretch>
+                      <a:fillRect/>
+                    </a:stretch>
+                  </pic:blipFill>
+                  <pic:spPr>
+                    <a:xfrm>
+                      <a:off x="0" y="0"/>
+                      <a:ext cx="4813300" cy="4038600"/>
+                    </a:xfrm>
+                    <a:prstGeom prst="rect">
+                      <a:avLst/>
+                    </a:prstGeom>
+                    <a:noFill/>
+                    <a:ln>
+                      <a:noFill/>
+                    </a:ln>
+                  </pic:spPr>
+                </pic:pic>
+              </a:graphicData>
+            </a:graphic>
+          </wp:inline>
+        </w:drawing>
+      </w:r>
+    </w:p>
+    <w:p>
+      <w:pPr>
+        <w:keepNext w:val="0"/>
+        <w:keepLines w:val="0"/>
+        <w:widowControl/>
+        <w:numPr>
+          <w:ilvl w:val="1"/>
+          <w:numId w:val="11"/>
+        </w:numPr>
+        <w:suppressLineNumbers w:val="0"/>
+        <w:spacing w:before="0" w:beforeAutospacing="0" w:after="0" w:afterAutospacing="0" w:line="360" w:lineRule="auto"/>
+        <w:ind w:left="840" w:leftChars="0" w:right="0" w:hanging="420" w:firstLineChars="0"/>
+        <w:jc w:val="left"/>
+        <w:rPr>
+          <w:rFonts w:hint="default" w:ascii="Bodoni MT" w:hAnsi="Bodoni MT" w:eastAsia="等线" w:cs="Bodoni MT"/>
+          <w:sz w:val="22"/>
+          <w:szCs w:val="22"/>
+        </w:rPr>
+      </w:pPr>
+      <w:r>
+        <w:rPr>
+          <w:rFonts w:hint="default" w:ascii="Bodoni MT" w:hAnsi="Bodoni MT" w:cs="Bodoni MT"/>
+        </w:rPr>
+        <w:drawing>
+          <wp:inline distT="0" distB="0" distL="114300" distR="114300">
+            <wp:extent cx="5880735" cy="975995"/>
+            <wp:effectExtent l="0" t="0" r="12065" b="1905"/>
+            <wp:docPr id="29" name="Picture 29"/>
+            <wp:cNvGraphicFramePr>
+              <a:graphicFrameLocks xmlns:a="http://schemas.openxmlformats.org/drawingml/2006/main" noChangeAspect="1"/>
+            </wp:cNvGraphicFramePr>
+            <a:graphic xmlns:a="http://schemas.openxmlformats.org/drawingml/2006/main">
+              <a:graphicData uri="http://schemas.openxmlformats.org/drawingml/2006/picture">
+                <pic:pic xmlns:pic="http://schemas.openxmlformats.org/drawingml/2006/picture">
+                  <pic:nvPicPr>
+                    <pic:cNvPr id="29" name="Picture 29"/>
+                    <pic:cNvPicPr>
+                      <a:picLocks noChangeAspect="1"/>
+                    </pic:cNvPicPr>
+                  </pic:nvPicPr>
+                  <pic:blipFill>
+                    <a:blip r:embed="rId31"/>
+                    <a:stretch>
+                      <a:fillRect/>
+                    </a:stretch>
+                  </pic:blipFill>
+                  <pic:spPr>
+                    <a:xfrm>
+                      <a:off x="0" y="0"/>
+                      <a:ext cx="5880735" cy="975995"/>
+                    </a:xfrm>
+                    <a:prstGeom prst="rect">
+                      <a:avLst/>
+                    </a:prstGeom>
+                    <a:noFill/>
+                    <a:ln>
+                      <a:noFill/>
+                    </a:ln>
+                  </pic:spPr>
+                </pic:pic>
+              </a:graphicData>
+            </a:graphic>
+          </wp:inline>
+        </w:drawing>
+      </w:r>
+    </w:p>
+    <w:p>
+      <w:pPr>
+        <w:keepNext w:val="0"/>
+        <w:keepLines w:val="0"/>
+        <w:widowControl/>
+        <w:numPr>
+          <w:ilvl w:val="1"/>
+          <w:numId w:val="11"/>
+        </w:numPr>
+        <w:suppressLineNumbers w:val="0"/>
+        <w:spacing w:before="0" w:beforeAutospacing="0" w:after="0" w:afterAutospacing="0" w:line="360" w:lineRule="auto"/>
+        <w:ind w:left="840" w:leftChars="0" w:right="0" w:hanging="420" w:firstLineChars="0"/>
+        <w:jc w:val="left"/>
+        <w:rPr>
+          <w:rFonts w:hint="default" w:ascii="Bodoni MT" w:hAnsi="Bodoni MT" w:eastAsia="等线" w:cs="Bodoni MT"/>
+          <w:sz w:val="22"/>
+          <w:szCs w:val="22"/>
+        </w:rPr>
+      </w:pPr>
+      <w:r>
+        <w:rPr>
+          <w:rFonts w:hint="default" w:ascii="Bodoni MT" w:hAnsi="Bodoni MT" w:cs="Bodoni MT"/>
+          <w:b/>
+          <w:bCs/>
+          <w:lang w:val="en-IN"/>
+        </w:rPr>
+        <w:t>FeignBlockingLoadBalancerClient</w:t>
+      </w:r>
+      <w:r>
+        <w:rPr>
+          <w:rFonts w:hint="default" w:ascii="Bodoni MT" w:hAnsi="Bodoni MT" w:cs="Bodoni MT"/>
+          <w:b w:val="0"/>
+          <w:bCs w:val="0"/>
+          <w:lang w:val="en-IN"/>
+        </w:rPr>
+        <w:t xml:space="preserve"> gets the </w:t>
+      </w:r>
+      <w:r>
+        <w:rPr>
+          <w:rFonts w:hint="default" w:ascii="Bodoni MT" w:hAnsi="Bodoni MT" w:cs="Bodoni MT"/>
+          <w:b w:val="0"/>
+          <w:bCs w:val="0"/>
+          <w:i/>
+          <w:iCs/>
+          <w:lang w:val="en-IN"/>
+        </w:rPr>
+        <w:t>service id</w:t>
+      </w:r>
+      <w:r>
+        <w:rPr>
+          <w:rFonts w:hint="default" w:ascii="Bodoni MT" w:hAnsi="Bodoni MT" w:cs="Bodoni MT"/>
+          <w:b w:val="0"/>
+          <w:bCs w:val="0"/>
+          <w:i w:val="0"/>
+          <w:iCs w:val="0"/>
+          <w:lang w:val="en-IN"/>
+        </w:rPr>
+        <w:t xml:space="preserve"> (order-service, inventory-service ..etc) and get the instances using that </w:t>
+      </w:r>
+      <w:r>
+        <w:rPr>
+          <w:rFonts w:hint="default" w:ascii="Bodoni MT" w:hAnsi="Bodoni MT" w:cs="Bodoni MT"/>
+          <w:b w:val="0"/>
+          <w:bCs w:val="0"/>
+          <w:i/>
+          <w:iCs/>
+          <w:lang w:val="en-IN"/>
+        </w:rPr>
+        <w:t>LoadBalancerClientFactory</w:t>
+      </w:r>
+      <w:r>
+        <w:rPr>
+          <w:rFonts w:hint="default" w:ascii="Bodoni MT" w:hAnsi="Bodoni MT" w:cs="Bodoni MT"/>
+          <w:b w:val="0"/>
+          <w:bCs w:val="0"/>
+          <w:i w:val="0"/>
+          <w:iCs w:val="0"/>
+          <w:lang w:val="en-IN"/>
+        </w:rPr>
+        <w:t xml:space="preserve"> object.</w:t>
+      </w:r>
+    </w:p>
+    <w:p>
+      <w:pPr>
+        <w:keepNext w:val="0"/>
+        <w:keepLines w:val="0"/>
+        <w:widowControl/>
+        <w:numPr>
+          <w:ilvl w:val="2"/>
+          <w:numId w:val="11"/>
+        </w:numPr>
+        <w:suppressLineNumbers w:val="0"/>
+        <w:spacing w:before="0" w:beforeAutospacing="0" w:after="0" w:afterAutospacing="0" w:line="360" w:lineRule="auto"/>
+        <w:ind w:left="1260" w:leftChars="0" w:right="0" w:hanging="420" w:firstLineChars="0"/>
+        <w:jc w:val="left"/>
+        <w:rPr>
+          <w:rFonts w:hint="default" w:ascii="Bodoni MT" w:hAnsi="Bodoni MT" w:eastAsia="等线" w:cs="Bodoni MT"/>
+          <w:sz w:val="22"/>
+          <w:szCs w:val="22"/>
+        </w:rPr>
+      </w:pPr>
+      <w:r>
+        <w:rPr>
+          <w:rFonts w:hint="default" w:ascii="Bodoni MT" w:hAnsi="Bodoni MT" w:cs="Bodoni MT"/>
+          <w:b/>
+          <w:bCs/>
+          <w:i w:val="0"/>
+          <w:iCs w:val="0"/>
+          <w:lang w:val="en-US"/>
+        </w:rPr>
+        <w:t>ReactiveLoadBalancer.Factory</w:t>
+      </w:r>
+      <w:r>
+        <w:rPr>
+          <w:rFonts w:hint="default" w:ascii="Bodoni MT" w:hAnsi="Bodoni MT" w:cs="Bodoni MT"/>
+          <w:b w:val="0"/>
+          <w:bCs w:val="0"/>
+          <w:i w:val="0"/>
+          <w:iCs w:val="0"/>
+          <w:lang w:val="en-US"/>
+        </w:rPr>
+        <w:t xml:space="preserve"> contains </w:t>
+      </w:r>
+      <w:r>
+        <w:rPr>
+          <w:rFonts w:hint="default" w:ascii="Bodoni MT" w:hAnsi="Bodoni MT" w:cs="Bodoni MT"/>
+          <w:b/>
+          <w:bCs/>
+          <w:i/>
+          <w:iCs/>
+          <w:lang w:val="en-US"/>
+        </w:rPr>
+        <w:t>getInstances()</w:t>
+      </w:r>
+      <w:r>
+        <w:rPr>
+          <w:rFonts w:hint="default" w:ascii="Bodoni MT" w:hAnsi="Bodoni MT" w:cs="Bodoni MT"/>
+          <w:b w:val="0"/>
+          <w:bCs w:val="0"/>
+          <w:i w:val="0"/>
+          <w:iCs w:val="0"/>
+          <w:lang w:val="en-US"/>
+        </w:rPr>
+        <w:t xml:space="preserve"> method and this </w:t>
+      </w:r>
+      <w:r>
+        <w:rPr>
+          <w:rFonts w:hint="default" w:ascii="Bodoni MT" w:hAnsi="Bodoni MT" w:cs="Bodoni MT"/>
+          <w:b/>
+          <w:bCs/>
+          <w:i w:val="0"/>
+          <w:iCs w:val="0"/>
+          <w:lang w:val="en-US"/>
+        </w:rPr>
+        <w:t>ReactiveLoadBalancer</w:t>
+      </w:r>
+      <w:r>
+        <w:rPr>
+          <w:rFonts w:hint="default" w:ascii="Bodoni MT" w:hAnsi="Bodoni MT" w:cs="Bodoni MT"/>
+          <w:b w:val="0"/>
+          <w:bCs w:val="0"/>
+          <w:i w:val="0"/>
+          <w:iCs w:val="0"/>
+          <w:lang w:val="en-US"/>
+        </w:rPr>
+        <w:t xml:space="preserve"> is implemented by </w:t>
+      </w:r>
+      <w:r>
+        <w:rPr>
+          <w:rFonts w:hint="default" w:ascii="Bodoni MT" w:hAnsi="Bodoni MT" w:cs="Bodoni MT"/>
+          <w:b/>
+          <w:bCs/>
+          <w:i/>
+          <w:iCs/>
+          <w:lang w:val="en-US"/>
+        </w:rPr>
+        <w:t>RoundRobinLoadBalancer</w:t>
+      </w:r>
+      <w:r>
+        <w:rPr>
+          <w:rFonts w:hint="default" w:ascii="Bodoni MT" w:hAnsi="Bodoni MT" w:cs="Bodoni MT"/>
+          <w:b w:val="0"/>
+          <w:bCs w:val="0"/>
+          <w:i w:val="0"/>
+          <w:iCs w:val="0"/>
+          <w:lang w:val="en-US"/>
+        </w:rPr>
+        <w:t xml:space="preserve"> which is being used by the spring cloud API gateway.</w:t>
+      </w:r>
+    </w:p>
+    <w:p>
+      <w:pPr>
+        <w:keepNext w:val="0"/>
+        <w:keepLines w:val="0"/>
+        <w:widowControl/>
+        <w:numPr>
+          <w:ilvl w:val="1"/>
+          <w:numId w:val="11"/>
+        </w:numPr>
+        <w:suppressLineNumbers w:val="0"/>
+        <w:spacing w:before="0" w:beforeAutospacing="0" w:after="0" w:afterAutospacing="0" w:line="360" w:lineRule="auto"/>
+        <w:ind w:left="840" w:leftChars="0" w:right="0" w:hanging="420" w:firstLineChars="0"/>
+        <w:jc w:val="left"/>
+        <w:rPr>
+          <w:rFonts w:hint="default" w:ascii="Bodoni MT" w:hAnsi="Bodoni MT" w:eastAsia="等线" w:cs="Bodoni MT"/>
+          <w:sz w:val="22"/>
+          <w:szCs w:val="22"/>
+        </w:rPr>
+      </w:pPr>
+      <w:r>
+        <w:rPr>
+          <w:rFonts w:hint="default" w:ascii="Bodoni MT" w:hAnsi="Bodoni MT" w:eastAsia="等线" w:cs="Bodoni MT"/>
+          <w:sz w:val="22"/>
+          <w:szCs w:val="22"/>
+          <w:lang w:val="en-US"/>
+        </w:rPr>
+        <w:t xml:space="preserve">Then it choose the instance by the </w:t>
+      </w:r>
+      <w:r>
+        <w:rPr>
+          <w:rFonts w:hint="default" w:ascii="Bodoni MT" w:hAnsi="Bodoni MT" w:eastAsia="等线" w:cs="Bodoni MT"/>
+          <w:b/>
+          <w:bCs/>
+          <w:sz w:val="22"/>
+          <w:szCs w:val="22"/>
+          <w:lang w:val="en-US"/>
+        </w:rPr>
+        <w:t>LoadBalancerClient</w:t>
+      </w:r>
+      <w:r>
+        <w:rPr>
+          <w:rFonts w:hint="default" w:ascii="Bodoni MT" w:hAnsi="Bodoni MT" w:eastAsia="等线" w:cs="Bodoni MT"/>
+          <w:b w:val="0"/>
+          <w:bCs w:val="0"/>
+          <w:sz w:val="22"/>
+          <w:szCs w:val="22"/>
+          <w:lang w:val="en-US"/>
+        </w:rPr>
+        <w:t xml:space="preserve"> object present inside it.</w:t>
+      </w:r>
+    </w:p>
+    <w:p>
+      <w:pPr>
+        <w:keepNext w:val="0"/>
+        <w:keepLines w:val="0"/>
+        <w:widowControl/>
+        <w:numPr>
+          <w:ilvl w:val="1"/>
+          <w:numId w:val="11"/>
+        </w:numPr>
+        <w:suppressLineNumbers w:val="0"/>
+        <w:spacing w:before="0" w:beforeAutospacing="0" w:after="0" w:afterAutospacing="0" w:line="360" w:lineRule="auto"/>
+        <w:ind w:left="840" w:leftChars="0" w:right="0" w:hanging="420" w:firstLineChars="0"/>
+        <w:jc w:val="left"/>
+        <w:rPr>
+          <w:rFonts w:hint="default" w:ascii="Bodoni MT" w:hAnsi="Bodoni MT" w:eastAsia="等线" w:cs="Bodoni MT"/>
+          <w:sz w:val="22"/>
+          <w:szCs w:val="22"/>
+        </w:rPr>
+      </w:pPr>
+      <w:r>
+        <w:rPr>
+          <w:rFonts w:hint="default" w:ascii="Bodoni MT" w:hAnsi="Bodoni MT" w:cs="Bodoni MT"/>
+        </w:rPr>
+        <w:drawing>
+          <wp:inline distT="0" distB="0" distL="114300" distR="114300">
+            <wp:extent cx="5271135" cy="178435"/>
+            <wp:effectExtent l="0" t="0" r="12065" b="12065"/>
+            <wp:docPr id="28" name="Picture 28"/>
+            <wp:cNvGraphicFramePr>
+              <a:graphicFrameLocks xmlns:a="http://schemas.openxmlformats.org/drawingml/2006/main" noChangeAspect="1"/>
+            </wp:cNvGraphicFramePr>
+            <a:graphic xmlns:a="http://schemas.openxmlformats.org/drawingml/2006/main">
+              <a:graphicData uri="http://schemas.openxmlformats.org/drawingml/2006/picture">
+                <pic:pic xmlns:pic="http://schemas.openxmlformats.org/drawingml/2006/picture">
+                  <pic:nvPicPr>
+                    <pic:cNvPr id="28" name="Picture 28"/>
+                    <pic:cNvPicPr>
+                      <a:picLocks noChangeAspect="1"/>
+                    </pic:cNvPicPr>
+                  </pic:nvPicPr>
+                  <pic:blipFill>
+                    <a:blip r:embed="rId32"/>
+                    <a:stretch>
+                      <a:fillRect/>
+                    </a:stretch>
+                  </pic:blipFill>
+                  <pic:spPr>
+                    <a:xfrm>
+                      <a:off x="0" y="0"/>
+                      <a:ext cx="5271135" cy="178435"/>
+                    </a:xfrm>
+                    <a:prstGeom prst="rect">
+                      <a:avLst/>
+                    </a:prstGeom>
+                    <a:noFill/>
+                    <a:ln>
+                      <a:noFill/>
+                    </a:ln>
+                  </pic:spPr>
+                </pic:pic>
+              </a:graphicData>
+            </a:graphic>
+          </wp:inline>
+        </w:drawing>
+      </w:r>
+    </w:p>
+    <w:p>
+      <w:pPr>
+        <w:keepNext w:val="0"/>
+        <w:keepLines w:val="0"/>
+        <w:widowControl/>
+        <w:numPr>
+          <w:ilvl w:val="1"/>
+          <w:numId w:val="11"/>
+        </w:numPr>
+        <w:suppressLineNumbers w:val="0"/>
+        <w:spacing w:before="0" w:beforeAutospacing="0" w:after="0" w:afterAutospacing="0" w:line="360" w:lineRule="auto"/>
+        <w:ind w:left="840" w:leftChars="0" w:right="0" w:hanging="420" w:firstLineChars="0"/>
+        <w:jc w:val="left"/>
+        <w:rPr>
+          <w:rFonts w:hint="default" w:ascii="Bodoni MT" w:hAnsi="Bodoni MT" w:eastAsia="等线" w:cs="Bodoni MT"/>
+          <w:sz w:val="22"/>
+          <w:szCs w:val="22"/>
+        </w:rPr>
+      </w:pPr>
+      <w:r>
+        <w:rPr>
+          <w:rFonts w:hint="default" w:ascii="Bodoni MT" w:hAnsi="Bodoni MT" w:eastAsia="等线" w:cs="Bodoni MT"/>
+          <w:sz w:val="22"/>
+          <w:szCs w:val="22"/>
+          <w:lang w:val="en-US"/>
+        </w:rPr>
+        <w:t xml:space="preserve">So in our case, </w:t>
+      </w:r>
+      <w:r>
+        <w:rPr>
+          <w:rFonts w:hint="default" w:ascii="Bodoni MT" w:hAnsi="Bodoni MT" w:eastAsia="等线" w:cs="Bodoni MT"/>
+          <w:b/>
+          <w:bCs/>
+          <w:sz w:val="22"/>
+          <w:szCs w:val="22"/>
+          <w:lang w:val="en-US"/>
+        </w:rPr>
+        <w:t>2</w:t>
+      </w:r>
+      <w:r>
+        <w:rPr>
+          <w:rFonts w:hint="default" w:ascii="Bodoni MT" w:hAnsi="Bodoni MT" w:eastAsia="等线" w:cs="Bodoni MT"/>
+          <w:b w:val="0"/>
+          <w:bCs w:val="0"/>
+          <w:sz w:val="22"/>
+          <w:szCs w:val="22"/>
+          <w:lang w:val="en-US"/>
+        </w:rPr>
+        <w:t xml:space="preserve"> load balancing are happening</w:t>
+      </w:r>
+    </w:p>
+    <w:p>
+      <w:pPr>
+        <w:keepNext w:val="0"/>
+        <w:keepLines w:val="0"/>
+        <w:widowControl/>
+        <w:numPr>
+          <w:ilvl w:val="2"/>
+          <w:numId w:val="11"/>
+        </w:numPr>
+        <w:suppressLineNumbers w:val="0"/>
+        <w:spacing w:before="0" w:beforeAutospacing="0" w:after="0" w:afterAutospacing="0" w:line="360" w:lineRule="auto"/>
+        <w:ind w:left="1260" w:leftChars="0" w:right="0" w:hanging="420" w:firstLineChars="0"/>
+        <w:jc w:val="left"/>
+        <w:rPr>
+          <w:rFonts w:hint="default" w:ascii="Bodoni MT" w:hAnsi="Bodoni MT" w:eastAsia="等线" w:cs="Bodoni MT"/>
+          <w:color w:val="C00000"/>
+          <w:sz w:val="22"/>
+          <w:szCs w:val="22"/>
+        </w:rPr>
+      </w:pPr>
+      <w:r>
+        <w:rPr>
+          <w:rFonts w:hint="default" w:ascii="Bodoni MT" w:hAnsi="Bodoni MT" w:cs="Bodoni MT"/>
+          <w:u w:val="single"/>
+          <w:lang w:val="en-US"/>
+        </w:rPr>
+        <w:t>Client to the service</w:t>
+      </w:r>
+      <w:r>
+        <w:rPr>
+          <w:rFonts w:hint="default" w:ascii="Bodoni MT" w:hAnsi="Bodoni MT" w:cs="Bodoni MT"/>
+        </w:rPr>
+        <w:br w:type="textWrapping"/>
+      </w:r>
+      <w:r>
+        <w:rPr>
+          <w:rFonts w:hint="default" w:ascii="Bodoni MT" w:hAnsi="Bodoni MT"/>
+          <w:color w:val="C00000"/>
+        </w:rPr>
+        <w:t>Client → API Gateway → Route match (/inventory/**) → Spring Cloud LoadBalancer (Gateway) → select inventory-service instance → inventory-service</w:t>
+      </w:r>
+      <w:r>
+        <w:rPr>
+          <w:rFonts w:hint="default" w:ascii="Bodoni MT" w:hAnsi="Bodoni MT"/>
+          <w:color w:val="C00000"/>
+        </w:rPr>
+        <w:br w:type="textWrapping"/>
+      </w:r>
+      <w:bookmarkStart w:id="0" w:name="_GoBack"/>
+      <w:r>
+        <w:drawing>
+          <wp:inline distT="0" distB="0" distL="114300" distR="114300">
+            <wp:extent cx="4025900" cy="647065"/>
+            <wp:effectExtent l="0" t="0" r="0" b="635"/>
+            <wp:docPr id="35" name="Picture 35"/>
+            <wp:cNvGraphicFramePr>
+              <a:graphicFrameLocks xmlns:a="http://schemas.openxmlformats.org/drawingml/2006/main" noChangeAspect="1"/>
+            </wp:cNvGraphicFramePr>
+            <a:graphic xmlns:a="http://schemas.openxmlformats.org/drawingml/2006/main">
+              <a:graphicData uri="http://schemas.openxmlformats.org/drawingml/2006/picture">
+                <pic:pic xmlns:pic="http://schemas.openxmlformats.org/drawingml/2006/picture">
+                  <pic:nvPicPr>
+                    <pic:cNvPr id="35" name="Picture 35"/>
+                    <pic:cNvPicPr>
+                      <a:picLocks noChangeAspect="1"/>
+                    </pic:cNvPicPr>
+                  </pic:nvPicPr>
+                  <pic:blipFill>
+                    <a:blip r:embed="rId33"/>
+                    <a:stretch>
+                      <a:fillRect/>
+                    </a:stretch>
+                  </pic:blipFill>
+                  <pic:spPr>
+                    <a:xfrm>
+                      <a:off x="0" y="0"/>
+                      <a:ext cx="4025900" cy="647065"/>
+                    </a:xfrm>
+                    <a:prstGeom prst="rect">
+                      <a:avLst/>
+                    </a:prstGeom>
+                    <a:noFill/>
+                    <a:ln>
+                      <a:noFill/>
+                    </a:ln>
+                  </pic:spPr>
+                </pic:pic>
+              </a:graphicData>
+            </a:graphic>
+          </wp:inline>
+        </w:drawing>
+      </w:r>
+      <w:bookmarkEnd w:id="0"/>
+    </w:p>
+    <w:p>
+      <w:pPr>
+        <w:keepNext w:val="0"/>
+        <w:keepLines w:val="0"/>
+        <w:widowControl/>
+        <w:numPr>
+          <w:ilvl w:val="2"/>
+          <w:numId w:val="11"/>
+        </w:numPr>
+        <w:suppressLineNumbers w:val="0"/>
+        <w:spacing w:before="0" w:beforeAutospacing="0" w:after="0" w:afterAutospacing="0" w:line="360" w:lineRule="auto"/>
+        <w:ind w:left="1260" w:leftChars="0" w:right="0" w:hanging="420" w:firstLineChars="0"/>
+        <w:jc w:val="left"/>
+        <w:rPr>
+          <w:rFonts w:hint="default" w:ascii="Bodoni MT" w:hAnsi="Bodoni MT" w:eastAsia="等线" w:cs="Bodoni MT"/>
+          <w:sz w:val="22"/>
+          <w:szCs w:val="22"/>
+        </w:rPr>
+      </w:pPr>
+      <w:r>
+        <w:rPr>
+          <w:rFonts w:hint="default" w:ascii="Bodoni MT" w:hAnsi="Bodoni MT" w:cs="Bodoni MT"/>
+          <w:lang w:val="en-US"/>
+        </w:rPr>
+        <w:t>Service to Service</w:t>
+      </w:r>
+      <w:r>
+        <w:rPr>
+          <w:rFonts w:hint="default" w:ascii="Bodoni MT" w:hAnsi="Bodoni MT" w:cs="Bodoni MT"/>
+          <w:lang w:val="en-US"/>
+        </w:rPr>
+        <w:br w:type="textWrapping"/>
+      </w:r>
+      <w:r>
+        <w:rPr>
+          <w:rFonts w:hint="default" w:ascii="Bodoni MT" w:hAnsi="Bodoni MT"/>
+          <w:color w:val="C00000"/>
+          <w:lang w:val="en-US"/>
+        </w:rPr>
+        <w:t>inventory-service → Feign Client → FeignBlockingLoadBalancerClient → Spring Cloud LoadBalancer → DiscoveryClient → Eureka registry → get order-service instances → select instance → HTTP call → order-service</w:t>
+      </w:r>
+      <w:r>
+        <w:rPr>
+          <w:rFonts w:hint="default" w:ascii="Bodoni MT" w:hAnsi="Bodoni MT"/>
+          <w:color w:val="C00000"/>
+          <w:lang w:val="en-US"/>
+        </w:rPr>
+        <w:br w:type="textWrapping"/>
+      </w:r>
+      <w:r>
+        <w:drawing>
+          <wp:inline distT="0" distB="0" distL="114300" distR="114300">
+            <wp:extent cx="5267960" cy="620395"/>
+            <wp:effectExtent l="0" t="0" r="2540" b="1905"/>
+            <wp:docPr id="34" name="Picture 34"/>
+            <wp:cNvGraphicFramePr>
+              <a:graphicFrameLocks xmlns:a="http://schemas.openxmlformats.org/drawingml/2006/main" noChangeAspect="1"/>
+            </wp:cNvGraphicFramePr>
+            <a:graphic xmlns:a="http://schemas.openxmlformats.org/drawingml/2006/main">
+              <a:graphicData uri="http://schemas.openxmlformats.org/drawingml/2006/picture">
+                <pic:pic xmlns:pic="http://schemas.openxmlformats.org/drawingml/2006/picture">
+                  <pic:nvPicPr>
+                    <pic:cNvPr id="34" name="Picture 34"/>
+                    <pic:cNvPicPr>
+                      <a:picLocks noChangeAspect="1"/>
+                    </pic:cNvPicPr>
+                  </pic:nvPicPr>
+                  <pic:blipFill>
+                    <a:blip r:embed="rId34"/>
+                    <a:stretch>
+                      <a:fillRect/>
+                    </a:stretch>
+                  </pic:blipFill>
+                  <pic:spPr>
+                    <a:xfrm>
+                      <a:off x="0" y="0"/>
+                      <a:ext cx="5267960" cy="620395"/>
+                    </a:xfrm>
+                    <a:prstGeom prst="rect">
+                      <a:avLst/>
+                    </a:prstGeom>
+                    <a:noFill/>
+                    <a:ln>
+                      <a:noFill/>
+                    </a:ln>
+                  </pic:spPr>
+                </pic:pic>
+              </a:graphicData>
+            </a:graphic>
+          </wp:inline>
+        </w:drawing>
+      </w:r>
+    </w:p>
+    <w:p>
+      <w:pPr>
+        <w:keepNext w:val="0"/>
+        <w:keepLines w:val="0"/>
+        <w:widowControl/>
+        <w:numPr>
+          <w:ilvl w:val="1"/>
+          <w:numId w:val="11"/>
+        </w:numPr>
+        <w:suppressLineNumbers w:val="0"/>
+        <w:spacing w:before="0" w:beforeAutospacing="0" w:after="0" w:afterAutospacing="0" w:line="360" w:lineRule="auto"/>
+        <w:ind w:left="840" w:leftChars="0" w:right="0" w:hanging="420" w:firstLineChars="0"/>
+        <w:jc w:val="left"/>
+        <w:rPr>
+          <w:rFonts w:hint="default" w:ascii="Bodoni MT" w:hAnsi="Bodoni MT" w:eastAsia="等线" w:cs="Bodoni MT"/>
+          <w:sz w:val="22"/>
+          <w:szCs w:val="22"/>
+        </w:rPr>
+      </w:pPr>
+      <w:r>
+        <w:rPr>
+          <w:rFonts w:hint="default" w:ascii="Bodoni MT" w:hAnsi="Bodoni MT" w:eastAsia="等线" w:cs="Bodoni MT"/>
+          <w:sz w:val="22"/>
+          <w:szCs w:val="22"/>
+          <w:lang w:val="en-US"/>
+        </w:rPr>
+        <w:t>F</w:t>
+      </w:r>
+      <w:r>
+        <w:rPr>
+          <w:rFonts w:hint="default" w:ascii="Bodoni MT" w:hAnsi="Bodoni MT" w:eastAsia="等线" w:cs="Bodoni MT"/>
+          <w:sz w:val="22"/>
+          <w:szCs w:val="22"/>
+          <w:lang w:val="en-US"/>
+        </w:rPr>
+        <w:tab/>
+      </w:r>
+    </w:p>
+    <w:p>
+      <w:pPr>
+        <w:keepNext w:val="0"/>
+        <w:keepLines w:val="0"/>
+        <w:widowControl/>
+        <w:numPr>
+          <w:ilvl w:val="1"/>
+          <w:numId w:val="11"/>
+        </w:numPr>
+        <w:suppressLineNumbers w:val="0"/>
+        <w:spacing w:before="0" w:beforeAutospacing="0" w:after="0" w:afterAutospacing="0" w:line="360" w:lineRule="auto"/>
+        <w:ind w:left="840" w:leftChars="0" w:right="0" w:hanging="420" w:firstLineChars="0"/>
+        <w:jc w:val="left"/>
+        <w:rPr>
+          <w:rFonts w:hint="default" w:ascii="Bodoni MT" w:hAnsi="Bodoni MT" w:eastAsia="等线" w:cs="Bodoni MT"/>
+          <w:color w:val="FFFFFF" w:themeColor="background1"/>
+          <w:sz w:val="22"/>
+          <w:szCs w:val="22"/>
+          <w:highlight w:val="darkCyan"/>
+          <w:u w:val="single"/>
+          <w14:textFill>
+            <w14:solidFill>
+              <w14:schemeClr w14:val="bg1"/>
+            </w14:solidFill>
+          </w14:textFill>
+        </w:rPr>
+      </w:pPr>
+      <w:r>
+        <w:rPr>
+          <w:rFonts w:hint="default" w:ascii="Bodoni MT" w:hAnsi="Bodoni MT" w:eastAsia="等线" w:cs="Bodoni MT"/>
+          <w:color w:val="FFFFFF" w:themeColor="background1"/>
+          <w:sz w:val="22"/>
+          <w:szCs w:val="22"/>
+          <w:highlight w:val="darkCyan"/>
+          <w:u w:val="single"/>
+          <w:lang w:val="en-US"/>
+          <w14:textFill>
+            <w14:solidFill>
+              <w14:schemeClr w14:val="bg1"/>
+            </w14:solidFill>
+          </w14:textFill>
+        </w:rPr>
+        <w:t xml:space="preserve">                                                                    </w:t>
+      </w:r>
+    </w:p>
+    <w:p>
+      <w:pPr>
+        <w:keepNext w:val="0"/>
+        <w:keepLines w:val="0"/>
+        <w:widowControl/>
+        <w:numPr>
+          <w:ilvl w:val="0"/>
+          <w:numId w:val="11"/>
+        </w:numPr>
+        <w:suppressLineNumbers w:val="0"/>
+        <w:spacing w:before="0" w:beforeAutospacing="0" w:after="0" w:afterAutospacing="0" w:line="360" w:lineRule="auto"/>
+        <w:ind w:left="420" w:leftChars="0" w:right="0" w:hanging="420" w:firstLineChars="0"/>
+        <w:jc w:val="left"/>
+        <w:rPr>
+          <w:rFonts w:hint="default" w:ascii="Bodoni MT" w:hAnsi="Bodoni MT" w:eastAsia="等线" w:cs="Bodoni MT"/>
+          <w:sz w:val="22"/>
+          <w:szCs w:val="22"/>
+        </w:rPr>
+      </w:pPr>
+      <w:r>
+        <w:rPr>
+          <w:rFonts w:hint="default" w:ascii="Bodoni MT" w:hAnsi="Bodoni MT" w:eastAsia="等线" w:cs="Bodoni MT"/>
+          <w:sz w:val="22"/>
+          <w:szCs w:val="22"/>
+          <w:lang w:val="en-IN"/>
+        </w:rPr>
+        <w:t>F</w:t>
+      </w:r>
+    </w:p>
+    <w:p>
+      <w:pPr>
+        <w:keepNext w:val="0"/>
+        <w:keepLines w:val="0"/>
+        <w:widowControl/>
+        <w:numPr>
+          <w:ilvl w:val="0"/>
+          <w:numId w:val="11"/>
+        </w:numPr>
+        <w:suppressLineNumbers w:val="0"/>
+        <w:spacing w:before="0" w:beforeAutospacing="0" w:after="0" w:afterAutospacing="0" w:line="360" w:lineRule="auto"/>
+        <w:ind w:left="420" w:leftChars="0" w:right="0" w:hanging="420" w:firstLineChars="0"/>
+        <w:jc w:val="left"/>
+        <w:rPr>
+          <w:rFonts w:hint="default" w:ascii="Bodoni MT" w:hAnsi="Bodoni MT" w:eastAsia="等线" w:cs="Bodoni MT"/>
+          <w:sz w:val="22"/>
+          <w:szCs w:val="22"/>
+        </w:rPr>
+      </w:pPr>
+      <w:r>
+        <w:rPr>
+          <w:rFonts w:hint="default" w:ascii="Bodoni MT" w:hAnsi="Bodoni MT" w:eastAsia="等线" w:cs="Bodoni MT"/>
+          <w:sz w:val="22"/>
+          <w:szCs w:val="22"/>
+          <w:lang w:val="en-IN"/>
+        </w:rPr>
+        <w:t>F</w:t>
+      </w:r>
+    </w:p>
+    <w:p>
+      <w:pPr>
+        <w:keepNext w:val="0"/>
+        <w:keepLines w:val="0"/>
+        <w:widowControl/>
+        <w:numPr>
+          <w:ilvl w:val="0"/>
+          <w:numId w:val="11"/>
+        </w:numPr>
+        <w:suppressLineNumbers w:val="0"/>
+        <w:spacing w:before="0" w:beforeAutospacing="0" w:after="0" w:afterAutospacing="0" w:line="360" w:lineRule="auto"/>
+        <w:ind w:left="420" w:leftChars="0" w:right="0" w:hanging="420" w:firstLineChars="0"/>
+        <w:jc w:val="left"/>
+        <w:rPr>
+          <w:rFonts w:hint="default" w:ascii="Bodoni MT" w:hAnsi="Bodoni MT" w:eastAsia="等线" w:cs="Bodoni MT"/>
+          <w:sz w:val="22"/>
+          <w:szCs w:val="22"/>
+        </w:rPr>
+      </w:pPr>
+      <w:r>
+        <w:rPr>
+          <w:rFonts w:hint="default" w:ascii="Bodoni MT" w:hAnsi="Bodoni MT" w:eastAsia="等线" w:cs="Bodoni MT"/>
+          <w:sz w:val="22"/>
+          <w:szCs w:val="22"/>
+          <w:lang w:val="en-IN"/>
+        </w:rPr>
+        <w:t>F</w:t>
+      </w:r>
+    </w:p>
+    <w:p>
+      <w:pPr>
+        <w:keepNext w:val="0"/>
+        <w:keepLines w:val="0"/>
+        <w:widowControl/>
+        <w:numPr>
+          <w:ilvl w:val="0"/>
+          <w:numId w:val="11"/>
+        </w:numPr>
+        <w:suppressLineNumbers w:val="0"/>
+        <w:spacing w:before="0" w:beforeAutospacing="0" w:after="0" w:afterAutospacing="0" w:line="360" w:lineRule="auto"/>
+        <w:ind w:left="420" w:leftChars="0" w:right="0" w:hanging="420" w:firstLineChars="0"/>
+        <w:jc w:val="left"/>
+        <w:rPr>
+          <w:rFonts w:hint="default" w:ascii="Bodoni MT" w:hAnsi="Bodoni MT" w:eastAsia="等线" w:cs="Bodoni MT"/>
+          <w:sz w:val="22"/>
+          <w:szCs w:val="22"/>
+        </w:rPr>
+      </w:pPr>
+      <w:r>
+        <w:rPr>
+          <w:rFonts w:hint="default" w:ascii="Bodoni MT" w:hAnsi="Bodoni MT" w:eastAsia="等线" w:cs="Bodoni MT"/>
+          <w:sz w:val="22"/>
+          <w:szCs w:val="22"/>
+          <w:lang w:val="en-IN"/>
+        </w:rPr>
+        <w:t>F</w:t>
+      </w:r>
+    </w:p>
+    <w:p>
+      <w:pPr>
+        <w:keepNext w:val="0"/>
+        <w:keepLines w:val="0"/>
+        <w:widowControl/>
+        <w:numPr>
+          <w:ilvl w:val="0"/>
+          <w:numId w:val="11"/>
+        </w:numPr>
+        <w:suppressLineNumbers w:val="0"/>
+        <w:spacing w:before="0" w:beforeAutospacing="0" w:after="0" w:afterAutospacing="0" w:line="360" w:lineRule="auto"/>
+        <w:ind w:left="420" w:leftChars="0" w:right="0" w:hanging="420" w:firstLineChars="0"/>
+        <w:jc w:val="left"/>
+        <w:rPr>
+          <w:rFonts w:hint="default" w:ascii="Bodoni MT" w:hAnsi="Bodoni MT" w:eastAsia="等线" w:cs="Bodoni MT"/>
+          <w:sz w:val="22"/>
+          <w:szCs w:val="22"/>
+        </w:rPr>
+      </w:pPr>
+      <w:r>
+        <w:rPr>
+          <w:rFonts w:hint="default" w:ascii="Bodoni MT" w:hAnsi="Bodoni MT" w:eastAsia="等线" w:cs="Bodoni MT"/>
+          <w:sz w:val="22"/>
+          <w:szCs w:val="22"/>
+          <w:lang w:val="en-IN"/>
+        </w:rPr>
+        <w:t>F</w:t>
+      </w:r>
+    </w:p>
+    <w:p>
+      <w:pPr>
+        <w:keepNext w:val="0"/>
+        <w:keepLines w:val="0"/>
+        <w:widowControl/>
+        <w:numPr>
+          <w:ilvl w:val="1"/>
+          <w:numId w:val="11"/>
+        </w:numPr>
+        <w:suppressLineNumbers w:val="0"/>
+        <w:spacing w:before="0" w:beforeAutospacing="0" w:after="0" w:afterAutospacing="0" w:line="360" w:lineRule="auto"/>
+        <w:ind w:left="840" w:leftChars="0" w:right="0" w:hanging="420" w:firstLineChars="0"/>
+        <w:jc w:val="left"/>
+        <w:rPr>
+          <w:rFonts w:hint="default" w:ascii="Bodoni MT" w:hAnsi="Bodoni MT" w:eastAsia="等线" w:cs="Bodoni MT"/>
+          <w:sz w:val="22"/>
+          <w:szCs w:val="22"/>
+        </w:rPr>
+      </w:pPr>
+      <w:r>
+        <w:rPr>
+          <w:rFonts w:hint="default" w:ascii="Bodoni MT" w:hAnsi="Bodoni MT" w:eastAsia="等线" w:cs="Bodoni MT"/>
+          <w:sz w:val="22"/>
+          <w:szCs w:val="22"/>
+          <w:lang w:val="en-IN"/>
+        </w:rPr>
+        <w:t>F</w:t>
+      </w:r>
+    </w:p>
+    <w:p>
+      <w:pPr>
+        <w:keepNext w:val="0"/>
+        <w:keepLines w:val="0"/>
+        <w:widowControl/>
+        <w:numPr>
+          <w:ilvl w:val="1"/>
+          <w:numId w:val="11"/>
+        </w:numPr>
+        <w:suppressLineNumbers w:val="0"/>
+        <w:spacing w:before="0" w:beforeAutospacing="0" w:after="0" w:afterAutospacing="0" w:line="360" w:lineRule="auto"/>
+        <w:ind w:left="840" w:leftChars="0" w:right="0" w:hanging="420" w:firstLineChars="0"/>
+        <w:jc w:val="left"/>
+        <w:rPr>
+          <w:rFonts w:hint="default" w:ascii="Bodoni MT" w:hAnsi="Bodoni MT" w:eastAsia="等线" w:cs="Bodoni MT"/>
+          <w:sz w:val="22"/>
+          <w:szCs w:val="22"/>
+        </w:rPr>
+      </w:pPr>
+    </w:p>
+    <w:p>
+      <w:pPr>
+        <w:keepNext w:val="0"/>
+        <w:keepLines w:val="0"/>
+        <w:widowControl/>
+        <w:numPr>
+          <w:ilvl w:val="0"/>
+          <w:numId w:val="11"/>
+        </w:numPr>
+        <w:suppressLineNumbers w:val="0"/>
+        <w:spacing w:before="0" w:beforeAutospacing="0" w:after="0" w:afterAutospacing="0" w:line="360" w:lineRule="auto"/>
+        <w:ind w:left="420" w:leftChars="0" w:right="0" w:hanging="420" w:firstLineChars="0"/>
+        <w:jc w:val="left"/>
+        <w:rPr>
+          <w:rFonts w:hint="default" w:ascii="Bodoni MT" w:hAnsi="Bodoni MT" w:eastAsia="等线" w:cs="Bodoni MT"/>
+          <w:sz w:val="22"/>
+          <w:szCs w:val="22"/>
+        </w:rPr>
+      </w:pPr>
+      <w:r>
+        <w:rPr>
+          <w:rFonts w:hint="default" w:ascii="Bodoni MT" w:hAnsi="Bodoni MT" w:eastAsia="等线" w:cs="Bodoni MT"/>
+          <w:sz w:val="22"/>
+          <w:szCs w:val="22"/>
+          <w:lang w:val="en-IN"/>
+        </w:rPr>
+        <w:t>F</w:t>
+      </w:r>
+    </w:p>
+    <w:p>
+      <w:pPr>
+        <w:keepNext w:val="0"/>
+        <w:keepLines w:val="0"/>
+        <w:widowControl/>
+        <w:numPr>
+          <w:ilvl w:val="0"/>
+          <w:numId w:val="11"/>
+        </w:numPr>
+        <w:suppressLineNumbers w:val="0"/>
+        <w:spacing w:before="0" w:beforeAutospacing="0" w:after="0" w:afterAutospacing="0" w:line="360" w:lineRule="auto"/>
+        <w:ind w:left="420" w:leftChars="0" w:right="0" w:hanging="420" w:firstLineChars="0"/>
+        <w:jc w:val="left"/>
+        <w:rPr>
+          <w:rFonts w:hint="default" w:ascii="Bodoni MT" w:hAnsi="Bodoni MT" w:eastAsia="等线" w:cs="Bodoni MT"/>
+          <w:sz w:val="22"/>
+          <w:szCs w:val="22"/>
+        </w:rPr>
+      </w:pPr>
+      <w:r>
+        <w:rPr>
+          <w:rFonts w:hint="default" w:ascii="Bodoni MT" w:hAnsi="Bodoni MT" w:eastAsia="等线" w:cs="Bodoni MT"/>
+          <w:sz w:val="22"/>
+          <w:szCs w:val="22"/>
+          <w:lang w:val="en-IN"/>
+        </w:rPr>
+        <w:t>F</w:t>
       </w:r>
     </w:p>
     <w:p>

--- a/docs (springboot)/module12_microservices.docx
+++ b/docs (springboot)/module12_microservices.docx
@@ -8822,20 +8822,22 @@
       </w:r>
       <w:r>
         <w:rPr>
-          <w:rFonts w:hint="default" w:ascii="Bodoni MT" w:hAnsi="Bodoni MT"/>
+          <w:rFonts w:hint="default" w:ascii="Bodoni MT" w:hAnsi="Bodoni MT" w:cs="Bodoni MT"/>
           <w:color w:val="C00000"/>
         </w:rPr>
         <w:t>Client → API Gateway → Route match (/inventory/**) → Spring Cloud LoadBalancer (Gateway) → select inventory-service instance → inventory-service</w:t>
       </w:r>
       <w:r>
         <w:rPr>
-          <w:rFonts w:hint="default" w:ascii="Bodoni MT" w:hAnsi="Bodoni MT"/>
+          <w:rFonts w:hint="default" w:ascii="Bodoni MT" w:hAnsi="Bodoni MT" w:cs="Bodoni MT"/>
           <w:color w:val="C00000"/>
         </w:rPr>
         <w:br w:type="textWrapping"/>
       </w:r>
-      <w:bookmarkStart w:id="0" w:name="_GoBack"/>
-      <w:r>
+      <w:r>
+        <w:rPr>
+          <w:rFonts w:hint="default" w:ascii="Bodoni MT" w:hAnsi="Bodoni MT" w:cs="Bodoni MT"/>
+        </w:rPr>
         <w:drawing>
           <wp:inline distT="0" distB="0" distL="114300" distR="114300">
             <wp:extent cx="4025900" cy="647065"/>
@@ -8878,7 +8880,6 @@
           </wp:inline>
         </w:drawing>
       </w:r>
-      <w:bookmarkEnd w:id="0"/>
     </w:p>
     <w:p>
       <w:pPr>
@@ -8915,7 +8916,7 @@
       </w:r>
       <w:r>
         <w:rPr>
-          <w:rFonts w:hint="default" w:ascii="Bodoni MT" w:hAnsi="Bodoni MT"/>
+          <w:rFonts w:hint="default" w:ascii="Bodoni MT" w:hAnsi="Bodoni MT" w:cs="Bodoni MT"/>
           <w:color w:val="C00000"/>
           <w:lang w:val="en-US"/>
         </w:rPr>
@@ -8923,13 +8924,16 @@
       </w:r>
       <w:r>
         <w:rPr>
-          <w:rFonts w:hint="default" w:ascii="Bodoni MT" w:hAnsi="Bodoni MT"/>
+          <w:rFonts w:hint="default" w:ascii="Bodoni MT" w:hAnsi="Bodoni MT" w:cs="Bodoni MT"/>
           <w:color w:val="C00000"/>
           <w:lang w:val="en-US"/>
         </w:rPr>
         <w:br w:type="textWrapping"/>
       </w:r>
       <w:r>
+        <w:rPr>
+          <w:rFonts w:hint="default" w:ascii="Bodoni MT" w:hAnsi="Bodoni MT" w:cs="Bodoni MT"/>
+        </w:rPr>
         <w:drawing>
           <wp:inline distT="0" distB="0" distL="114300" distR="114300">
             <wp:extent cx="5267960" cy="620395"/>
@@ -8997,18 +9001,471 @@
           <w:rFonts w:hint="default" w:ascii="Bodoni MT" w:hAnsi="Bodoni MT" w:eastAsia="等线" w:cs="Bodoni MT"/>
           <w:sz w:val="22"/>
           <w:szCs w:val="22"/>
-          <w:lang w:val="en-US"/>
-        </w:rPr>
-        <w:t>F</w:t>
-      </w:r>
-      <w:r>
-        <w:rPr>
-          <w:rFonts w:hint="default" w:ascii="Bodoni MT" w:hAnsi="Bodoni MT" w:eastAsia="等线" w:cs="Bodoni MT"/>
-          <w:sz w:val="22"/>
-          <w:szCs w:val="22"/>
-          <w:lang w:val="en-US"/>
-        </w:rPr>
-        <w:tab/>
+          <w:lang w:val="en-IN"/>
+        </w:rPr>
+        <w:t xml:space="preserve">Now the question is how </w:t>
+      </w:r>
+      <w:r>
+        <w:rPr>
+          <w:rFonts w:hint="default" w:ascii="Bodoni MT" w:hAnsi="Bodoni MT" w:eastAsia="等线" w:cs="Bodoni MT"/>
+          <w:b/>
+          <w:bCs/>
+          <w:sz w:val="22"/>
+          <w:szCs w:val="22"/>
+          <w:lang w:val="en-IN"/>
+        </w:rPr>
+        <w:t>FeignClient</w:t>
+      </w:r>
+      <w:r>
+        <w:rPr>
+          <w:rFonts w:hint="default" w:ascii="Bodoni MT" w:hAnsi="Bodoni MT" w:eastAsia="等线" w:cs="Bodoni MT"/>
+          <w:b w:val="0"/>
+          <w:bCs w:val="0"/>
+          <w:sz w:val="22"/>
+          <w:szCs w:val="22"/>
+          <w:lang w:val="en-IN"/>
+        </w:rPr>
+        <w:t xml:space="preserve"> get the instance even if we have not configured inside application.yml or application.properties.</w:t>
+      </w:r>
+    </w:p>
+    <w:p>
+      <w:pPr>
+        <w:keepNext w:val="0"/>
+        <w:keepLines w:val="0"/>
+        <w:widowControl/>
+        <w:numPr>
+          <w:ilvl w:val="2"/>
+          <w:numId w:val="11"/>
+        </w:numPr>
+        <w:suppressLineNumbers w:val="0"/>
+        <w:spacing w:before="0" w:beforeAutospacing="0" w:after="0" w:afterAutospacing="0" w:line="360" w:lineRule="auto"/>
+        <w:ind w:left="1260" w:leftChars="0" w:right="0" w:hanging="420" w:firstLineChars="0"/>
+        <w:jc w:val="left"/>
+        <w:rPr>
+          <w:rFonts w:hint="default" w:ascii="Bodoni MT" w:hAnsi="Bodoni MT" w:eastAsia="等线" w:cs="Bodoni MT"/>
+          <w:sz w:val="22"/>
+          <w:szCs w:val="22"/>
+        </w:rPr>
+      </w:pPr>
+      <w:r>
+        <w:rPr>
+          <w:rFonts w:hint="default" w:ascii="Bodoni MT" w:hAnsi="Bodoni MT" w:eastAsia="等线" w:cs="Bodoni MT"/>
+          <w:b w:val="0"/>
+          <w:bCs w:val="0"/>
+          <w:sz w:val="22"/>
+          <w:szCs w:val="22"/>
+          <w:lang w:val="en-IN"/>
+        </w:rPr>
+        <w:t>In every Eureka client, we configure only this much</w:t>
+      </w:r>
+      <w:r>
+        <w:rPr>
+          <w:rFonts w:hint="default" w:ascii="Bodoni MT" w:hAnsi="Bodoni MT" w:eastAsia="等线" w:cs="Bodoni MT"/>
+          <w:b w:val="0"/>
+          <w:bCs w:val="0"/>
+          <w:sz w:val="22"/>
+          <w:szCs w:val="22"/>
+          <w:lang w:val="en-IN"/>
+        </w:rPr>
+        <w:br w:type="textWrapping"/>
+      </w:r>
+      <w:r>
+        <w:rPr>
+          <w:rFonts w:hint="default" w:ascii="Bodoni MT" w:hAnsi="Bodoni MT" w:cs="Bodoni MT"/>
+        </w:rPr>
+        <w:drawing>
+          <wp:inline distT="0" distB="0" distL="114300" distR="114300">
+            <wp:extent cx="3869055" cy="895350"/>
+            <wp:effectExtent l="0" t="0" r="4445" b="6350"/>
+            <wp:docPr id="36" name="Picture 36"/>
+            <wp:cNvGraphicFramePr>
+              <a:graphicFrameLocks xmlns:a="http://schemas.openxmlformats.org/drawingml/2006/main" noChangeAspect="1"/>
+            </wp:cNvGraphicFramePr>
+            <a:graphic xmlns:a="http://schemas.openxmlformats.org/drawingml/2006/main">
+              <a:graphicData uri="http://schemas.openxmlformats.org/drawingml/2006/picture">
+                <pic:pic xmlns:pic="http://schemas.openxmlformats.org/drawingml/2006/picture">
+                  <pic:nvPicPr>
+                    <pic:cNvPr id="36" name="Picture 36"/>
+                    <pic:cNvPicPr>
+                      <a:picLocks noChangeAspect="1"/>
+                    </pic:cNvPicPr>
+                  </pic:nvPicPr>
+                  <pic:blipFill>
+                    <a:blip r:embed="rId35"/>
+                    <a:stretch>
+                      <a:fillRect/>
+                    </a:stretch>
+                  </pic:blipFill>
+                  <pic:spPr>
+                    <a:xfrm>
+                      <a:off x="0" y="0"/>
+                      <a:ext cx="3869055" cy="895350"/>
+                    </a:xfrm>
+                    <a:prstGeom prst="rect">
+                      <a:avLst/>
+                    </a:prstGeom>
+                    <a:noFill/>
+                    <a:ln>
+                      <a:noFill/>
+                    </a:ln>
+                  </pic:spPr>
+                </pic:pic>
+              </a:graphicData>
+            </a:graphic>
+          </wp:inline>
+        </w:drawing>
+      </w:r>
+    </w:p>
+    <w:p>
+      <w:pPr>
+        <w:keepNext w:val="0"/>
+        <w:keepLines w:val="0"/>
+        <w:widowControl/>
+        <w:numPr>
+          <w:ilvl w:val="2"/>
+          <w:numId w:val="11"/>
+        </w:numPr>
+        <w:suppressLineNumbers w:val="0"/>
+        <w:spacing w:before="0" w:beforeAutospacing="0" w:after="0" w:afterAutospacing="0" w:line="360" w:lineRule="auto"/>
+        <w:ind w:left="1260" w:leftChars="0" w:right="0" w:hanging="420" w:firstLineChars="0"/>
+        <w:jc w:val="left"/>
+        <w:rPr>
+          <w:rFonts w:hint="default" w:ascii="Bodoni MT" w:hAnsi="Bodoni MT" w:eastAsia="等线" w:cs="Bodoni MT"/>
+          <w:sz w:val="22"/>
+          <w:szCs w:val="22"/>
+        </w:rPr>
+      </w:pPr>
+      <w:r>
+        <w:rPr>
+          <w:rFonts w:hint="default" w:ascii="Bodoni MT" w:hAnsi="Bodoni MT" w:eastAsia="等线" w:cs="Bodoni MT"/>
+          <w:sz w:val="22"/>
+          <w:szCs w:val="22"/>
+          <w:lang w:val="en-IN"/>
+        </w:rPr>
+        <w:t>And in case of RestClient, we used to get the instance using service name</w:t>
+      </w:r>
+      <w:r>
+        <w:rPr>
+          <w:rFonts w:hint="default" w:ascii="Bodoni MT" w:hAnsi="Bodoni MT" w:eastAsia="等线" w:cs="Bodoni MT"/>
+          <w:sz w:val="22"/>
+          <w:szCs w:val="22"/>
+          <w:lang w:val="en-IN"/>
+        </w:rPr>
+        <w:br w:type="textWrapping"/>
+      </w:r>
+      <w:r>
+        <w:rPr>
+          <w:rFonts w:hint="default" w:ascii="Bodoni MT" w:hAnsi="Bodoni MT" w:cs="Bodoni MT"/>
+        </w:rPr>
+        <w:drawing>
+          <wp:inline distT="0" distB="0" distL="114300" distR="114300">
+            <wp:extent cx="5598160" cy="953135"/>
+            <wp:effectExtent l="0" t="0" r="2540" b="12065"/>
+            <wp:docPr id="37" name="Picture 37"/>
+            <wp:cNvGraphicFramePr>
+              <a:graphicFrameLocks xmlns:a="http://schemas.openxmlformats.org/drawingml/2006/main" noChangeAspect="1"/>
+            </wp:cNvGraphicFramePr>
+            <a:graphic xmlns:a="http://schemas.openxmlformats.org/drawingml/2006/main">
+              <a:graphicData uri="http://schemas.openxmlformats.org/drawingml/2006/picture">
+                <pic:pic xmlns:pic="http://schemas.openxmlformats.org/drawingml/2006/picture">
+                  <pic:nvPicPr>
+                    <pic:cNvPr id="37" name="Picture 37"/>
+                    <pic:cNvPicPr>
+                      <a:picLocks noChangeAspect="1"/>
+                    </pic:cNvPicPr>
+                  </pic:nvPicPr>
+                  <pic:blipFill>
+                    <a:blip r:embed="rId36"/>
+                    <a:stretch>
+                      <a:fillRect/>
+                    </a:stretch>
+                  </pic:blipFill>
+                  <pic:spPr>
+                    <a:xfrm>
+                      <a:off x="0" y="0"/>
+                      <a:ext cx="5598160" cy="953135"/>
+                    </a:xfrm>
+                    <a:prstGeom prst="rect">
+                      <a:avLst/>
+                    </a:prstGeom>
+                    <a:noFill/>
+                    <a:ln>
+                      <a:noFill/>
+                    </a:ln>
+                  </pic:spPr>
+                </pic:pic>
+              </a:graphicData>
+            </a:graphic>
+          </wp:inline>
+        </w:drawing>
+      </w:r>
+    </w:p>
+    <w:p>
+      <w:pPr>
+        <w:keepNext w:val="0"/>
+        <w:keepLines w:val="0"/>
+        <w:widowControl/>
+        <w:numPr>
+          <w:ilvl w:val="2"/>
+          <w:numId w:val="11"/>
+        </w:numPr>
+        <w:suppressLineNumbers w:val="0"/>
+        <w:spacing w:before="0" w:beforeAutospacing="0" w:after="0" w:afterAutospacing="0" w:line="360" w:lineRule="auto"/>
+        <w:ind w:left="1260" w:leftChars="0" w:right="0" w:hanging="420" w:firstLineChars="0"/>
+        <w:jc w:val="left"/>
+        <w:rPr>
+          <w:rFonts w:hint="default" w:ascii="Bodoni MT" w:hAnsi="Bodoni MT" w:eastAsia="等线" w:cs="Bodoni MT"/>
+          <w:sz w:val="22"/>
+          <w:szCs w:val="22"/>
+        </w:rPr>
+      </w:pPr>
+      <w:r>
+        <w:rPr>
+          <w:rFonts w:hint="default" w:ascii="Bodoni MT" w:hAnsi="Bodoni MT" w:cs="Bodoni MT"/>
+          <w:lang w:val="en-IN"/>
+        </w:rPr>
+        <w:t>So, here 2 phase was there: 1. get the instance, 2. trigger the request</w:t>
+      </w:r>
+    </w:p>
+    <w:p>
+      <w:pPr>
+        <w:keepNext w:val="0"/>
+        <w:keepLines w:val="0"/>
+        <w:widowControl/>
+        <w:numPr>
+          <w:ilvl w:val="2"/>
+          <w:numId w:val="11"/>
+        </w:numPr>
+        <w:suppressLineNumbers w:val="0"/>
+        <w:spacing w:before="0" w:beforeAutospacing="0" w:after="0" w:afterAutospacing="0" w:line="360" w:lineRule="auto"/>
+        <w:ind w:left="1260" w:leftChars="0" w:right="0" w:hanging="420" w:firstLineChars="0"/>
+        <w:jc w:val="left"/>
+        <w:rPr>
+          <w:rFonts w:hint="default" w:ascii="Bodoni MT" w:hAnsi="Bodoni MT" w:eastAsia="等线" w:cs="Bodoni MT"/>
+          <w:sz w:val="22"/>
+          <w:szCs w:val="22"/>
+        </w:rPr>
+      </w:pPr>
+      <w:r>
+        <w:rPr>
+          <w:rFonts w:hint="default" w:ascii="Bodoni MT" w:hAnsi="Bodoni MT" w:eastAsia="等线" w:cs="Bodoni MT"/>
+          <w:b/>
+          <w:bCs/>
+          <w:sz w:val="22"/>
+          <w:szCs w:val="22"/>
+          <w:lang w:val="en-IN"/>
+        </w:rPr>
+        <w:t>FeignClient</w:t>
+      </w:r>
+      <w:r>
+        <w:rPr>
+          <w:rFonts w:hint="default" w:ascii="Bodoni MT" w:hAnsi="Bodoni MT" w:eastAsia="等线" w:cs="Bodoni MT"/>
+          <w:b w:val="0"/>
+          <w:bCs w:val="0"/>
+          <w:sz w:val="22"/>
+          <w:szCs w:val="22"/>
+          <w:lang w:val="en-IN"/>
+        </w:rPr>
+        <w:t xml:space="preserve"> also does the same, in the FeignClient config interface we give the service-id as the name</w:t>
+      </w:r>
+      <w:r>
+        <w:rPr>
+          <w:rFonts w:hint="default" w:ascii="Bodoni MT" w:hAnsi="Bodoni MT" w:eastAsia="等线" w:cs="Bodoni MT"/>
+          <w:b w:val="0"/>
+          <w:bCs w:val="0"/>
+          <w:sz w:val="22"/>
+          <w:szCs w:val="22"/>
+          <w:lang w:val="en-IN"/>
+        </w:rPr>
+        <w:br w:type="textWrapping"/>
+      </w:r>
+      <w:r>
+        <w:rPr>
+          <w:rFonts w:hint="default" w:ascii="Bodoni MT" w:hAnsi="Bodoni MT" w:cs="Bodoni MT"/>
+        </w:rPr>
+        <w:drawing>
+          <wp:inline distT="0" distB="0" distL="114300" distR="114300">
+            <wp:extent cx="4752975" cy="514350"/>
+            <wp:effectExtent l="0" t="0" r="9525" b="6350"/>
+            <wp:docPr id="38" name="Picture 38"/>
+            <wp:cNvGraphicFramePr>
+              <a:graphicFrameLocks xmlns:a="http://schemas.openxmlformats.org/drawingml/2006/main" noChangeAspect="1"/>
+            </wp:cNvGraphicFramePr>
+            <a:graphic xmlns:a="http://schemas.openxmlformats.org/drawingml/2006/main">
+              <a:graphicData uri="http://schemas.openxmlformats.org/drawingml/2006/picture">
+                <pic:pic xmlns:pic="http://schemas.openxmlformats.org/drawingml/2006/picture">
+                  <pic:nvPicPr>
+                    <pic:cNvPr id="38" name="Picture 38"/>
+                    <pic:cNvPicPr>
+                      <a:picLocks noChangeAspect="1"/>
+                    </pic:cNvPicPr>
+                  </pic:nvPicPr>
+                  <pic:blipFill>
+                    <a:blip r:embed="rId37"/>
+                    <a:stretch>
+                      <a:fillRect/>
+                    </a:stretch>
+                  </pic:blipFill>
+                  <pic:spPr>
+                    <a:xfrm>
+                      <a:off x="0" y="0"/>
+                      <a:ext cx="4752975" cy="514350"/>
+                    </a:xfrm>
+                    <a:prstGeom prst="rect">
+                      <a:avLst/>
+                    </a:prstGeom>
+                    <a:noFill/>
+                    <a:ln>
+                      <a:noFill/>
+                    </a:ln>
+                  </pic:spPr>
+                </pic:pic>
+              </a:graphicData>
+            </a:graphic>
+          </wp:inline>
+        </w:drawing>
+      </w:r>
+    </w:p>
+    <w:p>
+      <w:pPr>
+        <w:keepNext w:val="0"/>
+        <w:keepLines w:val="0"/>
+        <w:widowControl/>
+        <w:numPr>
+          <w:ilvl w:val="2"/>
+          <w:numId w:val="11"/>
+        </w:numPr>
+        <w:suppressLineNumbers w:val="0"/>
+        <w:spacing w:before="0" w:beforeAutospacing="0" w:after="0" w:afterAutospacing="0" w:line="360" w:lineRule="auto"/>
+        <w:ind w:left="1260" w:leftChars="0" w:right="0" w:hanging="420" w:firstLineChars="0"/>
+        <w:jc w:val="left"/>
+        <w:rPr>
+          <w:rFonts w:hint="default" w:ascii="Bodoni MT" w:hAnsi="Bodoni MT" w:eastAsia="等线" w:cs="Bodoni MT"/>
+          <w:sz w:val="22"/>
+          <w:szCs w:val="22"/>
+        </w:rPr>
+      </w:pPr>
+      <w:r>
+        <w:rPr>
+          <w:rFonts w:hint="default" w:ascii="Bodoni MT" w:hAnsi="Bodoni MT" w:cs="Bodoni MT"/>
+          <w:lang w:val="en-IN"/>
+        </w:rPr>
+        <w:t xml:space="preserve">So, </w:t>
+      </w:r>
+      <w:r>
+        <w:rPr>
+          <w:rFonts w:hint="default" w:ascii="Bodoni MT" w:hAnsi="Bodoni MT" w:cs="Bodoni MT"/>
+          <w:b/>
+          <w:bCs/>
+          <w:lang w:val="en-IN"/>
+        </w:rPr>
+        <w:t>FeignClient</w:t>
+      </w:r>
+      <w:r>
+        <w:rPr>
+          <w:rFonts w:hint="default" w:ascii="Bodoni MT" w:hAnsi="Bodoni MT" w:cs="Bodoni MT"/>
+          <w:b w:val="0"/>
+          <w:bCs w:val="0"/>
+          <w:lang w:val="en-IN"/>
+        </w:rPr>
+        <w:t xml:space="preserve"> get the instances using this service-id and use the load balancer to choose the appropriate instance.</w:t>
+      </w:r>
+    </w:p>
+    <w:p>
+      <w:pPr>
+        <w:keepNext w:val="0"/>
+        <w:keepLines w:val="0"/>
+        <w:widowControl/>
+        <w:numPr>
+          <w:ilvl w:val="2"/>
+          <w:numId w:val="11"/>
+        </w:numPr>
+        <w:suppressLineNumbers w:val="0"/>
+        <w:spacing w:before="0" w:beforeAutospacing="0" w:after="0" w:afterAutospacing="0" w:line="360" w:lineRule="auto"/>
+        <w:ind w:left="1260" w:leftChars="0" w:right="0" w:hanging="420" w:firstLineChars="0"/>
+        <w:jc w:val="left"/>
+        <w:rPr>
+          <w:rFonts w:hint="default" w:ascii="Bodoni MT" w:hAnsi="Bodoni MT" w:eastAsia="等线" w:cs="Bodoni MT"/>
+          <w:sz w:val="22"/>
+          <w:szCs w:val="22"/>
+        </w:rPr>
+      </w:pPr>
+      <w:r>
+        <w:rPr>
+          <w:rFonts w:hint="default" w:ascii="Bodoni MT" w:hAnsi="Bodoni MT" w:cs="Bodoni MT"/>
+          <w:b w:val="0"/>
+          <w:bCs w:val="0"/>
+          <w:lang w:val="en-IN"/>
+        </w:rPr>
+        <w:t>Then it trigger the request.</w:t>
+      </w:r>
+      <w:r>
+        <w:rPr>
+          <w:rFonts w:hint="default" w:ascii="Bodoni MT" w:hAnsi="Bodoni MT" w:cs="Bodoni MT"/>
+          <w:b w:val="0"/>
+          <w:bCs w:val="0"/>
+          <w:lang w:val="en-IN"/>
+        </w:rPr>
+        <w:br w:type="textWrapping"/>
+      </w:r>
+      <w:r>
+        <w:rPr>
+          <w:rFonts w:hint="default" w:ascii="Bodoni MT" w:hAnsi="Bodoni MT" w:cs="Bodoni MT"/>
+        </w:rPr>
+        <w:drawing>
+          <wp:inline distT="0" distB="0" distL="114300" distR="114300">
+            <wp:extent cx="2645410" cy="453390"/>
+            <wp:effectExtent l="0" t="0" r="8890" b="3810"/>
+            <wp:docPr id="39" name="Picture 39"/>
+            <wp:cNvGraphicFramePr>
+              <a:graphicFrameLocks xmlns:a="http://schemas.openxmlformats.org/drawingml/2006/main" noChangeAspect="1"/>
+            </wp:cNvGraphicFramePr>
+            <a:graphic xmlns:a="http://schemas.openxmlformats.org/drawingml/2006/main">
+              <a:graphicData uri="http://schemas.openxmlformats.org/drawingml/2006/picture">
+                <pic:pic xmlns:pic="http://schemas.openxmlformats.org/drawingml/2006/picture">
+                  <pic:nvPicPr>
+                    <pic:cNvPr id="39" name="Picture 39"/>
+                    <pic:cNvPicPr>
+                      <a:picLocks noChangeAspect="1"/>
+                    </pic:cNvPicPr>
+                  </pic:nvPicPr>
+                  <pic:blipFill>
+                    <a:blip r:embed="rId38"/>
+                    <a:stretch>
+                      <a:fillRect/>
+                    </a:stretch>
+                  </pic:blipFill>
+                  <pic:spPr>
+                    <a:xfrm>
+                      <a:off x="0" y="0"/>
+                      <a:ext cx="2645410" cy="453390"/>
+                    </a:xfrm>
+                    <a:prstGeom prst="rect">
+                      <a:avLst/>
+                    </a:prstGeom>
+                    <a:noFill/>
+                    <a:ln>
+                      <a:noFill/>
+                    </a:ln>
+                  </pic:spPr>
+                </pic:pic>
+              </a:graphicData>
+            </a:graphic>
+          </wp:inline>
+        </w:drawing>
+      </w:r>
+      <w:r>
+        <w:rPr>
+          <w:rFonts w:hint="default" w:ascii="Bodoni MT" w:hAnsi="Bodoni MT" w:cs="Bodoni MT"/>
+        </w:rPr>
+        <w:br w:type="textWrapping"/>
+      </w:r>
+      <w:r>
+        <w:rPr>
+          <w:rFonts w:hint="default" w:ascii="Bodoni MT" w:hAnsi="Bodoni MT" w:cs="Bodoni MT"/>
+          <w:lang w:val="en-IN"/>
+        </w:rPr>
+        <w:t>the path is mentioned here</w:t>
       </w:r>
     </w:p>
     <w:p>
@@ -9082,8 +9539,575 @@
           <w:szCs w:val="22"/>
           <w:lang w:val="en-IN"/>
         </w:rPr>
-        <w:t>F</w:t>
-      </w:r>
+        <w:t xml:space="preserve">Calling a </w:t>
+      </w:r>
+      <w:r>
+        <w:rPr>
+          <w:rFonts w:hint="default" w:ascii="Bodoni MT" w:hAnsi="Bodoni MT" w:eastAsia="等线" w:cs="Bodoni MT"/>
+          <w:b/>
+          <w:bCs/>
+          <w:i/>
+          <w:iCs/>
+          <w:sz w:val="22"/>
+          <w:szCs w:val="22"/>
+          <w:lang w:val="en-IN"/>
+        </w:rPr>
+        <w:t>put controller</w:t>
+      </w:r>
+      <w:r>
+        <w:rPr>
+          <w:rFonts w:hint="default" w:ascii="Bodoni MT" w:hAnsi="Bodoni MT" w:eastAsia="等线" w:cs="Bodoni MT"/>
+          <w:b w:val="0"/>
+          <w:bCs w:val="0"/>
+          <w:i w:val="0"/>
+          <w:iCs w:val="0"/>
+          <w:sz w:val="22"/>
+          <w:szCs w:val="22"/>
+          <w:lang w:val="en-IN"/>
+        </w:rPr>
+        <w:t xml:space="preserve"> of a service from another service which contains </w:t>
+      </w:r>
+      <w:r>
+        <w:rPr>
+          <w:rFonts w:hint="default" w:ascii="Bodoni MT" w:hAnsi="Bodoni MT" w:eastAsia="等线" w:cs="Bodoni MT"/>
+          <w:b/>
+          <w:bCs/>
+          <w:i w:val="0"/>
+          <w:iCs w:val="0"/>
+          <w:sz w:val="22"/>
+          <w:szCs w:val="22"/>
+          <w:lang w:val="en-IN"/>
+        </w:rPr>
+        <w:t>@RequestBody</w:t>
+      </w:r>
+      <w:r>
+        <w:rPr>
+          <w:rFonts w:hint="default" w:ascii="Bodoni MT" w:hAnsi="Bodoni MT" w:eastAsia="等线" w:cs="Bodoni MT"/>
+          <w:b w:val="0"/>
+          <w:bCs w:val="0"/>
+          <w:i w:val="0"/>
+          <w:iCs w:val="0"/>
+          <w:sz w:val="22"/>
+          <w:szCs w:val="22"/>
+          <w:lang w:val="en-IN"/>
+        </w:rPr>
+        <w:t xml:space="preserve"> as well.</w:t>
+      </w:r>
+    </w:p>
+    <w:p>
+      <w:pPr>
+        <w:keepNext w:val="0"/>
+        <w:keepLines w:val="0"/>
+        <w:widowControl/>
+        <w:numPr>
+          <w:ilvl w:val="1"/>
+          <w:numId w:val="11"/>
+        </w:numPr>
+        <w:suppressLineNumbers w:val="0"/>
+        <w:spacing w:before="0" w:beforeAutospacing="0" w:after="0" w:afterAutospacing="0" w:line="360" w:lineRule="auto"/>
+        <w:ind w:left="840" w:leftChars="0" w:right="0" w:hanging="420" w:firstLineChars="0"/>
+        <w:jc w:val="left"/>
+        <w:rPr>
+          <w:rFonts w:hint="default" w:ascii="Bodoni MT" w:hAnsi="Bodoni MT" w:eastAsia="等线" w:cs="Bodoni MT"/>
+          <w:sz w:val="22"/>
+          <w:szCs w:val="22"/>
+        </w:rPr>
+      </w:pPr>
+      <w:r>
+        <w:rPr>
+          <w:rFonts w:hint="default" w:ascii="Bodoni MT" w:hAnsi="Bodoni MT" w:eastAsia="等线" w:cs="Bodoni MT"/>
+          <w:sz w:val="22"/>
+          <w:szCs w:val="22"/>
+          <w:lang w:val="en-IN"/>
+        </w:rPr>
+        <w:t xml:space="preserve">In my case, I’ll create a order in </w:t>
+      </w:r>
+      <w:r>
+        <w:rPr>
+          <w:rFonts w:hint="default" w:ascii="Bodoni MT" w:hAnsi="Bodoni MT" w:eastAsia="等线" w:cs="Bodoni MT"/>
+          <w:b/>
+          <w:bCs/>
+          <w:i/>
+          <w:iCs/>
+          <w:sz w:val="22"/>
+          <w:szCs w:val="22"/>
+          <w:lang w:val="en-IN"/>
+        </w:rPr>
+        <w:t>Order</w:t>
+      </w:r>
+      <w:r>
+        <w:rPr>
+          <w:rFonts w:hint="default" w:ascii="Bodoni MT" w:hAnsi="Bodoni MT" w:eastAsia="等线" w:cs="Bodoni MT"/>
+          <w:b w:val="0"/>
+          <w:bCs w:val="0"/>
+          <w:i w:val="0"/>
+          <w:iCs w:val="0"/>
+          <w:sz w:val="22"/>
+          <w:szCs w:val="22"/>
+          <w:lang w:val="en-IN"/>
+        </w:rPr>
+        <w:t xml:space="preserve"> service, and I’ll send the list of product and quantity list to the </w:t>
+      </w:r>
+      <w:r>
+        <w:rPr>
+          <w:rFonts w:hint="default" w:ascii="Bodoni MT" w:hAnsi="Bodoni MT" w:eastAsia="等线" w:cs="Bodoni MT"/>
+          <w:b/>
+          <w:bCs/>
+          <w:i/>
+          <w:iCs/>
+          <w:sz w:val="22"/>
+          <w:szCs w:val="22"/>
+          <w:lang w:val="en-IN"/>
+        </w:rPr>
+        <w:t>Inventory</w:t>
+      </w:r>
+      <w:r>
+        <w:rPr>
+          <w:rFonts w:hint="default" w:ascii="Bodoni MT" w:hAnsi="Bodoni MT" w:eastAsia="等线" w:cs="Bodoni MT"/>
+          <w:b w:val="0"/>
+          <w:bCs w:val="0"/>
+          <w:i w:val="0"/>
+          <w:iCs w:val="0"/>
+          <w:sz w:val="22"/>
+          <w:szCs w:val="22"/>
+          <w:lang w:val="en-IN"/>
+        </w:rPr>
+        <w:t xml:space="preserve"> service so that it’ll reduce the stock of products from database.</w:t>
+      </w:r>
+    </w:p>
+    <w:p>
+      <w:pPr>
+        <w:keepNext w:val="0"/>
+        <w:keepLines w:val="0"/>
+        <w:widowControl/>
+        <w:numPr>
+          <w:ilvl w:val="1"/>
+          <w:numId w:val="11"/>
+        </w:numPr>
+        <w:suppressLineNumbers w:val="0"/>
+        <w:spacing w:before="0" w:beforeAutospacing="0" w:after="0" w:afterAutospacing="0" w:line="360" w:lineRule="auto"/>
+        <w:ind w:left="840" w:leftChars="0" w:right="0" w:hanging="420" w:firstLineChars="0"/>
+        <w:jc w:val="left"/>
+        <w:rPr>
+          <w:rFonts w:hint="default" w:ascii="Bodoni MT" w:hAnsi="Bodoni MT" w:eastAsia="等线" w:cs="Bodoni MT"/>
+          <w:sz w:val="22"/>
+          <w:szCs w:val="22"/>
+        </w:rPr>
+      </w:pPr>
+      <w:r>
+        <w:rPr>
+          <w:rFonts w:hint="default" w:ascii="Bodoni MT" w:hAnsi="Bodoni MT" w:eastAsia="等线" w:cs="Bodoni MT"/>
+          <w:b w:val="0"/>
+          <w:bCs w:val="0"/>
+          <w:i w:val="0"/>
+          <w:iCs w:val="0"/>
+          <w:sz w:val="22"/>
+          <w:szCs w:val="22"/>
+          <w:lang w:val="en-IN"/>
+        </w:rPr>
+        <w:t xml:space="preserve">For this, whatever names and types are present in the @RequestBody DTO in </w:t>
+      </w:r>
+      <w:r>
+        <w:rPr>
+          <w:rFonts w:hint="default" w:ascii="Bodoni MT" w:hAnsi="Bodoni MT" w:eastAsia="等线" w:cs="Bodoni MT"/>
+          <w:b/>
+          <w:bCs/>
+          <w:i w:val="0"/>
+          <w:iCs w:val="0"/>
+          <w:sz w:val="22"/>
+          <w:szCs w:val="22"/>
+          <w:lang w:val="en-IN"/>
+        </w:rPr>
+        <w:t>Inventory</w:t>
+      </w:r>
+      <w:r>
+        <w:rPr>
+          <w:rFonts w:hint="default" w:ascii="Bodoni MT" w:hAnsi="Bodoni MT" w:eastAsia="等线" w:cs="Bodoni MT"/>
+          <w:b w:val="0"/>
+          <w:bCs w:val="0"/>
+          <w:i w:val="0"/>
+          <w:iCs w:val="0"/>
+          <w:sz w:val="22"/>
+          <w:szCs w:val="22"/>
+          <w:lang w:val="en-IN"/>
+        </w:rPr>
+        <w:t xml:space="preserve"> controller, I’ll need to send exactly those from </w:t>
+      </w:r>
+      <w:r>
+        <w:rPr>
+          <w:rFonts w:hint="default" w:ascii="Bodoni MT" w:hAnsi="Bodoni MT" w:eastAsia="等线" w:cs="Bodoni MT"/>
+          <w:b/>
+          <w:bCs/>
+          <w:i w:val="0"/>
+          <w:iCs w:val="0"/>
+          <w:sz w:val="22"/>
+          <w:szCs w:val="22"/>
+          <w:lang w:val="en-IN"/>
+        </w:rPr>
+        <w:t>Order</w:t>
+      </w:r>
+      <w:r>
+        <w:rPr>
+          <w:rFonts w:hint="default" w:ascii="Bodoni MT" w:hAnsi="Bodoni MT" w:eastAsia="等线" w:cs="Bodoni MT"/>
+          <w:b w:val="0"/>
+          <w:bCs w:val="0"/>
+          <w:i w:val="0"/>
+          <w:iCs w:val="0"/>
+          <w:sz w:val="22"/>
+          <w:szCs w:val="22"/>
+          <w:lang w:val="en-IN"/>
+        </w:rPr>
+        <w:t xml:space="preserve"> service.</w:t>
+      </w:r>
+    </w:p>
+    <w:p>
+      <w:pPr>
+        <w:keepNext w:val="0"/>
+        <w:keepLines w:val="0"/>
+        <w:widowControl/>
+        <w:numPr>
+          <w:ilvl w:val="1"/>
+          <w:numId w:val="11"/>
+        </w:numPr>
+        <w:suppressLineNumbers w:val="0"/>
+        <w:spacing w:before="0" w:beforeAutospacing="0" w:after="0" w:afterAutospacing="0" w:line="360" w:lineRule="auto"/>
+        <w:ind w:left="840" w:leftChars="0" w:right="0" w:hanging="420" w:firstLineChars="0"/>
+        <w:jc w:val="left"/>
+        <w:rPr>
+          <w:rFonts w:hint="default" w:ascii="Bodoni MT" w:hAnsi="Bodoni MT" w:eastAsia="等线" w:cs="Bodoni MT"/>
+          <w:sz w:val="22"/>
+          <w:szCs w:val="22"/>
+        </w:rPr>
+      </w:pPr>
+      <w:r>
+        <w:rPr>
+          <w:rFonts w:hint="default" w:ascii="Bodoni MT" w:hAnsi="Bodoni MT" w:eastAsia="等线" w:cs="Bodoni MT"/>
+          <w:b w:val="0"/>
+          <w:bCs w:val="0"/>
+          <w:i w:val="0"/>
+          <w:iCs w:val="0"/>
+          <w:sz w:val="22"/>
+          <w:szCs w:val="22"/>
+          <w:lang w:val="en-IN"/>
+        </w:rPr>
+        <w:t>Inventory service DTO</w:t>
+      </w:r>
+      <w:r>
+        <w:rPr>
+          <w:rFonts w:hint="default" w:ascii="Bodoni MT" w:hAnsi="Bodoni MT" w:eastAsia="等线" w:cs="Bodoni MT"/>
+          <w:b w:val="0"/>
+          <w:bCs w:val="0"/>
+          <w:i w:val="0"/>
+          <w:iCs w:val="0"/>
+          <w:sz w:val="22"/>
+          <w:szCs w:val="22"/>
+          <w:lang w:val="en-IN"/>
+        </w:rPr>
+        <w:br w:type="textWrapping"/>
+      </w:r>
+      <w:r>
+        <w:drawing>
+          <wp:inline distT="0" distB="0" distL="114300" distR="114300">
+            <wp:extent cx="3474085" cy="657225"/>
+            <wp:effectExtent l="0" t="0" r="5715" b="3175"/>
+            <wp:docPr id="40" name="Picture 40"/>
+            <wp:cNvGraphicFramePr>
+              <a:graphicFrameLocks xmlns:a="http://schemas.openxmlformats.org/drawingml/2006/main" noChangeAspect="1"/>
+            </wp:cNvGraphicFramePr>
+            <a:graphic xmlns:a="http://schemas.openxmlformats.org/drawingml/2006/main">
+              <a:graphicData uri="http://schemas.openxmlformats.org/drawingml/2006/picture">
+                <pic:pic xmlns:pic="http://schemas.openxmlformats.org/drawingml/2006/picture">
+                  <pic:nvPicPr>
+                    <pic:cNvPr id="40" name="Picture 40"/>
+                    <pic:cNvPicPr>
+                      <a:picLocks noChangeAspect="1"/>
+                    </pic:cNvPicPr>
+                  </pic:nvPicPr>
+                  <pic:blipFill>
+                    <a:blip r:embed="rId39"/>
+                    <a:stretch>
+                      <a:fillRect/>
+                    </a:stretch>
+                  </pic:blipFill>
+                  <pic:spPr>
+                    <a:xfrm>
+                      <a:off x="0" y="0"/>
+                      <a:ext cx="3474085" cy="657225"/>
+                    </a:xfrm>
+                    <a:prstGeom prst="rect">
+                      <a:avLst/>
+                    </a:prstGeom>
+                    <a:noFill/>
+                    <a:ln>
+                      <a:noFill/>
+                    </a:ln>
+                  </pic:spPr>
+                </pic:pic>
+              </a:graphicData>
+            </a:graphic>
+          </wp:inline>
+        </w:drawing>
+      </w:r>
+      <w:r>
+        <w:br w:type="textWrapping"/>
+      </w:r>
+      <w:r>
+        <w:drawing>
+          <wp:inline distT="0" distB="0" distL="114300" distR="114300">
+            <wp:extent cx="2617470" cy="782955"/>
+            <wp:effectExtent l="0" t="0" r="11430" b="4445"/>
+            <wp:docPr id="42" name="Picture 42"/>
+            <wp:cNvGraphicFramePr>
+              <a:graphicFrameLocks xmlns:a="http://schemas.openxmlformats.org/drawingml/2006/main" noChangeAspect="1"/>
+            </wp:cNvGraphicFramePr>
+            <a:graphic xmlns:a="http://schemas.openxmlformats.org/drawingml/2006/main">
+              <a:graphicData uri="http://schemas.openxmlformats.org/drawingml/2006/picture">
+                <pic:pic xmlns:pic="http://schemas.openxmlformats.org/drawingml/2006/picture">
+                  <pic:nvPicPr>
+                    <pic:cNvPr id="42" name="Picture 42"/>
+                    <pic:cNvPicPr>
+                      <a:picLocks noChangeAspect="1"/>
+                    </pic:cNvPicPr>
+                  </pic:nvPicPr>
+                  <pic:blipFill>
+                    <a:blip r:embed="rId40"/>
+                    <a:stretch>
+                      <a:fillRect/>
+                    </a:stretch>
+                  </pic:blipFill>
+                  <pic:spPr>
+                    <a:xfrm>
+                      <a:off x="0" y="0"/>
+                      <a:ext cx="2617470" cy="782955"/>
+                    </a:xfrm>
+                    <a:prstGeom prst="rect">
+                      <a:avLst/>
+                    </a:prstGeom>
+                    <a:noFill/>
+                    <a:ln>
+                      <a:noFill/>
+                    </a:ln>
+                  </pic:spPr>
+                </pic:pic>
+              </a:graphicData>
+            </a:graphic>
+          </wp:inline>
+        </w:drawing>
+      </w:r>
+    </w:p>
+    <w:p>
+      <w:pPr>
+        <w:keepNext w:val="0"/>
+        <w:keepLines w:val="0"/>
+        <w:widowControl/>
+        <w:numPr>
+          <w:ilvl w:val="1"/>
+          <w:numId w:val="11"/>
+        </w:numPr>
+        <w:suppressLineNumbers w:val="0"/>
+        <w:spacing w:before="0" w:beforeAutospacing="0" w:after="0" w:afterAutospacing="0" w:line="360" w:lineRule="auto"/>
+        <w:ind w:left="840" w:leftChars="0" w:right="0" w:hanging="420" w:firstLineChars="0"/>
+        <w:jc w:val="left"/>
+        <w:rPr>
+          <w:rFonts w:hint="default" w:ascii="Bodoni MT" w:hAnsi="Bodoni MT" w:eastAsia="等线" w:cs="Bodoni MT"/>
+          <w:sz w:val="22"/>
+          <w:szCs w:val="22"/>
+        </w:rPr>
+      </w:pPr>
+      <w:r>
+        <w:rPr>
+          <w:rFonts w:hint="default" w:ascii="Bodoni MT" w:hAnsi="Bodoni MT" w:eastAsia="等线" w:cs="Bodoni MT"/>
+          <w:sz w:val="22"/>
+          <w:szCs w:val="22"/>
+          <w:lang w:val="en-IN"/>
+        </w:rPr>
+        <w:t>Order service DTO</w:t>
+      </w:r>
+      <w:r>
+        <w:rPr>
+          <w:rFonts w:hint="default" w:ascii="Bodoni MT" w:hAnsi="Bodoni MT" w:eastAsia="等线" w:cs="Bodoni MT"/>
+          <w:sz w:val="22"/>
+          <w:szCs w:val="22"/>
+          <w:lang w:val="en-IN"/>
+        </w:rPr>
+        <w:br w:type="textWrapping"/>
+      </w:r>
+      <w:r>
+        <w:drawing>
+          <wp:inline distT="0" distB="0" distL="114300" distR="114300">
+            <wp:extent cx="3324225" cy="996950"/>
+            <wp:effectExtent l="0" t="0" r="3175" b="6350"/>
+            <wp:docPr id="43" name="Picture 43"/>
+            <wp:cNvGraphicFramePr>
+              <a:graphicFrameLocks xmlns:a="http://schemas.openxmlformats.org/drawingml/2006/main" noChangeAspect="1"/>
+            </wp:cNvGraphicFramePr>
+            <a:graphic xmlns:a="http://schemas.openxmlformats.org/drawingml/2006/main">
+              <a:graphicData uri="http://schemas.openxmlformats.org/drawingml/2006/picture">
+                <pic:pic xmlns:pic="http://schemas.openxmlformats.org/drawingml/2006/picture">
+                  <pic:nvPicPr>
+                    <pic:cNvPr id="43" name="Picture 43"/>
+                    <pic:cNvPicPr>
+                      <a:picLocks noChangeAspect="1"/>
+                    </pic:cNvPicPr>
+                  </pic:nvPicPr>
+                  <pic:blipFill>
+                    <a:blip r:embed="rId41"/>
+                    <a:stretch>
+                      <a:fillRect/>
+                    </a:stretch>
+                  </pic:blipFill>
+                  <pic:spPr>
+                    <a:xfrm>
+                      <a:off x="0" y="0"/>
+                      <a:ext cx="3324225" cy="996950"/>
+                    </a:xfrm>
+                    <a:prstGeom prst="rect">
+                      <a:avLst/>
+                    </a:prstGeom>
+                    <a:noFill/>
+                    <a:ln>
+                      <a:noFill/>
+                    </a:ln>
+                  </pic:spPr>
+                </pic:pic>
+              </a:graphicData>
+            </a:graphic>
+          </wp:inline>
+        </w:drawing>
+      </w:r>
+      <w:r>
+        <w:br w:type="textWrapping"/>
+      </w:r>
+      <w:r>
+        <w:drawing>
+          <wp:inline distT="0" distB="0" distL="114300" distR="114300">
+            <wp:extent cx="2788920" cy="921385"/>
+            <wp:effectExtent l="0" t="0" r="5080" b="5715"/>
+            <wp:docPr id="44" name="Picture 44"/>
+            <wp:cNvGraphicFramePr>
+              <a:graphicFrameLocks xmlns:a="http://schemas.openxmlformats.org/drawingml/2006/main" noChangeAspect="1"/>
+            </wp:cNvGraphicFramePr>
+            <a:graphic xmlns:a="http://schemas.openxmlformats.org/drawingml/2006/main">
+              <a:graphicData uri="http://schemas.openxmlformats.org/drawingml/2006/picture">
+                <pic:pic xmlns:pic="http://schemas.openxmlformats.org/drawingml/2006/picture">
+                  <pic:nvPicPr>
+                    <pic:cNvPr id="44" name="Picture 44"/>
+                    <pic:cNvPicPr>
+                      <a:picLocks noChangeAspect="1"/>
+                    </pic:cNvPicPr>
+                  </pic:nvPicPr>
+                  <pic:blipFill>
+                    <a:blip r:embed="rId42"/>
+                    <a:stretch>
+                      <a:fillRect/>
+                    </a:stretch>
+                  </pic:blipFill>
+                  <pic:spPr>
+                    <a:xfrm>
+                      <a:off x="0" y="0"/>
+                      <a:ext cx="2788920" cy="921385"/>
+                    </a:xfrm>
+                    <a:prstGeom prst="rect">
+                      <a:avLst/>
+                    </a:prstGeom>
+                    <a:noFill/>
+                    <a:ln>
+                      <a:noFill/>
+                    </a:ln>
+                  </pic:spPr>
+                </pic:pic>
+              </a:graphicData>
+            </a:graphic>
+          </wp:inline>
+        </w:drawing>
+      </w:r>
+    </w:p>
+    <w:p>
+      <w:pPr>
+        <w:keepNext w:val="0"/>
+        <w:keepLines w:val="0"/>
+        <w:widowControl/>
+        <w:numPr>
+          <w:ilvl w:val="1"/>
+          <w:numId w:val="11"/>
+        </w:numPr>
+        <w:suppressLineNumbers w:val="0"/>
+        <w:spacing w:before="0" w:beforeAutospacing="0" w:after="0" w:afterAutospacing="0" w:line="360" w:lineRule="auto"/>
+        <w:ind w:left="840" w:leftChars="0" w:right="0" w:hanging="420" w:firstLineChars="0"/>
+        <w:jc w:val="left"/>
+        <w:rPr>
+          <w:rFonts w:hint="default" w:ascii="Bodoni MT" w:hAnsi="Bodoni MT" w:eastAsia="等线" w:cs="Bodoni MT"/>
+          <w:color w:val="C00000"/>
+          <w:sz w:val="22"/>
+          <w:szCs w:val="22"/>
+        </w:rPr>
+      </w:pPr>
+      <w:bookmarkStart w:id="0" w:name="_GoBack"/>
+      <w:r>
+        <w:rPr>
+          <w:rFonts w:hint="default" w:ascii="Bodoni MT"/>
+          <w:color w:val="C00000"/>
+          <w:lang w:val="en-IN"/>
+        </w:rPr>
+        <w:t>Here if you see, in order service’s DTO, some extra fields are there but that is not a problem. All the fields that are being required in the inventory service must be there in order service’s DTO.</w:t>
+      </w:r>
+      <w:r>
+        <w:rPr>
+          <w:rFonts w:hint="default" w:ascii="Bodoni MT"/>
+          <w:color w:val="C00000"/>
+          <w:lang w:val="en-IN"/>
+        </w:rPr>
+        <w:br w:type="textWrapping"/>
+      </w:r>
+      <w:r>
+        <w:rPr>
+          <w:rFonts w:hint="default" w:ascii="Bodoni MT"/>
+          <w:color w:val="C00000"/>
+          <w:lang w:val="en-IN"/>
+        </w:rPr>
+        <w:t>Just like, if you give extra some key values in json payload in postman doesn’t cause any issue but giving less values might cause issue.</w:t>
+      </w:r>
+    </w:p>
+    <w:bookmarkEnd w:id="0"/>
+    <w:p>
+      <w:pPr>
+        <w:keepNext w:val="0"/>
+        <w:keepLines w:val="0"/>
+        <w:widowControl/>
+        <w:numPr>
+          <w:ilvl w:val="1"/>
+          <w:numId w:val="11"/>
+        </w:numPr>
+        <w:suppressLineNumbers w:val="0"/>
+        <w:spacing w:before="0" w:beforeAutospacing="0" w:after="0" w:afterAutospacing="0" w:line="360" w:lineRule="auto"/>
+        <w:ind w:left="840" w:leftChars="0" w:right="0" w:hanging="420" w:firstLineChars="0"/>
+        <w:jc w:val="left"/>
+        <w:rPr>
+          <w:rFonts w:hint="default" w:ascii="Bodoni MT" w:hAnsi="Bodoni MT" w:eastAsia="等线" w:cs="Bodoni MT"/>
+          <w:sz w:val="22"/>
+          <w:szCs w:val="22"/>
+        </w:rPr>
+      </w:pPr>
+    </w:p>
+    <w:p>
+      <w:pPr>
+        <w:keepNext w:val="0"/>
+        <w:keepLines w:val="0"/>
+        <w:widowControl/>
+        <w:numPr>
+          <w:ilvl w:val="1"/>
+          <w:numId w:val="11"/>
+        </w:numPr>
+        <w:suppressLineNumbers w:val="0"/>
+        <w:spacing w:before="0" w:beforeAutospacing="0" w:after="0" w:afterAutospacing="0" w:line="360" w:lineRule="auto"/>
+        <w:ind w:left="840" w:leftChars="0" w:right="0" w:hanging="420" w:firstLineChars="0"/>
+        <w:jc w:val="left"/>
+        <w:rPr>
+          <w:rFonts w:hint="default" w:ascii="Bodoni MT" w:hAnsi="Bodoni MT" w:eastAsia="等线" w:cs="Bodoni MT"/>
+          <w:sz w:val="22"/>
+          <w:szCs w:val="22"/>
+        </w:rPr>
+      </w:pPr>
     </w:p>
     <w:p>
       <w:pPr>

--- a/docs (springboot)/module12_microservices.docx
+++ b/docs (springboot)/module12_microservices.docx
@@ -10042,7 +10042,6 @@
           <w:szCs w:val="22"/>
         </w:rPr>
       </w:pPr>
-      <w:bookmarkStart w:id="0" w:name="_GoBack"/>
       <w:r>
         <w:rPr>
           <w:rFonts w:hint="default" w:ascii="Bodoni MT"/>
@@ -10068,7 +10067,6 @@
         <w:t>Just like, if you give extra some key values in json payload in postman doesn’t cause any issue but giving less values might cause issue.</w:t>
       </w:r>
     </w:p>
-    <w:bookmarkEnd w:id="0"/>
     <w:p>
       <w:pPr>
         <w:keepNext w:val="0"/>
@@ -10111,6 +10109,83 @@
     </w:p>
     <w:p>
       <w:pPr>
+        <w:rPr>
+          <w:rFonts w:hint="default" w:ascii="Bodoni MT" w:hAnsi="Bodoni MT" w:eastAsia="等线" w:cs="Bodoni MT"/>
+          <w:sz w:val="22"/>
+          <w:szCs w:val="22"/>
+        </w:rPr>
+      </w:pPr>
+      <w:r>
+        <w:rPr>
+          <w:rFonts w:hint="default" w:ascii="Bodoni MT" w:hAnsi="Bodoni MT" w:eastAsia="等线" w:cs="Bodoni MT"/>
+          <w:sz w:val="22"/>
+          <w:szCs w:val="22"/>
+          <w:lang w:val="en-IN"/>
+        </w:rPr>
+        <w:br w:type="page"/>
+      </w:r>
+    </w:p>
+    <w:p>
+      <w:pPr>
+        <w:keepNext w:val="0"/>
+        <w:keepLines w:val="0"/>
+        <w:widowControl/>
+        <w:numPr>
+          <w:numId w:val="0"/>
+        </w:numPr>
+        <w:suppressLineNumbers w:val="0"/>
+        <w:spacing w:before="0" w:beforeAutospacing="0" w:after="0" w:afterAutospacing="0" w:line="360" w:lineRule="auto"/>
+        <w:ind w:leftChars="0" w:right="0" w:rightChars="0"/>
+        <w:jc w:val="center"/>
+        <w:rPr>
+          <w:rFonts w:hint="default" w:ascii="Bodoni MT" w:hAnsi="Bodoni MT" w:eastAsia="等线" w:cs="Bodoni MT"/>
+          <w:sz w:val="22"/>
+          <w:szCs w:val="22"/>
+        </w:rPr>
+      </w:pPr>
+      <w:r>
+        <w:rPr>
+          <w:rFonts w:hint="default" w:ascii="Bodoni MT" w:hAnsi="Bodoni MT" w:eastAsia="等线" w:cs="Bodoni MT"/>
+          <w:b/>
+          <w:bCs/>
+          <w:color w:val="002060"/>
+          <w:sz w:val="34"/>
+          <w:szCs w:val="34"/>
+          <w:highlight w:val="lightGray"/>
+          <w:u w:val="single"/>
+          <w:lang w:val="en-IN"/>
+        </w:rPr>
+        <w:t xml:space="preserve"> Circuit Breaker, Rate Limiting, Retry</w:t>
+      </w:r>
+      <w:r>
+        <w:rPr>
+          <w:rFonts w:hint="default" w:ascii="Bodoni MT" w:hAnsi="Bodoni MT" w:eastAsia="等线" w:cs="Bodoni MT"/>
+          <w:color w:val="002060"/>
+          <w:sz w:val="34"/>
+          <w:szCs w:val="34"/>
+          <w:highlight w:val="lightGray"/>
+          <w:u w:val="single"/>
+          <w:lang w:val="en-IN"/>
+        </w:rPr>
+        <w:t xml:space="preserve"> with</w:t>
+      </w:r>
+      <w:r>
+        <w:rPr>
+          <w:rFonts w:hint="default" w:ascii="Bodoni MT" w:hAnsi="Bodoni MT" w:eastAsia="等线" w:cs="Bodoni MT"/>
+          <w:b/>
+          <w:bCs/>
+          <w:color w:val="002060"/>
+          <w:sz w:val="34"/>
+          <w:szCs w:val="34"/>
+          <w:highlight w:val="lightGray"/>
+          <w:u w:val="single"/>
+          <w:lang w:val="en-IN"/>
+        </w:rPr>
+        <w:t xml:space="preserve"> Resilience4J </w:t>
+      </w:r>
+    </w:p>
+    <w:p>
+      <w:pPr>
         <w:keepNext w:val="0"/>
         <w:keepLines w:val="0"/>
         <w:widowControl/>
@@ -10135,7 +10210,177 @@
           <w:szCs w:val="22"/>
           <w:lang w:val="en-IN"/>
         </w:rPr>
-        <w:t>F</w:t>
+        <w:t>Resilience4J is a lightweight, standalone library designed for implementing resilience patterns in Java applications, particularly those using microservices architecture.</w:t>
+      </w:r>
+      <w:r>
+        <w:rPr>
+          <w:rFonts w:hint="default" w:ascii="Bodoni MT" w:hAnsi="Bodoni MT" w:eastAsia="等线" w:cs="Bodoni MT"/>
+          <w:sz w:val="22"/>
+          <w:szCs w:val="22"/>
+          <w:lang w:val="en-IN"/>
+        </w:rPr>
+        <w:br w:type="textWrapping"/>
+      </w:r>
+      <w:r>
+        <w:rPr>
+          <w:rFonts w:hint="default" w:ascii="Bodoni MT" w:hAnsi="Bodoni MT" w:eastAsia="等线" w:cs="Bodoni MT"/>
+          <w:sz w:val="22"/>
+          <w:szCs w:val="22"/>
+          <w:lang w:val="en-IN"/>
+        </w:rPr>
+        <w:t>It provides mechanisms to handle failures gracefully and ensures that services remain responsive under failure conditions.</w:t>
+      </w:r>
+      <w:r>
+        <w:rPr>
+          <w:rFonts w:hint="default" w:ascii="Bodoni MT" w:hAnsi="Bodoni MT" w:eastAsia="等线" w:cs="Bodoni MT"/>
+          <w:sz w:val="22"/>
+          <w:szCs w:val="22"/>
+          <w:lang w:val="en-IN"/>
+        </w:rPr>
+        <w:br w:type="textWrapping"/>
+      </w:r>
+      <w:r>
+        <w:rPr>
+          <w:rFonts w:hint="default" w:ascii="Bodoni MT" w:hAnsi="Bodoni MT" w:eastAsia="等线" w:cs="Bodoni MT"/>
+          <w:sz w:val="22"/>
+          <w:szCs w:val="22"/>
+          <w:lang w:val="en-IN"/>
+        </w:rPr>
+        <w:t xml:space="preserve">( </w:t>
+      </w:r>
+      <w:r>
+        <w:rPr>
+          <w:rFonts w:hint="default" w:ascii="Bodoni MT" w:hAnsi="Bodoni MT" w:eastAsia="等线"/>
+          <w:sz w:val="22"/>
+          <w:szCs w:val="22"/>
+          <w:lang w:val="en-IN"/>
+        </w:rPr>
+        <w:t xml:space="preserve">another library similar to Resilience4J is </w:t>
+      </w:r>
+      <w:r>
+        <w:rPr>
+          <w:rFonts w:hint="default" w:ascii="Bodoni MT" w:hAnsi="Bodoni MT" w:eastAsia="等线"/>
+          <w:i/>
+          <w:iCs/>
+          <w:sz w:val="22"/>
+          <w:szCs w:val="22"/>
+          <w:lang w:val="en-IN"/>
+        </w:rPr>
+        <w:t>Netflix Hystrix</w:t>
+      </w:r>
+      <w:r>
+        <w:rPr>
+          <w:rFonts w:hint="default" w:ascii="Bodoni MT" w:hAnsi="Bodoni MT" w:eastAsia="等线"/>
+          <w:sz w:val="22"/>
+          <w:szCs w:val="22"/>
+          <w:lang w:val="en-IN"/>
+        </w:rPr>
+        <w:t xml:space="preserve"> )</w:t>
+      </w:r>
+      <w:r>
+        <w:rPr>
+          <w:rFonts w:hint="default" w:ascii="Bodoni MT" w:hAnsi="Bodoni MT" w:eastAsia="等线" w:cs="Bodoni MT"/>
+          <w:sz w:val="22"/>
+          <w:szCs w:val="22"/>
+          <w:lang w:val="en-IN"/>
+        </w:rPr>
+        <w:br w:type="textWrapping"/>
+      </w:r>
+      <w:r>
+        <w:rPr>
+          <w:rFonts w:hint="default" w:ascii="Bodoni MT" w:hAnsi="Bodoni MT" w:eastAsia="等线" w:cs="Bodoni MT"/>
+          <w:sz w:val="22"/>
+          <w:szCs w:val="22"/>
+          <w:lang w:val="en-IN"/>
+        </w:rPr>
+        <w:t>It’s key features are</w:t>
+      </w:r>
+    </w:p>
+    <w:p>
+      <w:pPr>
+        <w:keepNext w:val="0"/>
+        <w:keepLines w:val="0"/>
+        <w:widowControl/>
+        <w:numPr>
+          <w:ilvl w:val="1"/>
+          <w:numId w:val="11"/>
+        </w:numPr>
+        <w:suppressLineNumbers w:val="0"/>
+        <w:spacing w:before="0" w:beforeAutospacing="0" w:after="0" w:afterAutospacing="0" w:line="360" w:lineRule="auto"/>
+        <w:ind w:left="840" w:leftChars="0" w:right="0" w:hanging="420" w:firstLineChars="0"/>
+        <w:jc w:val="left"/>
+        <w:rPr>
+          <w:rFonts w:hint="default" w:ascii="Bodoni MT" w:hAnsi="Bodoni MT" w:eastAsia="等线" w:cs="Bodoni MT"/>
+          <w:sz w:val="22"/>
+          <w:szCs w:val="22"/>
+        </w:rPr>
+      </w:pPr>
+      <w:r>
+        <w:rPr>
+          <w:rFonts w:hint="default" w:ascii="Bodoni MT" w:hAnsi="Bodoni MT" w:eastAsia="等线" w:cs="Bodoni MT"/>
+          <w:sz w:val="22"/>
+          <w:szCs w:val="22"/>
+          <w:lang w:val="en-IN"/>
+        </w:rPr>
+        <w:t>Retry</w:t>
+      </w:r>
+    </w:p>
+    <w:p>
+      <w:pPr>
+        <w:keepNext w:val="0"/>
+        <w:keepLines w:val="0"/>
+        <w:widowControl/>
+        <w:numPr>
+          <w:ilvl w:val="1"/>
+          <w:numId w:val="11"/>
+        </w:numPr>
+        <w:suppressLineNumbers w:val="0"/>
+        <w:spacing w:before="0" w:beforeAutospacing="0" w:after="0" w:afterAutospacing="0" w:line="360" w:lineRule="auto"/>
+        <w:ind w:left="840" w:leftChars="0" w:right="0" w:hanging="420" w:firstLineChars="0"/>
+        <w:jc w:val="left"/>
+        <w:rPr>
+          <w:rFonts w:hint="default" w:ascii="Bodoni MT" w:hAnsi="Bodoni MT" w:eastAsia="等线" w:cs="Bodoni MT"/>
+          <w:sz w:val="22"/>
+          <w:szCs w:val="22"/>
+        </w:rPr>
+      </w:pPr>
+      <w:r>
+        <w:rPr>
+          <w:rFonts w:hint="default" w:ascii="Bodoni MT" w:hAnsi="Bodoni MT" w:eastAsia="等线" w:cs="Bodoni MT"/>
+          <w:sz w:val="22"/>
+          <w:szCs w:val="22"/>
+          <w:lang w:val="en-IN"/>
+        </w:rPr>
+        <w:t>Rate Limiter</w:t>
+      </w:r>
+    </w:p>
+    <w:p>
+      <w:pPr>
+        <w:keepNext w:val="0"/>
+        <w:keepLines w:val="0"/>
+        <w:widowControl/>
+        <w:numPr>
+          <w:ilvl w:val="1"/>
+          <w:numId w:val="11"/>
+        </w:numPr>
+        <w:suppressLineNumbers w:val="0"/>
+        <w:spacing w:before="0" w:beforeAutospacing="0" w:after="0" w:afterAutospacing="0" w:line="360" w:lineRule="auto"/>
+        <w:ind w:left="840" w:leftChars="0" w:right="0" w:hanging="420" w:firstLineChars="0"/>
+        <w:jc w:val="left"/>
+        <w:rPr>
+          <w:rFonts w:hint="default" w:ascii="Bodoni MT" w:hAnsi="Bodoni MT" w:eastAsia="等线" w:cs="Bodoni MT"/>
+          <w:sz w:val="22"/>
+          <w:szCs w:val="22"/>
+        </w:rPr>
+      </w:pPr>
+      <w:r>
+        <w:rPr>
+          <w:rFonts w:hint="default" w:ascii="Bodoni MT" w:hAnsi="Bodoni MT" w:eastAsia="等线" w:cs="Bodoni MT"/>
+          <w:sz w:val="22"/>
+          <w:szCs w:val="22"/>
+          <w:lang w:val="en-IN"/>
+        </w:rPr>
+        <w:t>Circuit Breaker</w:t>
       </w:r>
     </w:p>
     <w:p>
@@ -10164,7 +10409,1309 @@
           <w:szCs w:val="22"/>
           <w:lang w:val="en-IN"/>
         </w:rPr>
-        <w:t>F</w:t>
+        <w:t>Dependencies</w:t>
+      </w:r>
+    </w:p>
+    <w:p>
+      <w:pPr>
+        <w:keepNext w:val="0"/>
+        <w:keepLines w:val="0"/>
+        <w:widowControl/>
+        <w:numPr>
+          <w:ilvl w:val="1"/>
+          <w:numId w:val="11"/>
+        </w:numPr>
+        <w:suppressLineNumbers w:val="0"/>
+        <w:spacing w:before="0" w:beforeAutospacing="0" w:after="0" w:afterAutospacing="0" w:line="360" w:lineRule="auto"/>
+        <w:ind w:left="840" w:leftChars="0" w:right="0" w:hanging="420" w:firstLineChars="0"/>
+        <w:jc w:val="left"/>
+        <w:rPr>
+          <w:rFonts w:hint="default" w:ascii="Bodoni MT" w:hAnsi="Bodoni MT" w:eastAsia="等线" w:cs="Bodoni MT"/>
+          <w:sz w:val="22"/>
+          <w:szCs w:val="22"/>
+        </w:rPr>
+      </w:pPr>
+      <w:r>
+        <w:rPr>
+          <w:rFonts w:hint="default" w:ascii="Bodoni MT" w:hAnsi="Bodoni MT" w:eastAsia="等线" w:cs="Bodoni MT"/>
+          <w:sz w:val="22"/>
+          <w:szCs w:val="22"/>
+          <w:lang w:val="en-IN"/>
+        </w:rPr>
+        <w:t xml:space="preserve">You’ll get 2 dependencies, one from </w:t>
+      </w:r>
+      <w:r>
+        <w:rPr>
+          <w:rFonts w:hint="default" w:ascii="Bodoni MT" w:hAnsi="Bodoni MT" w:eastAsia="等线" w:cs="Bodoni MT"/>
+          <w:i/>
+          <w:iCs/>
+          <w:sz w:val="22"/>
+          <w:szCs w:val="22"/>
+          <w:lang w:val="en-IN"/>
+        </w:rPr>
+        <w:t>Resilience4J</w:t>
+      </w:r>
+      <w:r>
+        <w:rPr>
+          <w:rFonts w:hint="default" w:ascii="Bodoni MT" w:hAnsi="Bodoni MT" w:eastAsia="等线" w:cs="Bodoni MT"/>
+          <w:i w:val="0"/>
+          <w:iCs w:val="0"/>
+          <w:sz w:val="22"/>
+          <w:szCs w:val="22"/>
+          <w:lang w:val="en-IN"/>
+        </w:rPr>
+        <w:t xml:space="preserve"> directly and another from </w:t>
+      </w:r>
+      <w:r>
+        <w:rPr>
+          <w:rFonts w:hint="default" w:ascii="Bodoni MT" w:hAnsi="Bodoni MT" w:eastAsia="等线" w:cs="Bodoni MT"/>
+          <w:b w:val="0"/>
+          <w:bCs w:val="0"/>
+          <w:i/>
+          <w:iCs/>
+          <w:sz w:val="22"/>
+          <w:szCs w:val="22"/>
+          <w:lang w:val="en-IN"/>
+        </w:rPr>
+        <w:t>Spring Cloud</w:t>
+      </w:r>
+      <w:r>
+        <w:rPr>
+          <w:rFonts w:hint="default" w:ascii="Bodoni MT" w:hAnsi="Bodoni MT" w:eastAsia="等线" w:cs="Bodoni MT"/>
+          <w:b w:val="0"/>
+          <w:bCs w:val="0"/>
+          <w:i w:val="0"/>
+          <w:iCs w:val="0"/>
+          <w:sz w:val="22"/>
+          <w:szCs w:val="22"/>
+          <w:lang w:val="en-IN"/>
+        </w:rPr>
+        <w:t>.</w:t>
+      </w:r>
+      <w:r>
+        <w:rPr>
+          <w:rFonts w:hint="default" w:ascii="Bodoni MT" w:hAnsi="Bodoni MT" w:eastAsia="等线" w:cs="Bodoni MT"/>
+          <w:b w:val="0"/>
+          <w:bCs w:val="0"/>
+          <w:i w:val="0"/>
+          <w:iCs w:val="0"/>
+          <w:sz w:val="22"/>
+          <w:szCs w:val="22"/>
+          <w:lang w:val="en-IN"/>
+        </w:rPr>
+        <w:br w:type="textWrapping"/>
+      </w:r>
+      <w:r>
+        <w:drawing>
+          <wp:inline distT="0" distB="0" distL="114300" distR="114300">
+            <wp:extent cx="2931160" cy="842645"/>
+            <wp:effectExtent l="0" t="0" r="2540" b="8255"/>
+            <wp:docPr id="45" name="Picture 45"/>
+            <wp:cNvGraphicFramePr>
+              <a:graphicFrameLocks xmlns:a="http://schemas.openxmlformats.org/drawingml/2006/main" noChangeAspect="1"/>
+            </wp:cNvGraphicFramePr>
+            <a:graphic xmlns:a="http://schemas.openxmlformats.org/drawingml/2006/main">
+              <a:graphicData uri="http://schemas.openxmlformats.org/drawingml/2006/picture">
+                <pic:pic xmlns:pic="http://schemas.openxmlformats.org/drawingml/2006/picture">
+                  <pic:nvPicPr>
+                    <pic:cNvPr id="45" name="Picture 45"/>
+                    <pic:cNvPicPr>
+                      <a:picLocks noChangeAspect="1"/>
+                    </pic:cNvPicPr>
+                  </pic:nvPicPr>
+                  <pic:blipFill>
+                    <a:blip r:embed="rId43"/>
+                    <a:stretch>
+                      <a:fillRect/>
+                    </a:stretch>
+                  </pic:blipFill>
+                  <pic:spPr>
+                    <a:xfrm>
+                      <a:off x="0" y="0"/>
+                      <a:ext cx="2931160" cy="842645"/>
+                    </a:xfrm>
+                    <a:prstGeom prst="rect">
+                      <a:avLst/>
+                    </a:prstGeom>
+                    <a:noFill/>
+                    <a:ln>
+                      <a:noFill/>
+                    </a:ln>
+                  </pic:spPr>
+                </pic:pic>
+              </a:graphicData>
+            </a:graphic>
+          </wp:inline>
+        </w:drawing>
+      </w:r>
+      <w:r>
+        <w:br w:type="textWrapping"/>
+      </w:r>
+      <w:r>
+        <w:drawing>
+          <wp:inline distT="0" distB="0" distL="114300" distR="114300">
+            <wp:extent cx="4990465" cy="666115"/>
+            <wp:effectExtent l="0" t="0" r="635" b="6985"/>
+            <wp:docPr id="46" name="Picture 46"/>
+            <wp:cNvGraphicFramePr>
+              <a:graphicFrameLocks xmlns:a="http://schemas.openxmlformats.org/drawingml/2006/main" noChangeAspect="1"/>
+            </wp:cNvGraphicFramePr>
+            <a:graphic xmlns:a="http://schemas.openxmlformats.org/drawingml/2006/main">
+              <a:graphicData uri="http://schemas.openxmlformats.org/drawingml/2006/picture">
+                <pic:pic xmlns:pic="http://schemas.openxmlformats.org/drawingml/2006/picture">
+                  <pic:nvPicPr>
+                    <pic:cNvPr id="46" name="Picture 46"/>
+                    <pic:cNvPicPr>
+                      <a:picLocks noChangeAspect="1"/>
+                    </pic:cNvPicPr>
+                  </pic:nvPicPr>
+                  <pic:blipFill>
+                    <a:blip r:embed="rId44"/>
+                    <a:stretch>
+                      <a:fillRect/>
+                    </a:stretch>
+                  </pic:blipFill>
+                  <pic:spPr>
+                    <a:xfrm>
+                      <a:off x="0" y="0"/>
+                      <a:ext cx="4990465" cy="666115"/>
+                    </a:xfrm>
+                    <a:prstGeom prst="rect">
+                      <a:avLst/>
+                    </a:prstGeom>
+                    <a:noFill/>
+                    <a:ln>
+                      <a:noFill/>
+                    </a:ln>
+                  </pic:spPr>
+                </pic:pic>
+              </a:graphicData>
+            </a:graphic>
+          </wp:inline>
+        </w:drawing>
+      </w:r>
+    </w:p>
+    <w:p>
+      <w:pPr>
+        <w:keepNext w:val="0"/>
+        <w:keepLines w:val="0"/>
+        <w:widowControl/>
+        <w:numPr>
+          <w:ilvl w:val="1"/>
+          <w:numId w:val="11"/>
+        </w:numPr>
+        <w:suppressLineNumbers w:val="0"/>
+        <w:spacing w:before="0" w:beforeAutospacing="0" w:after="0" w:afterAutospacing="0" w:line="360" w:lineRule="auto"/>
+        <w:ind w:left="840" w:leftChars="0" w:right="0" w:hanging="420" w:firstLineChars="0"/>
+        <w:jc w:val="left"/>
+        <w:rPr>
+          <w:rFonts w:hint="default" w:ascii="Bodoni MT" w:hAnsi="Bodoni MT" w:eastAsia="等线" w:cs="Bodoni MT"/>
+          <w:sz w:val="22"/>
+          <w:szCs w:val="22"/>
+        </w:rPr>
+      </w:pPr>
+      <w:r>
+        <w:rPr>
+          <w:rFonts w:hint="default" w:ascii="Bodoni MT"/>
+          <w:b/>
+          <w:bCs/>
+          <w:i/>
+          <w:iCs/>
+          <w:lang w:val="en-IN"/>
+        </w:rPr>
+        <w:t>Spring cloud</w:t>
+      </w:r>
+      <w:r>
+        <w:rPr>
+          <w:rFonts w:hint="default" w:ascii="Bodoni MT"/>
+          <w:b w:val="0"/>
+          <w:bCs w:val="0"/>
+          <w:i w:val="0"/>
+          <w:iCs w:val="0"/>
+          <w:lang w:val="en-IN"/>
+        </w:rPr>
+        <w:t xml:space="preserve"> version is a </w:t>
+      </w:r>
+      <w:r>
+        <w:rPr>
+          <w:rFonts w:hint="default" w:ascii="Bodoni MT"/>
+          <w:b w:val="0"/>
+          <w:bCs w:val="0"/>
+          <w:i w:val="0"/>
+          <w:iCs w:val="0"/>
+          <w:color w:val="C00000"/>
+          <w:lang w:val="en-IN"/>
+        </w:rPr>
+        <w:t>abstraction layer on top of the core Resilience4J</w:t>
+      </w:r>
+      <w:r>
+        <w:rPr>
+          <w:rFonts w:hint="default" w:ascii="Bodoni MT"/>
+          <w:b w:val="0"/>
+          <w:bCs w:val="0"/>
+          <w:i w:val="0"/>
+          <w:iCs w:val="0"/>
+          <w:lang w:val="en-IN"/>
+        </w:rPr>
+        <w:t xml:space="preserve"> dependency.</w:t>
+      </w:r>
+      <w:r>
+        <w:rPr>
+          <w:rFonts w:hint="default" w:ascii="Bodoni MT"/>
+          <w:b w:val="0"/>
+          <w:bCs w:val="0"/>
+          <w:i w:val="0"/>
+          <w:iCs w:val="0"/>
+          <w:lang w:val="en-IN"/>
+        </w:rPr>
+        <w:br w:type="textWrapping"/>
+      </w:r>
+      <w:r>
+        <w:rPr>
+          <w:rFonts w:hint="default" w:ascii="Bodoni MT"/>
+          <w:b w:val="0"/>
+          <w:bCs w:val="0"/>
+          <w:i w:val="0"/>
+          <w:iCs w:val="0"/>
+          <w:lang w:val="en-IN"/>
+        </w:rPr>
+        <w:t>Because it should accommodate other circuit breaker providers as well like Sentinel, Spring Retry.</w:t>
+      </w:r>
+    </w:p>
+    <w:p>
+      <w:pPr>
+        <w:keepNext w:val="0"/>
+        <w:keepLines w:val="0"/>
+        <w:widowControl/>
+        <w:numPr>
+          <w:ilvl w:val="1"/>
+          <w:numId w:val="11"/>
+        </w:numPr>
+        <w:suppressLineNumbers w:val="0"/>
+        <w:spacing w:before="0" w:beforeAutospacing="0" w:after="0" w:afterAutospacing="0" w:line="360" w:lineRule="auto"/>
+        <w:ind w:left="840" w:leftChars="0" w:right="0" w:hanging="420" w:firstLineChars="0"/>
+        <w:jc w:val="left"/>
+        <w:rPr>
+          <w:rFonts w:hint="default" w:ascii="Bodoni MT" w:hAnsi="Bodoni MT" w:eastAsia="等线" w:cs="Bodoni MT"/>
+          <w:sz w:val="22"/>
+          <w:szCs w:val="22"/>
+        </w:rPr>
+      </w:pPr>
+      <w:r>
+        <w:rPr>
+          <w:rFonts w:hint="default" w:ascii="Bodoni MT" w:hAnsi="Bodoni MT" w:eastAsia="等线" w:cs="Bodoni MT"/>
+          <w:sz w:val="22"/>
+          <w:szCs w:val="22"/>
+          <w:lang w:val="en-IN"/>
+        </w:rPr>
+        <w:t xml:space="preserve">If you include </w:t>
+      </w:r>
+      <w:r>
+        <w:rPr>
+          <w:rFonts w:hint="default" w:ascii="Bodoni MT" w:hAnsi="Bodoni MT" w:eastAsia="等线" w:cs="Bodoni MT"/>
+          <w:i/>
+          <w:iCs/>
+          <w:sz w:val="22"/>
+          <w:szCs w:val="22"/>
+          <w:lang w:val="en-IN"/>
+        </w:rPr>
+        <w:t>Resilience4J</w:t>
+      </w:r>
+      <w:r>
+        <w:rPr>
+          <w:rFonts w:hint="default" w:ascii="Bodoni MT" w:hAnsi="Bodoni MT" w:eastAsia="等线" w:cs="Bodoni MT"/>
+          <w:b w:val="0"/>
+          <w:bCs w:val="0"/>
+          <w:i w:val="0"/>
+          <w:iCs w:val="0"/>
+          <w:sz w:val="22"/>
+          <w:szCs w:val="22"/>
+          <w:lang w:val="en-IN"/>
+        </w:rPr>
+        <w:t xml:space="preserve"> dependency directly then you are bound to use this only, you can migrate to some other provider in future.</w:t>
+      </w:r>
+      <w:r>
+        <w:rPr>
+          <w:rFonts w:hint="default" w:ascii="Bodoni MT" w:hAnsi="Bodoni MT" w:eastAsia="等线" w:cs="Bodoni MT"/>
+          <w:b w:val="0"/>
+          <w:bCs w:val="0"/>
+          <w:i w:val="0"/>
+          <w:iCs w:val="0"/>
+          <w:sz w:val="22"/>
+          <w:szCs w:val="22"/>
+          <w:lang w:val="en-IN"/>
+        </w:rPr>
+        <w:br w:type="textWrapping"/>
+      </w:r>
+      <w:r>
+        <w:rPr>
+          <w:rFonts w:hint="default" w:ascii="Bodoni MT" w:hAnsi="Bodoni MT" w:eastAsia="等线" w:cs="Bodoni MT"/>
+          <w:b w:val="0"/>
+          <w:bCs w:val="0"/>
+          <w:i w:val="0"/>
+          <w:iCs w:val="0"/>
+          <w:sz w:val="22"/>
+          <w:szCs w:val="22"/>
+          <w:lang w:val="en-IN"/>
+        </w:rPr>
+        <w:t xml:space="preserve">So, you should use </w:t>
+      </w:r>
+      <w:r>
+        <w:rPr>
+          <w:rFonts w:hint="default" w:ascii="Bodoni MT" w:hAnsi="Bodoni MT" w:eastAsia="等线" w:cs="Bodoni MT"/>
+          <w:b w:val="0"/>
+          <w:bCs w:val="0"/>
+          <w:i/>
+          <w:iCs/>
+          <w:sz w:val="22"/>
+          <w:szCs w:val="22"/>
+          <w:lang w:val="en-IN"/>
+        </w:rPr>
+        <w:t>Spring Cloud</w:t>
+      </w:r>
+      <w:r>
+        <w:rPr>
+          <w:rFonts w:hint="default" w:ascii="Bodoni MT" w:hAnsi="Bodoni MT" w:eastAsia="等线" w:cs="Bodoni MT"/>
+          <w:b w:val="0"/>
+          <w:bCs w:val="0"/>
+          <w:i w:val="0"/>
+          <w:iCs w:val="0"/>
+          <w:sz w:val="22"/>
+          <w:szCs w:val="22"/>
+          <w:lang w:val="en-IN"/>
+        </w:rPr>
+        <w:t xml:space="preserve"> dependency.</w:t>
+      </w:r>
+    </w:p>
+    <w:p>
+      <w:pPr>
+        <w:keepNext w:val="0"/>
+        <w:keepLines w:val="0"/>
+        <w:widowControl/>
+        <w:numPr>
+          <w:ilvl w:val="1"/>
+          <w:numId w:val="11"/>
+        </w:numPr>
+        <w:suppressLineNumbers w:val="0"/>
+        <w:spacing w:before="0" w:beforeAutospacing="0" w:after="0" w:afterAutospacing="0" w:line="360" w:lineRule="auto"/>
+        <w:ind w:left="840" w:leftChars="0" w:right="0" w:hanging="420" w:firstLineChars="0"/>
+        <w:jc w:val="left"/>
+        <w:rPr>
+          <w:rFonts w:hint="default" w:ascii="Bodoni MT" w:hAnsi="Bodoni MT" w:eastAsia="等线" w:cs="Bodoni MT"/>
+          <w:sz w:val="22"/>
+          <w:szCs w:val="22"/>
+        </w:rPr>
+      </w:pPr>
+      <w:r>
+        <w:rPr>
+          <w:rFonts w:hint="default" w:ascii="Bodoni MT" w:hAnsi="Bodoni MT" w:eastAsia="等线" w:cs="Bodoni MT"/>
+          <w:b w:val="0"/>
+          <w:bCs w:val="0"/>
+          <w:i w:val="0"/>
+          <w:iCs w:val="0"/>
+          <w:sz w:val="22"/>
+          <w:szCs w:val="22"/>
+          <w:lang w:val="en-IN"/>
+        </w:rPr>
+        <w:t xml:space="preserve">Another thing is, Spring Cloud </w:t>
+      </w:r>
+      <w:r>
+        <w:rPr>
+          <w:rFonts w:hint="default" w:ascii="Bodoni MT" w:hAnsi="Bodoni MT" w:eastAsia="等线" w:cs="Bodoni MT"/>
+          <w:b w:val="0"/>
+          <w:bCs w:val="0"/>
+          <w:i w:val="0"/>
+          <w:iCs w:val="0"/>
+          <w:color w:val="C00000"/>
+          <w:sz w:val="22"/>
+          <w:szCs w:val="22"/>
+          <w:lang w:val="en-IN"/>
+        </w:rPr>
+        <w:t>provides auto-configuration</w:t>
+      </w:r>
+      <w:r>
+        <w:rPr>
+          <w:rFonts w:hint="default" w:ascii="Bodoni MT" w:hAnsi="Bodoni MT" w:eastAsia="等线" w:cs="Bodoni MT"/>
+          <w:b w:val="0"/>
+          <w:bCs w:val="0"/>
+          <w:i w:val="0"/>
+          <w:iCs w:val="0"/>
+          <w:sz w:val="22"/>
+          <w:szCs w:val="22"/>
+          <w:lang w:val="en-IN"/>
+        </w:rPr>
+        <w:t xml:space="preserve"> of those in Spring Boot application.</w:t>
+      </w:r>
+    </w:p>
+    <w:p>
+      <w:pPr>
+        <w:keepNext w:val="0"/>
+        <w:keepLines w:val="0"/>
+        <w:widowControl/>
+        <w:numPr>
+          <w:ilvl w:val="1"/>
+          <w:numId w:val="11"/>
+        </w:numPr>
+        <w:suppressLineNumbers w:val="0"/>
+        <w:spacing w:before="0" w:beforeAutospacing="0" w:after="0" w:afterAutospacing="0" w:line="360" w:lineRule="auto"/>
+        <w:ind w:left="840" w:leftChars="0" w:right="0" w:hanging="420" w:firstLineChars="0"/>
+        <w:jc w:val="left"/>
+        <w:rPr>
+          <w:rFonts w:hint="default" w:ascii="Bodoni MT" w:hAnsi="Bodoni MT" w:eastAsia="等线" w:cs="Bodoni MT"/>
+          <w:sz w:val="22"/>
+          <w:szCs w:val="22"/>
+        </w:rPr>
+      </w:pPr>
+      <w:r>
+        <w:rPr>
+          <w:rFonts w:hint="default" w:ascii="Bodoni MT" w:hAnsi="Bodoni MT" w:eastAsia="等线" w:cs="Bodoni MT"/>
+          <w:b w:val="0"/>
+          <w:bCs w:val="0"/>
+          <w:i w:val="0"/>
+          <w:iCs w:val="0"/>
+          <w:sz w:val="22"/>
+          <w:szCs w:val="22"/>
+          <w:lang w:val="en-IN"/>
+        </w:rPr>
+        <w:t>If you don’t want the auto-configuration then you can set the below in application.properties or application.yaml file.</w:t>
+      </w:r>
+      <w:r>
+        <w:rPr>
+          <w:rFonts w:hint="default" w:ascii="Bodoni MT" w:hAnsi="Bodoni MT" w:eastAsia="等线" w:cs="Bodoni MT"/>
+          <w:b w:val="0"/>
+          <w:bCs w:val="0"/>
+          <w:i w:val="0"/>
+          <w:iCs w:val="0"/>
+          <w:sz w:val="22"/>
+          <w:szCs w:val="22"/>
+          <w:lang w:val="en-IN"/>
+        </w:rPr>
+        <w:br w:type="textWrapping"/>
+      </w:r>
+      <w:r>
+        <w:drawing>
+          <wp:inline distT="0" distB="0" distL="114300" distR="114300">
+            <wp:extent cx="5267960" cy="239395"/>
+            <wp:effectExtent l="0" t="0" r="2540" b="1905"/>
+            <wp:docPr id="48" name="Picture 48"/>
+            <wp:cNvGraphicFramePr>
+              <a:graphicFrameLocks xmlns:a="http://schemas.openxmlformats.org/drawingml/2006/main" noChangeAspect="1"/>
+            </wp:cNvGraphicFramePr>
+            <a:graphic xmlns:a="http://schemas.openxmlformats.org/drawingml/2006/main">
+              <a:graphicData uri="http://schemas.openxmlformats.org/drawingml/2006/picture">
+                <pic:pic xmlns:pic="http://schemas.openxmlformats.org/drawingml/2006/picture">
+                  <pic:nvPicPr>
+                    <pic:cNvPr id="48" name="Picture 48"/>
+                    <pic:cNvPicPr>
+                      <a:picLocks noChangeAspect="1"/>
+                    </pic:cNvPicPr>
+                  </pic:nvPicPr>
+                  <pic:blipFill>
+                    <a:blip r:embed="rId45"/>
+                    <a:stretch>
+                      <a:fillRect/>
+                    </a:stretch>
+                  </pic:blipFill>
+                  <pic:spPr>
+                    <a:xfrm>
+                      <a:off x="0" y="0"/>
+                      <a:ext cx="5267960" cy="239395"/>
+                    </a:xfrm>
+                    <a:prstGeom prst="rect">
+                      <a:avLst/>
+                    </a:prstGeom>
+                    <a:noFill/>
+                    <a:ln>
+                      <a:noFill/>
+                    </a:ln>
+                  </pic:spPr>
+                </pic:pic>
+              </a:graphicData>
+            </a:graphic>
+          </wp:inline>
+        </w:drawing>
+      </w:r>
+    </w:p>
+    <w:p>
+      <w:pPr>
+        <w:keepNext w:val="0"/>
+        <w:keepLines w:val="0"/>
+        <w:widowControl/>
+        <w:numPr>
+          <w:ilvl w:val="1"/>
+          <w:numId w:val="11"/>
+        </w:numPr>
+        <w:suppressLineNumbers w:val="0"/>
+        <w:spacing w:before="0" w:beforeAutospacing="0" w:after="0" w:afterAutospacing="0" w:line="360" w:lineRule="auto"/>
+        <w:ind w:left="840" w:leftChars="0" w:right="0" w:hanging="420" w:firstLineChars="0"/>
+        <w:jc w:val="left"/>
+        <w:rPr>
+          <w:rFonts w:hint="default" w:ascii="Bodoni MT" w:hAnsi="Bodoni MT" w:eastAsia="等线" w:cs="Bodoni MT"/>
+          <w:sz w:val="22"/>
+          <w:szCs w:val="22"/>
+        </w:rPr>
+      </w:pPr>
+      <w:r>
+        <w:rPr>
+          <w:rFonts w:hint="default" w:ascii="Bodoni MT" w:hAnsi="Bodoni MT" w:eastAsia="等线" w:cs="Bodoni MT"/>
+          <w:sz w:val="22"/>
+          <w:szCs w:val="22"/>
+        </w:rPr>
+        <w:fldChar w:fldCharType="begin"/>
+      </w:r>
+      <w:r>
+        <w:rPr>
+          <w:rFonts w:hint="default" w:ascii="Bodoni MT" w:hAnsi="Bodoni MT" w:eastAsia="等线" w:cs="Bodoni MT"/>
+          <w:sz w:val="22"/>
+          <w:szCs w:val="22"/>
+        </w:rPr>
+        <w:instrText xml:space="preserve"> HYPERLINK "https://docs.spring.io/spring-cloud-circuitbreaker/reference/spring-cloud-circuitbreaker-resilience4j.html" </w:instrText>
+      </w:r>
+      <w:r>
+        <w:rPr>
+          <w:rFonts w:hint="default" w:ascii="Bodoni MT" w:hAnsi="Bodoni MT" w:eastAsia="等线" w:cs="Bodoni MT"/>
+          <w:sz w:val="22"/>
+          <w:szCs w:val="22"/>
+        </w:rPr>
+        <w:fldChar w:fldCharType="separate"/>
+      </w:r>
+      <w:r>
+        <w:rPr>
+          <w:rStyle w:val="51"/>
+          <w:rFonts w:hint="default" w:ascii="Bodoni MT" w:hAnsi="Bodoni MT" w:eastAsia="等线" w:cs="Bodoni MT"/>
+          <w:sz w:val="22"/>
+          <w:szCs w:val="22"/>
+        </w:rPr>
+        <w:t>spring cloud resilience4j docs</w:t>
+      </w:r>
+      <w:r>
+        <w:rPr>
+          <w:rFonts w:hint="default" w:ascii="Bodoni MT" w:hAnsi="Bodoni MT" w:eastAsia="等线" w:cs="Bodoni MT"/>
+          <w:sz w:val="22"/>
+          <w:szCs w:val="22"/>
+        </w:rPr>
+        <w:fldChar w:fldCharType="end"/>
+      </w:r>
+    </w:p>
+    <w:p>
+      <w:pPr>
+        <w:keepNext w:val="0"/>
+        <w:keepLines w:val="0"/>
+        <w:widowControl/>
+        <w:numPr>
+          <w:ilvl w:val="1"/>
+          <w:numId w:val="11"/>
+        </w:numPr>
+        <w:suppressLineNumbers w:val="0"/>
+        <w:spacing w:before="0" w:beforeAutospacing="0" w:after="0" w:afterAutospacing="0" w:line="360" w:lineRule="auto"/>
+        <w:ind w:left="840" w:leftChars="0" w:right="0" w:hanging="420" w:firstLineChars="0"/>
+        <w:jc w:val="left"/>
+        <w:rPr>
+          <w:rFonts w:hint="default" w:ascii="Bodoni MT" w:hAnsi="Bodoni MT" w:eastAsia="等线" w:cs="Bodoni MT"/>
+          <w:sz w:val="22"/>
+          <w:szCs w:val="22"/>
+        </w:rPr>
+      </w:pPr>
+      <w:r>
+        <w:rPr>
+          <w:rFonts w:hint="default" w:ascii="Bodoni MT" w:hAnsi="Bodoni MT" w:eastAsia="等线" w:cs="Bodoni MT"/>
+          <w:b w:val="0"/>
+          <w:bCs w:val="0"/>
+          <w:i w:val="0"/>
+          <w:iCs w:val="0"/>
+          <w:sz w:val="22"/>
+          <w:szCs w:val="22"/>
+          <w:lang w:val="en-IN"/>
+        </w:rPr>
+        <w:t xml:space="preserve">If you trace </w:t>
+      </w:r>
+      <w:r>
+        <w:rPr>
+          <w:rFonts w:hint="default" w:ascii="Bodoni MT" w:hAnsi="Bodoni MT" w:eastAsia="等线" w:cs="Bodoni MT"/>
+          <w:b w:val="0"/>
+          <w:bCs w:val="0"/>
+          <w:i/>
+          <w:iCs/>
+          <w:sz w:val="22"/>
+          <w:szCs w:val="22"/>
+          <w:lang w:val="en-IN"/>
+        </w:rPr>
+        <w:t>Spring Cloud</w:t>
+      </w:r>
+      <w:r>
+        <w:rPr>
+          <w:rFonts w:hint="default" w:ascii="Bodoni MT" w:hAnsi="Bodoni MT" w:eastAsia="等线" w:cs="Bodoni MT"/>
+          <w:b w:val="0"/>
+          <w:bCs w:val="0"/>
+          <w:i w:val="0"/>
+          <w:iCs w:val="0"/>
+          <w:sz w:val="22"/>
+          <w:szCs w:val="22"/>
+          <w:lang w:val="en-IN"/>
+        </w:rPr>
+        <w:t xml:space="preserve"> dependency, you’ll find the core Resilience4J dependency.</w:t>
+      </w:r>
+      <w:r>
+        <w:rPr>
+          <w:rFonts w:hint="default" w:ascii="Bodoni MT" w:hAnsi="Bodoni MT" w:eastAsia="等线" w:cs="Bodoni MT"/>
+          <w:b w:val="0"/>
+          <w:bCs w:val="0"/>
+          <w:i w:val="0"/>
+          <w:iCs w:val="0"/>
+          <w:sz w:val="22"/>
+          <w:szCs w:val="22"/>
+          <w:lang w:val="en-IN"/>
+        </w:rPr>
+        <w:br w:type="textWrapping"/>
+      </w:r>
+      <w:r>
+        <w:drawing>
+          <wp:inline distT="0" distB="0" distL="114300" distR="114300">
+            <wp:extent cx="3839210" cy="1141095"/>
+            <wp:effectExtent l="0" t="0" r="8890" b="1905"/>
+            <wp:docPr id="47" name="Picture 47"/>
+            <wp:cNvGraphicFramePr>
+              <a:graphicFrameLocks xmlns:a="http://schemas.openxmlformats.org/drawingml/2006/main" noChangeAspect="1"/>
+            </wp:cNvGraphicFramePr>
+            <a:graphic xmlns:a="http://schemas.openxmlformats.org/drawingml/2006/main">
+              <a:graphicData uri="http://schemas.openxmlformats.org/drawingml/2006/picture">
+                <pic:pic xmlns:pic="http://schemas.openxmlformats.org/drawingml/2006/picture">
+                  <pic:nvPicPr>
+                    <pic:cNvPr id="47" name="Picture 47"/>
+                    <pic:cNvPicPr>
+                      <a:picLocks noChangeAspect="1"/>
+                    </pic:cNvPicPr>
+                  </pic:nvPicPr>
+                  <pic:blipFill>
+                    <a:blip r:embed="rId46"/>
+                    <a:stretch>
+                      <a:fillRect/>
+                    </a:stretch>
+                  </pic:blipFill>
+                  <pic:spPr>
+                    <a:xfrm>
+                      <a:off x="0" y="0"/>
+                      <a:ext cx="3839210" cy="1141095"/>
+                    </a:xfrm>
+                    <a:prstGeom prst="rect">
+                      <a:avLst/>
+                    </a:prstGeom>
+                    <a:noFill/>
+                    <a:ln>
+                      <a:noFill/>
+                    </a:ln>
+                  </pic:spPr>
+                </pic:pic>
+              </a:graphicData>
+            </a:graphic>
+          </wp:inline>
+        </w:drawing>
+      </w:r>
+    </w:p>
+    <w:p>
+      <w:pPr>
+        <w:keepNext w:val="0"/>
+        <w:keepLines w:val="0"/>
+        <w:widowControl/>
+        <w:numPr>
+          <w:ilvl w:val="1"/>
+          <w:numId w:val="11"/>
+        </w:numPr>
+        <w:suppressLineNumbers w:val="0"/>
+        <w:spacing w:before="0" w:beforeAutospacing="0" w:after="0" w:afterAutospacing="0" w:line="360" w:lineRule="auto"/>
+        <w:ind w:left="840" w:leftChars="0" w:right="0" w:hanging="420" w:firstLineChars="0"/>
+        <w:jc w:val="left"/>
+        <w:rPr>
+          <w:rFonts w:hint="default" w:ascii="Bodoni MT" w:hAnsi="Bodoni MT" w:eastAsia="等线" w:cs="Bodoni MT"/>
+          <w:sz w:val="22"/>
+          <w:szCs w:val="22"/>
+        </w:rPr>
+      </w:pPr>
+      <w:r>
+        <w:rPr>
+          <w:rFonts w:hint="default" w:ascii="Bodoni MT"/>
+          <w:lang w:val="en-IN"/>
+        </w:rPr>
+        <w:t xml:space="preserve">In all the annotations like </w:t>
+      </w:r>
+      <w:r>
+        <w:rPr>
+          <w:rFonts w:hint="default" w:ascii="Bodoni MT"/>
+          <w:b/>
+          <w:bCs/>
+          <w:i/>
+          <w:iCs/>
+          <w:lang w:val="en-IN"/>
+        </w:rPr>
+        <w:t>@Retry</w:t>
+      </w:r>
+      <w:r>
+        <w:rPr>
+          <w:rFonts w:hint="default" w:ascii="Bodoni MT"/>
+          <w:b w:val="0"/>
+          <w:bCs w:val="0"/>
+          <w:i w:val="0"/>
+          <w:iCs w:val="0"/>
+          <w:lang w:val="en-IN"/>
+        </w:rPr>
+        <w:t xml:space="preserve">, </w:t>
+      </w:r>
+      <w:r>
+        <w:rPr>
+          <w:rFonts w:hint="default" w:ascii="Bodoni MT"/>
+          <w:b/>
+          <w:bCs/>
+          <w:i/>
+          <w:iCs/>
+          <w:lang w:val="en-IN"/>
+        </w:rPr>
+        <w:t>@RateLimiter</w:t>
+      </w:r>
+      <w:r>
+        <w:rPr>
+          <w:rFonts w:hint="default" w:ascii="Bodoni MT"/>
+          <w:b w:val="0"/>
+          <w:bCs w:val="0"/>
+          <w:i w:val="0"/>
+          <w:iCs w:val="0"/>
+          <w:lang w:val="en-IN"/>
+        </w:rPr>
+        <w:t xml:space="preserve">, </w:t>
+      </w:r>
+      <w:r>
+        <w:rPr>
+          <w:rFonts w:hint="default" w:ascii="Bodoni MT"/>
+          <w:b/>
+          <w:bCs/>
+          <w:i/>
+          <w:iCs/>
+          <w:lang w:val="en-IN"/>
+        </w:rPr>
+        <w:t>@CircuitBreaker</w:t>
+      </w:r>
+      <w:r>
+        <w:rPr>
+          <w:rFonts w:hint="default" w:ascii="Bodoni MT"/>
+          <w:b w:val="0"/>
+          <w:bCs w:val="0"/>
+          <w:i w:val="0"/>
+          <w:iCs w:val="0"/>
+          <w:lang w:val="en-IN"/>
+        </w:rPr>
+        <w:t xml:space="preserve"> , same arguments are required which are: </w:t>
+      </w:r>
+      <w:r>
+        <w:rPr>
+          <w:rFonts w:hint="default" w:ascii="Bodoni MT"/>
+          <w:b/>
+          <w:bCs/>
+          <w:i w:val="0"/>
+          <w:iCs w:val="0"/>
+          <w:lang w:val="en-IN"/>
+        </w:rPr>
+        <w:t>name, fallbackMethod</w:t>
+      </w:r>
+      <w:r>
+        <w:rPr>
+          <w:rFonts w:hint="default" w:ascii="Bodoni MT"/>
+          <w:b w:val="0"/>
+          <w:bCs w:val="0"/>
+          <w:i w:val="0"/>
+          <w:iCs w:val="0"/>
+          <w:lang w:val="en-IN"/>
+        </w:rPr>
+        <w:t xml:space="preserve"> </w:t>
+      </w:r>
+      <w:r>
+        <w:rPr>
+          <w:rFonts w:hint="default" w:ascii="Bodoni MT"/>
+          <w:b w:val="0"/>
+          <w:bCs w:val="0"/>
+          <w:i w:val="0"/>
+          <w:iCs w:val="0"/>
+          <w:lang w:val="en-IN"/>
+        </w:rPr>
+        <w:br w:type="textWrapping"/>
+      </w:r>
+      <w:r>
+        <w:drawing>
+          <wp:inline distT="0" distB="0" distL="114300" distR="114300">
+            <wp:extent cx="3063875" cy="1036320"/>
+            <wp:effectExtent l="0" t="0" r="9525" b="5080"/>
+            <wp:docPr id="51" name="Picture 51"/>
+            <wp:cNvGraphicFramePr>
+              <a:graphicFrameLocks xmlns:a="http://schemas.openxmlformats.org/drawingml/2006/main" noChangeAspect="1"/>
+            </wp:cNvGraphicFramePr>
+            <a:graphic xmlns:a="http://schemas.openxmlformats.org/drawingml/2006/main">
+              <a:graphicData uri="http://schemas.openxmlformats.org/drawingml/2006/picture">
+                <pic:pic xmlns:pic="http://schemas.openxmlformats.org/drawingml/2006/picture">
+                  <pic:nvPicPr>
+                    <pic:cNvPr id="51" name="Picture 51"/>
+                    <pic:cNvPicPr>
+                      <a:picLocks noChangeAspect="1"/>
+                    </pic:cNvPicPr>
+                  </pic:nvPicPr>
+                  <pic:blipFill>
+                    <a:blip r:embed="rId47"/>
+                    <a:stretch>
+                      <a:fillRect/>
+                    </a:stretch>
+                  </pic:blipFill>
+                  <pic:spPr>
+                    <a:xfrm>
+                      <a:off x="0" y="0"/>
+                      <a:ext cx="3063875" cy="1036320"/>
+                    </a:xfrm>
+                    <a:prstGeom prst="rect">
+                      <a:avLst/>
+                    </a:prstGeom>
+                    <a:noFill/>
+                    <a:ln>
+                      <a:noFill/>
+                    </a:ln>
+                  </pic:spPr>
+                </pic:pic>
+              </a:graphicData>
+            </a:graphic>
+          </wp:inline>
+        </w:drawing>
+      </w:r>
+      <w:r>
+        <w:br w:type="textWrapping"/>
+      </w:r>
+      <w:r>
+        <w:drawing>
+          <wp:inline distT="0" distB="0" distL="114300" distR="114300">
+            <wp:extent cx="3030220" cy="1445260"/>
+            <wp:effectExtent l="0" t="0" r="5080" b="2540"/>
+            <wp:docPr id="52" name="Picture 52"/>
+            <wp:cNvGraphicFramePr>
+              <a:graphicFrameLocks xmlns:a="http://schemas.openxmlformats.org/drawingml/2006/main" noChangeAspect="1"/>
+            </wp:cNvGraphicFramePr>
+            <a:graphic xmlns:a="http://schemas.openxmlformats.org/drawingml/2006/main">
+              <a:graphicData uri="http://schemas.openxmlformats.org/drawingml/2006/picture">
+                <pic:pic xmlns:pic="http://schemas.openxmlformats.org/drawingml/2006/picture">
+                  <pic:nvPicPr>
+                    <pic:cNvPr id="52" name="Picture 52"/>
+                    <pic:cNvPicPr>
+                      <a:picLocks noChangeAspect="1"/>
+                    </pic:cNvPicPr>
+                  </pic:nvPicPr>
+                  <pic:blipFill>
+                    <a:blip r:embed="rId48"/>
+                    <a:stretch>
+                      <a:fillRect/>
+                    </a:stretch>
+                  </pic:blipFill>
+                  <pic:spPr>
+                    <a:xfrm>
+                      <a:off x="0" y="0"/>
+                      <a:ext cx="3030220" cy="1445260"/>
+                    </a:xfrm>
+                    <a:prstGeom prst="rect">
+                      <a:avLst/>
+                    </a:prstGeom>
+                    <a:noFill/>
+                    <a:ln>
+                      <a:noFill/>
+                    </a:ln>
+                  </pic:spPr>
+                </pic:pic>
+              </a:graphicData>
+            </a:graphic>
+          </wp:inline>
+        </w:drawing>
+      </w:r>
+      <w:r>
+        <w:rPr>
+          <w:rFonts w:hint="default" w:ascii="Bodoni MT"/>
+          <w:b/>
+          <w:bCs/>
+          <w:i w:val="0"/>
+          <w:iCs w:val="0"/>
+          <w:lang w:val="en-IN"/>
+        </w:rPr>
+        <w:br w:type="textWrapping"/>
+      </w:r>
+      <w:r>
+        <w:drawing>
+          <wp:inline distT="0" distB="0" distL="114300" distR="114300">
+            <wp:extent cx="3087370" cy="1035685"/>
+            <wp:effectExtent l="0" t="0" r="11430" b="5715"/>
+            <wp:docPr id="49" name="Picture 49"/>
+            <wp:cNvGraphicFramePr>
+              <a:graphicFrameLocks xmlns:a="http://schemas.openxmlformats.org/drawingml/2006/main" noChangeAspect="1"/>
+            </wp:cNvGraphicFramePr>
+            <a:graphic xmlns:a="http://schemas.openxmlformats.org/drawingml/2006/main">
+              <a:graphicData uri="http://schemas.openxmlformats.org/drawingml/2006/picture">
+                <pic:pic xmlns:pic="http://schemas.openxmlformats.org/drawingml/2006/picture">
+                  <pic:nvPicPr>
+                    <pic:cNvPr id="49" name="Picture 49"/>
+                    <pic:cNvPicPr>
+                      <a:picLocks noChangeAspect="1"/>
+                    </pic:cNvPicPr>
+                  </pic:nvPicPr>
+                  <pic:blipFill>
+                    <a:blip r:embed="rId49"/>
+                    <a:stretch>
+                      <a:fillRect/>
+                    </a:stretch>
+                  </pic:blipFill>
+                  <pic:spPr>
+                    <a:xfrm>
+                      <a:off x="0" y="0"/>
+                      <a:ext cx="3087370" cy="1035685"/>
+                    </a:xfrm>
+                    <a:prstGeom prst="rect">
+                      <a:avLst/>
+                    </a:prstGeom>
+                    <a:noFill/>
+                    <a:ln>
+                      <a:noFill/>
+                    </a:ln>
+                  </pic:spPr>
+                </pic:pic>
+              </a:graphicData>
+            </a:graphic>
+          </wp:inline>
+        </w:drawing>
+      </w:r>
+    </w:p>
+    <w:p>
+      <w:pPr>
+        <w:keepNext w:val="0"/>
+        <w:keepLines w:val="0"/>
+        <w:widowControl/>
+        <w:numPr>
+          <w:ilvl w:val="2"/>
+          <w:numId w:val="11"/>
+        </w:numPr>
+        <w:suppressLineNumbers w:val="0"/>
+        <w:spacing w:before="0" w:beforeAutospacing="0" w:after="0" w:afterAutospacing="0" w:line="360" w:lineRule="auto"/>
+        <w:ind w:left="1260" w:leftChars="0" w:right="0" w:hanging="420" w:firstLineChars="0"/>
+        <w:jc w:val="left"/>
+        <w:rPr>
+          <w:rFonts w:hint="default" w:ascii="Bodoni MT" w:hAnsi="Bodoni MT" w:eastAsia="等线" w:cs="Bodoni MT"/>
+          <w:sz w:val="22"/>
+          <w:szCs w:val="22"/>
+        </w:rPr>
+      </w:pPr>
+      <w:r>
+        <w:rPr>
+          <w:rFonts w:hint="default" w:ascii="Bodoni MT" w:hAnsi="Bodoni MT" w:eastAsia="等线" w:cs="Bodoni MT"/>
+          <w:sz w:val="22"/>
+          <w:szCs w:val="22"/>
+          <w:lang w:val="en-IN"/>
+        </w:rPr>
+        <w:t>Name is -------- todo</w:t>
+      </w:r>
+    </w:p>
+    <w:p>
+      <w:pPr>
+        <w:keepNext w:val="0"/>
+        <w:keepLines w:val="0"/>
+        <w:widowControl/>
+        <w:numPr>
+          <w:ilvl w:val="2"/>
+          <w:numId w:val="11"/>
+        </w:numPr>
+        <w:suppressLineNumbers w:val="0"/>
+        <w:spacing w:before="0" w:beforeAutospacing="0" w:after="0" w:afterAutospacing="0" w:line="360" w:lineRule="auto"/>
+        <w:ind w:left="1260" w:leftChars="0" w:right="0" w:hanging="420" w:firstLineChars="0"/>
+        <w:jc w:val="left"/>
+        <w:rPr>
+          <w:rFonts w:hint="default" w:ascii="Bodoni MT" w:hAnsi="Bodoni MT" w:eastAsia="等线" w:cs="Bodoni MT"/>
+          <w:sz w:val="22"/>
+          <w:szCs w:val="22"/>
+        </w:rPr>
+      </w:pPr>
+      <w:r>
+        <w:rPr>
+          <w:rFonts w:hint="default" w:ascii="Bodoni MT" w:hAnsi="Bodoni MT" w:eastAsia="等线" w:cs="Bodoni MT"/>
+          <w:b/>
+          <w:bCs/>
+          <w:sz w:val="22"/>
+          <w:szCs w:val="22"/>
+          <w:lang w:val="en-IN"/>
+        </w:rPr>
+        <w:t>fallbackMethod</w:t>
+      </w:r>
+      <w:r>
+        <w:rPr>
+          <w:rFonts w:hint="default" w:ascii="Bodoni MT" w:hAnsi="Bodoni MT" w:eastAsia="等线" w:cs="Bodoni MT"/>
+          <w:b w:val="0"/>
+          <w:bCs w:val="0"/>
+          <w:sz w:val="22"/>
+          <w:szCs w:val="22"/>
+          <w:lang w:val="en-IN"/>
+        </w:rPr>
+        <w:t xml:space="preserve"> is the method which will be called after it give ups.</w:t>
+      </w:r>
+      <w:r>
+        <w:rPr>
+          <w:rFonts w:hint="default" w:ascii="Bodoni MT" w:hAnsi="Bodoni MT" w:eastAsia="等线" w:cs="Bodoni MT"/>
+          <w:b w:val="0"/>
+          <w:bCs w:val="0"/>
+          <w:sz w:val="22"/>
+          <w:szCs w:val="22"/>
+          <w:lang w:val="en-IN"/>
+        </w:rPr>
+        <w:br w:type="textWrapping"/>
+      </w:r>
+      <w:r>
+        <w:rPr>
+          <w:rFonts w:hint="default" w:ascii="Bodoni MT" w:hAnsi="Bodoni MT" w:eastAsia="等线" w:cs="Bodoni MT"/>
+          <w:b w:val="0"/>
+          <w:bCs w:val="0"/>
+          <w:sz w:val="22"/>
+          <w:szCs w:val="22"/>
+          <w:lang w:val="en-IN"/>
+        </w:rPr>
+        <w:t xml:space="preserve">That fallback method should have </w:t>
+      </w:r>
+      <w:r>
+        <w:rPr>
+          <w:rFonts w:hint="default" w:ascii="Bodoni MT" w:hAnsi="Bodoni MT" w:eastAsia="等线" w:cs="Bodoni MT"/>
+          <w:b w:val="0"/>
+          <w:bCs w:val="0"/>
+          <w:i/>
+          <w:iCs/>
+          <w:color w:val="C00000"/>
+          <w:sz w:val="22"/>
+          <w:szCs w:val="22"/>
+          <w:lang w:val="en-IN"/>
+        </w:rPr>
+        <w:t>same number of arguments, same types of arguments, same return type</w:t>
+      </w:r>
+      <w:r>
+        <w:rPr>
+          <w:rFonts w:hint="default" w:ascii="Bodoni MT" w:hAnsi="Bodoni MT" w:eastAsia="等线" w:cs="Bodoni MT"/>
+          <w:b w:val="0"/>
+          <w:bCs w:val="0"/>
+          <w:i w:val="0"/>
+          <w:iCs w:val="0"/>
+          <w:sz w:val="22"/>
+          <w:szCs w:val="22"/>
+          <w:lang w:val="en-IN"/>
+        </w:rPr>
+        <w:t>.  [ fallback method name should be different of course ]</w:t>
+      </w:r>
+      <w:r>
+        <w:rPr>
+          <w:rFonts w:hint="default" w:ascii="Bodoni MT" w:hAnsi="Bodoni MT" w:eastAsia="等线" w:cs="Bodoni MT"/>
+          <w:b w:val="0"/>
+          <w:bCs w:val="0"/>
+          <w:i w:val="0"/>
+          <w:iCs w:val="0"/>
+          <w:sz w:val="22"/>
+          <w:szCs w:val="22"/>
+          <w:lang w:val="en-IN"/>
+        </w:rPr>
+        <w:br w:type="textWrapping"/>
+      </w:r>
+      <w:r>
+        <w:rPr>
+          <w:rFonts w:hint="default" w:ascii="Bodoni MT" w:hAnsi="Bodoni MT" w:eastAsia="等线" w:cs="Bodoni MT"/>
+          <w:b w:val="0"/>
+          <w:bCs w:val="0"/>
+          <w:i w:val="0"/>
+          <w:iCs w:val="0"/>
+          <w:color w:val="C00000"/>
+          <w:sz w:val="22"/>
+          <w:szCs w:val="22"/>
+          <w:lang w:val="en-IN"/>
+        </w:rPr>
+        <w:t xml:space="preserve">One extra argument will be there which is of type </w:t>
+      </w:r>
+      <w:r>
+        <w:rPr>
+          <w:rFonts w:hint="default" w:ascii="Bodoni MT" w:hAnsi="Bodoni MT" w:eastAsia="等线" w:cs="Bodoni MT"/>
+          <w:b/>
+          <w:bCs/>
+          <w:i w:val="0"/>
+          <w:iCs w:val="0"/>
+          <w:color w:val="C00000"/>
+          <w:sz w:val="22"/>
+          <w:szCs w:val="22"/>
+          <w:lang w:val="en-IN"/>
+        </w:rPr>
+        <w:t>Throwable</w:t>
+      </w:r>
+      <w:r>
+        <w:rPr>
+          <w:rFonts w:hint="default" w:ascii="Bodoni MT" w:hAnsi="Bodoni MT" w:eastAsia="等线" w:cs="Bodoni MT"/>
+          <w:b w:val="0"/>
+          <w:bCs w:val="0"/>
+          <w:i w:val="0"/>
+          <w:iCs w:val="0"/>
+          <w:color w:val="C00000"/>
+          <w:sz w:val="22"/>
+          <w:szCs w:val="22"/>
+          <w:lang w:val="en-IN"/>
+        </w:rPr>
+        <w:t xml:space="preserve"> in the fallback method</w:t>
+      </w:r>
+      <w:r>
+        <w:rPr>
+          <w:rFonts w:hint="default" w:ascii="Bodoni MT" w:hAnsi="Bodoni MT" w:eastAsia="等线" w:cs="Bodoni MT"/>
+          <w:b w:val="0"/>
+          <w:bCs w:val="0"/>
+          <w:i w:val="0"/>
+          <w:iCs w:val="0"/>
+          <w:sz w:val="22"/>
+          <w:szCs w:val="22"/>
+          <w:lang w:val="en-IN"/>
+        </w:rPr>
+        <w:t>.</w:t>
+      </w:r>
+    </w:p>
+    <w:p>
+      <w:pPr>
+        <w:keepNext w:val="0"/>
+        <w:keepLines w:val="0"/>
+        <w:widowControl/>
+        <w:numPr>
+          <w:ilvl w:val="1"/>
+          <w:numId w:val="11"/>
+        </w:numPr>
+        <w:suppressLineNumbers w:val="0"/>
+        <w:spacing w:before="0" w:beforeAutospacing="0" w:after="0" w:afterAutospacing="0" w:line="360" w:lineRule="auto"/>
+        <w:ind w:left="840" w:leftChars="0" w:right="0" w:hanging="420" w:firstLineChars="0"/>
+        <w:jc w:val="left"/>
+        <w:rPr>
+          <w:rFonts w:hint="default" w:ascii="Bodoni MT" w:hAnsi="Bodoni MT" w:eastAsia="等线" w:cs="Bodoni MT"/>
+          <w:sz w:val="22"/>
+          <w:szCs w:val="22"/>
+        </w:rPr>
+      </w:pPr>
+      <w:r>
+        <w:rPr>
+          <w:rFonts w:hint="default" w:ascii="Bodoni MT" w:hAnsi="Bodoni MT" w:eastAsia="等线" w:cs="Bodoni MT"/>
+          <w:color w:val="C00000"/>
+          <w:sz w:val="22"/>
+          <w:szCs w:val="22"/>
+          <w:shd w:val="clear" w:color="FFFFFF" w:fill="D9D9D9"/>
+          <w:lang w:val="en-IN"/>
+        </w:rPr>
+        <w:t xml:space="preserve">Its </w:t>
+      </w:r>
+      <w:r>
+        <w:rPr>
+          <w:rFonts w:hint="default" w:ascii="Bodoni MT" w:hAnsi="Bodoni MT" w:eastAsia="等线" w:cs="Bodoni MT"/>
+          <w:i/>
+          <w:iCs/>
+          <w:color w:val="C00000"/>
+          <w:sz w:val="22"/>
+          <w:szCs w:val="22"/>
+          <w:shd w:val="clear" w:color="FFFFFF" w:fill="D9D9D9"/>
+          <w:lang w:val="en-IN"/>
+        </w:rPr>
+        <w:t>not bound to microservices</w:t>
+      </w:r>
+      <w:r>
+        <w:rPr>
+          <w:rFonts w:hint="default" w:ascii="Bodoni MT" w:hAnsi="Bodoni MT" w:eastAsia="等线" w:cs="Bodoni MT"/>
+          <w:color w:val="C00000"/>
+          <w:sz w:val="22"/>
+          <w:szCs w:val="22"/>
+          <w:shd w:val="clear" w:color="FFFFFF" w:fill="D9D9D9"/>
+          <w:lang w:val="en-IN"/>
+        </w:rPr>
+        <w:t xml:space="preserve"> architecture, you can use these for any type of exceptions</w:t>
+      </w:r>
+      <w:r>
+        <w:rPr>
+          <w:rFonts w:hint="default" w:ascii="Bodoni MT" w:hAnsi="Bodoni MT" w:eastAsia="等线" w:cs="Bodoni MT"/>
+          <w:sz w:val="22"/>
+          <w:szCs w:val="22"/>
+          <w:lang w:val="en-IN"/>
+        </w:rPr>
+        <w:t>.</w:t>
+      </w:r>
+    </w:p>
+    <w:p>
+      <w:pPr>
+        <w:keepNext w:val="0"/>
+        <w:keepLines w:val="0"/>
+        <w:widowControl/>
+        <w:numPr>
+          <w:ilvl w:val="1"/>
+          <w:numId w:val="11"/>
+        </w:numPr>
+        <w:suppressLineNumbers w:val="0"/>
+        <w:spacing w:before="0" w:beforeAutospacing="0" w:after="0" w:afterAutospacing="0" w:line="360" w:lineRule="auto"/>
+        <w:ind w:left="840" w:leftChars="0" w:right="0" w:hanging="420" w:firstLineChars="0"/>
+        <w:jc w:val="left"/>
+        <w:rPr>
+          <w:rFonts w:hint="default" w:ascii="Bodoni MT" w:hAnsi="Bodoni MT" w:eastAsia="等线" w:cs="Bodoni MT"/>
+          <w:sz w:val="22"/>
+          <w:szCs w:val="22"/>
+        </w:rPr>
+      </w:pPr>
+      <w:r>
+        <w:rPr>
+          <w:rFonts w:hint="default" w:ascii="Bodoni MT" w:hAnsi="Bodoni MT" w:eastAsia="等线" w:cs="Bodoni MT"/>
+          <w:sz w:val="22"/>
+          <w:szCs w:val="22"/>
+        </w:rPr>
+        <w:fldChar w:fldCharType="begin"/>
+      </w:r>
+      <w:r>
+        <w:rPr>
+          <w:rFonts w:hint="default" w:ascii="Bodoni MT" w:hAnsi="Bodoni MT" w:eastAsia="等线" w:cs="Bodoni MT"/>
+          <w:sz w:val="22"/>
+          <w:szCs w:val="22"/>
+        </w:rPr>
+        <w:instrText xml:space="preserve"> HYPERLINK "https://resilience4j.readme.io/docs/micrometer" </w:instrText>
+      </w:r>
+      <w:r>
+        <w:rPr>
+          <w:rFonts w:hint="default" w:ascii="Bodoni MT" w:hAnsi="Bodoni MT" w:eastAsia="等线" w:cs="Bodoni MT"/>
+          <w:sz w:val="22"/>
+          <w:szCs w:val="22"/>
+        </w:rPr>
+        <w:fldChar w:fldCharType="separate"/>
+      </w:r>
+      <w:r>
+        <w:rPr>
+          <w:rStyle w:val="51"/>
+          <w:rFonts w:hint="default" w:ascii="Bodoni MT" w:hAnsi="Bodoni MT" w:eastAsia="等线" w:cs="Bodoni MT"/>
+          <w:sz w:val="22"/>
+          <w:szCs w:val="22"/>
+        </w:rPr>
+        <w:t>The properties to be auto-configured docs</w:t>
+      </w:r>
+      <w:r>
+        <w:rPr>
+          <w:rFonts w:hint="default" w:ascii="Bodoni MT" w:hAnsi="Bodoni MT" w:eastAsia="等线" w:cs="Bodoni MT"/>
+          <w:sz w:val="22"/>
+          <w:szCs w:val="22"/>
+        </w:rPr>
+        <w:fldChar w:fldCharType="end"/>
+      </w:r>
+    </w:p>
+    <w:p>
+      <w:pPr>
+        <w:rPr>
+          <w:rFonts w:hint="default" w:ascii="Bodoni MT" w:hAnsi="Bodoni MT" w:eastAsia="等线" w:cs="Bodoni MT"/>
+          <w:color w:val="002060"/>
+          <w:sz w:val="22"/>
+          <w:szCs w:val="22"/>
+          <w:u w:val="single"/>
+        </w:rPr>
+      </w:pPr>
+      <w:r>
+        <w:rPr>
+          <w:rFonts w:hint="default" w:ascii="Bodoni MT" w:hAnsi="Bodoni MT" w:eastAsia="等线" w:cs="Bodoni MT"/>
+          <w:b/>
+          <w:bCs/>
+          <w:color w:val="002060"/>
+          <w:sz w:val="22"/>
+          <w:szCs w:val="22"/>
+          <w:u w:val="single"/>
+          <w:lang w:val="en-IN"/>
+        </w:rPr>
+        <w:br w:type="page"/>
       </w:r>
     </w:p>
     <w:p>
@@ -10182,19 +11729,360 @@
         <w:jc w:val="left"/>
         <w:rPr>
           <w:rFonts w:hint="default" w:ascii="Bodoni MT" w:hAnsi="Bodoni MT" w:eastAsia="等线" w:cs="Bodoni MT"/>
-          <w:sz w:val="22"/>
-          <w:szCs w:val="22"/>
-        </w:rPr>
-      </w:pPr>
-      <w:r>
-        <w:rPr>
-          <w:rFonts w:hint="default" w:ascii="Bodoni MT" w:hAnsi="Bodoni MT" w:eastAsia="等线" w:cs="Bodoni MT"/>
-          <w:sz w:val="22"/>
-          <w:szCs w:val="22"/>
-          <w:lang w:val="en-IN"/>
-        </w:rPr>
-        <w:t>F</w:t>
-      </w:r>
+          <w:color w:val="002060"/>
+          <w:sz w:val="22"/>
+          <w:szCs w:val="22"/>
+          <w:u w:val="single"/>
+        </w:rPr>
+      </w:pPr>
+      <w:r>
+        <w:rPr>
+          <w:rFonts w:hint="default" w:ascii="Bodoni MT" w:hAnsi="Bodoni MT" w:eastAsia="等线" w:cs="Bodoni MT"/>
+          <w:b/>
+          <w:bCs/>
+          <w:color w:val="002060"/>
+          <w:sz w:val="22"/>
+          <w:szCs w:val="22"/>
+          <w:u w:val="single"/>
+          <w:lang w:val="en-IN"/>
+        </w:rPr>
+        <w:t xml:space="preserve">Retry </w:t>
+      </w:r>
+    </w:p>
+    <w:p>
+      <w:pPr>
+        <w:keepNext w:val="0"/>
+        <w:keepLines w:val="0"/>
+        <w:widowControl/>
+        <w:numPr>
+          <w:ilvl w:val="1"/>
+          <w:numId w:val="11"/>
+        </w:numPr>
+        <w:suppressLineNumbers w:val="0"/>
+        <w:spacing w:before="0" w:beforeAutospacing="0" w:after="0" w:afterAutospacing="0" w:line="360" w:lineRule="auto"/>
+        <w:ind w:left="840" w:leftChars="0" w:right="0" w:hanging="420" w:firstLineChars="0"/>
+        <w:jc w:val="left"/>
+        <w:rPr>
+          <w:rFonts w:hint="default" w:ascii="Bodoni MT" w:hAnsi="Bodoni MT" w:eastAsia="等线" w:cs="Bodoni MT"/>
+          <w:sz w:val="22"/>
+          <w:szCs w:val="22"/>
+        </w:rPr>
+      </w:pPr>
+      <w:r>
+        <w:rPr>
+          <w:rFonts w:hint="default" w:ascii="Bodoni MT" w:hAnsi="Bodoni MT" w:eastAsia="等线" w:cs="Bodoni MT"/>
+          <w:sz w:val="22"/>
+          <w:szCs w:val="22"/>
+          <w:lang w:val="en-IN"/>
+        </w:rPr>
+        <w:t>Resilience4J can help write logic for retry when a service call fails.</w:t>
+      </w:r>
+      <w:r>
+        <w:rPr>
+          <w:rFonts w:hint="default" w:ascii="Bodoni MT" w:hAnsi="Bodoni MT" w:eastAsia="等线" w:cs="Bodoni MT"/>
+          <w:sz w:val="22"/>
+          <w:szCs w:val="22"/>
+          <w:lang w:val="en-IN"/>
+        </w:rPr>
+        <w:br w:type="textWrapping"/>
+      </w:r>
+      <w:r>
+        <w:rPr>
+          <w:rFonts w:hint="default" w:ascii="Bodoni MT" w:hAnsi="Bodoni MT" w:eastAsia="等线" w:cs="Bodoni MT"/>
+          <w:sz w:val="22"/>
+          <w:szCs w:val="22"/>
+          <w:lang w:val="en-IN"/>
+        </w:rPr>
+        <w:t>This retries failed operations a certain number of times before giving up.</w:t>
+      </w:r>
+    </w:p>
+    <w:p>
+      <w:pPr>
+        <w:keepNext w:val="0"/>
+        <w:keepLines w:val="0"/>
+        <w:widowControl/>
+        <w:numPr>
+          <w:ilvl w:val="1"/>
+          <w:numId w:val="11"/>
+        </w:numPr>
+        <w:suppressLineNumbers w:val="0"/>
+        <w:spacing w:before="0" w:beforeAutospacing="0" w:after="0" w:afterAutospacing="0" w:line="360" w:lineRule="auto"/>
+        <w:ind w:left="840" w:leftChars="0" w:right="0" w:hanging="420" w:firstLineChars="0"/>
+        <w:jc w:val="left"/>
+        <w:rPr>
+          <w:rFonts w:hint="default" w:ascii="Bodoni MT" w:hAnsi="Bodoni MT" w:eastAsia="等线" w:cs="Bodoni MT"/>
+          <w:sz w:val="22"/>
+          <w:szCs w:val="22"/>
+        </w:rPr>
+      </w:pPr>
+      <w:r>
+        <w:drawing>
+          <wp:inline distT="0" distB="0" distL="114300" distR="114300">
+            <wp:extent cx="5848985" cy="1922780"/>
+            <wp:effectExtent l="0" t="0" r="5715" b="7620"/>
+            <wp:docPr id="53" name="Picture 53"/>
+            <wp:cNvGraphicFramePr>
+              <a:graphicFrameLocks xmlns:a="http://schemas.openxmlformats.org/drawingml/2006/main" noChangeAspect="1"/>
+            </wp:cNvGraphicFramePr>
+            <a:graphic xmlns:a="http://schemas.openxmlformats.org/drawingml/2006/main">
+              <a:graphicData uri="http://schemas.openxmlformats.org/drawingml/2006/picture">
+                <pic:pic xmlns:pic="http://schemas.openxmlformats.org/drawingml/2006/picture">
+                  <pic:nvPicPr>
+                    <pic:cNvPr id="53" name="Picture 53"/>
+                    <pic:cNvPicPr>
+                      <a:picLocks noChangeAspect="1"/>
+                    </pic:cNvPicPr>
+                  </pic:nvPicPr>
+                  <pic:blipFill>
+                    <a:blip r:embed="rId50"/>
+                    <a:stretch>
+                      <a:fillRect/>
+                    </a:stretch>
+                  </pic:blipFill>
+                  <pic:spPr>
+                    <a:xfrm>
+                      <a:off x="0" y="0"/>
+                      <a:ext cx="5848985" cy="1922780"/>
+                    </a:xfrm>
+                    <a:prstGeom prst="rect">
+                      <a:avLst/>
+                    </a:prstGeom>
+                    <a:noFill/>
+                    <a:ln>
+                      <a:noFill/>
+                    </a:ln>
+                  </pic:spPr>
+                </pic:pic>
+              </a:graphicData>
+            </a:graphic>
+          </wp:inline>
+        </w:drawing>
+      </w:r>
+    </w:p>
+    <w:p>
+      <w:pPr>
+        <w:keepNext w:val="0"/>
+        <w:keepLines w:val="0"/>
+        <w:widowControl/>
+        <w:numPr>
+          <w:ilvl w:val="1"/>
+          <w:numId w:val="11"/>
+        </w:numPr>
+        <w:suppressLineNumbers w:val="0"/>
+        <w:spacing w:before="0" w:beforeAutospacing="0" w:after="0" w:afterAutospacing="0" w:line="360" w:lineRule="auto"/>
+        <w:ind w:left="840" w:leftChars="0" w:right="0" w:hanging="420" w:firstLineChars="0"/>
+        <w:jc w:val="left"/>
+        <w:rPr>
+          <w:rFonts w:hint="default" w:ascii="Bodoni MT" w:hAnsi="Bodoni MT" w:eastAsia="等线" w:cs="Bodoni MT"/>
+          <w:sz w:val="22"/>
+          <w:szCs w:val="22"/>
+        </w:rPr>
+      </w:pPr>
+      <w:r>
+        <w:rPr>
+          <w:rFonts w:hint="default" w:ascii="Bodoni MT"/>
+          <w:lang w:val="en-IN"/>
+        </w:rPr>
+        <w:t xml:space="preserve">The fallback method has same return type, same type of arguments, with </w:t>
+      </w:r>
+      <w:r>
+        <w:rPr>
+          <w:rFonts w:hint="default" w:ascii="Bodoni MT"/>
+          <w:b/>
+          <w:bCs/>
+          <w:lang w:val="en-IN"/>
+        </w:rPr>
+        <w:t xml:space="preserve">Throwable </w:t>
+      </w:r>
+      <w:r>
+        <w:rPr>
+          <w:rFonts w:hint="default" w:ascii="Bodoni MT"/>
+          <w:lang w:val="en-IN"/>
+        </w:rPr>
+        <w:t>type of argument.</w:t>
+      </w:r>
+    </w:p>
+    <w:p>
+      <w:pPr>
+        <w:keepNext w:val="0"/>
+        <w:keepLines w:val="0"/>
+        <w:widowControl/>
+        <w:numPr>
+          <w:ilvl w:val="1"/>
+          <w:numId w:val="11"/>
+        </w:numPr>
+        <w:suppressLineNumbers w:val="0"/>
+        <w:spacing w:before="0" w:beforeAutospacing="0" w:after="0" w:afterAutospacing="0" w:line="360" w:lineRule="auto"/>
+        <w:ind w:left="840" w:leftChars="0" w:right="0" w:hanging="420" w:firstLineChars="0"/>
+        <w:jc w:val="left"/>
+        <w:rPr>
+          <w:rFonts w:hint="default" w:ascii="Bodoni MT" w:hAnsi="Bodoni MT" w:eastAsia="等线" w:cs="Bodoni MT"/>
+          <w:sz w:val="22"/>
+          <w:szCs w:val="22"/>
+        </w:rPr>
+      </w:pPr>
+      <w:r>
+        <w:rPr>
+          <w:rFonts w:hint="default" w:ascii="Bodoni MT"/>
+          <w:lang w:val="en-IN"/>
+        </w:rPr>
+        <w:t>Then you can configure the things in application.yaml or application.properties file.</w:t>
+      </w:r>
+      <w:r>
+        <w:rPr>
+          <w:rFonts w:hint="default" w:ascii="Bodoni MT"/>
+          <w:lang w:val="en-IN"/>
+        </w:rPr>
+        <w:br w:type="textWrapping"/>
+      </w:r>
+      <w:r>
+        <w:rPr>
+          <w:rFonts w:hint="default" w:ascii="Bodoni MT"/>
+          <w:lang w:val="en-IN"/>
+        </w:rPr>
+        <w:t>Like max retry, and all.</w:t>
+      </w:r>
+      <w:r>
+        <w:rPr>
+          <w:rFonts w:hint="default" w:ascii="Bodoni MT"/>
+          <w:lang w:val="en-IN"/>
+        </w:rPr>
+        <w:br w:type="textWrapping"/>
+      </w:r>
+      <w:r>
+        <w:drawing>
+          <wp:inline distT="0" distB="0" distL="114300" distR="114300">
+            <wp:extent cx="2287905" cy="1320800"/>
+            <wp:effectExtent l="0" t="0" r="10795" b="0"/>
+            <wp:docPr id="54" name="Picture 54"/>
+            <wp:cNvGraphicFramePr>
+              <a:graphicFrameLocks xmlns:a="http://schemas.openxmlformats.org/drawingml/2006/main" noChangeAspect="1"/>
+            </wp:cNvGraphicFramePr>
+            <a:graphic xmlns:a="http://schemas.openxmlformats.org/drawingml/2006/main">
+              <a:graphicData uri="http://schemas.openxmlformats.org/drawingml/2006/picture">
+                <pic:pic xmlns:pic="http://schemas.openxmlformats.org/drawingml/2006/picture">
+                  <pic:nvPicPr>
+                    <pic:cNvPr id="54" name="Picture 54"/>
+                    <pic:cNvPicPr>
+                      <a:picLocks noChangeAspect="1"/>
+                    </pic:cNvPicPr>
+                  </pic:nvPicPr>
+                  <pic:blipFill>
+                    <a:blip r:embed="rId51"/>
+                    <a:stretch>
+                      <a:fillRect/>
+                    </a:stretch>
+                  </pic:blipFill>
+                  <pic:spPr>
+                    <a:xfrm>
+                      <a:off x="0" y="0"/>
+                      <a:ext cx="2287905" cy="1320800"/>
+                    </a:xfrm>
+                    <a:prstGeom prst="rect">
+                      <a:avLst/>
+                    </a:prstGeom>
+                    <a:noFill/>
+                    <a:ln>
+                      <a:noFill/>
+                    </a:ln>
+                  </pic:spPr>
+                </pic:pic>
+              </a:graphicData>
+            </a:graphic>
+          </wp:inline>
+        </w:drawing>
+      </w:r>
+    </w:p>
+    <w:p>
+      <w:pPr>
+        <w:keepNext w:val="0"/>
+        <w:keepLines w:val="0"/>
+        <w:widowControl/>
+        <w:numPr>
+          <w:ilvl w:val="1"/>
+          <w:numId w:val="11"/>
+        </w:numPr>
+        <w:suppressLineNumbers w:val="0"/>
+        <w:spacing w:before="0" w:beforeAutospacing="0" w:after="0" w:afterAutospacing="0" w:line="360" w:lineRule="auto"/>
+        <w:ind w:left="840" w:leftChars="0" w:right="0" w:hanging="420" w:firstLineChars="0"/>
+        <w:jc w:val="left"/>
+        <w:rPr>
+          <w:rFonts w:hint="default" w:ascii="Bodoni MT" w:hAnsi="Bodoni MT" w:eastAsia="等线" w:cs="Bodoni MT"/>
+          <w:sz w:val="22"/>
+          <w:szCs w:val="22"/>
+        </w:rPr>
+      </w:pPr>
+      <w:r>
+        <w:rPr>
+          <w:rFonts w:hint="default" w:ascii="Bodoni MT"/>
+          <w:lang w:val="en-IN"/>
+        </w:rPr>
+        <w:t xml:space="preserve">That </w:t>
+      </w:r>
+      <w:r>
+        <w:rPr>
+          <w:rFonts w:hint="default" w:ascii="Bodoni MT"/>
+          <w:b/>
+          <w:bCs/>
+          <w:lang w:val="en-IN"/>
+        </w:rPr>
+        <w:t>name</w:t>
+      </w:r>
+      <w:r>
+        <w:rPr>
+          <w:rFonts w:hint="default" w:ascii="Bodoni MT"/>
+          <w:b w:val="0"/>
+          <w:bCs w:val="0"/>
+          <w:lang w:val="en-IN"/>
+        </w:rPr>
+        <w:t xml:space="preserve"> field of </w:t>
+      </w:r>
+      <w:r>
+        <w:rPr>
+          <w:rFonts w:hint="default" w:ascii="Bodoni MT"/>
+          <w:b/>
+          <w:bCs/>
+          <w:i/>
+          <w:iCs/>
+          <w:lang w:val="en-IN"/>
+        </w:rPr>
+        <w:t>@Retry</w:t>
+      </w:r>
+      <w:r>
+        <w:rPr>
+          <w:rFonts w:hint="default" w:ascii="Bodoni MT"/>
+          <w:b w:val="0"/>
+          <w:bCs w:val="0"/>
+          <w:i w:val="0"/>
+          <w:iCs w:val="0"/>
+          <w:lang w:val="en-IN"/>
+        </w:rPr>
+        <w:t xml:space="preserve"> is used here, you can set different configs for different </w:t>
+      </w:r>
+      <w:r>
+        <w:rPr>
+          <w:rFonts w:hint="default" w:ascii="Bodoni MT"/>
+          <w:b w:val="0"/>
+          <w:bCs w:val="0"/>
+          <w:i/>
+          <w:iCs/>
+          <w:lang w:val="en-IN"/>
+        </w:rPr>
+        <w:t>names</w:t>
+      </w:r>
+      <w:r>
+        <w:rPr>
+          <w:rFonts w:hint="default" w:ascii="Bodoni MT"/>
+          <w:b w:val="0"/>
+          <w:bCs w:val="0"/>
+          <w:i w:val="0"/>
+          <w:iCs w:val="0"/>
+          <w:lang w:val="en-IN"/>
+        </w:rPr>
+        <w:t>.</w:t>
+      </w:r>
+      <w:bookmarkStart w:id="0" w:name="_GoBack"/>
+      <w:bookmarkEnd w:id="0"/>
     </w:p>
     <w:p>
       <w:pPr>

--- a/docs (springboot)/module12_microservices.docx
+++ b/docs (springboot)/module12_microservices.docx
@@ -1249,7 +1249,7 @@
           <w:szCs w:val="22"/>
           <w:lang w:val="en-IN"/>
         </w:rPr>
-        <w:t xml:space="preserve">In the micro-services, (because these are the eureka clients) add the </w:t>
+        <w:t xml:space="preserve">In the microservices, (because these are the eureka clients) add the </w:t>
       </w:r>
       <w:r>
         <w:rPr>
@@ -1916,16 +1916,7 @@
           <w:szCs w:val="22"/>
           <w:lang w:val="en-IN"/>
         </w:rPr>
-        <w:t xml:space="preserve">This manages </w:t>
-      </w:r>
-      <w:r>
-        <w:rPr>
-          <w:rFonts w:hint="default" w:ascii="Bodoni MT" w:hAnsi="Bodoni MT" w:eastAsia="等线" w:cs="Bodoni MT"/>
-          <w:sz w:val="22"/>
-          <w:szCs w:val="22"/>
-          <w:lang w:val="en-IN"/>
-        </w:rPr>
-        <w:t>service registration, service registry, heartbeats, replication between servers.</w:t>
+        <w:t>This manages service registration, service registry, heartbeats, replication between servers.</w:t>
       </w:r>
     </w:p>
     <w:p>
@@ -2030,6 +2021,36 @@
     </w:p>
     <w:p>
       <w:pPr>
+        <w:rPr>
+          <w:rFonts w:hint="default" w:ascii="Bodoni MT" w:hAnsi="Bodoni MT" w:eastAsia="等线" w:cs="Bodoni MT"/>
+          <w:b/>
+          <w:bCs/>
+          <w:color w:val="FFC000"/>
+          <w:sz w:val="22"/>
+          <w:szCs w:val="22"/>
+          <w:highlight w:val="darkRed"/>
+          <w:u w:val="single"/>
+        </w:rPr>
+      </w:pPr>
+      <w:r>
+        <w:rPr>
+          <w:rFonts w:hint="default" w:ascii="Bodoni MT" w:hAnsi="Bodoni MT" w:eastAsia="等线" w:cs="Bodoni MT"/>
+          <w:b/>
+          <w:bCs/>
+          <w:i w:val="0"/>
+          <w:iCs w:val="0"/>
+          <w:color w:val="FFC000"/>
+          <w:sz w:val="22"/>
+          <w:szCs w:val="22"/>
+          <w:highlight w:val="darkRed"/>
+          <w:u w:val="single"/>
+          <w:lang w:val="en-IN"/>
+        </w:rPr>
+        <w:br w:type="page"/>
+      </w:r>
+    </w:p>
+    <w:p>
+      <w:pPr>
         <w:keepNext w:val="0"/>
         <w:keepLines w:val="0"/>
         <w:widowControl/>
@@ -2238,6 +2259,7 @@
           <w:bCs/>
           <w:i w:val="0"/>
           <w:iCs w:val="0"/>
+          <w:color w:val="C00000"/>
           <w:sz w:val="22"/>
           <w:szCs w:val="22"/>
           <w:lang w:val="en-IN"/>
@@ -2251,6 +2273,7 @@
           <w:bCs w:val="0"/>
           <w:i w:val="0"/>
           <w:iCs w:val="0"/>
+          <w:color w:val="C00000"/>
           <w:sz w:val="22"/>
           <w:szCs w:val="22"/>
           <w:lang w:val="en-IN"/>
@@ -2287,18 +2310,31 @@
           <w:szCs w:val="22"/>
           <w:lang w:val="en-IN"/>
         </w:rPr>
-        <w:t>Spring Cloud doesn’t provide its own service registry implementation</w:t>
+        <w:t xml:space="preserve">Spring Cloud </w:t>
+      </w:r>
+      <w:r>
+        <w:rPr>
+          <w:rFonts w:hint="default" w:ascii="Bodoni MT" w:hAnsi="Bodoni MT" w:eastAsia="等线" w:cs="Bodoni MT"/>
+          <w:i/>
+          <w:iCs/>
+          <w:color w:val="C00000"/>
+          <w:sz w:val="22"/>
+          <w:szCs w:val="22"/>
+          <w:lang w:val="en-IN"/>
+        </w:rPr>
+        <w:t>doesn’t</w:t>
       </w:r>
       <w:r>
         <w:rPr>
           <w:rFonts w:hint="default" w:ascii="Bodoni MT" w:hAnsi="Bodoni MT" w:eastAsia="等线" w:cs="Bodoni MT"/>
           <w:i w:val="0"/>
           <w:iCs w:val="0"/>
-          <w:sz w:val="22"/>
-          <w:szCs w:val="22"/>
-          <w:lang w:val="en-IN"/>
-        </w:rPr>
-        <w:t xml:space="preserve">, </w:t>
+          <w:color w:val="C00000"/>
+          <w:sz w:val="22"/>
+          <w:szCs w:val="22"/>
+          <w:lang w:val="en-IN"/>
+        </w:rPr>
+        <w:t xml:space="preserve"> provide its own service registry implementation</w:t>
       </w:r>
       <w:r>
         <w:rPr>
@@ -2309,7 +2345,7 @@
           <w:szCs w:val="22"/>
           <w:lang w:val="en-IN"/>
         </w:rPr>
-        <w:br w:type="textWrapping"/>
+        <w:t xml:space="preserve">, </w:t>
       </w:r>
       <w:r>
         <w:rPr>
@@ -2320,7 +2356,41 @@
           <w:szCs w:val="22"/>
           <w:lang w:val="en-IN"/>
         </w:rPr>
-        <w:t>Instead, it integrates with external registries like Netflix Eureka, Consul, or Zookeeper.</w:t>
+        <w:br w:type="textWrapping"/>
+      </w:r>
+      <w:r>
+        <w:rPr>
+          <w:rFonts w:hint="default" w:ascii="Bodoni MT" w:hAnsi="Bodoni MT" w:eastAsia="等线" w:cs="Bodoni MT"/>
+          <w:i w:val="0"/>
+          <w:iCs w:val="0"/>
+          <w:sz w:val="22"/>
+          <w:szCs w:val="22"/>
+          <w:lang w:val="en-IN"/>
+        </w:rPr>
+        <w:t xml:space="preserve">Instead, it integrates with external registries like </w:t>
+      </w:r>
+      <w:r>
+        <w:rPr>
+          <w:rFonts w:hint="default" w:ascii="Bodoni MT" w:hAnsi="Bodoni MT" w:eastAsia="等线" w:cs="Bodoni MT"/>
+          <w:i w:val="0"/>
+          <w:iCs w:val="0"/>
+          <w:color w:val="0070C0"/>
+          <w:sz w:val="22"/>
+          <w:szCs w:val="22"/>
+          <w:lang w:val="en-IN"/>
+        </w:rPr>
+        <w:t>Netflix Eureka, Consul, or Zookeeper</w:t>
+      </w:r>
+      <w:r>
+        <w:rPr>
+          <w:rFonts w:hint="default" w:ascii="Bodoni MT" w:hAnsi="Bodoni MT" w:eastAsia="等线" w:cs="Bodoni MT"/>
+          <w:i w:val="0"/>
+          <w:iCs w:val="0"/>
+          <w:sz w:val="22"/>
+          <w:szCs w:val="22"/>
+          <w:lang w:val="en-IN"/>
+        </w:rPr>
+        <w:t>.</w:t>
       </w:r>
       <w:r>
         <w:rPr>
@@ -2494,15 +2564,6 @@
           <w:szCs w:val="22"/>
         </w:rPr>
       </w:pPr>
-      <w:r>
-        <w:rPr>
-          <w:rFonts w:hint="default" w:ascii="Bodoni MT" w:hAnsi="Bodoni MT" w:eastAsia="等线" w:cs="Bodoni MT"/>
-          <w:sz w:val="22"/>
-          <w:szCs w:val="22"/>
-          <w:lang w:val="en-IN"/>
-        </w:rPr>
-        <w:t>F</w:t>
-      </w:r>
     </w:p>
     <w:p>
       <w:pPr>
@@ -2519,18 +2580,94 @@
         <w:jc w:val="left"/>
         <w:rPr>
           <w:rFonts w:hint="default" w:ascii="Bodoni MT" w:hAnsi="Bodoni MT" w:eastAsia="等线" w:cs="Bodoni MT"/>
-          <w:sz w:val="22"/>
-          <w:szCs w:val="22"/>
-        </w:rPr>
-      </w:pPr>
-      <w:r>
-        <w:rPr>
-          <w:rFonts w:hint="default" w:ascii="Bodoni MT" w:hAnsi="Bodoni MT" w:eastAsia="等线" w:cs="Bodoni MT"/>
-          <w:sz w:val="22"/>
-          <w:szCs w:val="22"/>
-          <w:lang w:val="en-IN"/>
-        </w:rPr>
-        <w:t>F</w:t>
+          <w:color w:val="FFC000"/>
+          <w:sz w:val="22"/>
+          <w:szCs w:val="22"/>
+          <w:highlight w:val="darkRed"/>
+          <w:u w:val="single"/>
+        </w:rPr>
+      </w:pPr>
+      <w:r>
+        <w:rPr>
+          <w:rFonts w:hint="default" w:ascii="Bodoni MT" w:hAnsi="Bodoni MT" w:eastAsia="等线" w:cs="Bodoni MT"/>
+          <w:color w:val="FFC000"/>
+          <w:sz w:val="22"/>
+          <w:szCs w:val="22"/>
+          <w:highlight w:val="darkRed"/>
+          <w:u w:val="single"/>
+          <w:lang w:val="en-IN"/>
+        </w:rPr>
+        <w:t xml:space="preserve">                                                                    </w:t>
+      </w:r>
+    </w:p>
+    <w:p>
+      <w:pPr>
+        <w:keepNext w:val="0"/>
+        <w:keepLines w:val="0"/>
+        <w:widowControl/>
+        <w:numPr>
+          <w:ilvl w:val="0"/>
+          <w:numId w:val="11"/>
+        </w:numPr>
+        <w:suppressLineNumbers w:val="0"/>
+        <w:spacing w:before="0" w:beforeAutospacing="0" w:after="0" w:afterAutospacing="0" w:line="360" w:lineRule="auto"/>
+        <w:ind w:left="420" w:leftChars="0" w:right="0" w:hanging="420" w:firstLineChars="0"/>
+        <w:jc w:val="left"/>
+        <w:rPr>
+          <w:rFonts w:hint="default" w:ascii="Bodoni MT" w:hAnsi="Bodoni MT" w:eastAsia="等线" w:cs="Bodoni MT"/>
+          <w:color w:val="auto"/>
+          <w:sz w:val="22"/>
+          <w:szCs w:val="22"/>
+          <w:highlight w:val="none"/>
+          <w:u w:val="single"/>
+        </w:rPr>
+      </w:pPr>
+    </w:p>
+    <w:p>
+      <w:pPr>
+        <w:rPr>
+          <w:rFonts w:hint="default" w:ascii="Bodoni MT" w:hAnsi="Bodoni MT" w:eastAsia="等线" w:cs="Bodoni MT"/>
+          <w:sz w:val="22"/>
+          <w:szCs w:val="22"/>
+        </w:rPr>
+      </w:pPr>
+      <w:r>
+        <w:rPr>
+          <w:rFonts w:hint="default" w:ascii="Bodoni MT" w:hAnsi="Bodoni MT" w:eastAsia="等线" w:cs="Bodoni MT"/>
+          <w:sz w:val="22"/>
+          <w:szCs w:val="22"/>
+          <w:lang w:val="en-IN"/>
+        </w:rPr>
+        <w:br w:type="page"/>
+      </w:r>
+    </w:p>
+    <w:p>
+      <w:pPr>
+        <w:keepNext w:val="0"/>
+        <w:keepLines w:val="0"/>
+        <w:widowControl/>
+        <w:numPr>
+          <w:ilvl w:val="0"/>
+          <w:numId w:val="11"/>
+        </w:numPr>
+        <w:suppressLineNumbers w:val="0"/>
+        <w:spacing w:before="0" w:beforeAutospacing="0" w:after="0" w:afterAutospacing="0" w:line="360" w:lineRule="auto"/>
+        <w:ind w:left="420" w:leftChars="0" w:right="0" w:hanging="420" w:firstLineChars="0"/>
+        <w:jc w:val="left"/>
+        <w:rPr>
+          <w:rFonts w:hint="default" w:ascii="Bodoni MT" w:hAnsi="Bodoni MT" w:eastAsia="等线" w:cs="Bodoni MT"/>
+          <w:sz w:val="22"/>
+          <w:szCs w:val="22"/>
+        </w:rPr>
+      </w:pPr>
+      <w:r>
+        <w:rPr>
+          <w:rFonts w:hint="default" w:ascii="Bodoni MT" w:hAnsi="Bodoni MT" w:eastAsia="等线" w:cs="Bodoni MT"/>
+          <w:sz w:val="22"/>
+          <w:szCs w:val="22"/>
+          <w:lang w:val="en-IN"/>
+        </w:rPr>
+        <w:t>How to use Eureka?</w:t>
       </w:r>
     </w:p>
     <w:p>
@@ -2559,7 +2696,81 @@
           <w:szCs w:val="22"/>
           <w:lang w:val="en-IN"/>
         </w:rPr>
-        <w:t>F</w:t>
+        <w:t xml:space="preserve">There are 2 same interfaces present, named as </w:t>
+      </w:r>
+      <w:r>
+        <w:rPr>
+          <w:rFonts w:hint="default" w:ascii="Bodoni MT" w:hAnsi="Bodoni MT" w:eastAsia="等线" w:cs="Bodoni MT"/>
+          <w:b/>
+          <w:bCs/>
+          <w:sz w:val="22"/>
+          <w:szCs w:val="22"/>
+          <w:lang w:val="en-IN"/>
+        </w:rPr>
+        <w:t>DiscoveryClient</w:t>
+      </w:r>
+      <w:r>
+        <w:rPr>
+          <w:rFonts w:hint="default" w:ascii="Bodoni MT" w:hAnsi="Bodoni MT" w:eastAsia="等线" w:cs="Bodoni MT"/>
+          <w:b w:val="0"/>
+          <w:bCs w:val="0"/>
+          <w:sz w:val="22"/>
+          <w:szCs w:val="22"/>
+          <w:lang w:val="en-IN"/>
+        </w:rPr>
+        <w:t xml:space="preserve">, one belong to </w:t>
+      </w:r>
+      <w:r>
+        <w:rPr>
+          <w:rFonts w:hint="default" w:ascii="Bodoni MT" w:hAnsi="Bodoni MT" w:eastAsia="等线" w:cs="Bodoni MT"/>
+          <w:b w:val="0"/>
+          <w:bCs w:val="0"/>
+          <w:i/>
+          <w:iCs/>
+          <w:sz w:val="22"/>
+          <w:szCs w:val="22"/>
+          <w:lang w:val="en-IN"/>
+        </w:rPr>
+        <w:t>spring cloud</w:t>
+      </w:r>
+      <w:r>
+        <w:rPr>
+          <w:rFonts w:hint="default" w:ascii="Bodoni MT" w:hAnsi="Bodoni MT" w:eastAsia="等线" w:cs="Bodoni MT"/>
+          <w:b w:val="0"/>
+          <w:bCs w:val="0"/>
+          <w:i w:val="0"/>
+          <w:iCs w:val="0"/>
+          <w:sz w:val="22"/>
+          <w:szCs w:val="22"/>
+          <w:lang w:val="en-IN"/>
+        </w:rPr>
+        <w:t xml:space="preserve"> and another belongs to </w:t>
+      </w:r>
+      <w:r>
+        <w:rPr>
+          <w:rFonts w:hint="default" w:ascii="Bodoni MT" w:hAnsi="Bodoni MT" w:eastAsia="等线" w:cs="Bodoni MT"/>
+          <w:b w:val="0"/>
+          <w:bCs w:val="0"/>
+          <w:i/>
+          <w:iCs/>
+          <w:sz w:val="22"/>
+          <w:szCs w:val="22"/>
+          <w:lang w:val="en-IN"/>
+        </w:rPr>
+        <w:t>netflix</w:t>
+      </w:r>
+      <w:r>
+        <w:rPr>
+          <w:rFonts w:hint="default" w:ascii="Bodoni MT" w:hAnsi="Bodoni MT" w:eastAsia="等线" w:cs="Bodoni MT"/>
+          <w:b w:val="0"/>
+          <w:bCs w:val="0"/>
+          <w:i w:val="0"/>
+          <w:iCs w:val="0"/>
+          <w:sz w:val="22"/>
+          <w:szCs w:val="22"/>
+          <w:lang w:val="en-IN"/>
+        </w:rPr>
+        <w:t>.</w:t>
       </w:r>
     </w:p>
     <w:p>
@@ -2577,354 +2788,11 @@
         <w:jc w:val="left"/>
         <w:rPr>
           <w:rFonts w:hint="default" w:ascii="Bodoni MT" w:hAnsi="Bodoni MT" w:eastAsia="等线" w:cs="Bodoni MT"/>
-          <w:sz w:val="22"/>
-          <w:szCs w:val="22"/>
-        </w:rPr>
-      </w:pPr>
-    </w:p>
-    <w:p>
-      <w:pPr>
-        <w:keepNext w:val="0"/>
-        <w:keepLines w:val="0"/>
-        <w:widowControl/>
-        <w:numPr>
-          <w:ilvl w:val="1"/>
-          <w:numId w:val="11"/>
-        </w:numPr>
-        <w:suppressLineNumbers w:val="0"/>
-        <w:spacing w:before="0" w:beforeAutospacing="0" w:after="0" w:afterAutospacing="0" w:line="360" w:lineRule="auto"/>
-        <w:ind w:left="840" w:leftChars="0" w:right="0" w:hanging="420" w:firstLineChars="0"/>
-        <w:jc w:val="left"/>
-        <w:rPr>
-          <w:rFonts w:hint="default" w:ascii="Bodoni MT" w:hAnsi="Bodoni MT" w:eastAsia="等线" w:cs="Bodoni MT"/>
-          <w:color w:val="FFC000"/>
-          <w:sz w:val="22"/>
-          <w:szCs w:val="22"/>
-          <w:highlight w:val="darkRed"/>
-          <w:u w:val="single"/>
-        </w:rPr>
-      </w:pPr>
-      <w:r>
-        <w:rPr>
-          <w:rFonts w:hint="default" w:ascii="Bodoni MT" w:hAnsi="Bodoni MT" w:eastAsia="等线" w:cs="Bodoni MT"/>
-          <w:color w:val="FFC000"/>
-          <w:sz w:val="22"/>
-          <w:szCs w:val="22"/>
-          <w:highlight w:val="darkRed"/>
-          <w:u w:val="single"/>
-          <w:lang w:val="en-IN"/>
-        </w:rPr>
-        <w:t xml:space="preserve">                                                                    </w:t>
-      </w:r>
-    </w:p>
-    <w:p>
-      <w:pPr>
-        <w:keepNext w:val="0"/>
-        <w:keepLines w:val="0"/>
-        <w:widowControl/>
-        <w:numPr>
-          <w:ilvl w:val="0"/>
-          <w:numId w:val="11"/>
-        </w:numPr>
-        <w:suppressLineNumbers w:val="0"/>
-        <w:spacing w:before="0" w:beforeAutospacing="0" w:after="0" w:afterAutospacing="0" w:line="360" w:lineRule="auto"/>
-        <w:ind w:left="420" w:leftChars="0" w:right="0" w:hanging="420" w:firstLineChars="0"/>
-        <w:jc w:val="left"/>
-        <w:rPr>
-          <w:rFonts w:hint="default" w:ascii="Bodoni MT" w:hAnsi="Bodoni MT" w:eastAsia="等线" w:cs="Bodoni MT"/>
           <w:color w:val="auto"/>
           <w:sz w:val="22"/>
           <w:szCs w:val="22"/>
-          <w:highlight w:val="none"/>
-          <w:u w:val="single"/>
-        </w:rPr>
-      </w:pPr>
-      <w:r>
-        <w:rPr>
-          <w:rFonts w:hint="default" w:ascii="Bodoni MT" w:hAnsi="Bodoni MT" w:eastAsia="等线" w:cs="Bodoni MT"/>
-          <w:color w:val="auto"/>
-          <w:sz w:val="22"/>
-          <w:szCs w:val="22"/>
-          <w:highlight w:val="none"/>
-          <w:u w:val="single"/>
-          <w:lang w:val="en-IN"/>
-        </w:rPr>
-        <w:t>F</w:t>
-      </w:r>
-    </w:p>
-    <w:p>
-      <w:pPr>
-        <w:keepNext w:val="0"/>
-        <w:keepLines w:val="0"/>
-        <w:widowControl/>
-        <w:numPr>
-          <w:ilvl w:val="0"/>
-          <w:numId w:val="11"/>
-        </w:numPr>
-        <w:suppressLineNumbers w:val="0"/>
-        <w:spacing w:before="0" w:beforeAutospacing="0" w:after="0" w:afterAutospacing="0" w:line="360" w:lineRule="auto"/>
-        <w:ind w:left="420" w:leftChars="0" w:right="0" w:hanging="420" w:firstLineChars="0"/>
-        <w:jc w:val="left"/>
-        <w:rPr>
-          <w:rFonts w:hint="default" w:ascii="Bodoni MT" w:hAnsi="Bodoni MT" w:eastAsia="等线" w:cs="Bodoni MT"/>
-          <w:color w:val="auto"/>
-          <w:sz w:val="22"/>
-          <w:szCs w:val="22"/>
-          <w:highlight w:val="none"/>
-          <w:u w:val="single"/>
-        </w:rPr>
-      </w:pPr>
-      <w:r>
-        <w:rPr>
-          <w:rFonts w:hint="default" w:ascii="Bodoni MT" w:hAnsi="Bodoni MT" w:eastAsia="等线" w:cs="Bodoni MT"/>
-          <w:color w:val="auto"/>
-          <w:sz w:val="22"/>
-          <w:szCs w:val="22"/>
-          <w:highlight w:val="none"/>
-          <w:u w:val="single"/>
-          <w:lang w:val="en-IN"/>
-        </w:rPr>
-        <w:t>F</w:t>
-      </w:r>
-    </w:p>
-    <w:p>
-      <w:pPr>
-        <w:keepNext w:val="0"/>
-        <w:keepLines w:val="0"/>
-        <w:widowControl/>
-        <w:numPr>
-          <w:ilvl w:val="0"/>
-          <w:numId w:val="11"/>
-        </w:numPr>
-        <w:suppressLineNumbers w:val="0"/>
-        <w:spacing w:before="0" w:beforeAutospacing="0" w:after="0" w:afterAutospacing="0" w:line="360" w:lineRule="auto"/>
-        <w:ind w:left="420" w:leftChars="0" w:right="0" w:hanging="420" w:firstLineChars="0"/>
-        <w:jc w:val="left"/>
-        <w:rPr>
-          <w:rFonts w:hint="default" w:ascii="Bodoni MT" w:hAnsi="Bodoni MT" w:eastAsia="等线" w:cs="Bodoni MT"/>
-          <w:color w:val="auto"/>
-          <w:sz w:val="22"/>
-          <w:szCs w:val="22"/>
-          <w:highlight w:val="none"/>
-          <w:u w:val="single"/>
-        </w:rPr>
-      </w:pPr>
-      <w:r>
-        <w:rPr>
-          <w:rFonts w:hint="default" w:ascii="Bodoni MT" w:hAnsi="Bodoni MT" w:eastAsia="等线" w:cs="Bodoni MT"/>
-          <w:color w:val="auto"/>
-          <w:sz w:val="22"/>
-          <w:szCs w:val="22"/>
-          <w:highlight w:val="none"/>
-          <w:u w:val="single"/>
-          <w:lang w:val="en-IN"/>
-        </w:rPr>
-        <w:t>F</w:t>
-      </w:r>
-    </w:p>
-    <w:p>
-      <w:pPr>
-        <w:keepNext w:val="0"/>
-        <w:keepLines w:val="0"/>
-        <w:widowControl/>
-        <w:numPr>
-          <w:ilvl w:val="0"/>
-          <w:numId w:val="11"/>
-        </w:numPr>
-        <w:suppressLineNumbers w:val="0"/>
-        <w:spacing w:before="0" w:beforeAutospacing="0" w:after="0" w:afterAutospacing="0" w:line="360" w:lineRule="auto"/>
-        <w:ind w:left="420" w:leftChars="0" w:right="0" w:hanging="420" w:firstLineChars="0"/>
-        <w:jc w:val="left"/>
-        <w:rPr>
-          <w:rFonts w:hint="default" w:ascii="Bodoni MT" w:hAnsi="Bodoni MT" w:eastAsia="等线" w:cs="Bodoni MT"/>
-          <w:color w:val="auto"/>
-          <w:sz w:val="22"/>
-          <w:szCs w:val="22"/>
-          <w:highlight w:val="none"/>
-          <w:u w:val="single"/>
-        </w:rPr>
-      </w:pPr>
-      <w:r>
-        <w:rPr>
-          <w:rFonts w:hint="default" w:ascii="Bodoni MT" w:hAnsi="Bodoni MT" w:eastAsia="等线" w:cs="Bodoni MT"/>
-          <w:color w:val="auto"/>
-          <w:sz w:val="22"/>
-          <w:szCs w:val="22"/>
-          <w:highlight w:val="none"/>
-          <w:u w:val="single"/>
-          <w:lang w:val="en-IN"/>
-        </w:rPr>
-        <w:t>F</w:t>
-      </w:r>
-    </w:p>
-    <w:p>
-      <w:pPr>
-        <w:keepNext w:val="0"/>
-        <w:keepLines w:val="0"/>
-        <w:widowControl/>
-        <w:numPr>
-          <w:ilvl w:val="0"/>
-          <w:numId w:val="11"/>
-        </w:numPr>
-        <w:suppressLineNumbers w:val="0"/>
-        <w:spacing w:before="0" w:beforeAutospacing="0" w:after="0" w:afterAutospacing="0" w:line="360" w:lineRule="auto"/>
-        <w:ind w:left="420" w:leftChars="0" w:right="0" w:hanging="420" w:firstLineChars="0"/>
-        <w:jc w:val="left"/>
-        <w:rPr>
-          <w:rFonts w:hint="default" w:ascii="Bodoni MT" w:hAnsi="Bodoni MT" w:eastAsia="等线" w:cs="Bodoni MT"/>
-          <w:color w:val="auto"/>
-          <w:sz w:val="22"/>
-          <w:szCs w:val="22"/>
-          <w:highlight w:val="none"/>
-          <w:u w:val="single"/>
-        </w:rPr>
-      </w:pPr>
-      <w:r>
-        <w:rPr>
-          <w:rFonts w:hint="default" w:ascii="Bodoni MT" w:hAnsi="Bodoni MT" w:eastAsia="等线" w:cs="Bodoni MT"/>
-          <w:color w:val="auto"/>
-          <w:sz w:val="22"/>
-          <w:szCs w:val="22"/>
-          <w:highlight w:val="none"/>
-          <w:u w:val="single"/>
-          <w:lang w:val="en-IN"/>
-        </w:rPr>
-        <w:t>F</w:t>
-      </w:r>
-    </w:p>
-    <w:p>
-      <w:pPr>
-        <w:keepNext w:val="0"/>
-        <w:keepLines w:val="0"/>
-        <w:widowControl/>
-        <w:numPr>
-          <w:ilvl w:val="0"/>
-          <w:numId w:val="11"/>
-        </w:numPr>
-        <w:suppressLineNumbers w:val="0"/>
-        <w:spacing w:before="0" w:beforeAutospacing="0" w:after="0" w:afterAutospacing="0" w:line="360" w:lineRule="auto"/>
-        <w:ind w:left="420" w:leftChars="0" w:right="0" w:hanging="420" w:firstLineChars="0"/>
-        <w:jc w:val="left"/>
-        <w:rPr>
-          <w:rFonts w:hint="default" w:ascii="Bodoni MT" w:hAnsi="Bodoni MT" w:eastAsia="等线" w:cs="Bodoni MT"/>
-          <w:color w:val="auto"/>
-          <w:sz w:val="22"/>
-          <w:szCs w:val="22"/>
-          <w:highlight w:val="none"/>
-          <w:u w:val="single"/>
-        </w:rPr>
-      </w:pPr>
-    </w:p>
-    <w:p>
-      <w:pPr>
-        <w:rPr>
-          <w:rFonts w:hint="default" w:ascii="Bodoni MT" w:hAnsi="Bodoni MT" w:eastAsia="等线" w:cs="Bodoni MT"/>
-          <w:sz w:val="22"/>
-          <w:szCs w:val="22"/>
-        </w:rPr>
-      </w:pPr>
-      <w:r>
-        <w:rPr>
-          <w:rFonts w:hint="default" w:ascii="Bodoni MT" w:hAnsi="Bodoni MT" w:eastAsia="等线" w:cs="Bodoni MT"/>
-          <w:sz w:val="22"/>
-          <w:szCs w:val="22"/>
-          <w:lang w:val="en-IN"/>
-        </w:rPr>
-        <w:br w:type="page"/>
-      </w:r>
-    </w:p>
-    <w:p>
-      <w:pPr>
-        <w:keepNext w:val="0"/>
-        <w:keepLines w:val="0"/>
-        <w:widowControl/>
-        <w:numPr>
-          <w:ilvl w:val="0"/>
-          <w:numId w:val="11"/>
-        </w:numPr>
-        <w:suppressLineNumbers w:val="0"/>
-        <w:spacing w:before="0" w:beforeAutospacing="0" w:after="0" w:afterAutospacing="0" w:line="360" w:lineRule="auto"/>
-        <w:ind w:left="420" w:leftChars="0" w:right="0" w:hanging="420" w:firstLineChars="0"/>
-        <w:jc w:val="left"/>
-        <w:rPr>
-          <w:rFonts w:hint="default" w:ascii="Bodoni MT" w:hAnsi="Bodoni MT" w:eastAsia="等线" w:cs="Bodoni MT"/>
-          <w:sz w:val="22"/>
-          <w:szCs w:val="22"/>
-        </w:rPr>
-      </w:pPr>
-      <w:r>
-        <w:rPr>
-          <w:rFonts w:hint="default" w:ascii="Bodoni MT" w:hAnsi="Bodoni MT" w:eastAsia="等线" w:cs="Bodoni MT"/>
-          <w:sz w:val="22"/>
-          <w:szCs w:val="22"/>
-          <w:lang w:val="en-IN"/>
-        </w:rPr>
-        <w:t>How to use Eureka?</w:t>
-      </w:r>
-    </w:p>
-    <w:p>
-      <w:pPr>
-        <w:keepNext w:val="0"/>
-        <w:keepLines w:val="0"/>
-        <w:widowControl/>
-        <w:numPr>
-          <w:ilvl w:val="1"/>
-          <w:numId w:val="11"/>
-        </w:numPr>
-        <w:suppressLineNumbers w:val="0"/>
-        <w:spacing w:before="0" w:beforeAutospacing="0" w:after="0" w:afterAutospacing="0" w:line="360" w:lineRule="auto"/>
-        <w:ind w:left="840" w:leftChars="0" w:right="0" w:hanging="420" w:firstLineChars="0"/>
-        <w:jc w:val="left"/>
-        <w:rPr>
-          <w:rFonts w:hint="default" w:ascii="Bodoni MT" w:hAnsi="Bodoni MT" w:eastAsia="等线" w:cs="Bodoni MT"/>
-          <w:sz w:val="22"/>
-          <w:szCs w:val="22"/>
-        </w:rPr>
-      </w:pPr>
-      <w:r>
-        <w:rPr>
-          <w:rFonts w:hint="default" w:ascii="Bodoni MT" w:hAnsi="Bodoni MT" w:eastAsia="等线" w:cs="Bodoni MT"/>
-          <w:sz w:val="22"/>
-          <w:szCs w:val="22"/>
-          <w:lang w:val="en-IN"/>
-        </w:rPr>
-        <w:t xml:space="preserve">There are 2 same interfaces present, named as </w:t>
-      </w:r>
-      <w:r>
-        <w:rPr>
-          <w:rFonts w:hint="default" w:ascii="Bodoni MT" w:hAnsi="Bodoni MT" w:eastAsia="等线" w:cs="Bodoni MT"/>
-          <w:b/>
-          <w:bCs/>
-          <w:sz w:val="22"/>
-          <w:szCs w:val="22"/>
-          <w:lang w:val="en-IN"/>
-        </w:rPr>
-        <w:t>DiscoveryClient</w:t>
-      </w:r>
-      <w:r>
-        <w:rPr>
-          <w:rFonts w:hint="default" w:ascii="Bodoni MT" w:hAnsi="Bodoni MT" w:eastAsia="等线" w:cs="Bodoni MT"/>
-          <w:b w:val="0"/>
-          <w:bCs w:val="0"/>
-          <w:sz w:val="22"/>
-          <w:szCs w:val="22"/>
-          <w:lang w:val="en-IN"/>
-        </w:rPr>
-        <w:t xml:space="preserve">, one belong to </w:t>
-      </w:r>
-      <w:r>
-        <w:rPr>
-          <w:rFonts w:hint="default" w:ascii="Bodoni MT" w:hAnsi="Bodoni MT" w:eastAsia="等线" w:cs="Bodoni MT"/>
-          <w:b w:val="0"/>
-          <w:bCs w:val="0"/>
-          <w:i/>
-          <w:iCs/>
-          <w:sz w:val="22"/>
-          <w:szCs w:val="22"/>
-          <w:lang w:val="en-IN"/>
-        </w:rPr>
-        <w:t>spring cloud</w:t>
-      </w:r>
+        </w:rPr>
+      </w:pPr>
       <w:r>
         <w:rPr>
           <w:rFonts w:hint="default" w:ascii="Bodoni MT" w:hAnsi="Bodoni MT" w:eastAsia="等线" w:cs="Bodoni MT"/>
@@ -2932,24 +2800,12 @@
           <w:bCs w:val="0"/>
           <w:i w:val="0"/>
           <w:iCs w:val="0"/>
-          <w:sz w:val="22"/>
-          <w:szCs w:val="22"/>
-          <w:lang w:val="en-IN"/>
-        </w:rPr>
-        <w:t xml:space="preserve"> and another belongs to </w:t>
-      </w:r>
-      <w:r>
-        <w:rPr>
-          <w:rFonts w:hint="default" w:ascii="Bodoni MT" w:hAnsi="Bodoni MT" w:eastAsia="等线" w:cs="Bodoni MT"/>
-          <w:b w:val="0"/>
-          <w:bCs w:val="0"/>
-          <w:i/>
-          <w:iCs/>
-          <w:sz w:val="22"/>
-          <w:szCs w:val="22"/>
-          <w:lang w:val="en-IN"/>
-        </w:rPr>
-        <w:t>netflix</w:t>
+          <w:color w:val="auto"/>
+          <w:sz w:val="22"/>
+          <w:szCs w:val="22"/>
+          <w:lang w:val="en-IN"/>
+        </w:rPr>
+        <w:t>The flow of call happens like below</w:t>
       </w:r>
       <w:r>
         <w:rPr>
@@ -2958,53 +2814,7 @@
           <w:bCs w:val="0"/>
           <w:i w:val="0"/>
           <w:iCs w:val="0"/>
-          <w:sz w:val="22"/>
-          <w:szCs w:val="22"/>
-          <w:lang w:val="en-IN"/>
-        </w:rPr>
-        <w:t>.</w:t>
-      </w:r>
-    </w:p>
-    <w:p>
-      <w:pPr>
-        <w:keepNext w:val="0"/>
-        <w:keepLines w:val="0"/>
-        <w:widowControl/>
-        <w:numPr>
-          <w:ilvl w:val="1"/>
-          <w:numId w:val="11"/>
-        </w:numPr>
-        <w:suppressLineNumbers w:val="0"/>
-        <w:spacing w:before="0" w:beforeAutospacing="0" w:after="0" w:afterAutospacing="0" w:line="360" w:lineRule="auto"/>
-        <w:ind w:left="840" w:leftChars="0" w:right="0" w:hanging="420" w:firstLineChars="0"/>
-        <w:jc w:val="left"/>
-        <w:rPr>
-          <w:rFonts w:hint="default" w:ascii="Bodoni MT" w:hAnsi="Bodoni MT" w:eastAsia="等线" w:cs="Bodoni MT"/>
-          <w:color w:val="C00000"/>
-          <w:sz w:val="22"/>
-          <w:szCs w:val="22"/>
-        </w:rPr>
-      </w:pPr>
-      <w:r>
-        <w:rPr>
-          <w:rFonts w:hint="default" w:ascii="Bodoni MT" w:hAnsi="Bodoni MT" w:eastAsia="等线" w:cs="Bodoni MT"/>
-          <w:b w:val="0"/>
-          <w:bCs w:val="0"/>
-          <w:i w:val="0"/>
-          <w:iCs w:val="0"/>
-          <w:sz w:val="22"/>
-          <w:szCs w:val="22"/>
-          <w:lang w:val="en-IN"/>
-        </w:rPr>
-        <w:t>The flow of call happens like below</w:t>
-      </w:r>
-      <w:r>
-        <w:rPr>
-          <w:rFonts w:hint="default" w:ascii="Bodoni MT" w:hAnsi="Bodoni MT" w:eastAsia="等线" w:cs="Bodoni MT"/>
-          <w:b w:val="0"/>
-          <w:bCs w:val="0"/>
-          <w:i w:val="0"/>
-          <w:iCs w:val="0"/>
+          <w:color w:val="auto"/>
           <w:sz w:val="22"/>
           <w:szCs w:val="22"/>
           <w:lang w:val="en-IN"/>
@@ -3014,7 +2824,7 @@
       <w:r>
         <w:rPr>
           <w:rFonts w:hint="default" w:ascii="Bodoni MT" w:hAnsi="Bodoni MT" w:cs="Bodoni MT"/>
-          <w:color w:val="C00000"/>
+          <w:color w:val="auto"/>
         </w:rPr>
         <w:drawing>
           <wp:inline distT="0" distB="0" distL="114300" distR="114300">
@@ -3793,6 +3603,1218 @@
       </w:pPr>
       <w:r>
         <w:rPr>
+          <w:rFonts w:hint="default" w:ascii="Bodoni MT" w:hAnsi="Bodoni MT" w:cs="Bodoni MT"/>
+          <w:lang w:val="en-IN"/>
+        </w:rPr>
+        <w:br w:type="page"/>
+      </w:r>
+    </w:p>
+    <w:p>
+      <w:pPr>
+        <w:keepNext w:val="0"/>
+        <w:keepLines w:val="0"/>
+        <w:widowControl/>
+        <w:numPr>
+          <w:numId w:val="0"/>
+        </w:numPr>
+        <w:suppressLineNumbers w:val="0"/>
+        <w:spacing w:before="0" w:beforeAutospacing="0" w:after="0" w:afterAutospacing="0" w:line="360" w:lineRule="auto"/>
+        <w:ind w:leftChars="0" w:right="0" w:rightChars="0"/>
+        <w:jc w:val="center"/>
+        <w:rPr>
+          <w:rFonts w:hint="default" w:ascii="Bodoni MT" w:hAnsi="Bodoni MT" w:eastAsia="等线" w:cs="Bodoni MT"/>
+          <w:color w:val="002060"/>
+          <w:sz w:val="40"/>
+          <w:szCs w:val="40"/>
+          <w:highlight w:val="lightGray"/>
+          <w:u w:val="single"/>
+          <w:lang w:val="en-IN"/>
+        </w:rPr>
+      </w:pPr>
+      <w:r>
+        <w:rPr>
+          <w:rFonts w:hint="default" w:ascii="Bodoni MT" w:hAnsi="Bodoni MT" w:eastAsia="等线" w:cs="Bodoni MT"/>
+          <w:b/>
+          <w:bCs/>
+          <w:color w:val="002060"/>
+          <w:sz w:val="40"/>
+          <w:szCs w:val="40"/>
+          <w:highlight w:val="lightGray"/>
+          <w:u w:val="single"/>
+          <w:lang w:val="en-IN"/>
+        </w:rPr>
+        <w:t xml:space="preserve">DiscoveryClient </w:t>
+      </w:r>
+      <w:r>
+        <w:rPr>
+          <w:rFonts w:hint="default" w:ascii="Bodoni MT" w:hAnsi="Bodoni MT" w:eastAsia="等线" w:cs="Bodoni MT"/>
+          <w:color w:val="002060"/>
+          <w:sz w:val="40"/>
+          <w:szCs w:val="40"/>
+          <w:highlight w:val="lightGray"/>
+          <w:u w:val="single"/>
+          <w:lang w:val="en-IN"/>
+        </w:rPr>
+        <w:t>complete implementations</w:t>
+      </w:r>
+    </w:p>
+    <w:p>
+      <w:pPr>
+        <w:keepNext w:val="0"/>
+        <w:keepLines w:val="0"/>
+        <w:widowControl/>
+        <w:numPr>
+          <w:numId w:val="0"/>
+        </w:numPr>
+        <w:suppressLineNumbers w:val="0"/>
+        <w:spacing w:before="0" w:beforeAutospacing="0" w:after="0" w:afterAutospacing="0" w:line="360" w:lineRule="auto"/>
+        <w:ind w:leftChars="0" w:right="0" w:rightChars="0"/>
+        <w:jc w:val="center"/>
+        <w:rPr>
+          <w:rFonts w:hint="default" w:ascii="Bodoni MT" w:hAnsi="Bodoni MT" w:eastAsia="等线" w:cs="Bodoni MT"/>
+          <w:sz w:val="22"/>
+          <w:szCs w:val="22"/>
+        </w:rPr>
+      </w:pPr>
+      <w:r>
+        <w:drawing>
+          <wp:inline distT="0" distB="0" distL="114300" distR="114300">
+            <wp:extent cx="6395085" cy="3469005"/>
+            <wp:effectExtent l="0" t="0" r="5715" b="10795"/>
+            <wp:docPr id="31" name="Picture 2"/>
+            <wp:cNvGraphicFramePr>
+              <a:graphicFrameLocks xmlns:a="http://schemas.openxmlformats.org/drawingml/2006/main" noChangeAspect="1"/>
+            </wp:cNvGraphicFramePr>
+            <a:graphic xmlns:a="http://schemas.openxmlformats.org/drawingml/2006/main">
+              <a:graphicData uri="http://schemas.openxmlformats.org/drawingml/2006/picture">
+                <pic:pic xmlns:pic="http://schemas.openxmlformats.org/drawingml/2006/picture">
+                  <pic:nvPicPr>
+                    <pic:cNvPr id="31" name="Picture 2"/>
+                    <pic:cNvPicPr>
+                      <a:picLocks noChangeAspect="1"/>
+                    </pic:cNvPicPr>
+                  </pic:nvPicPr>
+                  <pic:blipFill>
+                    <a:blip r:embed="rId16"/>
+                    <a:srcRect l="2714" t="4836" r="2774" b="7336"/>
+                    <a:stretch>
+                      <a:fillRect/>
+                    </a:stretch>
+                  </pic:blipFill>
+                  <pic:spPr>
+                    <a:xfrm>
+                      <a:off x="0" y="0"/>
+                      <a:ext cx="6395085" cy="3469005"/>
+                    </a:xfrm>
+                    <a:prstGeom prst="rect">
+                      <a:avLst/>
+                    </a:prstGeom>
+                    <a:noFill/>
+                    <a:ln>
+                      <a:noFill/>
+                    </a:ln>
+                  </pic:spPr>
+                </pic:pic>
+              </a:graphicData>
+            </a:graphic>
+          </wp:inline>
+        </w:drawing>
+      </w:r>
+    </w:p>
+    <w:p>
+      <w:pPr>
+        <w:keepNext w:val="0"/>
+        <w:keepLines w:val="0"/>
+        <w:widowControl/>
+        <w:numPr>
+          <w:ilvl w:val="0"/>
+          <w:numId w:val="11"/>
+        </w:numPr>
+        <w:suppressLineNumbers w:val="0"/>
+        <w:spacing w:before="0" w:beforeAutospacing="0" w:after="0" w:afterAutospacing="0" w:line="360" w:lineRule="auto"/>
+        <w:ind w:left="420" w:leftChars="0" w:right="0" w:hanging="420" w:firstLineChars="0"/>
+        <w:jc w:val="left"/>
+        <w:rPr>
+          <w:rFonts w:hint="default" w:ascii="Bodoni MT" w:hAnsi="Bodoni MT" w:eastAsia="等线" w:cs="Bodoni MT"/>
+          <w:sz w:val="22"/>
+          <w:szCs w:val="22"/>
+          <w:lang w:val="en-IN"/>
+        </w:rPr>
+      </w:pPr>
+      <w:r>
+        <w:rPr>
+          <w:rFonts w:hint="default" w:ascii="Bodoni MT" w:hAnsi="Bodoni MT" w:eastAsia="等线" w:cs="Bodoni MT"/>
+          <w:sz w:val="22"/>
+          <w:szCs w:val="22"/>
+          <w:lang w:val="en-IN"/>
+        </w:rPr>
+        <w:t xml:space="preserve">2 </w:t>
+      </w:r>
+      <w:r>
+        <w:rPr>
+          <w:rFonts w:hint="default" w:ascii="Bodoni MT" w:hAnsi="Bodoni MT" w:eastAsia="等线" w:cs="Bodoni MT"/>
+          <w:color w:val="C00000"/>
+          <w:sz w:val="22"/>
+          <w:szCs w:val="22"/>
+          <w:lang w:val="en-IN"/>
+        </w:rPr>
+        <w:t xml:space="preserve">DiscoveryClient </w:t>
+      </w:r>
+      <w:r>
+        <w:rPr>
+          <w:rFonts w:hint="default" w:ascii="Bodoni MT" w:hAnsi="Bodoni MT" w:eastAsia="等线" w:cs="Bodoni MT"/>
+          <w:sz w:val="22"/>
+          <w:szCs w:val="22"/>
+          <w:lang w:val="en-IN"/>
+        </w:rPr>
+        <w:t>are there, one is from</w:t>
+      </w:r>
+      <w:r>
+        <w:rPr>
+          <w:rFonts w:hint="default" w:ascii="Bodoni MT" w:hAnsi="Bodoni MT" w:eastAsia="等线" w:cs="Bodoni MT"/>
+          <w:color w:val="00B0F0"/>
+          <w:sz w:val="22"/>
+          <w:szCs w:val="22"/>
+          <w:lang w:val="en-IN"/>
+        </w:rPr>
+        <w:t xml:space="preserve"> Spring Cloud</w:t>
+      </w:r>
+      <w:r>
+        <w:rPr>
+          <w:rFonts w:hint="default" w:ascii="Bodoni MT" w:hAnsi="Bodoni MT" w:eastAsia="等线" w:cs="Bodoni MT"/>
+          <w:sz w:val="22"/>
+          <w:szCs w:val="22"/>
+          <w:lang w:val="en-IN"/>
+        </w:rPr>
+        <w:t xml:space="preserve">, another is from </w:t>
+      </w:r>
+      <w:r>
+        <w:rPr>
+          <w:rFonts w:hint="default" w:ascii="Bodoni MT" w:hAnsi="Bodoni MT" w:eastAsia="等线" w:cs="Bodoni MT"/>
+          <w:color w:val="00B0F0"/>
+          <w:sz w:val="22"/>
+          <w:szCs w:val="22"/>
+          <w:lang w:val="en-IN"/>
+        </w:rPr>
+        <w:t>Netflix</w:t>
+      </w:r>
+      <w:r>
+        <w:rPr>
+          <w:rFonts w:hint="default" w:ascii="Bodoni MT" w:hAnsi="Bodoni MT" w:eastAsia="等线" w:cs="Bodoni MT"/>
+          <w:sz w:val="22"/>
+          <w:szCs w:val="22"/>
+          <w:lang w:val="en-IN"/>
+        </w:rPr>
+        <w:t>. Both serves different purposes.</w:t>
+      </w:r>
+    </w:p>
+    <w:p>
+      <w:pPr>
+        <w:keepNext w:val="0"/>
+        <w:keepLines w:val="0"/>
+        <w:widowControl/>
+        <w:numPr>
+          <w:ilvl w:val="1"/>
+          <w:numId w:val="11"/>
+        </w:numPr>
+        <w:suppressLineNumbers w:val="0"/>
+        <w:spacing w:before="0" w:beforeAutospacing="0" w:after="0" w:afterAutospacing="0" w:line="360" w:lineRule="auto"/>
+        <w:ind w:left="840" w:leftChars="0" w:right="0" w:hanging="420" w:firstLineChars="0"/>
+        <w:jc w:val="left"/>
+        <w:rPr>
+          <w:rFonts w:hint="default" w:ascii="Bodoni MT" w:hAnsi="Bodoni MT" w:eastAsia="等线" w:cs="Bodoni MT"/>
+          <w:sz w:val="22"/>
+          <w:szCs w:val="22"/>
+          <w:lang w:val="en-IN"/>
+        </w:rPr>
+      </w:pPr>
+      <w:r>
+        <w:rPr>
+          <w:rFonts w:hint="default" w:ascii="Bodoni MT" w:hAnsi="Bodoni MT" w:eastAsia="等线" w:cs="Bodoni MT"/>
+          <w:sz w:val="22"/>
+          <w:szCs w:val="22"/>
+          <w:lang w:val="en-IN"/>
+        </w:rPr>
+        <w:t>Spring cloud’s DiscoveryClient (</w:t>
+      </w:r>
+      <w:r>
+        <w:rPr>
+          <w:rFonts w:hint="default" w:ascii="Bodoni MT" w:hAnsi="Bodoni MT" w:eastAsia="等线" w:cs="Bodoni MT"/>
+          <w:b/>
+          <w:bCs/>
+          <w:sz w:val="22"/>
+          <w:szCs w:val="22"/>
+          <w:lang w:val="en-IN"/>
+        </w:rPr>
+        <w:t>interface</w:t>
+      </w:r>
+      <w:r>
+        <w:rPr>
+          <w:rFonts w:hint="default" w:ascii="Bodoni MT" w:hAnsi="Bodoni MT" w:eastAsia="等线" w:cs="Bodoni MT"/>
+          <w:b w:val="0"/>
+          <w:bCs w:val="0"/>
+          <w:sz w:val="22"/>
+          <w:szCs w:val="22"/>
+          <w:lang w:val="en-IN"/>
+        </w:rPr>
+        <w:t>)</w:t>
+      </w:r>
+      <w:r>
+        <w:rPr>
+          <w:rFonts w:hint="default" w:ascii="Bodoni MT" w:hAnsi="Bodoni MT" w:eastAsia="等线" w:cs="Bodoni MT"/>
+          <w:sz w:val="22"/>
+          <w:szCs w:val="22"/>
+          <w:lang w:val="en-IN"/>
+        </w:rPr>
+        <w:t xml:space="preserve"> is get the instances according to service id and like those.</w:t>
+      </w:r>
+    </w:p>
+    <w:p>
+      <w:pPr>
+        <w:keepNext w:val="0"/>
+        <w:keepLines w:val="0"/>
+        <w:widowControl/>
+        <w:numPr>
+          <w:ilvl w:val="1"/>
+          <w:numId w:val="11"/>
+        </w:numPr>
+        <w:suppressLineNumbers w:val="0"/>
+        <w:spacing w:before="0" w:beforeAutospacing="0" w:after="0" w:afterAutospacing="0" w:line="360" w:lineRule="auto"/>
+        <w:ind w:left="840" w:leftChars="0" w:right="0" w:hanging="420" w:firstLineChars="0"/>
+        <w:jc w:val="left"/>
+        <w:rPr>
+          <w:rFonts w:hint="default" w:ascii="Bodoni MT" w:hAnsi="Bodoni MT" w:eastAsia="等线" w:cs="Bodoni MT"/>
+          <w:sz w:val="22"/>
+          <w:szCs w:val="22"/>
+          <w:lang w:val="en-IN"/>
+        </w:rPr>
+      </w:pPr>
+      <w:r>
+        <w:rPr>
+          <w:rFonts w:hint="default" w:ascii="Bodoni MT" w:hAnsi="Bodoni MT" w:eastAsia="等线" w:cs="Bodoni MT"/>
+          <w:sz w:val="22"/>
+          <w:szCs w:val="22"/>
+          <w:lang w:val="en-IN"/>
+        </w:rPr>
+        <w:t>Netflix’s DiscoveryClient (</w:t>
+      </w:r>
+      <w:r>
+        <w:rPr>
+          <w:rFonts w:hint="default" w:ascii="Bodoni MT" w:hAnsi="Bodoni MT" w:eastAsia="等线" w:cs="Bodoni MT"/>
+          <w:b/>
+          <w:bCs/>
+          <w:sz w:val="22"/>
+          <w:szCs w:val="22"/>
+          <w:lang w:val="en-IN"/>
+        </w:rPr>
+        <w:t>class</w:t>
+      </w:r>
+      <w:r>
+        <w:rPr>
+          <w:rFonts w:hint="default" w:ascii="Bodoni MT" w:hAnsi="Bodoni MT" w:eastAsia="等线" w:cs="Bodoni MT"/>
+          <w:b w:val="0"/>
+          <w:bCs w:val="0"/>
+          <w:sz w:val="22"/>
+          <w:szCs w:val="22"/>
+          <w:lang w:val="en-IN"/>
+        </w:rPr>
+        <w:t>)</w:t>
+      </w:r>
+      <w:r>
+        <w:rPr>
+          <w:rFonts w:hint="default" w:ascii="Bodoni MT" w:hAnsi="Bodoni MT" w:eastAsia="等线" w:cs="Bodoni MT"/>
+          <w:sz w:val="22"/>
+          <w:szCs w:val="22"/>
+          <w:lang w:val="en-IN"/>
+        </w:rPr>
+        <w:t xml:space="preserve"> is the helper to fetch the things from Eureka Service Registry.</w:t>
+      </w:r>
+      <w:r>
+        <w:rPr>
+          <w:rFonts w:hint="default" w:ascii="Bodoni MT" w:hAnsi="Bodoni MT" w:eastAsia="等线" w:cs="Bodoni MT"/>
+          <w:sz w:val="22"/>
+          <w:szCs w:val="22"/>
+          <w:lang w:val="en-IN"/>
+        </w:rPr>
+        <w:br w:type="textWrapping"/>
+      </w:r>
+      <w:r>
+        <w:rPr>
+          <w:rFonts w:hint="default" w:ascii="Bodoni MT" w:hAnsi="Bodoni MT" w:eastAsia="等线" w:cs="Bodoni MT"/>
+          <w:sz w:val="22"/>
+          <w:szCs w:val="22"/>
+          <w:lang w:val="en-IN"/>
+        </w:rPr>
+        <w:t>You can say, Spring Cloud’s DiscoveryClient is abstraction, and Netflix’s DiscoveryClient is implementation.</w:t>
+      </w:r>
+    </w:p>
+    <w:p>
+      <w:pPr>
+        <w:keepNext w:val="0"/>
+        <w:keepLines w:val="0"/>
+        <w:widowControl/>
+        <w:numPr>
+          <w:ilvl w:val="0"/>
+          <w:numId w:val="11"/>
+        </w:numPr>
+        <w:suppressLineNumbers w:val="0"/>
+        <w:spacing w:before="0" w:beforeAutospacing="0" w:after="0" w:afterAutospacing="0" w:line="360" w:lineRule="auto"/>
+        <w:ind w:left="420" w:leftChars="0" w:right="0" w:hanging="420" w:firstLineChars="0"/>
+        <w:jc w:val="left"/>
+        <w:rPr>
+          <w:rFonts w:hint="default" w:ascii="Bodoni MT" w:hAnsi="Bodoni MT" w:eastAsia="等线" w:cs="Bodoni MT"/>
+          <w:sz w:val="22"/>
+          <w:szCs w:val="22"/>
+          <w:lang w:val="en-IN"/>
+        </w:rPr>
+      </w:pPr>
+      <w:r>
+        <w:rPr>
+          <w:rFonts w:hint="default" w:ascii="Bodoni MT" w:hAnsi="Bodoni MT" w:eastAsia="等线" w:cs="Bodoni MT"/>
+          <w:sz w:val="22"/>
+          <w:szCs w:val="22"/>
+          <w:lang w:val="en-IN"/>
+        </w:rPr>
+        <w:t xml:space="preserve">Here, this </w:t>
+      </w:r>
+      <w:r>
+        <w:rPr>
+          <w:rFonts w:hint="default" w:ascii="Bodoni MT" w:hAnsi="Bodoni MT" w:eastAsia="等线" w:cs="Bodoni MT"/>
+          <w:b/>
+          <w:bCs/>
+          <w:color w:val="C00000"/>
+          <w:sz w:val="22"/>
+          <w:szCs w:val="22"/>
+          <w:lang w:val="en-IN"/>
+        </w:rPr>
+        <w:t xml:space="preserve">DiscoveryClient </w:t>
+      </w:r>
+      <w:r>
+        <w:rPr>
+          <w:rFonts w:hint="default" w:ascii="Bodoni MT" w:hAnsi="Bodoni MT" w:eastAsia="等线" w:cs="Bodoni MT"/>
+          <w:sz w:val="22"/>
+          <w:szCs w:val="22"/>
+          <w:lang w:val="en-IN"/>
+        </w:rPr>
+        <w:t>is of Spring Cloud.</w:t>
+      </w:r>
+      <w:r>
+        <w:rPr>
+          <w:rFonts w:hint="default" w:ascii="Bodoni MT" w:hAnsi="Bodoni MT" w:eastAsia="等线" w:cs="Bodoni MT"/>
+          <w:sz w:val="22"/>
+          <w:szCs w:val="22"/>
+          <w:lang w:val="en-IN"/>
+        </w:rPr>
+        <w:br w:type="textWrapping"/>
+      </w:r>
+      <w:r>
+        <w:rPr>
+          <w:rFonts w:hint="default" w:ascii="Bodoni MT" w:hAnsi="Bodoni MT" w:eastAsia="等线" w:cs="Bodoni MT"/>
+          <w:sz w:val="22"/>
+          <w:szCs w:val="22"/>
+          <w:lang w:val="en-IN"/>
+        </w:rPr>
+        <w:t>It has 2 implementations</w:t>
+      </w:r>
+    </w:p>
+    <w:p>
+      <w:pPr>
+        <w:keepNext w:val="0"/>
+        <w:keepLines w:val="0"/>
+        <w:widowControl/>
+        <w:numPr>
+          <w:ilvl w:val="1"/>
+          <w:numId w:val="11"/>
+        </w:numPr>
+        <w:suppressLineNumbers w:val="0"/>
+        <w:spacing w:before="0" w:beforeAutospacing="0" w:after="0" w:afterAutospacing="0" w:line="360" w:lineRule="auto"/>
+        <w:ind w:left="840" w:leftChars="0" w:right="0" w:hanging="420" w:firstLineChars="0"/>
+        <w:jc w:val="left"/>
+        <w:rPr>
+          <w:rFonts w:hint="default" w:ascii="Bodoni MT" w:hAnsi="Bodoni MT" w:eastAsia="等线" w:cs="Bodoni MT"/>
+          <w:sz w:val="22"/>
+          <w:szCs w:val="22"/>
+          <w:lang w:val="en-IN"/>
+        </w:rPr>
+      </w:pPr>
+      <w:r>
+        <w:rPr>
+          <w:rFonts w:hint="default" w:ascii="Bodoni MT" w:hAnsi="Bodoni MT" w:eastAsia="等线" w:cs="Bodoni MT"/>
+          <w:b/>
+          <w:bCs/>
+          <w:color w:val="C00000"/>
+          <w:sz w:val="22"/>
+          <w:szCs w:val="22"/>
+          <w:lang w:val="en-IN"/>
+        </w:rPr>
+        <w:t>SimpleDiscoveryClient</w:t>
+      </w:r>
+      <w:r>
+        <w:rPr>
+          <w:rFonts w:hint="default" w:ascii="Bodoni MT" w:hAnsi="Bodoni MT" w:eastAsia="等线" w:cs="Bodoni MT"/>
+          <w:b w:val="0"/>
+          <w:bCs w:val="0"/>
+          <w:color w:val="C00000"/>
+          <w:sz w:val="22"/>
+          <w:szCs w:val="22"/>
+          <w:lang w:val="en-IN"/>
+        </w:rPr>
+        <w:t xml:space="preserve">  </w:t>
+      </w:r>
+    </w:p>
+    <w:p>
+      <w:pPr>
+        <w:keepNext w:val="0"/>
+        <w:keepLines w:val="0"/>
+        <w:widowControl/>
+        <w:numPr>
+          <w:ilvl w:val="1"/>
+          <w:numId w:val="11"/>
+        </w:numPr>
+        <w:suppressLineNumbers w:val="0"/>
+        <w:spacing w:before="0" w:beforeAutospacing="0" w:after="0" w:afterAutospacing="0" w:line="360" w:lineRule="auto"/>
+        <w:ind w:left="840" w:leftChars="0" w:right="0" w:hanging="420" w:firstLineChars="0"/>
+        <w:jc w:val="left"/>
+        <w:rPr>
+          <w:rFonts w:hint="default" w:ascii="Bodoni MT" w:hAnsi="Bodoni MT" w:eastAsia="等线" w:cs="Bodoni MT"/>
+          <w:sz w:val="22"/>
+          <w:szCs w:val="22"/>
+          <w:lang w:val="en-IN"/>
+        </w:rPr>
+      </w:pPr>
+      <w:r>
+        <w:rPr>
+          <w:rFonts w:hint="default" w:ascii="Bodoni MT" w:hAnsi="Bodoni MT" w:eastAsia="等线" w:cs="Bodoni MT"/>
+          <w:b/>
+          <w:bCs/>
+          <w:color w:val="C00000"/>
+          <w:sz w:val="22"/>
+          <w:szCs w:val="22"/>
+          <w:lang w:val="en-IN"/>
+        </w:rPr>
+        <w:t>EurekaDiscoveryClient</w:t>
+      </w:r>
+      <w:r>
+        <w:rPr>
+          <w:rFonts w:hint="default" w:ascii="Bodoni MT" w:hAnsi="Bodoni MT" w:eastAsia="等线" w:cs="Bodoni MT"/>
+          <w:b w:val="0"/>
+          <w:bCs w:val="0"/>
+          <w:color w:val="C00000"/>
+          <w:sz w:val="22"/>
+          <w:szCs w:val="22"/>
+          <w:lang w:val="en-IN"/>
+        </w:rPr>
+        <w:t xml:space="preserve"> </w:t>
+      </w:r>
+      <w:r>
+        <w:rPr>
+          <w:rFonts w:hint="default" w:ascii="Bodoni MT" w:hAnsi="Bodoni MT" w:eastAsia="等线" w:cs="Bodoni MT"/>
+          <w:b w:val="0"/>
+          <w:bCs w:val="0"/>
+          <w:sz w:val="22"/>
+          <w:szCs w:val="22"/>
+          <w:lang w:val="en-IN"/>
+        </w:rPr>
+        <w:t>(because I am using Eureka)</w:t>
+      </w:r>
+    </w:p>
+    <w:p>
+      <w:pPr>
+        <w:keepNext w:val="0"/>
+        <w:keepLines w:val="0"/>
+        <w:widowControl/>
+        <w:numPr>
+          <w:ilvl w:val="0"/>
+          <w:numId w:val="11"/>
+        </w:numPr>
+        <w:suppressLineNumbers w:val="0"/>
+        <w:spacing w:before="0" w:beforeAutospacing="0" w:after="0" w:afterAutospacing="0" w:line="360" w:lineRule="auto"/>
+        <w:ind w:left="420" w:leftChars="0" w:right="0" w:hanging="420" w:firstLineChars="0"/>
+        <w:jc w:val="left"/>
+        <w:rPr>
+          <w:rFonts w:hint="default" w:ascii="Bodoni MT" w:hAnsi="Bodoni MT" w:eastAsia="等线" w:cs="Bodoni MT"/>
+          <w:sz w:val="22"/>
+          <w:szCs w:val="22"/>
+          <w:lang w:val="en-IN"/>
+        </w:rPr>
+      </w:pPr>
+      <w:r>
+        <w:rPr>
+          <w:rFonts w:hint="default" w:ascii="Bodoni MT" w:hAnsi="Bodoni MT" w:eastAsia="等线" w:cs="Bodoni MT"/>
+          <w:b w:val="0"/>
+          <w:bCs w:val="0"/>
+          <w:sz w:val="22"/>
+          <w:szCs w:val="22"/>
+          <w:lang w:val="en-IN"/>
+        </w:rPr>
+        <w:t>SimpleDiscoveryClient</w:t>
+      </w:r>
+    </w:p>
+    <w:p>
+      <w:pPr>
+        <w:keepNext w:val="0"/>
+        <w:keepLines w:val="0"/>
+        <w:widowControl/>
+        <w:numPr>
+          <w:ilvl w:val="1"/>
+          <w:numId w:val="11"/>
+        </w:numPr>
+        <w:suppressLineNumbers w:val="0"/>
+        <w:spacing w:before="0" w:beforeAutospacing="0" w:after="0" w:afterAutospacing="0" w:line="360" w:lineRule="auto"/>
+        <w:ind w:left="840" w:leftChars="0" w:right="0" w:hanging="420" w:firstLineChars="0"/>
+        <w:jc w:val="left"/>
+        <w:rPr>
+          <w:rFonts w:hint="default" w:ascii="Bodoni MT" w:hAnsi="Bodoni MT" w:eastAsia="等线" w:cs="Bodoni MT"/>
+          <w:sz w:val="22"/>
+          <w:szCs w:val="22"/>
+          <w:lang w:val="en-IN"/>
+        </w:rPr>
+      </w:pPr>
+      <w:r>
+        <w:rPr>
+          <w:rFonts w:hint="default" w:ascii="Bodoni MT" w:hAnsi="Bodoni MT" w:eastAsia="等线" w:cs="Bodoni MT"/>
+          <w:b w:val="0"/>
+          <w:bCs w:val="0"/>
+          <w:sz w:val="22"/>
+          <w:szCs w:val="22"/>
+          <w:lang w:val="en-IN"/>
+        </w:rPr>
+        <w:t>Here, all the services details has to be given in the application.yml or application.properties file.</w:t>
+      </w:r>
+    </w:p>
+    <w:p>
+      <w:pPr>
+        <w:keepNext w:val="0"/>
+        <w:keepLines w:val="0"/>
+        <w:widowControl/>
+        <w:numPr>
+          <w:ilvl w:val="1"/>
+          <w:numId w:val="11"/>
+        </w:numPr>
+        <w:suppressLineNumbers w:val="0"/>
+        <w:spacing w:before="0" w:beforeAutospacing="0" w:after="0" w:afterAutospacing="0" w:line="360" w:lineRule="auto"/>
+        <w:ind w:left="840" w:leftChars="0" w:right="0" w:hanging="420" w:firstLineChars="0"/>
+        <w:jc w:val="left"/>
+        <w:rPr>
+          <w:rFonts w:hint="default" w:ascii="Bodoni MT" w:hAnsi="Bodoni MT" w:eastAsia="等线" w:cs="Bodoni MT"/>
+          <w:sz w:val="22"/>
+          <w:szCs w:val="22"/>
+          <w:lang w:val="en-IN"/>
+        </w:rPr>
+      </w:pPr>
+      <w:r>
+        <w:rPr>
+          <w:rFonts w:hint="default" w:ascii="Bodoni MT" w:hAnsi="Bodoni MT" w:eastAsia="等线" w:cs="Bodoni MT"/>
+          <w:b w:val="0"/>
+          <w:bCs w:val="0"/>
+          <w:sz w:val="22"/>
+          <w:szCs w:val="22"/>
+          <w:lang w:val="en-IN"/>
+        </w:rPr>
+        <w:t>It is service specific, all the services need to store the details of other services to connect with those.</w:t>
+      </w:r>
+    </w:p>
+    <w:p>
+      <w:pPr>
+        <w:keepNext w:val="0"/>
+        <w:keepLines w:val="0"/>
+        <w:widowControl/>
+        <w:numPr>
+          <w:ilvl w:val="1"/>
+          <w:numId w:val="11"/>
+        </w:numPr>
+        <w:suppressLineNumbers w:val="0"/>
+        <w:spacing w:before="0" w:beforeAutospacing="0" w:after="0" w:afterAutospacing="0" w:line="360" w:lineRule="auto"/>
+        <w:ind w:left="840" w:leftChars="0" w:right="0" w:hanging="420" w:firstLineChars="0"/>
+        <w:jc w:val="left"/>
+        <w:rPr>
+          <w:rFonts w:hint="default" w:ascii="Bodoni MT" w:hAnsi="Bodoni MT" w:eastAsia="等线" w:cs="Bodoni MT"/>
+          <w:sz w:val="22"/>
+          <w:szCs w:val="22"/>
+          <w:lang w:val="en-IN"/>
+        </w:rPr>
+      </w:pPr>
+      <w:r>
+        <w:rPr>
+          <w:rFonts w:hint="default" w:ascii="Bodoni MT" w:hAnsi="Bodoni MT" w:eastAsia="等线" w:cs="Bodoni MT"/>
+          <w:b w:val="0"/>
+          <w:bCs w:val="0"/>
+          <w:sz w:val="22"/>
+          <w:szCs w:val="22"/>
+          <w:lang w:val="en-IN"/>
+        </w:rPr>
+        <w:t xml:space="preserve">It just store the things in a </w:t>
+      </w:r>
+      <w:r>
+        <w:rPr>
+          <w:rFonts w:hint="default" w:ascii="Bodoni MT" w:hAnsi="Bodoni MT" w:eastAsia="等线" w:cs="Bodoni MT"/>
+          <w:b w:val="0"/>
+          <w:bCs w:val="0"/>
+          <w:i/>
+          <w:iCs/>
+          <w:sz w:val="22"/>
+          <w:szCs w:val="22"/>
+          <w:lang w:val="en-IN"/>
+        </w:rPr>
+        <w:t>HashMap</w:t>
+      </w:r>
+      <w:r>
+        <w:rPr>
+          <w:rFonts w:hint="default" w:ascii="Bodoni MT" w:hAnsi="Bodoni MT" w:eastAsia="等线" w:cs="Bodoni MT"/>
+          <w:b w:val="0"/>
+          <w:bCs w:val="0"/>
+          <w:i w:val="0"/>
+          <w:iCs w:val="0"/>
+          <w:sz w:val="22"/>
+          <w:szCs w:val="22"/>
+          <w:lang w:val="en-IN"/>
+        </w:rPr>
+        <w:t>.</w:t>
+      </w:r>
+    </w:p>
+    <w:p>
+      <w:pPr>
+        <w:keepNext w:val="0"/>
+        <w:keepLines w:val="0"/>
+        <w:widowControl/>
+        <w:numPr>
+          <w:ilvl w:val="1"/>
+          <w:numId w:val="11"/>
+        </w:numPr>
+        <w:suppressLineNumbers w:val="0"/>
+        <w:spacing w:before="0" w:beforeAutospacing="0" w:after="0" w:afterAutospacing="0" w:line="360" w:lineRule="auto"/>
+        <w:ind w:left="840" w:leftChars="0" w:right="0" w:hanging="420" w:firstLineChars="0"/>
+        <w:jc w:val="left"/>
+        <w:rPr>
+          <w:rFonts w:hint="default" w:ascii="Bodoni MT" w:hAnsi="Bodoni MT" w:eastAsia="等线" w:cs="Bodoni MT"/>
+          <w:sz w:val="22"/>
+          <w:szCs w:val="22"/>
+          <w:lang w:val="en-IN"/>
+        </w:rPr>
+      </w:pPr>
+      <w:r>
+        <w:rPr>
+          <w:rFonts w:hint="default" w:ascii="Bodoni MT" w:hAnsi="Bodoni MT" w:eastAsia="等线" w:cs="Bodoni MT"/>
+          <w:sz w:val="22"/>
+          <w:szCs w:val="22"/>
+          <w:lang w:val="en-IN"/>
+        </w:rPr>
+        <w:t xml:space="preserve">It uses </w:t>
+      </w:r>
+      <w:r>
+        <w:rPr>
+          <w:rFonts w:hint="default" w:ascii="Bodoni MT" w:hAnsi="Bodoni MT" w:eastAsia="等线" w:cs="Bodoni MT"/>
+          <w:b/>
+          <w:bCs/>
+          <w:color w:val="C00000"/>
+          <w:sz w:val="22"/>
+          <w:szCs w:val="22"/>
+          <w:lang w:val="en-IN"/>
+        </w:rPr>
+        <w:t>DefaultServiceInstance</w:t>
+      </w:r>
+      <w:r>
+        <w:rPr>
+          <w:rFonts w:hint="default" w:ascii="Bodoni MT" w:hAnsi="Bodoni MT" w:eastAsia="等线" w:cs="Bodoni MT"/>
+          <w:b w:val="0"/>
+          <w:bCs w:val="0"/>
+          <w:color w:val="C00000"/>
+          <w:sz w:val="22"/>
+          <w:szCs w:val="22"/>
+          <w:lang w:val="en-IN"/>
+        </w:rPr>
+        <w:t xml:space="preserve"> </w:t>
+      </w:r>
+      <w:r>
+        <w:rPr>
+          <w:rFonts w:hint="default" w:ascii="Bodoni MT" w:hAnsi="Bodoni MT" w:eastAsia="等线" w:cs="Bodoni MT"/>
+          <w:b w:val="0"/>
+          <w:bCs w:val="0"/>
+          <w:sz w:val="22"/>
+          <w:szCs w:val="22"/>
+          <w:lang w:val="en-IN"/>
+        </w:rPr>
+        <w:t xml:space="preserve">(which implements </w:t>
+      </w:r>
+      <w:r>
+        <w:rPr>
+          <w:rFonts w:hint="default" w:ascii="Bodoni MT" w:hAnsi="Bodoni MT" w:eastAsia="等线" w:cs="Bodoni MT"/>
+          <w:b/>
+          <w:bCs/>
+          <w:color w:val="C00000"/>
+          <w:sz w:val="22"/>
+          <w:szCs w:val="22"/>
+          <w:lang w:val="en-IN"/>
+        </w:rPr>
+        <w:t>ServiceInstance</w:t>
+      </w:r>
+      <w:r>
+        <w:rPr>
+          <w:rFonts w:hint="default" w:ascii="Bodoni MT" w:hAnsi="Bodoni MT" w:eastAsia="等线" w:cs="Bodoni MT"/>
+          <w:b w:val="0"/>
+          <w:bCs w:val="0"/>
+          <w:sz w:val="22"/>
+          <w:szCs w:val="22"/>
+          <w:lang w:val="en-IN"/>
+        </w:rPr>
+        <w:t xml:space="preserve">) via </w:t>
+      </w:r>
+      <w:r>
+        <w:rPr>
+          <w:rFonts w:hint="default" w:ascii="Bodoni MT" w:hAnsi="Bodoni MT" w:eastAsia="等线" w:cs="Bodoni MT"/>
+          <w:b/>
+          <w:bCs/>
+          <w:color w:val="C00000"/>
+          <w:sz w:val="22"/>
+          <w:szCs w:val="22"/>
+          <w:lang w:val="en-IN"/>
+        </w:rPr>
+        <w:t>SimpleDiscoveryProperties</w:t>
+      </w:r>
+      <w:r>
+        <w:rPr>
+          <w:rFonts w:hint="default" w:ascii="Bodoni MT" w:hAnsi="Bodoni MT" w:eastAsia="等线" w:cs="Bodoni MT"/>
+          <w:b w:val="0"/>
+          <w:bCs w:val="0"/>
+          <w:sz w:val="22"/>
+          <w:szCs w:val="22"/>
+          <w:lang w:val="en-IN"/>
+        </w:rPr>
+        <w:t>.</w:t>
+      </w:r>
+    </w:p>
+    <w:p>
+      <w:pPr>
+        <w:keepNext w:val="0"/>
+        <w:keepLines w:val="0"/>
+        <w:widowControl/>
+        <w:numPr>
+          <w:ilvl w:val="2"/>
+          <w:numId w:val="11"/>
+        </w:numPr>
+        <w:suppressLineNumbers w:val="0"/>
+        <w:spacing w:before="0" w:beforeAutospacing="0" w:after="0" w:afterAutospacing="0" w:line="360" w:lineRule="auto"/>
+        <w:ind w:left="1260" w:leftChars="0" w:right="0" w:hanging="420" w:firstLineChars="0"/>
+        <w:jc w:val="left"/>
+        <w:rPr>
+          <w:rFonts w:hint="default" w:ascii="Bodoni MT" w:hAnsi="Bodoni MT" w:eastAsia="等线" w:cs="Bodoni MT"/>
+          <w:sz w:val="22"/>
+          <w:szCs w:val="22"/>
+          <w:lang w:val="en-IN"/>
+        </w:rPr>
+      </w:pPr>
+      <w:r>
+        <w:rPr>
+          <w:rFonts w:hint="default" w:ascii="Bodoni MT" w:hAnsi="Bodoni MT" w:eastAsia="等线" w:cs="Bodoni MT"/>
+          <w:i/>
+          <w:iCs/>
+          <w:color w:val="C00000"/>
+          <w:sz w:val="22"/>
+          <w:szCs w:val="22"/>
+          <w:lang w:val="en-IN"/>
+        </w:rPr>
+        <w:t>SimpleDiscoveryProperties</w:t>
+      </w:r>
+      <w:r>
+        <w:rPr>
+          <w:rFonts w:hint="default" w:ascii="Bodoni MT" w:hAnsi="Bodoni MT" w:eastAsia="等线" w:cs="Bodoni MT"/>
+          <w:i w:val="0"/>
+          <w:iCs w:val="0"/>
+          <w:sz w:val="22"/>
+          <w:szCs w:val="22"/>
+          <w:lang w:val="en-IN"/>
+        </w:rPr>
+        <w:t xml:space="preserve">’s </w:t>
+      </w:r>
+      <w:r>
+        <w:rPr>
+          <w:rFonts w:hint="default" w:ascii="Bodoni MT" w:hAnsi="Bodoni MT" w:eastAsia="等线" w:cs="Bodoni MT"/>
+          <w:i/>
+          <w:iCs/>
+          <w:color w:val="0070C0"/>
+          <w:sz w:val="22"/>
+          <w:szCs w:val="22"/>
+          <w:lang w:val="en-IN"/>
+        </w:rPr>
+        <w:t>getInstances()</w:t>
+      </w:r>
+      <w:r>
+        <w:rPr>
+          <w:rFonts w:hint="default" w:ascii="Bodoni MT" w:hAnsi="Bodoni MT" w:eastAsia="等线" w:cs="Bodoni MT"/>
+          <w:i w:val="0"/>
+          <w:iCs w:val="0"/>
+          <w:sz w:val="22"/>
+          <w:szCs w:val="22"/>
+          <w:lang w:val="en-IN"/>
+        </w:rPr>
+        <w:t xml:space="preserve"> method returns </w:t>
+      </w:r>
+      <w:r>
+        <w:rPr>
+          <w:rFonts w:hint="default" w:ascii="Bodoni MT" w:hAnsi="Bodoni MT" w:eastAsia="等线" w:cs="Bodoni MT"/>
+          <w:i w:val="0"/>
+          <w:iCs w:val="0"/>
+          <w:sz w:val="22"/>
+          <w:szCs w:val="22"/>
+          <w:shd w:val="clear" w:color="FFFFFF" w:fill="D9D9D9"/>
+          <w:lang w:val="en-IN"/>
+        </w:rPr>
+        <w:t>all instances irrespective of service id</w:t>
+      </w:r>
+      <w:r>
+        <w:rPr>
+          <w:rFonts w:hint="default" w:ascii="Bodoni MT" w:hAnsi="Bodoni MT" w:eastAsia="等线" w:cs="Bodoni MT"/>
+          <w:i w:val="0"/>
+          <w:iCs w:val="0"/>
+          <w:sz w:val="22"/>
+          <w:szCs w:val="22"/>
+          <w:lang w:val="en-IN"/>
+        </w:rPr>
+        <w:t>.</w:t>
+      </w:r>
+    </w:p>
+    <w:p>
+      <w:pPr>
+        <w:keepNext w:val="0"/>
+        <w:keepLines w:val="0"/>
+        <w:widowControl/>
+        <w:numPr>
+          <w:ilvl w:val="1"/>
+          <w:numId w:val="11"/>
+        </w:numPr>
+        <w:suppressLineNumbers w:val="0"/>
+        <w:spacing w:before="0" w:beforeAutospacing="0" w:after="0" w:afterAutospacing="0" w:line="360" w:lineRule="auto"/>
+        <w:ind w:left="840" w:leftChars="0" w:right="0" w:hanging="420" w:firstLineChars="0"/>
+        <w:jc w:val="left"/>
+        <w:rPr>
+          <w:rFonts w:hint="default" w:ascii="Bodoni MT" w:hAnsi="Bodoni MT" w:eastAsia="等线" w:cs="Bodoni MT"/>
+          <w:sz w:val="22"/>
+          <w:szCs w:val="22"/>
+          <w:lang w:val="en-IN"/>
+        </w:rPr>
+      </w:pPr>
+      <w:r>
+        <w:rPr>
+          <w:rFonts w:hint="default" w:ascii="Bodoni MT" w:hAnsi="Bodoni MT" w:cs="Bodoni MT"/>
+        </w:rPr>
+        <w:drawing>
+          <wp:inline distT="0" distB="0" distL="114300" distR="114300">
+            <wp:extent cx="2785745" cy="1497965"/>
+            <wp:effectExtent l="0" t="0" r="8255" b="635"/>
+            <wp:docPr id="33" name="Picture 33"/>
+            <wp:cNvGraphicFramePr>
+              <a:graphicFrameLocks xmlns:a="http://schemas.openxmlformats.org/drawingml/2006/main" noChangeAspect="1"/>
+            </wp:cNvGraphicFramePr>
+            <a:graphic xmlns:a="http://schemas.openxmlformats.org/drawingml/2006/main">
+              <a:graphicData uri="http://schemas.openxmlformats.org/drawingml/2006/picture">
+                <pic:pic xmlns:pic="http://schemas.openxmlformats.org/drawingml/2006/picture">
+                  <pic:nvPicPr>
+                    <pic:cNvPr id="33" name="Picture 33"/>
+                    <pic:cNvPicPr>
+                      <a:picLocks noChangeAspect="1"/>
+                    </pic:cNvPicPr>
+                  </pic:nvPicPr>
+                  <pic:blipFill>
+                    <a:blip r:embed="rId17"/>
+                    <a:stretch>
+                      <a:fillRect/>
+                    </a:stretch>
+                  </pic:blipFill>
+                  <pic:spPr>
+                    <a:xfrm>
+                      <a:off x="0" y="0"/>
+                      <a:ext cx="2785745" cy="1497965"/>
+                    </a:xfrm>
+                    <a:prstGeom prst="rect">
+                      <a:avLst/>
+                    </a:prstGeom>
+                    <a:noFill/>
+                    <a:ln>
+                      <a:noFill/>
+                    </a:ln>
+                  </pic:spPr>
+                </pic:pic>
+              </a:graphicData>
+            </a:graphic>
+          </wp:inline>
+        </w:drawing>
+      </w:r>
+    </w:p>
+    <w:p>
+      <w:pPr>
+        <w:keepNext w:val="0"/>
+        <w:keepLines w:val="0"/>
+        <w:widowControl/>
+        <w:numPr>
+          <w:ilvl w:val="0"/>
+          <w:numId w:val="11"/>
+        </w:numPr>
+        <w:suppressLineNumbers w:val="0"/>
+        <w:spacing w:before="0" w:beforeAutospacing="0" w:after="0" w:afterAutospacing="0" w:line="360" w:lineRule="auto"/>
+        <w:ind w:left="420" w:leftChars="0" w:right="0" w:hanging="420" w:firstLineChars="0"/>
+        <w:jc w:val="left"/>
+        <w:rPr>
+          <w:rFonts w:hint="default" w:ascii="Bodoni MT" w:hAnsi="Bodoni MT" w:eastAsia="等线" w:cs="Bodoni MT"/>
+          <w:sz w:val="22"/>
+          <w:szCs w:val="22"/>
+          <w:lang w:val="en-IN"/>
+        </w:rPr>
+      </w:pPr>
+      <w:r>
+        <w:rPr>
+          <w:rFonts w:hint="default" w:ascii="Bodoni MT" w:hAnsi="Bodoni MT" w:eastAsia="等线" w:cs="Bodoni MT"/>
+          <w:b/>
+          <w:bCs/>
+          <w:color w:val="C00000"/>
+          <w:sz w:val="22"/>
+          <w:szCs w:val="22"/>
+          <w:lang w:val="en-IN"/>
+        </w:rPr>
+        <w:t>EurekaDiscoveryClient</w:t>
+      </w:r>
+    </w:p>
+    <w:p>
+      <w:pPr>
+        <w:keepNext w:val="0"/>
+        <w:keepLines w:val="0"/>
+        <w:widowControl/>
+        <w:numPr>
+          <w:ilvl w:val="1"/>
+          <w:numId w:val="11"/>
+        </w:numPr>
+        <w:suppressLineNumbers w:val="0"/>
+        <w:spacing w:before="0" w:beforeAutospacing="0" w:after="0" w:afterAutospacing="0" w:line="360" w:lineRule="auto"/>
+        <w:ind w:left="840" w:leftChars="0" w:right="0" w:hanging="420" w:firstLineChars="0"/>
+        <w:jc w:val="left"/>
+        <w:rPr>
+          <w:rFonts w:hint="default" w:ascii="Bodoni MT" w:hAnsi="Bodoni MT" w:eastAsia="等线" w:cs="Bodoni MT"/>
+          <w:sz w:val="22"/>
+          <w:szCs w:val="22"/>
+          <w:lang w:val="en-IN"/>
+        </w:rPr>
+      </w:pPr>
+      <w:r>
+        <w:rPr>
+          <w:rFonts w:hint="default" w:ascii="Bodoni MT" w:hAnsi="Bodoni MT" w:eastAsia="等线" w:cs="Bodoni MT"/>
+          <w:sz w:val="22"/>
+          <w:szCs w:val="22"/>
+          <w:lang w:val="en-IN"/>
+        </w:rPr>
+        <w:t xml:space="preserve">It uses EurekaClient (which is implemented by Netflix’s </w:t>
+      </w:r>
+      <w:r>
+        <w:rPr>
+          <w:rFonts w:hint="default" w:ascii="Bodoni MT" w:hAnsi="Bodoni MT" w:eastAsia="等线" w:cs="Bodoni MT"/>
+          <w:color w:val="C00000"/>
+          <w:sz w:val="22"/>
+          <w:szCs w:val="22"/>
+          <w:lang w:val="en-IN"/>
+        </w:rPr>
+        <w:t>DiscoveryClient</w:t>
+      </w:r>
+      <w:r>
+        <w:rPr>
+          <w:rFonts w:hint="default" w:ascii="Bodoni MT" w:hAnsi="Bodoni MT" w:eastAsia="等线" w:cs="Bodoni MT"/>
+          <w:sz w:val="22"/>
+          <w:szCs w:val="22"/>
+          <w:lang w:val="en-IN"/>
+        </w:rPr>
+        <w:t>) to get the instances according to service id.</w:t>
+      </w:r>
+    </w:p>
+    <w:p>
+      <w:pPr>
+        <w:keepNext w:val="0"/>
+        <w:keepLines w:val="0"/>
+        <w:widowControl/>
+        <w:numPr>
+          <w:ilvl w:val="1"/>
+          <w:numId w:val="11"/>
+        </w:numPr>
+        <w:suppressLineNumbers w:val="0"/>
+        <w:spacing w:before="0" w:beforeAutospacing="0" w:after="0" w:afterAutospacing="0" w:line="360" w:lineRule="auto"/>
+        <w:ind w:left="840" w:leftChars="0" w:right="0" w:hanging="420" w:firstLineChars="0"/>
+        <w:jc w:val="left"/>
+        <w:rPr>
+          <w:rFonts w:hint="default" w:ascii="Bodoni MT" w:hAnsi="Bodoni MT" w:eastAsia="等线" w:cs="Bodoni MT"/>
+          <w:sz w:val="22"/>
+          <w:szCs w:val="22"/>
+        </w:rPr>
+      </w:pPr>
+      <w:r>
+        <w:rPr>
+          <w:rFonts w:hint="default" w:ascii="Bodoni MT" w:hAnsi="Bodoni MT" w:eastAsia="等线" w:cs="Bodoni MT"/>
+          <w:sz w:val="22"/>
+          <w:szCs w:val="22"/>
+          <w:lang w:val="en-IN"/>
+        </w:rPr>
+        <w:t xml:space="preserve">In this case, no need to store the ip and other details of the services in each services, just keep a </w:t>
+      </w:r>
+      <w:r>
+        <w:rPr>
+          <w:rFonts w:hint="default" w:ascii="Bodoni MT" w:hAnsi="Bodoni MT" w:eastAsia="等线" w:cs="Bodoni MT"/>
+          <w:i/>
+          <w:iCs/>
+          <w:sz w:val="22"/>
+          <w:szCs w:val="22"/>
+          <w:lang w:val="en-IN"/>
+        </w:rPr>
+        <w:t>Eureka Server</w:t>
+      </w:r>
+      <w:r>
+        <w:rPr>
+          <w:rFonts w:hint="default" w:ascii="Bodoni MT" w:hAnsi="Bodoni MT" w:eastAsia="等线" w:cs="Bodoni MT"/>
+          <w:i w:val="0"/>
+          <w:iCs w:val="0"/>
+          <w:sz w:val="22"/>
+          <w:szCs w:val="22"/>
+          <w:lang w:val="en-IN"/>
+        </w:rPr>
+        <w:t xml:space="preserve"> (centralized) and the details will be fetched from here only.</w:t>
+      </w:r>
+    </w:p>
+    <w:p>
+      <w:pPr>
+        <w:keepNext w:val="0"/>
+        <w:keepLines w:val="0"/>
+        <w:widowControl/>
+        <w:numPr>
+          <w:ilvl w:val="1"/>
+          <w:numId w:val="11"/>
+        </w:numPr>
+        <w:suppressLineNumbers w:val="0"/>
+        <w:spacing w:before="0" w:beforeAutospacing="0" w:after="0" w:afterAutospacing="0" w:line="360" w:lineRule="auto"/>
+        <w:ind w:left="840" w:leftChars="0" w:right="0" w:hanging="420" w:firstLineChars="0"/>
+        <w:jc w:val="left"/>
+        <w:rPr>
+          <w:rFonts w:hint="default" w:ascii="Bodoni MT" w:hAnsi="Bodoni MT" w:eastAsia="等线" w:cs="Bodoni MT"/>
+          <w:sz w:val="22"/>
+          <w:szCs w:val="22"/>
+        </w:rPr>
+      </w:pPr>
+      <w:r>
+        <w:drawing>
+          <wp:inline distT="0" distB="0" distL="114300" distR="114300">
+            <wp:extent cx="3521710" cy="802640"/>
+            <wp:effectExtent l="0" t="0" r="8890" b="10160"/>
+            <wp:docPr id="41" name="Picture 3"/>
+            <wp:cNvGraphicFramePr>
+              <a:graphicFrameLocks xmlns:a="http://schemas.openxmlformats.org/drawingml/2006/main" noChangeAspect="1"/>
+            </wp:cNvGraphicFramePr>
+            <a:graphic xmlns:a="http://schemas.openxmlformats.org/drawingml/2006/main">
+              <a:graphicData uri="http://schemas.openxmlformats.org/drawingml/2006/picture">
+                <pic:pic xmlns:pic="http://schemas.openxmlformats.org/drawingml/2006/picture">
+                  <pic:nvPicPr>
+                    <pic:cNvPr id="41" name="Picture 3"/>
+                    <pic:cNvPicPr>
+                      <a:picLocks noChangeAspect="1"/>
+                    </pic:cNvPicPr>
+                  </pic:nvPicPr>
+                  <pic:blipFill>
+                    <a:blip r:embed="rId18"/>
+                    <a:stretch>
+                      <a:fillRect/>
+                    </a:stretch>
+                  </pic:blipFill>
+                  <pic:spPr>
+                    <a:xfrm>
+                      <a:off x="0" y="0"/>
+                      <a:ext cx="3521710" cy="802640"/>
+                    </a:xfrm>
+                    <a:prstGeom prst="rect">
+                      <a:avLst/>
+                    </a:prstGeom>
+                    <a:noFill/>
+                    <a:ln>
+                      <a:noFill/>
+                    </a:ln>
+                  </pic:spPr>
+                </pic:pic>
+              </a:graphicData>
+            </a:graphic>
+          </wp:inline>
+        </w:drawing>
+      </w:r>
+    </w:p>
+    <w:p>
+      <w:pPr>
+        <w:keepNext w:val="0"/>
+        <w:keepLines w:val="0"/>
+        <w:widowControl/>
+        <w:numPr>
+          <w:ilvl w:val="0"/>
+          <w:numId w:val="11"/>
+        </w:numPr>
+        <w:suppressLineNumbers w:val="0"/>
+        <w:spacing w:before="0" w:beforeAutospacing="0" w:after="0" w:afterAutospacing="0" w:line="360" w:lineRule="auto"/>
+        <w:ind w:left="420" w:leftChars="0" w:right="0" w:hanging="420" w:firstLineChars="0"/>
+        <w:jc w:val="left"/>
+        <w:rPr>
+          <w:rFonts w:hint="default" w:ascii="Bodoni MT" w:hAnsi="Bodoni MT" w:eastAsia="等线" w:cs="Bodoni MT"/>
+          <w:sz w:val="22"/>
+          <w:szCs w:val="22"/>
+        </w:rPr>
+      </w:pPr>
+    </w:p>
+    <w:p>
+      <w:pPr>
+        <w:keepNext w:val="0"/>
+        <w:keepLines w:val="0"/>
+        <w:widowControl/>
+        <w:numPr>
+          <w:ilvl w:val="0"/>
+          <w:numId w:val="11"/>
+        </w:numPr>
+        <w:suppressLineNumbers w:val="0"/>
+        <w:spacing w:before="0" w:beforeAutospacing="0" w:after="0" w:afterAutospacing="0" w:line="360" w:lineRule="auto"/>
+        <w:ind w:left="420" w:leftChars="0" w:right="0" w:hanging="420" w:firstLineChars="0"/>
+        <w:jc w:val="left"/>
+        <w:rPr>
+          <w:rFonts w:hint="default" w:ascii="Bodoni MT" w:hAnsi="Bodoni MT" w:eastAsia="等线" w:cs="Bodoni MT"/>
+          <w:sz w:val="22"/>
+          <w:szCs w:val="22"/>
+        </w:rPr>
+      </w:pPr>
+      <w:r>
+        <w:rPr>
+          <w:rFonts w:hint="default" w:ascii="Bodoni MT" w:hAnsi="Bodoni MT" w:eastAsia="等线" w:cs="Bodoni MT"/>
+          <w:sz w:val="22"/>
+          <w:szCs w:val="22"/>
+          <w:lang w:val="en-IN"/>
+        </w:rPr>
+        <w:t>F</w:t>
+      </w:r>
+    </w:p>
+    <w:p>
+      <w:pPr>
+        <w:keepNext w:val="0"/>
+        <w:keepLines w:val="0"/>
+        <w:widowControl/>
+        <w:numPr>
+          <w:ilvl w:val="0"/>
+          <w:numId w:val="11"/>
+        </w:numPr>
+        <w:suppressLineNumbers w:val="0"/>
+        <w:spacing w:before="0" w:beforeAutospacing="0" w:after="0" w:afterAutospacing="0" w:line="360" w:lineRule="auto"/>
+        <w:ind w:left="420" w:leftChars="0" w:right="0" w:hanging="420" w:firstLineChars="0"/>
+        <w:jc w:val="left"/>
+        <w:rPr>
+          <w:rFonts w:hint="default" w:ascii="Bodoni MT" w:hAnsi="Bodoni MT" w:eastAsia="等线" w:cs="Bodoni MT"/>
+          <w:sz w:val="22"/>
+          <w:szCs w:val="22"/>
+        </w:rPr>
+      </w:pPr>
+    </w:p>
+    <w:p>
+      <w:pPr>
+        <w:rPr>
+          <w:rFonts w:hint="default" w:ascii="Bodoni MT" w:hAnsi="Bodoni MT" w:eastAsia="等线" w:cs="Bodoni MT"/>
+          <w:sz w:val="22"/>
+          <w:szCs w:val="22"/>
+        </w:rPr>
+      </w:pPr>
+      <w:r>
+        <w:rPr>
           <w:rFonts w:hint="default" w:ascii="Bodoni MT" w:hAnsi="Bodoni MT" w:eastAsia="等线" w:cs="Bodoni MT"/>
           <w:b w:val="0"/>
           <w:bCs w:val="0"/>
@@ -3811,6 +4833,7 @@
         <w:keepLines w:val="0"/>
         <w:widowControl/>
         <w:numPr>
+          <w:ilvl w:val="0"/>
           <w:numId w:val="0"/>
         </w:numPr>
         <w:suppressLineNumbers w:val="0"/>
@@ -4086,7 +5109,7 @@
                     </pic:cNvPicPr>
                   </pic:nvPicPr>
                   <pic:blipFill>
-                    <a:blip r:embed="rId16"/>
+                    <a:blip r:embed="rId19"/>
                     <a:srcRect t="4305" r="707" b="861"/>
                     <a:stretch>
                       <a:fillRect/>
@@ -4180,7 +5203,7 @@
                     </pic:cNvPicPr>
                   </pic:nvPicPr>
                   <pic:blipFill>
-                    <a:blip r:embed="rId17"/>
+                    <a:blip r:embed="rId20"/>
                     <a:stretch>
                       <a:fillRect/>
                     </a:stretch>
@@ -4278,7 +5301,26 @@
           <w:szCs w:val="22"/>
           <w:lang w:val="en-IN"/>
         </w:rPr>
-        <w:t>Keep 2 dependencies: Eureka Discovery Client, Gateway (Spring Cloud)</w:t>
+        <w:t xml:space="preserve">Keep 2 dependencies: </w:t>
+      </w:r>
+      <w:r>
+        <w:rPr>
+          <w:rFonts w:hint="default" w:ascii="Bodoni MT" w:hAnsi="Bodoni MT" w:eastAsia="等线" w:cs="Bodoni MT"/>
+          <w:color w:val="0070C0"/>
+          <w:sz w:val="22"/>
+          <w:szCs w:val="22"/>
+          <w:lang w:val="en-IN"/>
+        </w:rPr>
+        <w:t>Eureka Discovery Client, Gateway</w:t>
+      </w:r>
+      <w:r>
+        <w:rPr>
+          <w:rFonts w:hint="default" w:ascii="Bodoni MT" w:hAnsi="Bodoni MT" w:eastAsia="等线" w:cs="Bodoni MT"/>
+          <w:sz w:val="22"/>
+          <w:szCs w:val="22"/>
+          <w:lang w:val="en-IN"/>
+        </w:rPr>
+        <w:t xml:space="preserve"> (Spring Cloud)</w:t>
       </w:r>
       <w:r>
         <w:rPr>
@@ -4418,10 +5460,50 @@
           <w:color w:val="auto"/>
           <w:sz w:val="22"/>
           <w:szCs w:val="22"/>
-          <w:shd w:val="clear" w:color="FFFFFF" w:fill="D9D9D9"/>
-          <w:lang w:val="en-IN"/>
-        </w:rPr>
-        <w:t xml:space="preserve"> .</w:t>
+          <w:shd w:val="clear" w:color="auto" w:fill="auto"/>
+          <w:lang w:val="en-IN"/>
+        </w:rPr>
+        <w:t>.</w:t>
+      </w:r>
+    </w:p>
+    <w:p>
+      <w:pPr>
+        <w:keepNext w:val="0"/>
+        <w:keepLines w:val="0"/>
+        <w:widowControl/>
+        <w:numPr>
+          <w:ilvl w:val="0"/>
+          <w:numId w:val="11"/>
+        </w:numPr>
+        <w:suppressLineNumbers w:val="0"/>
+        <w:spacing w:before="0" w:beforeAutospacing="0" w:after="0" w:afterAutospacing="0" w:line="360" w:lineRule="auto"/>
+        <w:ind w:left="420" w:leftChars="0" w:right="0" w:hanging="420" w:firstLineChars="0"/>
+        <w:jc w:val="left"/>
+        <w:rPr>
+          <w:rFonts w:hint="default" w:ascii="Bodoni MT" w:hAnsi="Bodoni MT" w:eastAsia="等线" w:cs="Bodoni MT"/>
+          <w:sz w:val="22"/>
+          <w:szCs w:val="22"/>
+        </w:rPr>
+      </w:pPr>
+      <w:r>
+        <w:rPr>
+          <w:rFonts w:hint="default" w:ascii="Bodoni MT" w:hAnsi="Bodoni MT" w:eastAsia="等线" w:cs="Bodoni MT"/>
+          <w:sz w:val="22"/>
+          <w:szCs w:val="22"/>
+          <w:lang w:val="en-IN"/>
+        </w:rPr>
+        <w:t xml:space="preserve">Spring Cloud Gateway </w:t>
+      </w:r>
+      <w:r>
+        <w:rPr>
+          <w:rFonts w:hint="default" w:ascii="Bodoni MT" w:hAnsi="Bodoni MT" w:eastAsia="等线" w:cs="Bodoni MT"/>
+          <w:b/>
+          <w:bCs/>
+          <w:sz w:val="22"/>
+          <w:szCs w:val="22"/>
+          <w:lang w:val="en-IN"/>
+        </w:rPr>
+        <w:t>route</w:t>
       </w:r>
     </w:p>
     <w:p>
@@ -4439,11 +5521,104 @@
         <w:jc w:val="left"/>
         <w:rPr>
           <w:rFonts w:hint="default" w:ascii="Bodoni MT" w:hAnsi="Bodoni MT" w:eastAsia="等线" w:cs="Bodoni MT"/>
-          <w:color w:val="auto"/>
-          <w:sz w:val="22"/>
-          <w:szCs w:val="22"/>
-        </w:rPr>
-      </w:pPr>
+          <w:sz w:val="22"/>
+          <w:szCs w:val="22"/>
+        </w:rPr>
+      </w:pPr>
+      <w:r>
+        <w:rPr>
+          <w:rFonts w:hint="default" w:ascii="Bodoni MT" w:hAnsi="Bodoni MT" w:eastAsia="等线" w:cs="Bodoni MT"/>
+          <w:b w:val="0"/>
+          <w:bCs w:val="0"/>
+          <w:sz w:val="22"/>
+          <w:szCs w:val="22"/>
+          <w:lang w:val="en-IN"/>
+        </w:rPr>
+        <w:t>The destination that we want a particular request to route to.</w:t>
+      </w:r>
+    </w:p>
+    <w:p>
+      <w:pPr>
+        <w:keepNext w:val="0"/>
+        <w:keepLines w:val="0"/>
+        <w:widowControl/>
+        <w:numPr>
+          <w:ilvl w:val="1"/>
+          <w:numId w:val="11"/>
+        </w:numPr>
+        <w:suppressLineNumbers w:val="0"/>
+        <w:spacing w:before="0" w:beforeAutospacing="0" w:after="0" w:afterAutospacing="0" w:line="360" w:lineRule="auto"/>
+        <w:ind w:left="840" w:leftChars="0" w:right="0" w:hanging="420" w:firstLineChars="0"/>
+        <w:jc w:val="left"/>
+        <w:rPr>
+          <w:rFonts w:hint="default" w:ascii="Bodoni MT" w:hAnsi="Bodoni MT" w:eastAsia="等线" w:cs="Bodoni MT"/>
+          <w:sz w:val="22"/>
+          <w:szCs w:val="22"/>
+        </w:rPr>
+      </w:pPr>
+      <w:r>
+        <w:rPr>
+          <w:rFonts w:hint="default" w:ascii="Bodoni MT" w:hAnsi="Bodoni MT" w:eastAsia="等线" w:cs="Bodoni MT"/>
+          <w:b w:val="0"/>
+          <w:bCs w:val="0"/>
+          <w:sz w:val="22"/>
+          <w:szCs w:val="22"/>
+          <w:lang w:val="en-IN"/>
+        </w:rPr>
+        <w:t xml:space="preserve">It comprises of destination URI, a condition that has to satisfy - Or in terms of technical terms, </w:t>
+      </w:r>
+      <w:r>
+        <w:rPr>
+          <w:rFonts w:hint="default" w:ascii="Bodoni MT" w:hAnsi="Bodoni MT" w:eastAsia="等线" w:cs="Bodoni MT"/>
+          <w:b w:val="0"/>
+          <w:bCs w:val="0"/>
+          <w:i/>
+          <w:iCs/>
+          <w:sz w:val="22"/>
+          <w:szCs w:val="22"/>
+          <w:lang w:val="en-IN"/>
+        </w:rPr>
+        <w:t xml:space="preserve">Predicates, </w:t>
+      </w:r>
+      <w:r>
+        <w:rPr>
+          <w:rFonts w:hint="default" w:ascii="Bodoni MT" w:hAnsi="Bodoni MT" w:eastAsia="等线" w:cs="Bodoni MT"/>
+          <w:b w:val="0"/>
+          <w:bCs w:val="0"/>
+          <w:i w:val="0"/>
+          <w:iCs w:val="0"/>
+          <w:sz w:val="22"/>
+          <w:szCs w:val="22"/>
+          <w:lang w:val="en-IN"/>
+        </w:rPr>
+        <w:t xml:space="preserve">and one or more </w:t>
+      </w:r>
+      <w:r>
+        <w:rPr>
+          <w:rFonts w:hint="default" w:ascii="Bodoni MT" w:hAnsi="Bodoni MT" w:eastAsia="等线" w:cs="Bodoni MT"/>
+          <w:b w:val="0"/>
+          <w:bCs w:val="0"/>
+          <w:i/>
+          <w:iCs/>
+          <w:sz w:val="22"/>
+          <w:szCs w:val="22"/>
+          <w:lang w:val="en-IN"/>
+        </w:rPr>
+        <w:t>filters</w:t>
+      </w:r>
+      <w:r>
+        <w:rPr>
+          <w:rFonts w:hint="default" w:ascii="Bodoni MT" w:hAnsi="Bodoni MT" w:eastAsia="等线" w:cs="Bodoni MT"/>
+          <w:b w:val="0"/>
+          <w:bCs w:val="0"/>
+          <w:i w:val="0"/>
+          <w:iCs w:val="0"/>
+          <w:sz w:val="22"/>
+          <w:szCs w:val="22"/>
+          <w:lang w:val="en-IN"/>
+        </w:rPr>
+        <w:t>.</w:t>
+      </w:r>
     </w:p>
     <w:p>
       <w:pPr>
@@ -4467,6 +5642,10 @@
       <w:r>
         <w:rPr>
           <w:rFonts w:hint="default" w:ascii="Bodoni MT" w:hAnsi="Bodoni MT" w:eastAsia="等线" w:cs="Bodoni MT"/>
+          <w:b w:val="0"/>
+          <w:bCs w:val="0"/>
+          <w:i w:val="0"/>
+          <w:iCs w:val="0"/>
           <w:sz w:val="22"/>
           <w:szCs w:val="22"/>
           <w:lang w:val="en-IN"/>
@@ -4478,11 +5657,13 @@
           <w:rFonts w:hint="default" w:ascii="Bodoni MT" w:hAnsi="Bodoni MT" w:eastAsia="等线" w:cs="Bodoni MT"/>
           <w:b/>
           <w:bCs/>
-          <w:sz w:val="22"/>
-          <w:szCs w:val="22"/>
-          <w:lang w:val="en-IN"/>
-        </w:rPr>
-        <w:t>route</w:t>
+          <w:i w:val="0"/>
+          <w:iCs w:val="0"/>
+          <w:sz w:val="22"/>
+          <w:szCs w:val="22"/>
+          <w:lang w:val="en-IN"/>
+        </w:rPr>
+        <w:t>predicate</w:t>
       </w:r>
     </w:p>
     <w:p>
@@ -4509,11 +5690,13 @@
           <w:rFonts w:hint="default" w:ascii="Bodoni MT" w:hAnsi="Bodoni MT" w:eastAsia="等线" w:cs="Bodoni MT"/>
           <w:b w:val="0"/>
           <w:bCs w:val="0"/>
-          <w:sz w:val="22"/>
-          <w:szCs w:val="22"/>
-          <w:lang w:val="en-IN"/>
-        </w:rPr>
-        <w:t>The destination that we want a particular request to route to.</w:t>
+          <w:i w:val="0"/>
+          <w:iCs w:val="0"/>
+          <w:sz w:val="22"/>
+          <w:szCs w:val="22"/>
+          <w:lang w:val="en-IN"/>
+        </w:rPr>
+        <w:t>This is literally a condition to match, I.e. kind of “if” condition.</w:t>
       </w:r>
     </w:p>
     <w:p>
@@ -4538,111 +5721,31 @@
       <w:r>
         <w:rPr>
           <w:rFonts w:hint="default" w:ascii="Bodoni MT" w:hAnsi="Bodoni MT" w:eastAsia="等线" w:cs="Bodoni MT"/>
-          <w:b w:val="0"/>
-          <w:bCs w:val="0"/>
-          <w:sz w:val="22"/>
-          <w:szCs w:val="22"/>
-          <w:lang w:val="en-IN"/>
-        </w:rPr>
-        <w:t xml:space="preserve">It comprises of destination URI, a condition that has to satisfy - Or in terms of technical terms, </w:t>
-      </w:r>
-      <w:r>
-        <w:rPr>
-          <w:rFonts w:hint="default" w:ascii="Bodoni MT" w:hAnsi="Bodoni MT" w:eastAsia="等线" w:cs="Bodoni MT"/>
-          <w:b w:val="0"/>
-          <w:bCs w:val="0"/>
-          <w:i/>
-          <w:iCs/>
-          <w:sz w:val="22"/>
-          <w:szCs w:val="22"/>
-          <w:lang w:val="en-IN"/>
-        </w:rPr>
-        <w:t xml:space="preserve">Predicates, </w:t>
-      </w:r>
-      <w:r>
-        <w:rPr>
-          <w:rFonts w:hint="default" w:ascii="Bodoni MT" w:hAnsi="Bodoni MT" w:eastAsia="等线" w:cs="Bodoni MT"/>
-          <w:b w:val="0"/>
-          <w:bCs w:val="0"/>
-          <w:i w:val="0"/>
-          <w:iCs w:val="0"/>
-          <w:sz w:val="22"/>
-          <w:szCs w:val="22"/>
-          <w:lang w:val="en-IN"/>
-        </w:rPr>
-        <w:t xml:space="preserve">and one or more </w:t>
-      </w:r>
-      <w:r>
-        <w:rPr>
-          <w:rFonts w:hint="default" w:ascii="Bodoni MT" w:hAnsi="Bodoni MT" w:eastAsia="等线" w:cs="Bodoni MT"/>
-          <w:b w:val="0"/>
-          <w:bCs w:val="0"/>
-          <w:i/>
-          <w:iCs/>
-          <w:sz w:val="22"/>
-          <w:szCs w:val="22"/>
-          <w:lang w:val="en-IN"/>
-        </w:rPr>
-        <w:t>filters</w:t>
-      </w:r>
-      <w:r>
-        <w:rPr>
-          <w:rFonts w:hint="default" w:ascii="Bodoni MT" w:hAnsi="Bodoni MT" w:eastAsia="等线" w:cs="Bodoni MT"/>
-          <w:b w:val="0"/>
-          <w:bCs w:val="0"/>
-          <w:i w:val="0"/>
-          <w:iCs w:val="0"/>
-          <w:sz w:val="22"/>
-          <w:szCs w:val="22"/>
-          <w:lang w:val="en-IN"/>
-        </w:rPr>
-        <w:t>.</w:t>
-      </w:r>
-    </w:p>
-    <w:p>
-      <w:pPr>
-        <w:keepNext w:val="0"/>
-        <w:keepLines w:val="0"/>
-        <w:widowControl/>
-        <w:numPr>
-          <w:ilvl w:val="0"/>
-          <w:numId w:val="11"/>
-        </w:numPr>
-        <w:suppressLineNumbers w:val="0"/>
-        <w:spacing w:before="0" w:beforeAutospacing="0" w:after="0" w:afterAutospacing="0" w:line="360" w:lineRule="auto"/>
-        <w:ind w:left="420" w:leftChars="0" w:right="0" w:hanging="420" w:firstLineChars="0"/>
-        <w:jc w:val="left"/>
-        <w:rPr>
-          <w:rFonts w:hint="default" w:ascii="Bodoni MT" w:hAnsi="Bodoni MT" w:eastAsia="等线" w:cs="Bodoni MT"/>
-          <w:sz w:val="22"/>
-          <w:szCs w:val="22"/>
-        </w:rPr>
-      </w:pPr>
-      <w:r>
-        <w:rPr>
-          <w:rFonts w:hint="default" w:ascii="Bodoni MT" w:hAnsi="Bodoni MT" w:eastAsia="等线" w:cs="Bodoni MT"/>
-          <w:b w:val="0"/>
-          <w:bCs w:val="0"/>
-          <w:i w:val="0"/>
-          <w:iCs w:val="0"/>
-          <w:sz w:val="22"/>
-          <w:szCs w:val="22"/>
-          <w:lang w:val="en-IN"/>
-        </w:rPr>
-        <w:t xml:space="preserve">Spring Cloud Gateway </w:t>
-      </w:r>
-      <w:r>
-        <w:rPr>
-          <w:rFonts w:hint="default" w:ascii="Bodoni MT" w:hAnsi="Bodoni MT" w:eastAsia="等线" w:cs="Bodoni MT"/>
-          <w:b/>
-          <w:bCs/>
-          <w:i w:val="0"/>
-          <w:iCs w:val="0"/>
-          <w:sz w:val="22"/>
-          <w:szCs w:val="22"/>
-          <w:lang w:val="en-IN"/>
-        </w:rPr>
-        <w:t>predicate</w:t>
+          <w:sz w:val="22"/>
+          <w:szCs w:val="22"/>
+          <w:lang w:val="en-IN"/>
+        </w:rPr>
+        <w:t>-</w:t>
+      </w:r>
+      <w:r>
+        <w:rPr>
+          <w:rFonts w:hint="default" w:ascii="Bodoni MT" w:hAnsi="Bodoni MT" w:eastAsia="等线" w:cs="Bodoni MT"/>
+          <w:sz w:val="22"/>
+          <w:szCs w:val="22"/>
+          <w:highlight w:val="none"/>
+          <w:shd w:val="clear" w:color="FFFFFF" w:fill="D9D9D9"/>
+          <w:lang w:val="en-IN"/>
+        </w:rPr>
+        <w:t xml:space="preserve"> </w:t>
+      </w:r>
+      <w:r>
+        <w:rPr>
+          <w:rFonts w:hint="default" w:ascii="Bodoni MT" w:hAnsi="Bodoni MT" w:eastAsia="等线" w:cs="Bodoni MT"/>
+          <w:sz w:val="22"/>
+          <w:szCs w:val="22"/>
+          <w:lang w:val="en-IN"/>
+        </w:rPr>
+        <w:t>Path=/api/v1/orders/**</w:t>
       </w:r>
     </w:p>
     <w:p>
@@ -4667,15 +5770,29 @@
       <w:r>
         <w:rPr>
           <w:rFonts w:hint="default" w:ascii="Bodoni MT" w:hAnsi="Bodoni MT" w:eastAsia="等线" w:cs="Bodoni MT"/>
-          <w:b w:val="0"/>
-          <w:bCs w:val="0"/>
-          <w:i w:val="0"/>
-          <w:iCs w:val="0"/>
-          <w:sz w:val="22"/>
-          <w:szCs w:val="22"/>
-          <w:lang w:val="en-IN"/>
-        </w:rPr>
-        <w:t>This is literally a condition to match, I.e. kind of “if” condition.</w:t>
+          <w:sz w:val="22"/>
+          <w:szCs w:val="22"/>
+          <w:lang w:val="en-IN"/>
+        </w:rPr>
+        <w:t>-</w:t>
+      </w:r>
+      <w:r>
+        <w:rPr>
+          <w:rFonts w:hint="default" w:ascii="Bodoni MT" w:hAnsi="Bodoni MT" w:eastAsia="等线" w:cs="Bodoni MT"/>
+          <w:sz w:val="22"/>
+          <w:szCs w:val="22"/>
+          <w:shd w:val="clear" w:color="FFFFFF" w:fill="D9D9D9"/>
+          <w:lang w:val="en-IN"/>
+        </w:rPr>
+        <w:t xml:space="preserve"> </w:t>
+      </w:r>
+      <w:r>
+        <w:rPr>
+          <w:rFonts w:hint="default" w:ascii="Bodoni MT" w:hAnsi="Bodoni MT" w:eastAsia="等线" w:cs="Bodoni MT"/>
+          <w:sz w:val="22"/>
+          <w:szCs w:val="22"/>
+        </w:rPr>
+        <w:t>Method=GET</w:t>
       </w:r>
     </w:p>
     <w:p>
@@ -4702,72 +5819,6 @@
           <w:rFonts w:hint="default" w:ascii="Bodoni MT" w:hAnsi="Bodoni MT" w:eastAsia="等线" w:cs="Bodoni MT"/>
           <w:sz w:val="22"/>
           <w:szCs w:val="22"/>
-          <w:lang w:val="en-IN"/>
-        </w:rPr>
-        <w:t>- Path=/api/v1/orders/**</w:t>
-      </w:r>
-    </w:p>
-    <w:p>
-      <w:pPr>
-        <w:keepNext w:val="0"/>
-        <w:keepLines w:val="0"/>
-        <w:widowControl/>
-        <w:numPr>
-          <w:ilvl w:val="1"/>
-          <w:numId w:val="11"/>
-        </w:numPr>
-        <w:suppressLineNumbers w:val="0"/>
-        <w:spacing w:before="0" w:beforeAutospacing="0" w:after="0" w:afterAutospacing="0" w:line="360" w:lineRule="auto"/>
-        <w:ind w:left="840" w:leftChars="0" w:right="0" w:hanging="420" w:firstLineChars="0"/>
-        <w:jc w:val="left"/>
-        <w:rPr>
-          <w:rFonts w:hint="default" w:ascii="Bodoni MT" w:hAnsi="Bodoni MT" w:eastAsia="等线" w:cs="Bodoni MT"/>
-          <w:sz w:val="22"/>
-          <w:szCs w:val="22"/>
-        </w:rPr>
-      </w:pPr>
-      <w:r>
-        <w:rPr>
-          <w:rFonts w:hint="default" w:ascii="Bodoni MT" w:hAnsi="Bodoni MT" w:eastAsia="等线" w:cs="Bodoni MT"/>
-          <w:sz w:val="22"/>
-          <w:szCs w:val="22"/>
-          <w:lang w:val="en-IN"/>
-        </w:rPr>
-        <w:t xml:space="preserve">- </w:t>
-      </w:r>
-      <w:r>
-        <w:rPr>
-          <w:rFonts w:hint="default" w:ascii="Bodoni MT" w:hAnsi="Bodoni MT" w:eastAsia="等线" w:cs="Bodoni MT"/>
-          <w:sz w:val="22"/>
-          <w:szCs w:val="22"/>
-        </w:rPr>
-        <w:t>Method=GET</w:t>
-      </w:r>
-    </w:p>
-    <w:p>
-      <w:pPr>
-        <w:keepNext w:val="0"/>
-        <w:keepLines w:val="0"/>
-        <w:widowControl/>
-        <w:numPr>
-          <w:ilvl w:val="1"/>
-          <w:numId w:val="11"/>
-        </w:numPr>
-        <w:suppressLineNumbers w:val="0"/>
-        <w:spacing w:before="0" w:beforeAutospacing="0" w:after="0" w:afterAutospacing="0" w:line="360" w:lineRule="auto"/>
-        <w:ind w:left="840" w:leftChars="0" w:right="0" w:hanging="420" w:firstLineChars="0"/>
-        <w:jc w:val="left"/>
-        <w:rPr>
-          <w:rFonts w:hint="default" w:ascii="Bodoni MT" w:hAnsi="Bodoni MT" w:eastAsia="等线" w:cs="Bodoni MT"/>
-          <w:sz w:val="22"/>
-          <w:szCs w:val="22"/>
-        </w:rPr>
-      </w:pPr>
-      <w:r>
-        <w:rPr>
-          <w:rFonts w:hint="default" w:ascii="Bodoni MT" w:hAnsi="Bodoni MT" w:eastAsia="等线" w:cs="Bodoni MT"/>
-          <w:sz w:val="22"/>
-          <w:szCs w:val="22"/>
         </w:rPr>
         <w:t>-</w:t>
       </w:r>
@@ -4776,6 +5827,7 @@
           <w:rFonts w:hint="default" w:ascii="Bodoni MT" w:hAnsi="Bodoni MT" w:eastAsia="等线" w:cs="Bodoni MT"/>
           <w:sz w:val="22"/>
           <w:szCs w:val="22"/>
+          <w:shd w:val="clear" w:color="FFFFFF" w:fill="D9D9D9"/>
           <w:lang w:val="en-IN"/>
         </w:rPr>
         <w:t xml:space="preserve"> </w:t>
@@ -5121,7 +6173,7 @@
                     </pic:cNvPicPr>
                   </pic:nvPicPr>
                   <pic:blipFill>
-                    <a:blip r:embed="rId18"/>
+                    <a:blip r:embed="rId21"/>
                     <a:srcRect l="1168" t="4308" r="1232" b="7863"/>
                     <a:stretch>
                       <a:fillRect/>
@@ -5237,7 +6289,7 @@
                     </pic:cNvPicPr>
                   </pic:nvPicPr>
                   <pic:blipFill>
-                    <a:blip r:embed="rId19"/>
+                    <a:blip r:embed="rId17"/>
                     <a:stretch>
                       <a:fillRect/>
                     </a:stretch>
@@ -5342,7 +6394,7 @@
       </w:r>
       <w:r>
         <w:rPr>
-          <w:rStyle w:val="51"/>
+          <w:rStyle w:val="36"/>
           <w:rFonts w:hint="default" w:ascii="Bodoni MT" w:hAnsi="Bodoni MT" w:eastAsia="等线" w:cs="Bodoni MT"/>
           <w:sz w:val="22"/>
           <w:szCs w:val="22"/>
@@ -5376,7 +6428,35 @@
           <w:u w:val="none"/>
           <w:shd w:val="clear" w:color="auto" w:fill="auto"/>
         </w:rPr>
-        <w:t>spring.cloud.discovery.client.simple.instances.service1[0].uri=http://s11:8080</w:t>
+        <w:t>spring.cloud.discovery.client.simple.instances.service1</w:t>
+      </w:r>
+      <w:r>
+        <w:rPr>
+          <w:rFonts w:hint="default" w:ascii="Bodoni MT" w:hAnsi="Bodoni MT" w:eastAsia="等线" w:cs="Bodoni MT"/>
+          <w:b/>
+          <w:bCs/>
+          <w:i/>
+          <w:iCs/>
+          <w:color w:val="92D050"/>
+          <w:sz w:val="22"/>
+          <w:szCs w:val="22"/>
+          <w:u w:val="none"/>
+          <w:shd w:val="clear" w:color="auto" w:fill="auto"/>
+        </w:rPr>
+        <w:t>[0]</w:t>
+      </w:r>
+      <w:r>
+        <w:rPr>
+          <w:rFonts w:hint="default" w:ascii="Bodoni MT" w:hAnsi="Bodoni MT" w:eastAsia="等线" w:cs="Bodoni MT"/>
+          <w:i/>
+          <w:iCs/>
+          <w:color w:val="0070C0"/>
+          <w:sz w:val="22"/>
+          <w:szCs w:val="22"/>
+          <w:u w:val="none"/>
+          <w:shd w:val="clear" w:color="auto" w:fill="auto"/>
+        </w:rPr>
+        <w:t>.uri=http://s11:8080</w:t>
       </w:r>
     </w:p>
     <w:p>
@@ -5586,19 +6666,7 @@
           <w:szCs w:val="22"/>
           <w:lang w:val="en-IN"/>
         </w:rPr>
-        <w:t>lb://</w:t>
-      </w:r>
-      <w:r>
-        <w:rPr>
-          <w:rFonts w:hint="default" w:ascii="Bodoni MT" w:hAnsi="Bodoni MT" w:eastAsia="等线" w:cs="Bodoni MT"/>
-          <w:b/>
-          <w:bCs/>
-          <w:color w:val="C00000"/>
-          <w:sz w:val="22"/>
-          <w:szCs w:val="22"/>
-          <w:lang w:val="en-IN"/>
-        </w:rPr>
-        <w:t>ORDER-SERVICE</w:t>
+        <w:t>lb://ORDER-SERVICE</w:t>
       </w:r>
       <w:r>
         <w:rPr>
@@ -5718,7 +6786,7 @@
                     </pic:cNvPicPr>
                   </pic:nvPicPr>
                   <pic:blipFill>
-                    <a:blip r:embed="rId20"/>
+                    <a:blip r:embed="rId22"/>
                     <a:stretch>
                       <a:fillRect/>
                     </a:stretch>
@@ -5802,7 +6870,7 @@
                     </pic:cNvPicPr>
                   </pic:nvPicPr>
                   <pic:blipFill>
-                    <a:blip r:embed="rId21"/>
+                    <a:blip r:embed="rId23"/>
                     <a:stretch>
                       <a:fillRect/>
                     </a:stretch>
@@ -5857,7 +6925,7 @@
                     </pic:cNvPicPr>
                   </pic:nvPicPr>
                   <pic:blipFill>
-                    <a:blip r:embed="rId22"/>
+                    <a:blip r:embed="rId24"/>
                     <a:stretch>
                       <a:fillRect/>
                     </a:stretch>
@@ -5978,7 +7046,7 @@
                     </pic:cNvPicPr>
                   </pic:nvPicPr>
                   <pic:blipFill>
-                    <a:blip r:embed="rId23"/>
+                    <a:blip r:embed="rId25"/>
                     <a:stretch>
                       <a:fillRect/>
                     </a:stretch>
@@ -6107,7 +7175,7 @@
                     </pic:cNvPicPr>
                   </pic:nvPicPr>
                   <pic:blipFill>
-                    <a:blip r:embed="rId24"/>
+                    <a:blip r:embed="rId26"/>
                     <a:stretch>
                       <a:fillRect/>
                     </a:stretch>
@@ -6196,11 +7264,21 @@
       <w:r>
         <w:rPr>
           <w:rFonts w:hint="default" w:ascii="Bodoni MT" w:hAnsi="Bodoni MT" w:eastAsia="等线" w:cs="Bodoni MT"/>
-          <w:sz w:val="22"/>
-          <w:szCs w:val="22"/>
-          <w:lang w:val="en-IN"/>
-        </w:rPr>
-        <w:t>Its nothing but a condition, if it passes then only the request will be forwarded otherwise not.</w:t>
+          <w:color w:val="C00000"/>
+          <w:sz w:val="22"/>
+          <w:szCs w:val="22"/>
+          <w:lang w:val="en-IN"/>
+        </w:rPr>
+        <w:t>Its nothing but a condition, if it passes then only the request will be forwarded otherwise not</w:t>
+      </w:r>
+      <w:r>
+        <w:rPr>
+          <w:rFonts w:hint="default" w:ascii="Bodoni MT" w:hAnsi="Bodoni MT" w:eastAsia="等线" w:cs="Bodoni MT"/>
+          <w:sz w:val="22"/>
+          <w:szCs w:val="22"/>
+          <w:lang w:val="en-IN"/>
+        </w:rPr>
+        <w:t>.</w:t>
       </w:r>
     </w:p>
     <w:p>
@@ -6450,7 +7528,7 @@
                     </pic:cNvPicPr>
                   </pic:nvPicPr>
                   <pic:blipFill>
-                    <a:blip r:embed="rId25"/>
+                    <a:blip r:embed="rId27"/>
                     <a:stretch>
                       <a:fillRect/>
                     </a:stretch>
@@ -6600,7 +7678,7 @@
                     </pic:cNvPicPr>
                   </pic:nvPicPr>
                   <pic:blipFill>
-                    <a:blip r:embed="rId26"/>
+                    <a:blip r:embed="rId28"/>
                     <a:stretch>
                       <a:fillRect/>
                     </a:stretch>
@@ -6804,7 +7882,7 @@
                     </pic:cNvPicPr>
                   </pic:nvPicPr>
                   <pic:blipFill>
-                    <a:blip r:embed="rId27"/>
+                    <a:blip r:embed="rId29"/>
                     <a:stretch>
                       <a:fillRect/>
                     </a:stretch>
@@ -6947,17 +8025,7 @@
           <w:iCs w:val="0"/>
           <w:lang w:val="en-US"/>
         </w:rPr>
-        <w:t>h</w:t>
-      </w:r>
-      <w:r>
-        <w:rPr>
-          <w:rStyle w:val="51"/>
-          <w:rFonts w:hint="default" w:ascii="Bodoni MT" w:hAnsi="Bodoni MT" w:cs="Bodoni MT"/>
-          <w:i w:val="0"/>
-          <w:iCs w:val="0"/>
-          <w:lang w:val="en-US"/>
-        </w:rPr>
-        <w:t>ttp://localhost:&lt;service_port&gt;/orders/**</w:t>
+        <w:t>http://localhost:&lt;service_port&gt;/orders/**</w:t>
       </w:r>
       <w:r>
         <w:rPr>
@@ -7052,83 +8120,61 @@
         <w:keepLines w:val="0"/>
         <w:widowControl/>
         <w:numPr>
-          <w:ilvl w:val="0"/>
-          <w:numId w:val="11"/>
-        </w:numPr>
-        <w:suppressLineNumbers w:val="0"/>
-        <w:spacing w:before="0" w:beforeAutospacing="0" w:after="0" w:afterAutospacing="0" w:line="360" w:lineRule="auto"/>
-        <w:ind w:left="420" w:leftChars="0" w:right="0" w:hanging="420" w:firstLineChars="0"/>
-        <w:jc w:val="left"/>
-        <w:rPr>
-          <w:rFonts w:hint="default" w:ascii="Bodoni MT" w:hAnsi="Bodoni MT" w:eastAsia="等线" w:cs="Bodoni MT"/>
-          <w:sz w:val="22"/>
-          <w:szCs w:val="22"/>
-        </w:rPr>
-      </w:pPr>
-      <w:r>
-        <w:rPr>
-          <w:rFonts w:hint="default" w:ascii="Bodoni MT" w:hAnsi="Bodoni MT" w:eastAsia="等线" w:cs="Bodoni MT"/>
-          <w:sz w:val="22"/>
-          <w:szCs w:val="22"/>
-          <w:lang w:val="en-IN"/>
-        </w:rPr>
-        <w:t>F</w:t>
-      </w:r>
-    </w:p>
-    <w:p>
-      <w:pPr>
-        <w:rPr>
-          <w:rFonts w:hint="default" w:ascii="Bodoni MT" w:hAnsi="Bodoni MT" w:eastAsia="等线" w:cs="Bodoni MT"/>
-          <w:sz w:val="22"/>
-          <w:szCs w:val="22"/>
-        </w:rPr>
-      </w:pPr>
-      <w:r>
-        <w:rPr>
-          <w:rFonts w:hint="default" w:ascii="Bodoni MT" w:hAnsi="Bodoni MT" w:eastAsia="等线" w:cs="Bodoni MT"/>
-          <w:sz w:val="22"/>
-          <w:szCs w:val="22"/>
-          <w:lang w:val="en-IN"/>
-        </w:rPr>
-        <w:br w:type="page"/>
-      </w:r>
-    </w:p>
-    <w:p>
-      <w:pPr>
-        <w:keepNext w:val="0"/>
-        <w:keepLines w:val="0"/>
-        <w:widowControl/>
-        <w:numPr>
           <w:numId w:val="0"/>
         </w:numPr>
         <w:suppressLineNumbers w:val="0"/>
         <w:spacing w:before="0" w:beforeAutospacing="0" w:after="0" w:afterAutospacing="0" w:line="360" w:lineRule="auto"/>
         <w:ind w:leftChars="0" w:right="0" w:rightChars="0"/>
-        <w:jc w:val="center"/>
-        <w:rPr>
-          <w:rFonts w:hint="default" w:ascii="Bodoni MT" w:hAnsi="Bodoni MT" w:eastAsia="等线" w:cs="Bodoni MT"/>
-          <w:b/>
-          <w:bCs/>
-          <w:color w:val="002060"/>
-          <w:sz w:val="40"/>
-          <w:szCs w:val="40"/>
-          <w:highlight w:val="lightGray"/>
-          <w:u w:val="single"/>
-        </w:rPr>
-      </w:pPr>
-      <w:r>
-        <w:rPr>
-          <w:rFonts w:hint="default" w:ascii="Bodoni MT" w:hAnsi="Bodoni MT" w:eastAsia="等线" w:cs="Bodoni MT"/>
-          <w:b/>
-          <w:bCs/>
-          <w:color w:val="002060"/>
-          <w:sz w:val="40"/>
-          <w:szCs w:val="40"/>
-          <w:highlight w:val="lightGray"/>
-          <w:u w:val="single"/>
-          <w:lang w:val="en-IN"/>
-        </w:rPr>
-        <w:t>OpenFeign (by Netflix)</w:t>
+        <w:jc w:val="left"/>
+        <w:rPr>
+          <w:rFonts w:hint="default" w:ascii="Bodoni MT" w:hAnsi="Bodoni MT" w:eastAsia="等线" w:cs="Bodoni MT"/>
+          <w:sz w:val="22"/>
+          <w:szCs w:val="22"/>
+        </w:rPr>
+      </w:pPr>
+      <w:r>
+        <w:drawing>
+          <wp:inline distT="0" distB="0" distL="114300" distR="114300">
+            <wp:extent cx="6419215" cy="4656455"/>
+            <wp:effectExtent l="0" t="0" r="6985" b="4445"/>
+            <wp:docPr id="50" name="Picture 4"/>
+            <wp:cNvGraphicFramePr>
+              <a:graphicFrameLocks xmlns:a="http://schemas.openxmlformats.org/drawingml/2006/main" noChangeAspect="1"/>
+            </wp:cNvGraphicFramePr>
+            <a:graphic xmlns:a="http://schemas.openxmlformats.org/drawingml/2006/main">
+              <a:graphicData uri="http://schemas.openxmlformats.org/drawingml/2006/picture">
+                <pic:pic xmlns:pic="http://schemas.openxmlformats.org/drawingml/2006/picture">
+                  <pic:nvPicPr>
+                    <pic:cNvPr id="50" name="Picture 4"/>
+                    <pic:cNvPicPr>
+                      <a:picLocks noChangeAspect="1"/>
+                    </pic:cNvPicPr>
+                  </pic:nvPicPr>
+                  <pic:blipFill>
+                    <a:blip r:embed="rId30"/>
+                    <a:srcRect l="3471" t="5399" r="3724" b="7199"/>
+                    <a:stretch>
+                      <a:fillRect/>
+                    </a:stretch>
+                  </pic:blipFill>
+                  <pic:spPr>
+                    <a:xfrm>
+                      <a:off x="0" y="0"/>
+                      <a:ext cx="6419215" cy="4656455"/>
+                    </a:xfrm>
+                    <a:prstGeom prst="rect">
+                      <a:avLst/>
+                    </a:prstGeom>
+                    <a:noFill/>
+                    <a:ln>
+                      <a:noFill/>
+                    </a:ln>
+                  </pic:spPr>
+                </pic:pic>
+              </a:graphicData>
+            </a:graphic>
+          </wp:inline>
+        </w:drawing>
       </w:r>
     </w:p>
     <w:p>
@@ -7157,7 +8203,7 @@
           <w:szCs w:val="22"/>
           <w:lang w:val="en-IN"/>
         </w:rPr>
-        <w:t xml:space="preserve">Spring Cloud </w:t>
+        <w:t xml:space="preserve">This is how, </w:t>
       </w:r>
       <w:r>
         <w:rPr>
@@ -7168,6 +8214,212 @@
           <w:szCs w:val="22"/>
           <w:lang w:val="en-IN"/>
         </w:rPr>
+        <w:t>Load Balancer</w:t>
+      </w:r>
+      <w:r>
+        <w:rPr>
+          <w:rFonts w:hint="default" w:ascii="Bodoni MT" w:hAnsi="Bodoni MT" w:eastAsia="等线" w:cs="Bodoni MT"/>
+          <w:b w:val="0"/>
+          <w:bCs w:val="0"/>
+          <w:sz w:val="22"/>
+          <w:szCs w:val="22"/>
+          <w:lang w:val="en-IN"/>
+        </w:rPr>
+        <w:t xml:space="preserve"> is linked with the service instance.</w:t>
+      </w:r>
+    </w:p>
+    <w:p>
+      <w:pPr>
+        <w:keepNext w:val="0"/>
+        <w:keepLines w:val="0"/>
+        <w:widowControl/>
+        <w:numPr>
+          <w:ilvl w:val="1"/>
+          <w:numId w:val="11"/>
+        </w:numPr>
+        <w:suppressLineNumbers w:val="0"/>
+        <w:spacing w:before="0" w:beforeAutospacing="0" w:after="0" w:afterAutospacing="0" w:line="360" w:lineRule="auto"/>
+        <w:ind w:left="840" w:leftChars="0" w:right="0" w:hanging="420" w:firstLineChars="0"/>
+        <w:jc w:val="left"/>
+        <w:rPr>
+          <w:rFonts w:hint="default" w:ascii="Bodoni MT" w:hAnsi="Bodoni MT" w:eastAsia="等线" w:cs="Bodoni MT"/>
+          <w:sz w:val="22"/>
+          <w:szCs w:val="22"/>
+        </w:rPr>
+      </w:pPr>
+      <w:r>
+        <w:rPr>
+          <w:rFonts w:hint="default" w:ascii="Bodoni MT" w:hAnsi="Bodoni MT" w:eastAsia="等线" w:cs="Bodoni MT"/>
+          <w:sz w:val="22"/>
+          <w:szCs w:val="22"/>
+          <w:lang w:val="en-IN"/>
+        </w:rPr>
+        <w:t xml:space="preserve">Most commonly (and default), </w:t>
+      </w:r>
+      <w:r>
+        <w:rPr>
+          <w:rFonts w:hint="default" w:ascii="Bodoni MT" w:hAnsi="Bodoni MT" w:eastAsia="等线" w:cs="Bodoni MT"/>
+          <w:b/>
+          <w:bCs/>
+          <w:sz w:val="22"/>
+          <w:szCs w:val="22"/>
+          <w:lang w:val="en-IN"/>
+        </w:rPr>
+        <w:t>RoundRobinLoadBalancer</w:t>
+      </w:r>
+      <w:r>
+        <w:rPr>
+          <w:rFonts w:hint="default" w:ascii="Bodoni MT" w:hAnsi="Bodoni MT" w:eastAsia="等线" w:cs="Bodoni MT"/>
+          <w:b w:val="0"/>
+          <w:bCs w:val="0"/>
+          <w:sz w:val="22"/>
+          <w:szCs w:val="22"/>
+          <w:lang w:val="en-IN"/>
+        </w:rPr>
+        <w:t xml:space="preserve"> is being used which fetch all the instances (objects of ServiceInstance) and choose among them, and delegates the HTTP call to that service.</w:t>
+      </w:r>
+    </w:p>
+    <w:p>
+      <w:pPr>
+        <w:keepNext w:val="0"/>
+        <w:keepLines w:val="0"/>
+        <w:widowControl/>
+        <w:numPr>
+          <w:ilvl w:val="1"/>
+          <w:numId w:val="11"/>
+        </w:numPr>
+        <w:suppressLineNumbers w:val="0"/>
+        <w:spacing w:before="0" w:beforeAutospacing="0" w:after="0" w:afterAutospacing="0" w:line="360" w:lineRule="auto"/>
+        <w:ind w:left="840" w:leftChars="0" w:right="0" w:hanging="420" w:firstLineChars="0"/>
+        <w:jc w:val="left"/>
+        <w:rPr>
+          <w:rFonts w:hint="default" w:ascii="Bodoni MT" w:hAnsi="Bodoni MT" w:eastAsia="等线" w:cs="Bodoni MT"/>
+          <w:sz w:val="22"/>
+          <w:szCs w:val="22"/>
+        </w:rPr>
+      </w:pPr>
+    </w:p>
+    <w:p>
+      <w:pPr>
+        <w:keepNext w:val="0"/>
+        <w:keepLines w:val="0"/>
+        <w:widowControl/>
+        <w:numPr>
+          <w:ilvl w:val="0"/>
+          <w:numId w:val="11"/>
+        </w:numPr>
+        <w:suppressLineNumbers w:val="0"/>
+        <w:spacing w:before="0" w:beforeAutospacing="0" w:after="0" w:afterAutospacing="0" w:line="360" w:lineRule="auto"/>
+        <w:ind w:left="420" w:leftChars="0" w:right="0" w:hanging="420" w:firstLineChars="0"/>
+        <w:jc w:val="left"/>
+        <w:rPr>
+          <w:rFonts w:hint="default" w:ascii="Bodoni MT" w:hAnsi="Bodoni MT" w:eastAsia="等线" w:cs="Bodoni MT"/>
+          <w:sz w:val="22"/>
+          <w:szCs w:val="22"/>
+        </w:rPr>
+      </w:pPr>
+      <w:r>
+        <w:rPr>
+          <w:rFonts w:hint="default" w:ascii="Bodoni MT"/>
+          <w:lang w:val="en-IN"/>
+        </w:rPr>
+        <w:t>f</w:t>
+      </w:r>
+    </w:p>
+    <w:p>
+      <w:pPr>
+        <w:rPr>
+          <w:rFonts w:hint="default" w:ascii="Bodoni MT" w:hAnsi="Bodoni MT" w:eastAsia="等线" w:cs="Bodoni MT"/>
+          <w:sz w:val="22"/>
+          <w:szCs w:val="22"/>
+        </w:rPr>
+      </w:pPr>
+      <w:r>
+        <w:rPr>
+          <w:rFonts w:hint="default" w:ascii="Bodoni MT" w:hAnsi="Bodoni MT" w:eastAsia="等线" w:cs="Bodoni MT"/>
+          <w:sz w:val="22"/>
+          <w:szCs w:val="22"/>
+          <w:lang w:val="en-IN"/>
+        </w:rPr>
+        <w:br w:type="page"/>
+      </w:r>
+    </w:p>
+    <w:p>
+      <w:pPr>
+        <w:keepNext w:val="0"/>
+        <w:keepLines w:val="0"/>
+        <w:widowControl/>
+        <w:numPr>
+          <w:ilvl w:val="0"/>
+          <w:numId w:val="0"/>
+        </w:numPr>
+        <w:suppressLineNumbers w:val="0"/>
+        <w:spacing w:before="0" w:beforeAutospacing="0" w:after="0" w:afterAutospacing="0" w:line="360" w:lineRule="auto"/>
+        <w:ind w:leftChars="0" w:right="0" w:rightChars="0"/>
+        <w:jc w:val="center"/>
+        <w:rPr>
+          <w:rFonts w:hint="default" w:ascii="Bodoni MT" w:hAnsi="Bodoni MT" w:eastAsia="等线" w:cs="Bodoni MT"/>
+          <w:b/>
+          <w:bCs/>
+          <w:color w:val="002060"/>
+          <w:sz w:val="40"/>
+          <w:szCs w:val="40"/>
+          <w:highlight w:val="lightGray"/>
+          <w:u w:val="single"/>
+        </w:rPr>
+      </w:pPr>
+      <w:r>
+        <w:rPr>
+          <w:rFonts w:hint="default" w:ascii="Bodoni MT" w:hAnsi="Bodoni MT" w:eastAsia="等线" w:cs="Bodoni MT"/>
+          <w:b/>
+          <w:bCs/>
+          <w:color w:val="002060"/>
+          <w:sz w:val="40"/>
+          <w:szCs w:val="40"/>
+          <w:highlight w:val="lightGray"/>
+          <w:u w:val="single"/>
+          <w:lang w:val="en-IN"/>
+        </w:rPr>
+        <w:t>OpenFeign (by Netflix)</w:t>
+      </w:r>
+    </w:p>
+    <w:p>
+      <w:pPr>
+        <w:keepNext w:val="0"/>
+        <w:keepLines w:val="0"/>
+        <w:widowControl/>
+        <w:numPr>
+          <w:ilvl w:val="0"/>
+          <w:numId w:val="11"/>
+        </w:numPr>
+        <w:suppressLineNumbers w:val="0"/>
+        <w:spacing w:before="0" w:beforeAutospacing="0" w:after="0" w:afterAutospacing="0" w:line="360" w:lineRule="auto"/>
+        <w:ind w:left="420" w:leftChars="0" w:right="0" w:hanging="420" w:firstLineChars="0"/>
+        <w:jc w:val="left"/>
+        <w:rPr>
+          <w:rFonts w:hint="default" w:ascii="Bodoni MT" w:hAnsi="Bodoni MT" w:eastAsia="等线" w:cs="Bodoni MT"/>
+          <w:sz w:val="22"/>
+          <w:szCs w:val="22"/>
+        </w:rPr>
+      </w:pPr>
+      <w:r>
+        <w:rPr>
+          <w:rFonts w:hint="default" w:ascii="Bodoni MT" w:hAnsi="Bodoni MT" w:eastAsia="等线" w:cs="Bodoni MT"/>
+          <w:sz w:val="22"/>
+          <w:szCs w:val="22"/>
+          <w:lang w:val="en-IN"/>
+        </w:rPr>
+        <w:t xml:space="preserve">Spring Cloud </w:t>
+      </w:r>
+      <w:r>
+        <w:rPr>
+          <w:rFonts w:hint="default" w:ascii="Bodoni MT" w:hAnsi="Bodoni MT" w:eastAsia="等线" w:cs="Bodoni MT"/>
+          <w:b/>
+          <w:bCs/>
+          <w:sz w:val="22"/>
+          <w:szCs w:val="22"/>
+          <w:lang w:val="en-IN"/>
+        </w:rPr>
         <w:t>OpenFeign</w:t>
       </w:r>
       <w:r>
@@ -7213,7 +8465,7 @@
           <w:szCs w:val="22"/>
           <w:lang w:val="en-IN"/>
         </w:rPr>
-        <w:t>It abstracts away much of the boilerplate code typically associated with making HTTP requests, making your codebase cleaner and more maintainable.</w:t>
+        <w:t>It abstracts away much of the boilerplate code typically associated with making HTTP requests, making your code-base cleaner and more maintainable.</w:t>
       </w:r>
     </w:p>
     <w:p>
@@ -7501,7 +8753,7 @@
                     </pic:cNvPicPr>
                   </pic:nvPicPr>
                   <pic:blipFill>
-                    <a:blip r:embed="rId28"/>
+                    <a:blip r:embed="rId31"/>
                     <a:stretch>
                       <a:fillRect/>
                     </a:stretch>
@@ -7663,11 +8915,17 @@
           <w:rFonts w:hint="default" w:ascii="Bodoni MT" w:hAnsi="Bodoni MT" w:eastAsia="等线" w:cs="Bodoni MT"/>
           <w:b/>
           <w:bCs/>
-          <w:color w:val="C00000"/>
-          <w:sz w:val="22"/>
-          <w:szCs w:val="22"/>
+          <w:color w:val="FFFFFF" w:themeColor="background1"/>
+          <w:sz w:val="22"/>
+          <w:szCs w:val="22"/>
+          <w:highlight w:val="darkMagenta"/>
           <w:u w:val="single"/>
           <w:shd w:val="clear" w:color="auto" w:fill="auto"/>
+          <w14:textFill>
+            <w14:solidFill>
+              <w14:schemeClr w14:val="bg1"/>
+            </w14:solidFill>
+          </w14:textFill>
         </w:rPr>
       </w:pPr>
       <w:r>
@@ -7677,12 +8935,18 @@
           <w:bCs/>
           <w:i w:val="0"/>
           <w:iCs w:val="0"/>
-          <w:color w:val="C00000"/>
+          <w:color w:val="FFFFFF" w:themeColor="background1"/>
+          <w:highlight w:val="darkMagenta"/>
           <w:u w:val="single"/>
           <w:shd w:val="clear" w:color="auto" w:fill="auto"/>
           <w:lang w:val="en-IN"/>
-        </w:rPr>
-        <w:t>NOTE</w:t>
+          <w14:textFill>
+            <w14:solidFill>
+              <w14:schemeClr w14:val="bg1"/>
+            </w14:solidFill>
+          </w14:textFill>
+        </w:rPr>
+        <w:t xml:space="preserve">NOTE                                                            </w:t>
       </w:r>
     </w:p>
     <w:p>
@@ -7831,6 +9095,53 @@
           <w:lang w:val="en-US"/>
         </w:rPr>
         <w:t xml:space="preserve"> </w:t>
+      </w:r>
+    </w:p>
+    <w:p>
+      <w:pPr>
+        <w:keepNext w:val="0"/>
+        <w:keepLines w:val="0"/>
+        <w:widowControl/>
+        <w:numPr>
+          <w:ilvl w:val="2"/>
+          <w:numId w:val="11"/>
+        </w:numPr>
+        <w:suppressLineNumbers w:val="0"/>
+        <w:spacing w:before="0" w:beforeAutospacing="0" w:after="0" w:afterAutospacing="0" w:line="360" w:lineRule="auto"/>
+        <w:ind w:left="1260" w:leftChars="0" w:right="0" w:hanging="420" w:firstLineChars="0"/>
+        <w:jc w:val="left"/>
+        <w:rPr>
+          <w:rFonts w:hint="default" w:ascii="Bodoni MT" w:hAnsi="Bodoni MT" w:eastAsia="等线" w:cs="Bodoni MT"/>
+          <w:color w:val="FFFFFF" w:themeColor="background1"/>
+          <w:sz w:val="22"/>
+          <w:szCs w:val="22"/>
+          <w:highlight w:val="darkMagenta"/>
+          <w:shd w:val="clear" w:color="auto" w:fill="auto"/>
+          <w14:textFill>
+            <w14:solidFill>
+              <w14:schemeClr w14:val="bg1"/>
+            </w14:solidFill>
+          </w14:textFill>
+        </w:rPr>
+      </w:pPr>
+      <w:r>
+        <w:rPr>
+          <w:rFonts w:hint="default" w:ascii="Bodoni MT" w:hAnsi="Bodoni MT" w:cs="Bodoni MT"/>
+          <w:b w:val="0"/>
+          <w:bCs w:val="0"/>
+          <w:i w:val="0"/>
+          <w:iCs w:val="0"/>
+          <w:color w:val="FFFFFF" w:themeColor="background1"/>
+          <w:highlight w:val="darkMagenta"/>
+          <w:shd w:val="clear" w:color="auto" w:fill="auto"/>
+          <w:lang w:val="en-IN"/>
+          <w14:textFill>
+            <w14:solidFill>
+              <w14:schemeClr w14:val="bg1"/>
+            </w14:solidFill>
+          </w14:textFill>
+        </w:rPr>
+        <w:t xml:space="preserve">                                                             </w:t>
       </w:r>
     </w:p>
     <w:p>
@@ -8026,7 +9337,7 @@
                     </pic:cNvPicPr>
                   </pic:nvPicPr>
                   <pic:blipFill>
-                    <a:blip r:embed="rId29"/>
+                    <a:blip r:embed="rId32"/>
                     <a:stretch>
                       <a:fillRect/>
                     </a:stretch>
@@ -8077,7 +9388,7 @@
           <w:szCs w:val="22"/>
           <w:lang w:val="en-IN"/>
         </w:rPr>
-        <w:t>We were using it like this, we had to a instance of that particular service to trigger our request. Which is not proper.</w:t>
+        <w:t>We were using it like this, we had to get a instance of that particular service to trigger our request. Which is not proper.</w:t>
       </w:r>
     </w:p>
     <w:p>
@@ -8336,7 +9647,7 @@
                     </pic:cNvPicPr>
                   </pic:nvPicPr>
                   <pic:blipFill>
-                    <a:blip r:embed="rId30"/>
+                    <a:blip r:embed="rId33"/>
                     <a:srcRect l="4086" t="4726" r="4544" b="7393"/>
                     <a:stretch>
                       <a:fillRect/>
@@ -8403,7 +9714,7 @@
                     </pic:cNvPicPr>
                   </pic:nvPicPr>
                   <pic:blipFill>
-                    <a:blip r:embed="rId31"/>
+                    <a:blip r:embed="rId34"/>
                     <a:stretch>
                       <a:fillRect/>
                     </a:stretch>
@@ -8710,7 +10021,7 @@
                     </pic:cNvPicPr>
                   </pic:nvPicPr>
                   <pic:blipFill>
-                    <a:blip r:embed="rId32"/>
+                    <a:blip r:embed="rId35"/>
                     <a:stretch>
                       <a:fillRect/>
                     </a:stretch>
@@ -8856,7 +10167,7 @@
                     </pic:cNvPicPr>
                   </pic:nvPicPr>
                   <pic:blipFill>
-                    <a:blip r:embed="rId33"/>
+                    <a:blip r:embed="rId36"/>
                     <a:stretch>
                       <a:fillRect/>
                     </a:stretch>
@@ -8952,7 +10263,7 @@
                     </pic:cNvPicPr>
                   </pic:nvPicPr>
                   <pic:blipFill>
-                    <a:blip r:embed="rId34"/>
+                    <a:blip r:embed="rId37"/>
                     <a:stretch>
                       <a:fillRect/>
                     </a:stretch>
@@ -9091,7 +10402,7 @@
                     </pic:cNvPicPr>
                   </pic:nvPicPr>
                   <pic:blipFill>
-                    <a:blip r:embed="rId35"/>
+                    <a:blip r:embed="rId38"/>
                     <a:stretch>
                       <a:fillRect/>
                     </a:stretch>
@@ -9175,7 +10486,7 @@
                     </pic:cNvPicPr>
                   </pic:nvPicPr>
                   <pic:blipFill>
-                    <a:blip r:embed="rId36"/>
+                    <a:blip r:embed="rId39"/>
                     <a:stretch>
                       <a:fillRect/>
                     </a:stretch>
@@ -9301,7 +10612,7 @@
                     </pic:cNvPicPr>
                   </pic:nvPicPr>
                   <pic:blipFill>
-                    <a:blip r:embed="rId37"/>
+                    <a:blip r:embed="rId40"/>
                     <a:stretch>
                       <a:fillRect/>
                     </a:stretch>
@@ -9430,7 +10741,7 @@
                     </pic:cNvPicPr>
                   </pic:nvPicPr>
                   <pic:blipFill>
-                    <a:blip r:embed="rId38"/>
+                    <a:blip r:embed="rId41"/>
                     <a:stretch>
                       <a:fillRect/>
                     </a:stretch>
@@ -9824,7 +11135,7 @@
                     </pic:cNvPicPr>
                   </pic:nvPicPr>
                   <pic:blipFill>
-                    <a:blip r:embed="rId39"/>
+                    <a:blip r:embed="rId42"/>
                     <a:stretch>
                       <a:fillRect/>
                     </a:stretch>
@@ -9870,7 +11181,7 @@
                     </pic:cNvPicPr>
                   </pic:nvPicPr>
                   <pic:blipFill>
-                    <a:blip r:embed="rId40"/>
+                    <a:blip r:embed="rId43"/>
                     <a:stretch>
                       <a:fillRect/>
                     </a:stretch>
@@ -9951,7 +11262,7 @@
                     </pic:cNvPicPr>
                   </pic:nvPicPr>
                   <pic:blipFill>
-                    <a:blip r:embed="rId41"/>
+                    <a:blip r:embed="rId44"/>
                     <a:stretch>
                       <a:fillRect/>
                     </a:stretch>
@@ -9997,7 +11308,7 @@
                     </pic:cNvPicPr>
                   </pic:nvPicPr>
                   <pic:blipFill>
-                    <a:blip r:embed="rId42"/>
+                    <a:blip r:embed="rId45"/>
                     <a:stretch>
                       <a:fillRect/>
                     </a:stretch>
@@ -10131,6 +11442,7 @@
         <w:keepLines w:val="0"/>
         <w:widowControl/>
         <w:numPr>
+          <w:ilvl w:val="0"/>
           <w:numId w:val="0"/>
         </w:numPr>
         <w:suppressLineNumbers w:val="0"/>
@@ -10520,7 +11832,7 @@
                     </pic:cNvPicPr>
                   </pic:nvPicPr>
                   <pic:blipFill>
-                    <a:blip r:embed="rId43"/>
+                    <a:blip r:embed="rId46"/>
                     <a:stretch>
                       <a:fillRect/>
                     </a:stretch>
@@ -10566,7 +11878,7 @@
                     </pic:cNvPicPr>
                   </pic:nvPicPr>
                   <pic:blipFill>
-                    <a:blip r:embed="rId44"/>
+                    <a:blip r:embed="rId47"/>
                     <a:stretch>
                       <a:fillRect/>
                     </a:stretch>
@@ -10907,7 +12219,7 @@
                     </pic:cNvPicPr>
                   </pic:nvPicPr>
                   <pic:blipFill>
-                    <a:blip r:embed="rId45"/>
+                    <a:blip r:embed="rId48"/>
                     <a:stretch>
                       <a:fillRect/>
                     </a:stretch>
@@ -11083,7 +12395,7 @@
                     </pic:cNvPicPr>
                   </pic:nvPicPr>
                   <pic:blipFill>
-                    <a:blip r:embed="rId46"/>
+                    <a:blip r:embed="rId49"/>
                     <a:stretch>
                       <a:fillRect/>
                     </a:stretch>
@@ -11252,7 +12564,7 @@
                     </pic:cNvPicPr>
                   </pic:nvPicPr>
                   <pic:blipFill>
-                    <a:blip r:embed="rId47"/>
+                    <a:blip r:embed="rId50"/>
                     <a:stretch>
                       <a:fillRect/>
                     </a:stretch>
@@ -11298,7 +12610,7 @@
                     </pic:cNvPicPr>
                   </pic:nvPicPr>
                   <pic:blipFill>
-                    <a:blip r:embed="rId48"/>
+                    <a:blip r:embed="rId51"/>
                     <a:stretch>
                       <a:fillRect/>
                     </a:stretch>
@@ -11352,7 +12664,7 @@
                     </pic:cNvPicPr>
                   </pic:nvPicPr>
                   <pic:blipFill>
-                    <a:blip r:embed="rId49"/>
+                    <a:blip r:embed="rId52"/>
                     <a:stretch>
                       <a:fillRect/>
                     </a:stretch>
@@ -11834,7 +13146,7 @@
                     </pic:cNvPicPr>
                   </pic:nvPicPr>
                   <pic:blipFill>
-                    <a:blip r:embed="rId50"/>
+                    <a:blip r:embed="rId53"/>
                     <a:stretch>
                       <a:fillRect/>
                     </a:stretch>
@@ -11968,7 +13280,7 @@
                     </pic:cNvPicPr>
                   </pic:nvPicPr>
                   <pic:blipFill>
-                    <a:blip r:embed="rId51"/>
+                    <a:blip r:embed="rId54"/>
                     <a:stretch>
                       <a:fillRect/>
                     </a:stretch>
@@ -12081,8 +13393,6 @@
         </w:rPr>
         <w:t>.</w:t>
       </w:r>
-      <w:bookmarkStart w:id="0" w:name="_GoBack"/>
-      <w:bookmarkEnd w:id="0"/>
     </w:p>
     <w:p>
       <w:pPr>
@@ -12112,278 +13422,8 @@
         </w:rPr>
         <w:t>F</w:t>
       </w:r>
-    </w:p>
-    <w:p>
-      <w:pPr>
-        <w:keepNext w:val="0"/>
-        <w:keepLines w:val="0"/>
-        <w:widowControl/>
-        <w:numPr>
-          <w:ilvl w:val="1"/>
-          <w:numId w:val="11"/>
-        </w:numPr>
-        <w:suppressLineNumbers w:val="0"/>
-        <w:spacing w:before="0" w:beforeAutospacing="0" w:after="0" w:afterAutospacing="0" w:line="360" w:lineRule="auto"/>
-        <w:ind w:left="840" w:leftChars="0" w:right="0" w:hanging="420" w:firstLineChars="0"/>
-        <w:jc w:val="left"/>
-        <w:rPr>
-          <w:rFonts w:hint="default" w:ascii="Bodoni MT" w:hAnsi="Bodoni MT" w:eastAsia="等线" w:cs="Bodoni MT"/>
-          <w:sz w:val="22"/>
-          <w:szCs w:val="22"/>
-        </w:rPr>
-      </w:pPr>
-      <w:r>
-        <w:rPr>
-          <w:rFonts w:hint="default" w:ascii="Bodoni MT" w:hAnsi="Bodoni MT" w:eastAsia="等线" w:cs="Bodoni MT"/>
-          <w:sz w:val="22"/>
-          <w:szCs w:val="22"/>
-          <w:lang w:val="en-IN"/>
-        </w:rPr>
-        <w:t>F</w:t>
-      </w:r>
-    </w:p>
-    <w:p>
-      <w:pPr>
-        <w:keepNext w:val="0"/>
-        <w:keepLines w:val="0"/>
-        <w:widowControl/>
-        <w:numPr>
-          <w:ilvl w:val="1"/>
-          <w:numId w:val="11"/>
-        </w:numPr>
-        <w:suppressLineNumbers w:val="0"/>
-        <w:spacing w:before="0" w:beforeAutospacing="0" w:after="0" w:afterAutospacing="0" w:line="360" w:lineRule="auto"/>
-        <w:ind w:left="840" w:leftChars="0" w:right="0" w:hanging="420" w:firstLineChars="0"/>
-        <w:jc w:val="left"/>
-        <w:rPr>
-          <w:rFonts w:hint="default" w:ascii="Bodoni MT" w:hAnsi="Bodoni MT" w:eastAsia="等线" w:cs="Bodoni MT"/>
-          <w:sz w:val="22"/>
-          <w:szCs w:val="22"/>
-        </w:rPr>
-      </w:pPr>
-    </w:p>
-    <w:p>
-      <w:pPr>
-        <w:keepNext w:val="0"/>
-        <w:keepLines w:val="0"/>
-        <w:widowControl/>
-        <w:numPr>
-          <w:ilvl w:val="0"/>
-          <w:numId w:val="11"/>
-        </w:numPr>
-        <w:suppressLineNumbers w:val="0"/>
-        <w:spacing w:before="0" w:beforeAutospacing="0" w:after="0" w:afterAutospacing="0" w:line="360" w:lineRule="auto"/>
-        <w:ind w:left="420" w:leftChars="0" w:right="0" w:hanging="420" w:firstLineChars="0"/>
-        <w:jc w:val="left"/>
-        <w:rPr>
-          <w:rFonts w:hint="default" w:ascii="Bodoni MT" w:hAnsi="Bodoni MT" w:eastAsia="等线" w:cs="Bodoni MT"/>
-          <w:sz w:val="22"/>
-          <w:szCs w:val="22"/>
-        </w:rPr>
-      </w:pPr>
-      <w:r>
-        <w:rPr>
-          <w:rFonts w:hint="default" w:ascii="Bodoni MT" w:hAnsi="Bodoni MT" w:eastAsia="等线" w:cs="Bodoni MT"/>
-          <w:sz w:val="22"/>
-          <w:szCs w:val="22"/>
-          <w:lang w:val="en-IN"/>
-        </w:rPr>
-        <w:t>F</w:t>
-      </w:r>
-    </w:p>
-    <w:p>
-      <w:pPr>
-        <w:keepNext w:val="0"/>
-        <w:keepLines w:val="0"/>
-        <w:widowControl/>
-        <w:numPr>
-          <w:ilvl w:val="0"/>
-          <w:numId w:val="11"/>
-        </w:numPr>
-        <w:suppressLineNumbers w:val="0"/>
-        <w:spacing w:before="0" w:beforeAutospacing="0" w:after="0" w:afterAutospacing="0" w:line="360" w:lineRule="auto"/>
-        <w:ind w:left="420" w:leftChars="0" w:right="0" w:hanging="420" w:firstLineChars="0"/>
-        <w:jc w:val="left"/>
-        <w:rPr>
-          <w:rFonts w:hint="default" w:ascii="Bodoni MT" w:hAnsi="Bodoni MT" w:eastAsia="等线" w:cs="Bodoni MT"/>
-          <w:sz w:val="22"/>
-          <w:szCs w:val="22"/>
-        </w:rPr>
-      </w:pPr>
-      <w:r>
-        <w:rPr>
-          <w:rFonts w:hint="default" w:ascii="Bodoni MT" w:hAnsi="Bodoni MT" w:eastAsia="等线" w:cs="Bodoni MT"/>
-          <w:sz w:val="22"/>
-          <w:szCs w:val="22"/>
-          <w:lang w:val="en-IN"/>
-        </w:rPr>
-        <w:t>F</w:t>
-      </w:r>
-    </w:p>
-    <w:p>
-      <w:pPr>
-        <w:keepNext w:val="0"/>
-        <w:keepLines w:val="0"/>
-        <w:widowControl/>
-        <w:numPr>
-          <w:ilvl w:val="0"/>
-          <w:numId w:val="11"/>
-        </w:numPr>
-        <w:suppressLineNumbers w:val="0"/>
-        <w:spacing w:before="0" w:beforeAutospacing="0" w:after="0" w:afterAutospacing="0" w:line="360" w:lineRule="auto"/>
-        <w:ind w:left="420" w:leftChars="0" w:right="0" w:hanging="420" w:firstLineChars="0"/>
-        <w:jc w:val="left"/>
-        <w:rPr>
-          <w:rFonts w:hint="default" w:ascii="Bodoni MT" w:hAnsi="Bodoni MT" w:eastAsia="等线" w:cs="Bodoni MT"/>
-          <w:sz w:val="22"/>
-          <w:szCs w:val="22"/>
-        </w:rPr>
-      </w:pPr>
-      <w:r>
-        <w:rPr>
-          <w:rFonts w:hint="default" w:ascii="Bodoni MT" w:hAnsi="Bodoni MT" w:eastAsia="等线" w:cs="Bodoni MT"/>
-          <w:sz w:val="22"/>
-          <w:szCs w:val="22"/>
-          <w:lang w:val="en-IN"/>
-        </w:rPr>
-        <w:t>F</w:t>
-      </w:r>
-    </w:p>
-    <w:p>
-      <w:pPr>
-        <w:keepNext w:val="0"/>
-        <w:keepLines w:val="0"/>
-        <w:widowControl/>
-        <w:numPr>
-          <w:ilvl w:val="0"/>
-          <w:numId w:val="11"/>
-        </w:numPr>
-        <w:suppressLineNumbers w:val="0"/>
-        <w:spacing w:before="0" w:beforeAutospacing="0" w:after="0" w:afterAutospacing="0" w:line="360" w:lineRule="auto"/>
-        <w:ind w:left="420" w:leftChars="0" w:right="0" w:hanging="420" w:firstLineChars="0"/>
-        <w:jc w:val="left"/>
-        <w:rPr>
-          <w:rFonts w:hint="default" w:ascii="Bodoni MT" w:hAnsi="Bodoni MT" w:eastAsia="等线" w:cs="Bodoni MT"/>
-          <w:sz w:val="22"/>
-          <w:szCs w:val="22"/>
-        </w:rPr>
-      </w:pPr>
-      <w:r>
-        <w:rPr>
-          <w:rFonts w:hint="default" w:ascii="Bodoni MT" w:hAnsi="Bodoni MT" w:eastAsia="等线" w:cs="Bodoni MT"/>
-          <w:sz w:val="22"/>
-          <w:szCs w:val="22"/>
-          <w:lang w:val="en-IN"/>
-        </w:rPr>
-        <w:t>F</w:t>
-      </w:r>
-    </w:p>
-    <w:p>
-      <w:pPr>
-        <w:keepNext w:val="0"/>
-        <w:keepLines w:val="0"/>
-        <w:widowControl/>
-        <w:numPr>
-          <w:ilvl w:val="0"/>
-          <w:numId w:val="11"/>
-        </w:numPr>
-        <w:suppressLineNumbers w:val="0"/>
-        <w:spacing w:before="0" w:beforeAutospacing="0" w:after="0" w:afterAutospacing="0" w:line="360" w:lineRule="auto"/>
-        <w:ind w:left="420" w:leftChars="0" w:right="0" w:hanging="420" w:firstLineChars="0"/>
-        <w:jc w:val="left"/>
-        <w:rPr>
-          <w:rFonts w:hint="default" w:ascii="Bodoni MT" w:hAnsi="Bodoni MT" w:eastAsia="等线" w:cs="Bodoni MT"/>
-          <w:sz w:val="22"/>
-          <w:szCs w:val="22"/>
-        </w:rPr>
-      </w:pPr>
-      <w:r>
-        <w:rPr>
-          <w:rFonts w:hint="default" w:ascii="Bodoni MT" w:hAnsi="Bodoni MT" w:eastAsia="等线" w:cs="Bodoni MT"/>
-          <w:sz w:val="22"/>
-          <w:szCs w:val="22"/>
-          <w:lang w:val="en-IN"/>
-        </w:rPr>
-        <w:t>F</w:t>
-      </w:r>
-    </w:p>
-    <w:p>
-      <w:pPr>
-        <w:keepNext w:val="0"/>
-        <w:keepLines w:val="0"/>
-        <w:widowControl/>
-        <w:numPr>
-          <w:ilvl w:val="0"/>
-          <w:numId w:val="11"/>
-        </w:numPr>
-        <w:suppressLineNumbers w:val="0"/>
-        <w:spacing w:before="0" w:beforeAutospacing="0" w:after="0" w:afterAutospacing="0" w:line="360" w:lineRule="auto"/>
-        <w:ind w:left="420" w:leftChars="0" w:right="0" w:hanging="420" w:firstLineChars="0"/>
-        <w:jc w:val="left"/>
-        <w:rPr>
-          <w:rFonts w:hint="default" w:ascii="Bodoni MT" w:hAnsi="Bodoni MT" w:eastAsia="等线" w:cs="Bodoni MT"/>
-          <w:sz w:val="22"/>
-          <w:szCs w:val="22"/>
-        </w:rPr>
-      </w:pPr>
-      <w:r>
-        <w:rPr>
-          <w:rFonts w:hint="default" w:ascii="Bodoni MT" w:hAnsi="Bodoni MT" w:eastAsia="等线" w:cs="Bodoni MT"/>
-          <w:sz w:val="22"/>
-          <w:szCs w:val="22"/>
-          <w:lang w:val="en-IN"/>
-        </w:rPr>
-        <w:t>F</w:t>
-      </w:r>
-    </w:p>
-    <w:p>
-      <w:pPr>
-        <w:keepNext w:val="0"/>
-        <w:keepLines w:val="0"/>
-        <w:widowControl/>
-        <w:numPr>
-          <w:ilvl w:val="0"/>
-          <w:numId w:val="11"/>
-        </w:numPr>
-        <w:suppressLineNumbers w:val="0"/>
-        <w:spacing w:before="0" w:beforeAutospacing="0" w:after="0" w:afterAutospacing="0" w:line="360" w:lineRule="auto"/>
-        <w:ind w:left="420" w:leftChars="0" w:right="0" w:hanging="420" w:firstLineChars="0"/>
-        <w:jc w:val="left"/>
-        <w:rPr>
-          <w:rFonts w:hint="default" w:ascii="Bodoni MT" w:hAnsi="Bodoni MT" w:eastAsia="等线" w:cs="Bodoni MT"/>
-          <w:sz w:val="22"/>
-          <w:szCs w:val="22"/>
-        </w:rPr>
-      </w:pPr>
-      <w:r>
-        <w:rPr>
-          <w:rFonts w:hint="default" w:ascii="Bodoni MT" w:hAnsi="Bodoni MT" w:eastAsia="等线" w:cs="Bodoni MT"/>
-          <w:sz w:val="22"/>
-          <w:szCs w:val="22"/>
-          <w:lang w:val="en-IN"/>
-        </w:rPr>
-        <w:t>F</w:t>
-      </w:r>
-    </w:p>
-    <w:p>
-      <w:pPr>
-        <w:keepNext w:val="0"/>
-        <w:keepLines w:val="0"/>
-        <w:widowControl/>
-        <w:numPr>
-          <w:ilvl w:val="0"/>
-          <w:numId w:val="11"/>
-        </w:numPr>
-        <w:suppressLineNumbers w:val="0"/>
-        <w:spacing w:before="0" w:beforeAutospacing="0" w:after="0" w:afterAutospacing="0" w:line="360" w:lineRule="auto"/>
-        <w:ind w:left="420" w:leftChars="0" w:right="0" w:hanging="420" w:firstLineChars="0"/>
-        <w:jc w:val="left"/>
-        <w:rPr>
-          <w:rFonts w:hint="default" w:ascii="Bodoni MT" w:hAnsi="Bodoni MT" w:eastAsia="等线" w:cs="Bodoni MT"/>
-          <w:sz w:val="22"/>
-          <w:szCs w:val="22"/>
-        </w:rPr>
-      </w:pPr>
+      <w:bookmarkStart w:id="0" w:name="_GoBack"/>
+      <w:bookmarkEnd w:id="0"/>
     </w:p>
     <w:sectPr>
       <w:pgSz w:w="11906" w:h="16838"/>
@@ -12793,26 +13833,26 @@
     <w:lsdException w:qFormat="1" w:unhideWhenUsed="0" w:uiPriority="0" w:semiHidden="0" w:name="index 2"/>
     <w:lsdException w:qFormat="1" w:unhideWhenUsed="0" w:uiPriority="0" w:semiHidden="0" w:name="index 3"/>
     <w:lsdException w:qFormat="1" w:unhideWhenUsed="0" w:uiPriority="0" w:semiHidden="0" w:name="index 4"/>
-    <w:lsdException w:unhideWhenUsed="0" w:uiPriority="0" w:semiHidden="0" w:name="index 5"/>
+    <w:lsdException w:qFormat="1" w:unhideWhenUsed="0" w:uiPriority="0" w:semiHidden="0" w:name="index 5"/>
     <w:lsdException w:qFormat="1" w:unhideWhenUsed="0" w:uiPriority="0" w:semiHidden="0" w:name="index 6"/>
     <w:lsdException w:qFormat="1" w:unhideWhenUsed="0" w:uiPriority="0" w:semiHidden="0" w:name="index 7"/>
     <w:lsdException w:qFormat="1" w:unhideWhenUsed="0" w:uiPriority="0" w:semiHidden="0" w:name="index 8"/>
     <w:lsdException w:qFormat="1" w:unhideWhenUsed="0" w:uiPriority="0" w:semiHidden="0" w:name="index 9"/>
     <w:lsdException w:unhideWhenUsed="0" w:uiPriority="0" w:semiHidden="0" w:name="toc 1"/>
-    <w:lsdException w:unhideWhenUsed="0" w:uiPriority="0" w:semiHidden="0" w:name="toc 2"/>
-    <w:lsdException w:unhideWhenUsed="0" w:uiPriority="0" w:semiHidden="0" w:name="toc 3"/>
+    <w:lsdException w:qFormat="1" w:unhideWhenUsed="0" w:uiPriority="0" w:semiHidden="0" w:name="toc 2"/>
+    <w:lsdException w:qFormat="1" w:unhideWhenUsed="0" w:uiPriority="0" w:semiHidden="0" w:name="toc 3"/>
     <w:lsdException w:qFormat="1" w:unhideWhenUsed="0" w:uiPriority="0" w:semiHidden="0" w:name="toc 4"/>
     <w:lsdException w:qFormat="1" w:unhideWhenUsed="0" w:uiPriority="0" w:semiHidden="0" w:name="toc 5"/>
-    <w:lsdException w:unhideWhenUsed="0" w:uiPriority="0" w:semiHidden="0" w:name="toc 6"/>
+    <w:lsdException w:qFormat="1" w:unhideWhenUsed="0" w:uiPriority="0" w:semiHidden="0" w:name="toc 6"/>
     <w:lsdException w:qFormat="1" w:unhideWhenUsed="0" w:uiPriority="0" w:semiHidden="0" w:name="toc 7"/>
     <w:lsdException w:unhideWhenUsed="0" w:uiPriority="0" w:semiHidden="0" w:name="toc 8"/>
     <w:lsdException w:qFormat="1" w:unhideWhenUsed="0" w:uiPriority="0" w:semiHidden="0" w:name="toc 9"/>
-    <w:lsdException w:unhideWhenUsed="0" w:uiPriority="0" w:semiHidden="0" w:name="Normal Indent"/>
+    <w:lsdException w:qFormat="1" w:unhideWhenUsed="0" w:uiPriority="0" w:semiHidden="0" w:name="Normal Indent"/>
     <w:lsdException w:qFormat="1" w:unhideWhenUsed="0" w:uiPriority="0" w:semiHidden="0" w:name="footnote text"/>
     <w:lsdException w:qFormat="1" w:unhideWhenUsed="0" w:uiPriority="0" w:semiHidden="0" w:name="annotation text"/>
     <w:lsdException w:qFormat="1" w:unhideWhenUsed="0" w:uiPriority="0" w:semiHidden="0" w:name="header"/>
     <w:lsdException w:qFormat="1" w:unhideWhenUsed="0" w:uiPriority="0" w:semiHidden="0" w:name="footer"/>
-    <w:lsdException w:unhideWhenUsed="0" w:uiPriority="0" w:semiHidden="0" w:name="index heading"/>
+    <w:lsdException w:qFormat="1" w:unhideWhenUsed="0" w:uiPriority="0" w:semiHidden="0" w:name="index heading"/>
     <w:lsdException w:qFormat="1" w:uiPriority="0" w:name="caption"/>
     <w:lsdException w:qFormat="1" w:unhideWhenUsed="0" w:uiPriority="0" w:semiHidden="0" w:name="table of figures"/>
     <w:lsdException w:qFormat="1" w:unhideWhenUsed="0" w:uiPriority="0" w:semiHidden="0" w:name="envelope address"/>
@@ -12823,34 +13863,34 @@
     <w:lsdException w:qFormat="1" w:unhideWhenUsed="0" w:uiPriority="0" w:semiHidden="0" w:name="page number"/>
     <w:lsdException w:qFormat="1" w:unhideWhenUsed="0" w:uiPriority="0" w:semiHidden="0" w:name="endnote reference"/>
     <w:lsdException w:qFormat="1" w:unhideWhenUsed="0" w:uiPriority="0" w:semiHidden="0" w:name="endnote text"/>
-    <w:lsdException w:unhideWhenUsed="0" w:uiPriority="0" w:semiHidden="0" w:name="table of authorities"/>
+    <w:lsdException w:qFormat="1" w:unhideWhenUsed="0" w:uiPriority="0" w:semiHidden="0" w:name="table of authorities"/>
     <w:lsdException w:unhideWhenUsed="0" w:uiPriority="0" w:semiHidden="0" w:name="macro"/>
     <w:lsdException w:unhideWhenUsed="0" w:uiPriority="0" w:semiHidden="0" w:name="toa heading"/>
-    <w:lsdException w:unhideWhenUsed="0" w:uiPriority="0" w:semiHidden="0" w:name="List"/>
-    <w:lsdException w:unhideWhenUsed="0" w:uiPriority="0" w:semiHidden="0" w:name="List Bullet"/>
-    <w:lsdException w:unhideWhenUsed="0" w:uiPriority="0" w:semiHidden="0" w:name="List Number"/>
+    <w:lsdException w:qFormat="1" w:unhideWhenUsed="0" w:uiPriority="0" w:semiHidden="0" w:name="List"/>
+    <w:lsdException w:qFormat="1" w:unhideWhenUsed="0" w:uiPriority="0" w:semiHidden="0" w:name="List Bullet"/>
+    <w:lsdException w:qFormat="1" w:unhideWhenUsed="0" w:uiPriority="0" w:semiHidden="0" w:name="List Number"/>
     <w:lsdException w:qFormat="1" w:unhideWhenUsed="0" w:uiPriority="0" w:semiHidden="0" w:name="List 2"/>
     <w:lsdException w:qFormat="1" w:unhideWhenUsed="0" w:uiPriority="0" w:semiHidden="0" w:name="List 3"/>
     <w:lsdException w:qFormat="1" w:unhideWhenUsed="0" w:uiPriority="0" w:semiHidden="0" w:name="List 4"/>
-    <w:lsdException w:unhideWhenUsed="0" w:uiPriority="0" w:semiHidden="0" w:name="List 5"/>
+    <w:lsdException w:qFormat="1" w:unhideWhenUsed="0" w:uiPriority="0" w:semiHidden="0" w:name="List 5"/>
     <w:lsdException w:qFormat="1" w:unhideWhenUsed="0" w:uiPriority="0" w:semiHidden="0" w:name="List Bullet 2"/>
     <w:lsdException w:qFormat="1" w:unhideWhenUsed="0" w:uiPriority="0" w:semiHidden="0" w:name="List Bullet 3"/>
-    <w:lsdException w:unhideWhenUsed="0" w:uiPriority="0" w:semiHidden="0" w:name="List Bullet 4"/>
-    <w:lsdException w:unhideWhenUsed="0" w:uiPriority="0" w:semiHidden="0" w:name="List Bullet 5"/>
-    <w:lsdException w:unhideWhenUsed="0" w:uiPriority="0" w:semiHidden="0" w:name="List Number 2"/>
+    <w:lsdException w:qFormat="1" w:unhideWhenUsed="0" w:uiPriority="0" w:semiHidden="0" w:name="List Bullet 4"/>
+    <w:lsdException w:qFormat="1" w:unhideWhenUsed="0" w:uiPriority="0" w:semiHidden="0" w:name="List Bullet 5"/>
+    <w:lsdException w:qFormat="1" w:unhideWhenUsed="0" w:uiPriority="0" w:semiHidden="0" w:name="List Number 2"/>
     <w:lsdException w:qFormat="1" w:unhideWhenUsed="0" w:uiPriority="0" w:semiHidden="0" w:name="List Number 3"/>
-    <w:lsdException w:unhideWhenUsed="0" w:uiPriority="0" w:semiHidden="0" w:name="List Number 4"/>
+    <w:lsdException w:qFormat="1" w:unhideWhenUsed="0" w:uiPriority="0" w:semiHidden="0" w:name="List Number 4"/>
     <w:lsdException w:qFormat="1" w:unhideWhenUsed="0" w:uiPriority="0" w:semiHidden="0" w:name="List Number 5"/>
     <w:lsdException w:qFormat="1" w:unhideWhenUsed="0" w:uiPriority="0" w:semiHidden="0" w:name="Title"/>
-    <w:lsdException w:unhideWhenUsed="0" w:uiPriority="0" w:semiHidden="0" w:name="Closing"/>
-    <w:lsdException w:unhideWhenUsed="0" w:uiPriority="0" w:semiHidden="0" w:name="Signature"/>
+    <w:lsdException w:qFormat="1" w:unhideWhenUsed="0" w:uiPriority="0" w:semiHidden="0" w:name="Closing"/>
+    <w:lsdException w:qFormat="1" w:unhideWhenUsed="0" w:uiPriority="0" w:semiHidden="0" w:name="Signature"/>
     <w:lsdException w:qFormat="1" w:unhideWhenUsed="0" w:uiPriority="0" w:name="Default Paragraph Font"/>
     <w:lsdException w:qFormat="1" w:unhideWhenUsed="0" w:uiPriority="0" w:semiHidden="0" w:name="Body Text"/>
-    <w:lsdException w:unhideWhenUsed="0" w:uiPriority="0" w:semiHidden="0" w:name="Body Text Indent"/>
-    <w:lsdException w:unhideWhenUsed="0" w:uiPriority="0" w:semiHidden="0" w:name="List Continue"/>
+    <w:lsdException w:qFormat="1" w:unhideWhenUsed="0" w:uiPriority="0" w:semiHidden="0" w:name="Body Text Indent"/>
+    <w:lsdException w:qFormat="1" w:unhideWhenUsed="0" w:uiPriority="0" w:semiHidden="0" w:name="List Continue"/>
     <w:lsdException w:qFormat="1" w:unhideWhenUsed="0" w:uiPriority="0" w:semiHidden="0" w:name="List Continue 2"/>
     <w:lsdException w:qFormat="1" w:unhideWhenUsed="0" w:uiPriority="0" w:semiHidden="0" w:name="List Continue 3"/>
-    <w:lsdException w:unhideWhenUsed="0" w:uiPriority="0" w:semiHidden="0" w:name="List Continue 4"/>
+    <w:lsdException w:qFormat="1" w:unhideWhenUsed="0" w:uiPriority="0" w:semiHidden="0" w:name="List Continue 4"/>
     <w:lsdException w:qFormat="1" w:unhideWhenUsed="0" w:uiPriority="0" w:semiHidden="0" w:name="List Continue 5"/>
     <w:lsdException w:unhideWhenUsed="0" w:uiPriority="0" w:semiHidden="0" w:name="Message Header"/>
     <w:lsdException w:qFormat="1" w:unhideWhenUsed="0" w:uiPriority="0" w:semiHidden="0" w:name="Subtitle"/>
@@ -12861,7 +13901,7 @@
     <w:lsdException w:unhideWhenUsed="0" w:uiPriority="0" w:semiHidden="0" w:name="Note Heading"/>
     <w:lsdException w:qFormat="1" w:unhideWhenUsed="0" w:uiPriority="0" w:semiHidden="0" w:name="Body Text 2"/>
     <w:lsdException w:qFormat="1" w:unhideWhenUsed="0" w:uiPriority="0" w:semiHidden="0" w:name="Body Text 3"/>
-    <w:lsdException w:unhideWhenUsed="0" w:uiPriority="0" w:semiHidden="0" w:name="Body Text Indent 2"/>
+    <w:lsdException w:qFormat="1" w:unhideWhenUsed="0" w:uiPriority="0" w:semiHidden="0" w:name="Body Text Indent 2"/>
     <w:lsdException w:qFormat="1" w:unhideWhenUsed="0" w:uiPriority="0" w:semiHidden="0" w:name="Body Text Indent 3"/>
     <w:lsdException w:qFormat="1" w:unhideWhenUsed="0" w:uiPriority="0" w:semiHidden="0" w:name="Block Text"/>
     <w:lsdException w:qFormat="1" w:unhideWhenUsed="0" w:uiPriority="0" w:semiHidden="0" w:name="Hyperlink"/>
@@ -12871,35 +13911,35 @@
     <w:lsdException w:qFormat="1" w:unhideWhenUsed="0" w:uiPriority="0" w:semiHidden="0" w:name="Document Map"/>
     <w:lsdException w:qFormat="1" w:unhideWhenUsed="0" w:uiPriority="0" w:semiHidden="0" w:name="Plain Text"/>
     <w:lsdException w:qFormat="1" w:unhideWhenUsed="0" w:uiPriority="0" w:semiHidden="0" w:name="E-mail Signature"/>
-    <w:lsdException w:unhideWhenUsed="0" w:uiPriority="0" w:semiHidden="0" w:name="Normal (Web)"/>
+    <w:lsdException w:qFormat="1" w:unhideWhenUsed="0" w:uiPriority="0" w:semiHidden="0" w:name="Normal (Web)"/>
     <w:lsdException w:qFormat="1" w:unhideWhenUsed="0" w:uiPriority="0" w:semiHidden="0" w:name="HTML Acronym"/>
     <w:lsdException w:qFormat="1" w:unhideWhenUsed="0" w:uiPriority="0" w:semiHidden="0" w:name="HTML Address"/>
     <w:lsdException w:qFormat="1" w:unhideWhenUsed="0" w:uiPriority="0" w:semiHidden="0" w:name="HTML Cite"/>
-    <w:lsdException w:unhideWhenUsed="0" w:uiPriority="0" w:semiHidden="0" w:name="HTML Code"/>
+    <w:lsdException w:qFormat="1" w:unhideWhenUsed="0" w:uiPriority="0" w:semiHidden="0" w:name="HTML Code"/>
     <w:lsdException w:qFormat="1" w:unhideWhenUsed="0" w:uiPriority="0" w:semiHidden="0" w:name="HTML Definition"/>
     <w:lsdException w:qFormat="1" w:unhideWhenUsed="0" w:uiPriority="0" w:semiHidden="0" w:name="HTML Keyboard"/>
-    <w:lsdException w:unhideWhenUsed="0" w:uiPriority="0" w:semiHidden="0" w:name="HTML Preformatted"/>
+    <w:lsdException w:qFormat="1" w:unhideWhenUsed="0" w:uiPriority="0" w:semiHidden="0" w:name="HTML Preformatted"/>
     <w:lsdException w:qFormat="1" w:unhideWhenUsed="0" w:uiPriority="0" w:semiHidden="0" w:name="HTML Sample"/>
     <w:lsdException w:qFormat="1" w:unhideWhenUsed="0" w:uiPriority="0" w:semiHidden="0" w:name="HTML Typewriter"/>
     <w:lsdException w:qFormat="1" w:unhideWhenUsed="0" w:uiPriority="0" w:semiHidden="0" w:name="HTML Variable"/>
     <w:lsdException w:unhideWhenUsed="0" w:uiPriority="0" w:name="Normal Table"/>
-    <w:lsdException w:unhideWhenUsed="0" w:uiPriority="0" w:semiHidden="0" w:name="annotation subject"/>
-    <w:lsdException w:unhideWhenUsed="0" w:uiPriority="0" w:semiHidden="0" w:name="Table Simple 1"/>
-    <w:lsdException w:unhideWhenUsed="0" w:uiPriority="0" w:semiHidden="0" w:name="Table Simple 2"/>
-    <w:lsdException w:unhideWhenUsed="0" w:uiPriority="0" w:semiHidden="0" w:name="Table Simple 3"/>
-    <w:lsdException w:unhideWhenUsed="0" w:uiPriority="0" w:semiHidden="0" w:name="Table Classic 1"/>
-    <w:lsdException w:unhideWhenUsed="0" w:uiPriority="0" w:semiHidden="0" w:name="Table Classic 2"/>
+    <w:lsdException w:qFormat="1" w:unhideWhenUsed="0" w:uiPriority="0" w:semiHidden="0" w:name="annotation subject"/>
+    <w:lsdException w:qFormat="1" w:unhideWhenUsed="0" w:uiPriority="0" w:semiHidden="0" w:name="Table Simple 1"/>
+    <w:lsdException w:qFormat="1" w:unhideWhenUsed="0" w:uiPriority="0" w:semiHidden="0" w:name="Table Simple 2"/>
+    <w:lsdException w:qFormat="1" w:unhideWhenUsed="0" w:uiPriority="0" w:semiHidden="0" w:name="Table Simple 3"/>
+    <w:lsdException w:qFormat="1" w:unhideWhenUsed="0" w:uiPriority="0" w:semiHidden="0" w:name="Table Classic 1"/>
+    <w:lsdException w:qFormat="1" w:unhideWhenUsed="0" w:uiPriority="0" w:semiHidden="0" w:name="Table Classic 2"/>
     <w:lsdException w:qFormat="1" w:unhideWhenUsed="0" w:uiPriority="0" w:semiHidden="0" w:name="Table Classic 3"/>
     <w:lsdException w:qFormat="1" w:unhideWhenUsed="0" w:uiPriority="0" w:semiHidden="0" w:name="Table Classic 4"/>
     <w:lsdException w:unhideWhenUsed="0" w:uiPriority="0" w:semiHidden="0" w:name="Table Colorful 1"/>
     <w:lsdException w:qFormat="1" w:unhideWhenUsed="0" w:uiPriority="0" w:semiHidden="0" w:name="Table Colorful 2"/>
-    <w:lsdException w:unhideWhenUsed="0" w:uiPriority="0" w:semiHidden="0" w:name="Table Colorful 3"/>
+    <w:lsdException w:qFormat="1" w:unhideWhenUsed="0" w:uiPriority="0" w:semiHidden="0" w:name="Table Colorful 3"/>
     <w:lsdException w:qFormat="1" w:unhideWhenUsed="0" w:uiPriority="0" w:semiHidden="0" w:name="Table Columns 1"/>
     <w:lsdException w:qFormat="1" w:unhideWhenUsed="0" w:uiPriority="0" w:semiHidden="0" w:name="Table Columns 2"/>
     <w:lsdException w:qFormat="1" w:unhideWhenUsed="0" w:uiPriority="0" w:semiHidden="0" w:name="Table Columns 3"/>
     <w:lsdException w:qFormat="1" w:unhideWhenUsed="0" w:uiPriority="0" w:semiHidden="0" w:name="Table Columns 4"/>
     <w:lsdException w:qFormat="1" w:unhideWhenUsed="0" w:uiPriority="0" w:semiHidden="0" w:name="Table Columns 5"/>
-    <w:lsdException w:unhideWhenUsed="0" w:uiPriority="0" w:semiHidden="0" w:name="Table Grid 1"/>
+    <w:lsdException w:qFormat="1" w:unhideWhenUsed="0" w:uiPriority="0" w:semiHidden="0" w:name="Table Grid 1"/>
     <w:lsdException w:qFormat="1" w:unhideWhenUsed="0" w:uiPriority="0" w:semiHidden="0" w:name="Table Grid 2"/>
     <w:lsdException w:unhideWhenUsed="0" w:uiPriority="0" w:semiHidden="0" w:name="Table Grid 3"/>
     <w:lsdException w:qFormat="1" w:unhideWhenUsed="0" w:uiPriority="0" w:semiHidden="0" w:name="Table Grid 4"/>
@@ -12912,27 +13952,27 @@
     <w:lsdException w:unhideWhenUsed="0" w:uiPriority="0" w:semiHidden="0" w:name="Table List 3"/>
     <w:lsdException w:qFormat="1" w:unhideWhenUsed="0" w:uiPriority="0" w:semiHidden="0" w:name="Table List 4"/>
     <w:lsdException w:qFormat="1" w:unhideWhenUsed="0" w:uiPriority="0" w:semiHidden="0" w:name="Table List 5"/>
-    <w:lsdException w:unhideWhenUsed="0" w:uiPriority="0" w:semiHidden="0" w:name="Table List 6"/>
+    <w:lsdException w:qFormat="1" w:unhideWhenUsed="0" w:uiPriority="0" w:semiHidden="0" w:name="Table List 6"/>
     <w:lsdException w:unhideWhenUsed="0" w:uiPriority="0" w:semiHidden="0" w:name="Table List 7"/>
-    <w:lsdException w:unhideWhenUsed="0" w:uiPriority="0" w:semiHidden="0" w:name="Table List 8"/>
+    <w:lsdException w:qFormat="1" w:unhideWhenUsed="0" w:uiPriority="0" w:semiHidden="0" w:name="Table List 8"/>
     <w:lsdException w:unhideWhenUsed="0" w:uiPriority="0" w:semiHidden="0" w:name="Table 3D effects 1"/>
-    <w:lsdException w:unhideWhenUsed="0" w:uiPriority="0" w:semiHidden="0" w:name="Table 3D effects 2"/>
-    <w:lsdException w:unhideWhenUsed="0" w:uiPriority="0" w:semiHidden="0" w:name="Table 3D effects 3"/>
+    <w:lsdException w:qFormat="1" w:unhideWhenUsed="0" w:uiPriority="0" w:semiHidden="0" w:name="Table 3D effects 2"/>
+    <w:lsdException w:qFormat="1" w:unhideWhenUsed="0" w:uiPriority="0" w:semiHidden="0" w:name="Table 3D effects 3"/>
     <w:lsdException w:unhideWhenUsed="0" w:uiPriority="0" w:semiHidden="0" w:name="Table Contemporary"/>
     <w:lsdException w:unhideWhenUsed="0" w:uiPriority="0" w:semiHidden="0" w:name="Table Elegant"/>
-    <w:lsdException w:unhideWhenUsed="0" w:uiPriority="0" w:semiHidden="0" w:name="Table Professional"/>
-    <w:lsdException w:unhideWhenUsed="0" w:uiPriority="0" w:semiHidden="0" w:name="Table Subtle 1"/>
+    <w:lsdException w:qFormat="1" w:unhideWhenUsed="0" w:uiPriority="0" w:semiHidden="0" w:name="Table Professional"/>
+    <w:lsdException w:qFormat="1" w:unhideWhenUsed="0" w:uiPriority="0" w:semiHidden="0" w:name="Table Subtle 1"/>
     <w:lsdException w:qFormat="1" w:unhideWhenUsed="0" w:uiPriority="0" w:semiHidden="0" w:name="Table Subtle 2"/>
-    <w:lsdException w:unhideWhenUsed="0" w:uiPriority="0" w:semiHidden="0" w:name="Table Web 1"/>
-    <w:lsdException w:unhideWhenUsed="0" w:uiPriority="0" w:semiHidden="0" w:name="Table Web 2"/>
-    <w:lsdException w:unhideWhenUsed="0" w:uiPriority="0" w:semiHidden="0" w:name="Table Web 3"/>
+    <w:lsdException w:qFormat="1" w:unhideWhenUsed="0" w:uiPriority="0" w:semiHidden="0" w:name="Table Web 1"/>
+    <w:lsdException w:qFormat="1" w:unhideWhenUsed="0" w:uiPriority="0" w:semiHidden="0" w:name="Table Web 2"/>
+    <w:lsdException w:qFormat="1" w:unhideWhenUsed="0" w:uiPriority="0" w:semiHidden="0" w:name="Table Web 3"/>
     <w:lsdException w:qFormat="1" w:unhideWhenUsed="0" w:uiPriority="0" w:semiHidden="0" w:name="Balloon Text"/>
-    <w:lsdException w:unhideWhenUsed="0" w:uiPriority="0" w:semiHidden="0" w:name="Table Grid"/>
+    <w:lsdException w:qFormat="1" w:unhideWhenUsed="0" w:uiPriority="0" w:semiHidden="0" w:name="Table Grid"/>
     <w:lsdException w:qFormat="1" w:unhideWhenUsed="0" w:uiPriority="0" w:semiHidden="0" w:name="Table Theme"/>
     <w:lsdException w:qFormat="1" w:unhideWhenUsed="0" w:uiPriority="60" w:semiHidden="0" w:name="Light Shading"/>
-    <w:lsdException w:unhideWhenUsed="0" w:uiPriority="61" w:semiHidden="0" w:name="Light List"/>
+    <w:lsdException w:qFormat="1" w:unhideWhenUsed="0" w:uiPriority="61" w:semiHidden="0" w:name="Light List"/>
     <w:lsdException w:qFormat="1" w:unhideWhenUsed="0" w:uiPriority="62" w:semiHidden="0" w:name="Light Grid"/>
-    <w:lsdException w:unhideWhenUsed="0" w:uiPriority="63" w:semiHidden="0" w:name="Medium Shading 1"/>
+    <w:lsdException w:qFormat="1" w:unhideWhenUsed="0" w:uiPriority="63" w:semiHidden="0" w:name="Medium Shading 1"/>
     <w:lsdException w:qFormat="1" w:unhideWhenUsed="0" w:uiPriority="64" w:semiHidden="0" w:name="Medium Shading 2"/>
     <w:lsdException w:qFormat="1" w:unhideWhenUsed="0" w:uiPriority="65" w:semiHidden="0" w:name="Medium List 1"/>
     <w:lsdException w:qFormat="1" w:unhideWhenUsed="0" w:uiPriority="66" w:semiHidden="0" w:name="Medium List 2"/>
@@ -12944,9 +13984,9 @@
     <w:lsdException w:qFormat="1" w:unhideWhenUsed="0" w:uiPriority="72" w:semiHidden="0" w:name="Colorful List"/>
     <w:lsdException w:unhideWhenUsed="0" w:uiPriority="73" w:semiHidden="0" w:name="Colorful Grid"/>
     <w:lsdException w:qFormat="1" w:unhideWhenUsed="0" w:uiPriority="60" w:semiHidden="0" w:name="Light Shading Accent 1"/>
-    <w:lsdException w:unhideWhenUsed="0" w:uiPriority="61" w:semiHidden="0" w:name="Light List Accent 1"/>
-    <w:lsdException w:unhideWhenUsed="0" w:uiPriority="62" w:semiHidden="0" w:name="Light Grid Accent 1"/>
-    <w:lsdException w:unhideWhenUsed="0" w:uiPriority="63" w:semiHidden="0" w:name="Medium Shading 1 Accent 1"/>
+    <w:lsdException w:qFormat="1" w:unhideWhenUsed="0" w:uiPriority="61" w:semiHidden="0" w:name="Light List Accent 1"/>
+    <w:lsdException w:qFormat="1" w:unhideWhenUsed="0" w:uiPriority="62" w:semiHidden="0" w:name="Light Grid Accent 1"/>
+    <w:lsdException w:qFormat="1" w:unhideWhenUsed="0" w:uiPriority="63" w:semiHidden="0" w:name="Medium Shading 1 Accent 1"/>
     <w:lsdException w:qFormat="1" w:unhideWhenUsed="0" w:uiPriority="64" w:semiHidden="0" w:name="Medium Shading 2 Accent 1"/>
     <w:lsdException w:qFormat="1" w:unhideWhenUsed="0" w:uiPriority="65" w:semiHidden="0" w:name="Medium List 1 Accent 1"/>
     <w:lsdException w:qFormat="1" w:unhideWhenUsed="0" w:uiPriority="66" w:semiHidden="0" w:name="Medium List 2 Accent 1"/>
@@ -12956,10 +13996,10 @@
     <w:lsdException w:qFormat="1" w:unhideWhenUsed="0" w:uiPriority="70" w:semiHidden="0" w:name="Dark List Accent 1"/>
     <w:lsdException w:qFormat="1" w:unhideWhenUsed="0" w:uiPriority="71" w:semiHidden="0" w:name="Colorful Shading Accent 1"/>
     <w:lsdException w:qFormat="1" w:unhideWhenUsed="0" w:uiPriority="72" w:semiHidden="0" w:name="Colorful List Accent 1"/>
-    <w:lsdException w:unhideWhenUsed="0" w:uiPriority="73" w:semiHidden="0" w:name="Colorful Grid Accent 1"/>
+    <w:lsdException w:qFormat="1" w:unhideWhenUsed="0" w:uiPriority="73" w:semiHidden="0" w:name="Colorful Grid Accent 1"/>
     <w:lsdException w:qFormat="1" w:unhideWhenUsed="0" w:uiPriority="60" w:semiHidden="0" w:name="Light Shading Accent 2"/>
     <w:lsdException w:qFormat="1" w:unhideWhenUsed="0" w:uiPriority="61" w:semiHidden="0" w:name="Light List Accent 2"/>
-    <w:lsdException w:unhideWhenUsed="0" w:uiPriority="62" w:semiHidden="0" w:name="Light Grid Accent 2"/>
+    <w:lsdException w:qFormat="1" w:unhideWhenUsed="0" w:uiPriority="62" w:semiHidden="0" w:name="Light Grid Accent 2"/>
     <w:lsdException w:qFormat="1" w:unhideWhenUsed="0" w:uiPriority="63" w:semiHidden="0" w:name="Medium Shading 1 Accent 2"/>
     <w:lsdException w:qFormat="1" w:unhideWhenUsed="0" w:uiPriority="64" w:semiHidden="0" w:name="Medium Shading 2 Accent 2"/>
     <w:lsdException w:qFormat="1" w:unhideWhenUsed="0" w:uiPriority="65" w:semiHidden="0" w:name="Medium List 1 Accent 2"/>
@@ -12970,7 +14010,7 @@
     <w:lsdException w:qFormat="1" w:unhideWhenUsed="0" w:uiPriority="70" w:semiHidden="0" w:name="Dark List Accent 2"/>
     <w:lsdException w:qFormat="1" w:unhideWhenUsed="0" w:uiPriority="71" w:semiHidden="0" w:name="Colorful Shading Accent 2"/>
     <w:lsdException w:qFormat="1" w:unhideWhenUsed="0" w:uiPriority="72" w:semiHidden="0" w:name="Colorful List Accent 2"/>
-    <w:lsdException w:unhideWhenUsed="0" w:uiPriority="73" w:semiHidden="0" w:name="Colorful Grid Accent 2"/>
+    <w:lsdException w:qFormat="1" w:unhideWhenUsed="0" w:uiPriority="73" w:semiHidden="0" w:name="Colorful Grid Accent 2"/>
     <w:lsdException w:qFormat="1" w:unhideWhenUsed="0" w:uiPriority="60" w:semiHidden="0" w:name="Light Shading Accent 3"/>
     <w:lsdException w:unhideWhenUsed="0" w:uiPriority="61" w:semiHidden="0" w:name="Light List Accent 3"/>
     <w:lsdException w:qFormat="1" w:unhideWhenUsed="0" w:uiPriority="62" w:semiHidden="0" w:name="Light Grid Accent 3"/>
@@ -12986,9 +14026,9 @@
     <w:lsdException w:qFormat="1" w:unhideWhenUsed="0" w:uiPriority="72" w:semiHidden="0" w:name="Colorful List Accent 3"/>
     <w:lsdException w:unhideWhenUsed="0" w:uiPriority="73" w:semiHidden="0" w:name="Colorful Grid Accent 3"/>
     <w:lsdException w:qFormat="1" w:unhideWhenUsed="0" w:uiPriority="60" w:semiHidden="0" w:name="Light Shading Accent 4"/>
-    <w:lsdException w:unhideWhenUsed="0" w:uiPriority="61" w:semiHidden="0" w:name="Light List Accent 4"/>
-    <w:lsdException w:unhideWhenUsed="0" w:uiPriority="62" w:semiHidden="0" w:name="Light Grid Accent 4"/>
-    <w:lsdException w:unhideWhenUsed="0" w:uiPriority="63" w:semiHidden="0" w:name="Medium Shading 1 Accent 4"/>
+    <w:lsdException w:qFormat="1" w:unhideWhenUsed="0" w:uiPriority="61" w:semiHidden="0" w:name="Light List Accent 4"/>
+    <w:lsdException w:qFormat="1" w:unhideWhenUsed="0" w:uiPriority="62" w:semiHidden="0" w:name="Light Grid Accent 4"/>
+    <w:lsdException w:qFormat="1" w:unhideWhenUsed="0" w:uiPriority="63" w:semiHidden="0" w:name="Medium Shading 1 Accent 4"/>
     <w:lsdException w:qFormat="1" w:unhideWhenUsed="0" w:uiPriority="64" w:semiHidden="0" w:name="Medium Shading 2 Accent 4"/>
     <w:lsdException w:qFormat="1" w:unhideWhenUsed="0" w:uiPriority="65" w:semiHidden="0" w:name="Medium List 1 Accent 4"/>
     <w:lsdException w:qFormat="1" w:unhideWhenUsed="0" w:uiPriority="66" w:semiHidden="0" w:name="Medium List 2 Accent 4"/>
@@ -12999,9 +14039,9 @@
     <w:lsdException w:qFormat="1" w:unhideWhenUsed="0" w:uiPriority="71" w:semiHidden="0" w:name="Colorful Shading Accent 4"/>
     <w:lsdException w:qFormat="1" w:unhideWhenUsed="0" w:uiPriority="72" w:semiHidden="0" w:name="Colorful List Accent 4"/>
     <w:lsdException w:unhideWhenUsed="0" w:uiPriority="73" w:semiHidden="0" w:name="Colorful Grid Accent 4"/>
-    <w:lsdException w:unhideWhenUsed="0" w:uiPriority="60" w:semiHidden="0" w:name="Light Shading Accent 5"/>
+    <w:lsdException w:qFormat="1" w:unhideWhenUsed="0" w:uiPriority="60" w:semiHidden="0" w:name="Light Shading Accent 5"/>
     <w:lsdException w:qFormat="1" w:unhideWhenUsed="0" w:uiPriority="61" w:semiHidden="0" w:name="Light List Accent 5"/>
-    <w:lsdException w:unhideWhenUsed="0" w:uiPriority="62" w:semiHidden="0" w:name="Light Grid Accent 5"/>
+    <w:lsdException w:qFormat="1" w:unhideWhenUsed="0" w:uiPriority="62" w:semiHidden="0" w:name="Light Grid Accent 5"/>
     <w:lsdException w:qFormat="1" w:unhideWhenUsed="0" w:uiPriority="63" w:semiHidden="0" w:name="Medium Shading 1 Accent 5"/>
     <w:lsdException w:qFormat="1" w:unhideWhenUsed="0" w:uiPriority="64" w:semiHidden="0" w:name="Medium Shading 2 Accent 5"/>
     <w:lsdException w:qFormat="1" w:unhideWhenUsed="0" w:uiPriority="65" w:semiHidden="0" w:name="Medium List 1 Accent 5"/>
@@ -13012,10 +14052,10 @@
     <w:lsdException w:qFormat="1" w:unhideWhenUsed="0" w:uiPriority="70" w:semiHidden="0" w:name="Dark List Accent 5"/>
     <w:lsdException w:qFormat="1" w:unhideWhenUsed="0" w:uiPriority="71" w:semiHidden="0" w:name="Colorful Shading Accent 5"/>
     <w:lsdException w:qFormat="1" w:unhideWhenUsed="0" w:uiPriority="72" w:semiHidden="0" w:name="Colorful List Accent 5"/>
-    <w:lsdException w:unhideWhenUsed="0" w:uiPriority="73" w:semiHidden="0" w:name="Colorful Grid Accent 5"/>
+    <w:lsdException w:qFormat="1" w:unhideWhenUsed="0" w:uiPriority="73" w:semiHidden="0" w:name="Colorful Grid Accent 5"/>
     <w:lsdException w:qFormat="1" w:unhideWhenUsed="0" w:uiPriority="60" w:semiHidden="0" w:name="Light Shading Accent 6"/>
-    <w:lsdException w:unhideWhenUsed="0" w:uiPriority="61" w:semiHidden="0" w:name="Light List Accent 6"/>
-    <w:lsdException w:unhideWhenUsed="0" w:uiPriority="62" w:semiHidden="0" w:name="Light Grid Accent 6"/>
+    <w:lsdException w:qFormat="1" w:unhideWhenUsed="0" w:uiPriority="61" w:semiHidden="0" w:name="Light List Accent 6"/>
+    <w:lsdException w:qFormat="1" w:unhideWhenUsed="0" w:uiPriority="62" w:semiHidden="0" w:name="Light Grid Accent 6"/>
     <w:lsdException w:qFormat="1" w:unhideWhenUsed="0" w:uiPriority="63" w:semiHidden="0" w:name="Medium Shading 1 Accent 6"/>
     <w:lsdException w:qFormat="1" w:unhideWhenUsed="0" w:uiPriority="64" w:semiHidden="0" w:name="Medium Shading 2 Accent 6"/>
     <w:lsdException w:qFormat="1" w:unhideWhenUsed="0" w:uiPriority="65" w:semiHidden="0" w:name="Medium List 1 Accent 6"/>
@@ -13025,7 +14065,7 @@
     <w:lsdException w:qFormat="1" w:unhideWhenUsed="0" w:uiPriority="69" w:semiHidden="0" w:name="Medium Grid 3 Accent 6"/>
     <w:lsdException w:qFormat="1" w:unhideWhenUsed="0" w:uiPriority="70" w:semiHidden="0" w:name="Dark List Accent 6"/>
     <w:lsdException w:qFormat="1" w:unhideWhenUsed="0" w:uiPriority="71" w:semiHidden="0" w:name="Colorful Shading Accent 6"/>
-    <w:lsdException w:unhideWhenUsed="0" w:uiPriority="72" w:semiHidden="0" w:name="Colorful List Accent 6"/>
+    <w:lsdException w:qFormat="1" w:unhideWhenUsed="0" w:uiPriority="72" w:semiHidden="0" w:name="Colorful List Accent 6"/>
     <w:lsdException w:qFormat="1" w:unhideWhenUsed="0" w:uiPriority="73" w:semiHidden="0" w:name="Colorful Grid Accent 6"/>
   </w:latentStyles>
   <w:style w:type="paragraph" w:default="1" w:styleId="1">
@@ -13304,6 +14344,7 @@
   <w:style w:type="paragraph" w:styleId="19">
     <w:name w:val="Body Text Indent"/>
     <w:basedOn w:val="1"/>
+    <w:qFormat/>
     <w:uiPriority w:val="0"/>
     <w:pPr>
       <w:spacing w:after="120"/>
@@ -13322,6 +14363,7 @@
   <w:style w:type="paragraph" w:styleId="21">
     <w:name w:val="Body Text Indent 2"/>
     <w:basedOn w:val="1"/>
+    <w:qFormat/>
     <w:uiPriority w:val="0"/>
     <w:pPr>
       <w:spacing w:after="120" w:line="480" w:lineRule="auto"/>
@@ -13358,6 +14400,7 @@
   <w:style w:type="paragraph" w:styleId="24">
     <w:name w:val="Closing"/>
     <w:basedOn w:val="1"/>
+    <w:qFormat/>
     <w:uiPriority w:val="0"/>
     <w:pPr>
       <w:ind w:left="100" w:leftChars="2100"/>
@@ -13386,6 +14429,7 @@
     <w:name w:val="annotation subject"/>
     <w:basedOn w:val="26"/>
     <w:next w:val="26"/>
+    <w:qFormat/>
     <w:uiPriority w:val="0"/>
     <w:rPr>
       <w:b/>
@@ -13571,6 +14615,7 @@
   <w:style w:type="character" w:styleId="44">
     <w:name w:val="HTML Code"/>
     <w:basedOn w:val="11"/>
+    <w:qFormat/>
     <w:uiPriority w:val="0"/>
     <w:rPr>
       <w:rFonts w:ascii="Courier New" w:hAnsi="Courier New" w:cs="Courier New"/>
@@ -13602,6 +14647,7 @@
   <w:style w:type="paragraph" w:styleId="47">
     <w:name w:val="HTML Preformatted"/>
     <w:basedOn w:val="1"/>
+    <w:qFormat/>
     <w:uiPriority w:val="0"/>
     <w:rPr>
       <w:rFonts w:ascii="Courier New" w:hAnsi="Courier New" w:cs="Courier New"/>
@@ -13689,6 +14735,7 @@
     <w:name w:val="index 5"/>
     <w:basedOn w:val="1"/>
     <w:next w:val="1"/>
+    <w:qFormat/>
     <w:uiPriority w:val="0"/>
     <w:pPr>
       <w:ind w:left="800" w:leftChars="800"/>
@@ -13738,6 +14785,7 @@
     <w:name w:val="index heading"/>
     <w:basedOn w:val="1"/>
     <w:next w:val="52"/>
+    <w:qFormat/>
     <w:uiPriority w:val="0"/>
     <w:rPr>
       <w:rFonts w:ascii="Arial" w:hAnsi="Arial" w:cs="Arial"/>
@@ -13754,6 +14802,7 @@
   <w:style w:type="paragraph" w:styleId="63">
     <w:name w:val="List"/>
     <w:basedOn w:val="1"/>
+    <w:qFormat/>
     <w:uiPriority w:val="0"/>
     <w:pPr>
       <w:ind w:left="200" w:hanging="200" w:hangingChars="200"/>
@@ -13789,6 +14838,7 @@
   <w:style w:type="paragraph" w:styleId="67">
     <w:name w:val="List 5"/>
     <w:basedOn w:val="1"/>
+    <w:qFormat/>
     <w:uiPriority w:val="0"/>
     <w:pPr>
       <w:ind w:left="100" w:leftChars="800" w:hanging="200" w:hangingChars="200"/>
@@ -13797,6 +14847,7 @@
   <w:style w:type="paragraph" w:styleId="68">
     <w:name w:val="List Bullet"/>
     <w:basedOn w:val="1"/>
+    <w:qFormat/>
     <w:uiPriority w:val="0"/>
     <w:pPr>
       <w:numPr>
@@ -13832,6 +14883,7 @@
   <w:style w:type="paragraph" w:styleId="71">
     <w:name w:val="List Bullet 4"/>
     <w:basedOn w:val="1"/>
+    <w:qFormat/>
     <w:uiPriority w:val="0"/>
     <w:pPr>
       <w:numPr>
@@ -13843,6 +14895,7 @@
   <w:style w:type="paragraph" w:styleId="72">
     <w:name w:val="List Bullet 5"/>
     <w:basedOn w:val="1"/>
+    <w:qFormat/>
     <w:uiPriority w:val="0"/>
     <w:pPr>
       <w:numPr>
@@ -13854,6 +14907,7 @@
   <w:style w:type="paragraph" w:styleId="73">
     <w:name w:val="List Continue"/>
     <w:basedOn w:val="1"/>
+    <w:qFormat/>
     <w:uiPriority w:val="0"/>
     <w:pPr>
       <w:spacing w:after="120"/>
@@ -13883,6 +14937,7 @@
   <w:style w:type="paragraph" w:styleId="76">
     <w:name w:val="List Continue 4"/>
     <w:basedOn w:val="1"/>
+    <w:qFormat/>
     <w:uiPriority w:val="0"/>
     <w:pPr>
       <w:spacing w:after="120"/>
@@ -13902,6 +14957,7 @@
   <w:style w:type="paragraph" w:styleId="78">
     <w:name w:val="List Number"/>
     <w:basedOn w:val="1"/>
+    <w:qFormat/>
     <w:uiPriority w:val="0"/>
     <w:pPr>
       <w:numPr>
@@ -13913,6 +14969,7 @@
   <w:style w:type="paragraph" w:styleId="79">
     <w:name w:val="List Number 2"/>
     <w:basedOn w:val="1"/>
+    <w:qFormat/>
     <w:uiPriority w:val="0"/>
     <w:pPr>
       <w:numPr>
@@ -13936,6 +14993,7 @@
   <w:style w:type="paragraph" w:styleId="81">
     <w:name w:val="List Number 4"/>
     <w:basedOn w:val="1"/>
+    <w:qFormat/>
     <w:uiPriority w:val="0"/>
     <w:pPr>
       <w:numPr>
@@ -14009,6 +15067,7 @@
   <w:style w:type="paragraph" w:styleId="85">
     <w:name w:val="Normal (Web)"/>
     <w:basedOn w:val="1"/>
+    <w:qFormat/>
     <w:uiPriority w:val="0"/>
     <w:rPr>
       <w:sz w:val="24"/>
@@ -14018,6 +15077,7 @@
   <w:style w:type="paragraph" w:styleId="86">
     <w:name w:val="Normal Indent"/>
     <w:basedOn w:val="1"/>
+    <w:qFormat/>
     <w:uiPriority w:val="0"/>
     <w:pPr>
       <w:ind w:firstLine="420" w:firstLineChars="200"/>
@@ -14057,6 +15117,7 @@
   <w:style w:type="paragraph" w:styleId="91">
     <w:name w:val="Signature"/>
     <w:basedOn w:val="1"/>
+    <w:qFormat/>
     <w:uiPriority w:val="0"/>
     <w:pPr>
       <w:ind w:left="100" w:leftChars="2100"/>
@@ -14203,6 +15264,7 @@
   <w:style w:type="table" w:styleId="95">
     <w:name w:val="Table 3D effects 2"/>
     <w:basedOn w:val="12"/>
+    <w:qFormat/>
     <w:uiPriority w:val="0"/>
     <w:pPr>
       <w:widowControl w:val="0"/>
@@ -14277,6 +15339,7 @@
   <w:style w:type="table" w:styleId="96">
     <w:name w:val="Table 3D effects 3"/>
     <w:basedOn w:val="12"/>
+    <w:qFormat/>
     <w:uiPriority w:val="0"/>
     <w:pPr>
       <w:widowControl w:val="0"/>
@@ -14367,6 +15430,7 @@
   <w:style w:type="table" w:styleId="97">
     <w:name w:val="Table Classic 1"/>
     <w:basedOn w:val="12"/>
+    <w:qFormat/>
     <w:uiPriority w:val="0"/>
     <w:pPr>
       <w:widowControl w:val="0"/>
@@ -14450,6 +15514,7 @@
   <w:style w:type="table" w:styleId="98">
     <w:name w:val="Table Classic 2"/>
     <w:basedOn w:val="12"/>
+    <w:qFormat/>
     <w:uiPriority w:val="0"/>
     <w:pPr>
       <w:widowControl w:val="0"/>
@@ -14859,6 +15924,7 @@
   <w:style w:type="table" w:styleId="103">
     <w:name w:val="Table Colorful 3"/>
     <w:basedOn w:val="12"/>
+    <w:qFormat/>
     <w:uiPriority w:val="0"/>
     <w:pPr>
       <w:widowControl w:val="0"/>
@@ -15508,6 +16574,7 @@
   <w:style w:type="table" w:styleId="111">
     <w:name w:val="Table Grid"/>
     <w:basedOn w:val="12"/>
+    <w:qFormat/>
     <w:uiPriority w:val="0"/>
     <w:pPr>
       <w:widowControl w:val="0"/>
@@ -15527,6 +16594,7 @@
   <w:style w:type="table" w:styleId="112">
     <w:name w:val="Table Grid 1"/>
     <w:basedOn w:val="12"/>
+    <w:qFormat/>
     <w:uiPriority w:val="0"/>
     <w:pPr>
       <w:widowControl w:val="0"/>
@@ -16389,6 +17457,7 @@
   <w:style w:type="table" w:styleId="125">
     <w:name w:val="Table List 6"/>
     <w:basedOn w:val="12"/>
+    <w:qFormat/>
     <w:uiPriority w:val="0"/>
     <w:pPr>
       <w:widowControl w:val="0"/>
@@ -16552,6 +17621,7 @@
   <w:style w:type="table" w:styleId="127">
     <w:name w:val="Table List 8"/>
     <w:basedOn w:val="12"/>
+    <w:qFormat/>
     <w:uiPriority w:val="0"/>
     <w:pPr>
       <w:widowControl w:val="0"/>
@@ -16660,6 +17730,7 @@
     <w:name w:val="table of authorities"/>
     <w:basedOn w:val="1"/>
     <w:next w:val="1"/>
+    <w:qFormat/>
     <w:uiPriority w:val="0"/>
     <w:pPr>
       <w:ind w:left="420" w:leftChars="200"/>
@@ -16678,6 +17749,7 @@
   <w:style w:type="table" w:styleId="130">
     <w:name w:val="Table Professional"/>
     <w:basedOn w:val="12"/>
+    <w:qFormat/>
     <w:uiPriority w:val="0"/>
     <w:pPr>
       <w:widowControl w:val="0"/>
@@ -16715,6 +17787,7 @@
   <w:style w:type="table" w:styleId="131">
     <w:name w:val="Table Simple 1"/>
     <w:basedOn w:val="12"/>
+    <w:qFormat/>
     <w:uiPriority w:val="0"/>
     <w:pPr>
       <w:widowControl w:val="0"/>
@@ -16753,6 +17826,7 @@
   <w:style w:type="table" w:styleId="132">
     <w:name w:val="Table Simple 2"/>
     <w:basedOn w:val="12"/>
+    <w:qFormat/>
     <w:uiPriority w:val="0"/>
     <w:pPr>
       <w:widowControl w:val="0"/>
@@ -16848,6 +17922,7 @@
   <w:style w:type="table" w:styleId="133">
     <w:name w:val="Table Simple 3"/>
     <w:basedOn w:val="12"/>
+    <w:qFormat/>
     <w:uiPriority w:val="0"/>
     <w:pPr>
       <w:widowControl w:val="0"/>
@@ -16883,6 +17958,7 @@
   <w:style w:type="table" w:styleId="134">
     <w:name w:val="Table Subtle 1"/>
     <w:basedOn w:val="12"/>
+    <w:qFormat/>
     <w:uiPriority w:val="0"/>
     <w:pPr>
       <w:widowControl w:val="0"/>
@@ -17078,6 +18154,7 @@
   <w:style w:type="table" w:styleId="137">
     <w:name w:val="Table Web 1"/>
     <w:basedOn w:val="12"/>
+    <w:qFormat/>
     <w:uiPriority w:val="0"/>
     <w:pPr>
       <w:widowControl w:val="0"/>
@@ -17116,6 +18193,7 @@
   <w:style w:type="table" w:styleId="138">
     <w:name w:val="Table Web 2"/>
     <w:basedOn w:val="12"/>
+    <w:qFormat/>
     <w:uiPriority w:val="0"/>
     <w:pPr>
       <w:widowControl w:val="0"/>
@@ -17154,6 +18232,7 @@
   <w:style w:type="table" w:styleId="139">
     <w:name w:val="Table Web 3"/>
     <w:basedOn w:val="12"/>
+    <w:qFormat/>
     <w:uiPriority w:val="0"/>
     <w:pPr>
       <w:widowControl w:val="0"/>
@@ -17231,6 +18310,7 @@
     <w:name w:val="toc 2"/>
     <w:basedOn w:val="1"/>
     <w:next w:val="1"/>
+    <w:qFormat/>
     <w:uiPriority w:val="0"/>
     <w:pPr>
       <w:ind w:left="420" w:leftChars="200"/>
@@ -17240,6 +18320,7 @@
     <w:name w:val="toc 3"/>
     <w:basedOn w:val="1"/>
     <w:next w:val="1"/>
+    <w:qFormat/>
     <w:uiPriority w:val="0"/>
     <w:pPr>
       <w:ind w:left="840" w:leftChars="400"/>
@@ -17269,6 +18350,7 @@
     <w:name w:val="toc 6"/>
     <w:basedOn w:val="1"/>
     <w:next w:val="1"/>
+    <w:qFormat/>
     <w:uiPriority w:val="0"/>
     <w:pPr>
       <w:ind w:left="2100" w:leftChars="1000"/>
@@ -17761,6 +18843,7 @@
   <w:style w:type="table" w:styleId="156">
     <w:name w:val="Light Shading Accent 5"/>
     <w:basedOn w:val="12"/>
+    <w:qFormat/>
     <w:uiPriority w:val="60"/>
     <w:rPr>
       <w:color w:val="31849B"/>
@@ -17942,6 +19025,7 @@
   <w:style w:type="table" w:styleId="158">
     <w:name w:val="Light List"/>
     <w:basedOn w:val="12"/>
+    <w:qFormat/>
     <w:uiPriority w:val="61"/>
     <w:tblPr>
       <w:tblBorders>
@@ -18021,6 +19105,7 @@
   <w:style w:type="table" w:styleId="159">
     <w:name w:val="Light List Accent 1"/>
     <w:basedOn w:val="12"/>
+    <w:qFormat/>
     <w:uiPriority w:val="61"/>
     <w:tblPr>
       <w:tblBorders>
@@ -18259,6 +19344,7 @@
   <w:style w:type="table" w:styleId="162">
     <w:name w:val="Light List Accent 4"/>
     <w:basedOn w:val="12"/>
+    <w:qFormat/>
     <w:uiPriority w:val="61"/>
     <w:tblPr>
       <w:tblBorders>
@@ -18418,6 +19504,7 @@
   <w:style w:type="table" w:styleId="164">
     <w:name w:val="Light List Accent 6"/>
     <w:basedOn w:val="12"/>
+    <w:qFormat/>
     <w:uiPriority w:val="61"/>
     <w:tblPr>
       <w:tblBorders>
@@ -18615,6 +19702,7 @@
   <w:style w:type="table" w:styleId="166">
     <w:name w:val="Light Grid Accent 1"/>
     <w:basedOn w:val="12"/>
+    <w:qFormat/>
     <w:uiPriority w:val="62"/>
     <w:tblPr>
       <w:tblBorders>
@@ -18732,6 +19820,7 @@
   <w:style w:type="table" w:styleId="167">
     <w:name w:val="Light Grid Accent 2"/>
     <w:basedOn w:val="12"/>
+    <w:qFormat/>
     <w:uiPriority w:val="62"/>
     <w:tblPr>
       <w:tblBorders>
@@ -18967,6 +20056,7 @@
   <w:style w:type="table" w:styleId="169">
     <w:name w:val="Light Grid Accent 4"/>
     <w:basedOn w:val="12"/>
+    <w:qFormat/>
     <w:uiPriority w:val="62"/>
     <w:tblPr>
       <w:tblBorders>
@@ -19084,6 +20174,7 @@
   <w:style w:type="table" w:styleId="170">
     <w:name w:val="Light Grid Accent 5"/>
     <w:basedOn w:val="12"/>
+    <w:qFormat/>
     <w:uiPriority w:val="62"/>
     <w:tblPr>
       <w:tblBorders>
@@ -19201,6 +20292,7 @@
   <w:style w:type="table" w:styleId="171">
     <w:name w:val="Light Grid Accent 6"/>
     <w:basedOn w:val="12"/>
+    <w:qFormat/>
     <w:uiPriority w:val="62"/>
     <w:tblPr>
       <w:tblBorders>
@@ -19318,6 +20410,7 @@
   <w:style w:type="table" w:styleId="172">
     <w:name w:val="Medium Shading 1"/>
     <w:basedOn w:val="12"/>
+    <w:qFormat/>
     <w:uiPriority w:val="63"/>
     <w:tblPr>
       <w:tblBorders>
@@ -19411,6 +20504,7 @@
   <w:style w:type="table" w:styleId="173">
     <w:name w:val="Medium Shading 1 Accent 1"/>
     <w:basedOn w:val="12"/>
+    <w:qFormat/>
     <w:uiPriority w:val="63"/>
     <w:tblPr>
       <w:tblBorders>
@@ -19692,6 +20786,7 @@
   <w:style w:type="table" w:styleId="176">
     <w:name w:val="Medium Shading 1 Accent 4"/>
     <w:basedOn w:val="12"/>
+    <w:qFormat/>
     <w:uiPriority w:val="63"/>
     <w:tblPr>
       <w:tblBorders>
@@ -26313,6 +27408,7 @@
   <w:style w:type="table" w:styleId="241">
     <w:name w:val="Colorful List Accent 6"/>
     <w:basedOn w:val="12"/>
+    <w:qFormat/>
     <w:uiPriority w:val="72"/>
     <w:rPr>
       <w:color w:val="000000"/>
@@ -26455,6 +27551,7 @@
   <w:style w:type="table" w:styleId="243">
     <w:name w:val="Colorful Grid Accent 1"/>
     <w:basedOn w:val="12"/>
+    <w:qFormat/>
     <w:uiPriority w:val="73"/>
     <w:rPr>
       <w:color w:val="000000"/>
@@ -26522,6 +27619,7 @@
   <w:style w:type="table" w:styleId="244">
     <w:name w:val="Colorful Grid Accent 2"/>
     <w:basedOn w:val="12"/>
+    <w:qFormat/>
     <w:uiPriority w:val="73"/>
     <w:rPr>
       <w:color w:val="000000"/>
@@ -26723,6 +27821,7 @@
   <w:style w:type="table" w:styleId="247">
     <w:name w:val="Colorful Grid Accent 5"/>
     <w:basedOn w:val="12"/>
+    <w:qFormat/>
     <w:uiPriority w:val="73"/>
     <w:rPr>
       <w:color w:val="000000"/>

--- a/docs (springboot)/module12_microservices.docx
+++ b/docs (springboot)/module12_microservices.docx
@@ -3615,6 +3615,7 @@
         <w:keepLines w:val="0"/>
         <w:widowControl/>
         <w:numPr>
+          <w:ilvl w:val="0"/>
           <w:numId w:val="0"/>
         </w:numPr>
         <w:suppressLineNumbers w:val="0"/>
@@ -3664,6 +3665,7 @@
         <w:keepLines w:val="0"/>
         <w:widowControl/>
         <w:numPr>
+          <w:ilvl w:val="0"/>
           <w:numId w:val="0"/>
         </w:numPr>
         <w:suppressLineNumbers w:val="0"/>
@@ -3677,6 +3679,9 @@
         </w:rPr>
       </w:pPr>
       <w:r>
+        <w:rPr>
+          <w:rFonts w:hint="default" w:ascii="Bodoni MT" w:hAnsi="Bodoni MT" w:cs="Bodoni MT"/>
+        </w:rPr>
         <w:drawing>
           <wp:inline distT="0" distB="0" distL="114300" distR="114300">
             <wp:extent cx="6395085" cy="3469005"/>
@@ -4693,6 +4698,9 @@
         </w:rPr>
       </w:pPr>
       <w:r>
+        <w:rPr>
+          <w:rFonts w:hint="default" w:ascii="Bodoni MT" w:hAnsi="Bodoni MT" w:cs="Bodoni MT"/>
+        </w:rPr>
         <w:drawing>
           <wp:inline distT="0" distB="0" distL="114300" distR="114300">
             <wp:extent cx="3521710" cy="802640"/>
@@ -8120,6 +8128,7 @@
         <w:keepLines w:val="0"/>
         <w:widowControl/>
         <w:numPr>
+          <w:ilvl w:val="0"/>
           <w:numId w:val="0"/>
         </w:numPr>
         <w:suppressLineNumbers w:val="0"/>
@@ -8135,9 +8144,9 @@
       <w:r>
         <w:drawing>
           <wp:inline distT="0" distB="0" distL="114300" distR="114300">
-            <wp:extent cx="6419215" cy="4656455"/>
-            <wp:effectExtent l="0" t="0" r="6985" b="4445"/>
-            <wp:docPr id="50" name="Picture 4"/>
+            <wp:extent cx="6435090" cy="4650105"/>
+            <wp:effectExtent l="0" t="0" r="3810" b="10795"/>
+            <wp:docPr id="56" name="Picture 4"/>
             <wp:cNvGraphicFramePr>
               <a:graphicFrameLocks xmlns:a="http://schemas.openxmlformats.org/drawingml/2006/main" noChangeAspect="1"/>
             </wp:cNvGraphicFramePr>
@@ -8145,14 +8154,14 @@
               <a:graphicData uri="http://schemas.openxmlformats.org/drawingml/2006/picture">
                 <pic:pic xmlns:pic="http://schemas.openxmlformats.org/drawingml/2006/picture">
                   <pic:nvPicPr>
-                    <pic:cNvPr id="50" name="Picture 4"/>
+                    <pic:cNvPr id="56" name="Picture 4"/>
                     <pic:cNvPicPr>
                       <a:picLocks noChangeAspect="1"/>
                     </pic:cNvPicPr>
                   </pic:nvPicPr>
                   <pic:blipFill>
                     <a:blip r:embed="rId30"/>
-                    <a:srcRect l="3471" t="5399" r="3724" b="7199"/>
+                    <a:srcRect l="3568" t="5603" r="3724" b="7418"/>
                     <a:stretch>
                       <a:fillRect/>
                     </a:stretch>
@@ -8160,7 +8169,7 @@
                   <pic:spPr>
                     <a:xfrm>
                       <a:off x="0" y="0"/>
-                      <a:ext cx="6419215" cy="4656455"/>
+                      <a:ext cx="6435090" cy="4650105"/>
                     </a:xfrm>
                     <a:prstGeom prst="rect">
                       <a:avLst/>
@@ -8285,6 +8294,51 @@
         <w:keepLines w:val="0"/>
         <w:widowControl/>
         <w:numPr>
+          <w:ilvl w:val="0"/>
+          <w:numId w:val="11"/>
+        </w:numPr>
+        <w:suppressLineNumbers w:val="0"/>
+        <w:spacing w:before="0" w:beforeAutospacing="0" w:after="0" w:afterAutospacing="0" w:line="360" w:lineRule="auto"/>
+        <w:ind w:left="420" w:leftChars="0" w:right="0" w:hanging="420" w:firstLineChars="0"/>
+        <w:jc w:val="left"/>
+        <w:rPr>
+          <w:rFonts w:hint="default" w:ascii="Bodoni MT" w:hAnsi="Bodoni MT" w:eastAsia="等线" w:cs="Bodoni MT"/>
+          <w:color w:val="FFFFFF" w:themeColor="background1"/>
+          <w:sz w:val="22"/>
+          <w:szCs w:val="22"/>
+          <w:highlight w:val="darkMagenta"/>
+          <w14:textFill>
+            <w14:solidFill>
+              <w14:schemeClr w14:val="bg1"/>
+            </w14:solidFill>
+          </w14:textFill>
+        </w:rPr>
+      </w:pPr>
+      <w:r>
+        <w:rPr>
+          <w:rFonts w:hint="default" w:ascii="Bodoni MT" w:hAnsi="Bodoni MT" w:eastAsia="等线" w:cs="Bodoni MT"/>
+          <w:b w:val="0"/>
+          <w:bCs w:val="0"/>
+          <w:color w:val="FFFFFF" w:themeColor="background1"/>
+          <w:sz w:val="22"/>
+          <w:szCs w:val="22"/>
+          <w:highlight w:val="darkMagenta"/>
+          <w:lang w:val="en-IN"/>
+          <w14:textFill>
+            <w14:solidFill>
+              <w14:schemeClr w14:val="bg1"/>
+            </w14:solidFill>
+          </w14:textFill>
+        </w:rPr>
+        <w:t xml:space="preserve">NOTE                                                                  </w:t>
+      </w:r>
+    </w:p>
+    <w:p>
+      <w:pPr>
+        <w:keepNext w:val="0"/>
+        <w:keepLines w:val="0"/>
+        <w:widowControl/>
+        <w:numPr>
           <w:ilvl w:val="1"/>
           <w:numId w:val="11"/>
         </w:numPr>
@@ -8298,6 +8352,419 @@
           <w:szCs w:val="22"/>
         </w:rPr>
       </w:pPr>
+      <w:r>
+        <w:rPr>
+          <w:rFonts w:hint="default" w:ascii="Bodoni MT" w:hAnsi="Bodoni MT" w:eastAsia="等线" w:cs="Bodoni MT"/>
+          <w:b w:val="0"/>
+          <w:bCs w:val="0"/>
+          <w:sz w:val="22"/>
+          <w:szCs w:val="22"/>
+          <w:lang w:val="en-IN"/>
+        </w:rPr>
+        <w:t xml:space="preserve">Inside </w:t>
+      </w:r>
+      <w:r>
+        <w:rPr>
+          <w:rFonts w:hint="default" w:ascii="Bodoni MT" w:hAnsi="Bodoni MT" w:eastAsia="等线" w:cs="Bodoni MT"/>
+          <w:b/>
+          <w:bCs/>
+          <w:sz w:val="22"/>
+          <w:szCs w:val="22"/>
+          <w:lang w:val="en-IN"/>
+        </w:rPr>
+        <w:t>DiscoveryClientServiceInstanceListSupplier</w:t>
+      </w:r>
+      <w:r>
+        <w:rPr>
+          <w:rFonts w:hint="default" w:ascii="Bodoni MT" w:hAnsi="Bodoni MT" w:eastAsia="等线" w:cs="Bodoni MT"/>
+          <w:b w:val="0"/>
+          <w:bCs w:val="0"/>
+          <w:sz w:val="22"/>
+          <w:szCs w:val="22"/>
+          <w:lang w:val="en-IN"/>
+        </w:rPr>
+        <w:t xml:space="preserve"> class, there is an object</w:t>
+      </w:r>
+      <w:r>
+        <w:rPr>
+          <w:rFonts w:hint="default" w:ascii="Bodoni MT" w:hAnsi="Bodoni MT" w:eastAsia="等线" w:cs="Bodoni MT"/>
+          <w:b w:val="0"/>
+          <w:bCs w:val="0"/>
+          <w:sz w:val="22"/>
+          <w:szCs w:val="22"/>
+          <w:lang w:val="en-IN"/>
+        </w:rPr>
+        <w:br w:type="textWrapping"/>
+      </w:r>
+      <w:r>
+        <w:rPr>
+          <w:rFonts w:hint="default" w:ascii="Bodoni MT" w:hAnsi="Bodoni MT" w:cs="Bodoni MT"/>
+        </w:rPr>
+        <w:drawing>
+          <wp:inline distT="0" distB="0" distL="114300" distR="114300">
+            <wp:extent cx="5272405" cy="227965"/>
+            <wp:effectExtent l="0" t="0" r="10795" b="635"/>
+            <wp:docPr id="30" name="Picture 1"/>
+            <wp:cNvGraphicFramePr>
+              <a:graphicFrameLocks xmlns:a="http://schemas.openxmlformats.org/drawingml/2006/main" noChangeAspect="1"/>
+            </wp:cNvGraphicFramePr>
+            <a:graphic xmlns:a="http://schemas.openxmlformats.org/drawingml/2006/main">
+              <a:graphicData uri="http://schemas.openxmlformats.org/drawingml/2006/picture">
+                <pic:pic xmlns:pic="http://schemas.openxmlformats.org/drawingml/2006/picture">
+                  <pic:nvPicPr>
+                    <pic:cNvPr id="30" name="Picture 1"/>
+                    <pic:cNvPicPr>
+                      <a:picLocks noChangeAspect="1"/>
+                    </pic:cNvPicPr>
+                  </pic:nvPicPr>
+                  <pic:blipFill>
+                    <a:blip r:embed="rId31"/>
+                    <a:stretch>
+                      <a:fillRect/>
+                    </a:stretch>
+                  </pic:blipFill>
+                  <pic:spPr>
+                    <a:xfrm>
+                      <a:off x="0" y="0"/>
+                      <a:ext cx="5272405" cy="227965"/>
+                    </a:xfrm>
+                    <a:prstGeom prst="rect">
+                      <a:avLst/>
+                    </a:prstGeom>
+                    <a:noFill/>
+                    <a:ln>
+                      <a:noFill/>
+                    </a:ln>
+                  </pic:spPr>
+                </pic:pic>
+              </a:graphicData>
+            </a:graphic>
+          </wp:inline>
+        </w:drawing>
+      </w:r>
+    </w:p>
+    <w:p>
+      <w:pPr>
+        <w:keepNext w:val="0"/>
+        <w:keepLines w:val="0"/>
+        <w:widowControl/>
+        <w:numPr>
+          <w:ilvl w:val="1"/>
+          <w:numId w:val="11"/>
+        </w:numPr>
+        <w:suppressLineNumbers w:val="0"/>
+        <w:spacing w:before="0" w:beforeAutospacing="0" w:after="0" w:afterAutospacing="0" w:line="360" w:lineRule="auto"/>
+        <w:ind w:left="840" w:leftChars="0" w:right="0" w:hanging="420" w:firstLineChars="0"/>
+        <w:jc w:val="left"/>
+        <w:rPr>
+          <w:rFonts w:hint="default" w:ascii="Bodoni MT" w:hAnsi="Bodoni MT" w:eastAsia="等线" w:cs="Bodoni MT"/>
+          <w:sz w:val="22"/>
+          <w:szCs w:val="22"/>
+        </w:rPr>
+      </w:pPr>
+      <w:r>
+        <w:rPr>
+          <w:rFonts w:hint="default" w:ascii="Bodoni MT" w:hAnsi="Bodoni MT" w:cs="Bodoni MT"/>
+          <w:lang w:val="en-IN"/>
+        </w:rPr>
+        <w:t>It is being initialized like this</w:t>
+      </w:r>
+      <w:r>
+        <w:rPr>
+          <w:rFonts w:hint="default" w:ascii="Bodoni MT" w:hAnsi="Bodoni MT" w:cs="Bodoni MT"/>
+          <w:lang w:val="en-IN"/>
+        </w:rPr>
+        <w:br w:type="textWrapping"/>
+      </w:r>
+      <w:r>
+        <w:rPr>
+          <w:rFonts w:hint="default" w:ascii="Bodoni MT" w:hAnsi="Bodoni MT" w:cs="Bodoni MT"/>
+        </w:rPr>
+        <w:drawing>
+          <wp:inline distT="0" distB="0" distL="114300" distR="114300">
+            <wp:extent cx="5742940" cy="160655"/>
+            <wp:effectExtent l="0" t="0" r="10160" b="4445"/>
+            <wp:docPr id="32" name="Picture 2"/>
+            <wp:cNvGraphicFramePr>
+              <a:graphicFrameLocks xmlns:a="http://schemas.openxmlformats.org/drawingml/2006/main" noChangeAspect="1"/>
+            </wp:cNvGraphicFramePr>
+            <a:graphic xmlns:a="http://schemas.openxmlformats.org/drawingml/2006/main">
+              <a:graphicData uri="http://schemas.openxmlformats.org/drawingml/2006/picture">
+                <pic:pic xmlns:pic="http://schemas.openxmlformats.org/drawingml/2006/picture">
+                  <pic:nvPicPr>
+                    <pic:cNvPr id="32" name="Picture 2"/>
+                    <pic:cNvPicPr>
+                      <a:picLocks noChangeAspect="1"/>
+                    </pic:cNvPicPr>
+                  </pic:nvPicPr>
+                  <pic:blipFill>
+                    <a:blip r:embed="rId32"/>
+                    <a:stretch>
+                      <a:fillRect/>
+                    </a:stretch>
+                  </pic:blipFill>
+                  <pic:spPr>
+                    <a:xfrm>
+                      <a:off x="0" y="0"/>
+                      <a:ext cx="5742940" cy="160655"/>
+                    </a:xfrm>
+                    <a:prstGeom prst="rect">
+                      <a:avLst/>
+                    </a:prstGeom>
+                    <a:noFill/>
+                    <a:ln>
+                      <a:noFill/>
+                    </a:ln>
+                  </pic:spPr>
+                </pic:pic>
+              </a:graphicData>
+            </a:graphic>
+          </wp:inline>
+        </w:drawing>
+      </w:r>
+    </w:p>
+    <w:p>
+      <w:pPr>
+        <w:keepNext w:val="0"/>
+        <w:keepLines w:val="0"/>
+        <w:widowControl/>
+        <w:numPr>
+          <w:ilvl w:val="1"/>
+          <w:numId w:val="11"/>
+        </w:numPr>
+        <w:suppressLineNumbers w:val="0"/>
+        <w:spacing w:before="0" w:beforeAutospacing="0" w:after="0" w:afterAutospacing="0" w:line="360" w:lineRule="auto"/>
+        <w:ind w:left="840" w:leftChars="0" w:right="0" w:hanging="420" w:firstLineChars="0"/>
+        <w:jc w:val="left"/>
+        <w:rPr>
+          <w:rFonts w:hint="default" w:ascii="Bodoni MT" w:hAnsi="Bodoni MT" w:eastAsia="等线" w:cs="Bodoni MT"/>
+          <w:sz w:val="22"/>
+          <w:szCs w:val="22"/>
+        </w:rPr>
+      </w:pPr>
+      <w:r>
+        <w:rPr>
+          <w:rFonts w:hint="default" w:ascii="Bodoni MT" w:hAnsi="Bodoni MT" w:cs="Bodoni MT"/>
+          <w:lang w:val="en-IN"/>
+        </w:rPr>
+        <w:t xml:space="preserve">This </w:t>
+      </w:r>
+      <w:r>
+        <w:rPr>
+          <w:rFonts w:hint="default" w:ascii="Bodoni MT" w:hAnsi="Bodoni MT" w:cs="Bodoni MT"/>
+          <w:b/>
+          <w:bCs/>
+          <w:i/>
+          <w:iCs/>
+          <w:lang w:val="en-IN"/>
+        </w:rPr>
+        <w:t>delegate</w:t>
+      </w:r>
+      <w:r>
+        <w:rPr>
+          <w:rFonts w:hint="default" w:ascii="Bodoni MT" w:hAnsi="Bodoni MT" w:cs="Bodoni MT"/>
+          <w:b w:val="0"/>
+          <w:bCs w:val="0"/>
+          <w:i w:val="0"/>
+          <w:iCs w:val="0"/>
+          <w:lang w:val="en-IN"/>
+        </w:rPr>
+        <w:t xml:space="preserve"> is nothing but the </w:t>
+      </w:r>
+      <w:r>
+        <w:rPr>
+          <w:rFonts w:hint="default" w:ascii="Bodoni MT" w:hAnsi="Bodoni MT" w:cs="Bodoni MT"/>
+          <w:b w:val="0"/>
+          <w:bCs w:val="0"/>
+          <w:i/>
+          <w:iCs/>
+          <w:lang w:val="en-IN"/>
+        </w:rPr>
+        <w:t>DiscoveryClient</w:t>
+      </w:r>
+      <w:r>
+        <w:rPr>
+          <w:rFonts w:hint="default" w:ascii="Bodoni MT" w:hAnsi="Bodoni MT" w:cs="Bodoni MT"/>
+          <w:b w:val="0"/>
+          <w:bCs w:val="0"/>
+          <w:i w:val="0"/>
+          <w:iCs w:val="0"/>
+          <w:lang w:val="en-IN"/>
+        </w:rPr>
+        <w:t xml:space="preserve"> object.</w:t>
+      </w:r>
+    </w:p>
+    <w:p>
+      <w:pPr>
+        <w:keepNext w:val="0"/>
+        <w:keepLines w:val="0"/>
+        <w:widowControl/>
+        <w:numPr>
+          <w:ilvl w:val="1"/>
+          <w:numId w:val="11"/>
+        </w:numPr>
+        <w:suppressLineNumbers w:val="0"/>
+        <w:spacing w:before="0" w:beforeAutospacing="0" w:after="0" w:afterAutospacing="0" w:line="360" w:lineRule="auto"/>
+        <w:ind w:left="840" w:leftChars="0" w:right="0" w:hanging="420" w:firstLineChars="0"/>
+        <w:jc w:val="left"/>
+        <w:rPr>
+          <w:rFonts w:hint="default" w:ascii="Bodoni MT" w:hAnsi="Bodoni MT" w:eastAsia="等线" w:cs="Bodoni MT"/>
+          <w:sz w:val="22"/>
+          <w:szCs w:val="22"/>
+        </w:rPr>
+      </w:pPr>
+      <w:r>
+        <w:rPr>
+          <w:rFonts w:hint="default" w:ascii="Bodoni MT" w:hAnsi="Bodoni MT" w:cs="Bodoni MT"/>
+        </w:rPr>
+        <w:drawing>
+          <wp:inline distT="0" distB="0" distL="114300" distR="114300">
+            <wp:extent cx="5867400" cy="2474595"/>
+            <wp:effectExtent l="0" t="0" r="0" b="1905"/>
+            <wp:docPr id="55" name="Picture 3"/>
+            <wp:cNvGraphicFramePr>
+              <a:graphicFrameLocks xmlns:a="http://schemas.openxmlformats.org/drawingml/2006/main" noChangeAspect="1"/>
+            </wp:cNvGraphicFramePr>
+            <a:graphic xmlns:a="http://schemas.openxmlformats.org/drawingml/2006/main">
+              <a:graphicData uri="http://schemas.openxmlformats.org/drawingml/2006/picture">
+                <pic:pic xmlns:pic="http://schemas.openxmlformats.org/drawingml/2006/picture">
+                  <pic:nvPicPr>
+                    <pic:cNvPr id="55" name="Picture 3"/>
+                    <pic:cNvPicPr>
+                      <a:picLocks noChangeAspect="1"/>
+                    </pic:cNvPicPr>
+                  </pic:nvPicPr>
+                  <pic:blipFill>
+                    <a:blip r:embed="rId33"/>
+                    <a:stretch>
+                      <a:fillRect/>
+                    </a:stretch>
+                  </pic:blipFill>
+                  <pic:spPr>
+                    <a:xfrm>
+                      <a:off x="0" y="0"/>
+                      <a:ext cx="5867400" cy="2474595"/>
+                    </a:xfrm>
+                    <a:prstGeom prst="rect">
+                      <a:avLst/>
+                    </a:prstGeom>
+                    <a:noFill/>
+                    <a:ln>
+                      <a:noFill/>
+                    </a:ln>
+                  </pic:spPr>
+                </pic:pic>
+              </a:graphicData>
+            </a:graphic>
+          </wp:inline>
+        </w:drawing>
+      </w:r>
+      <w:r>
+        <w:rPr>
+          <w:rFonts w:hint="default" w:ascii="Bodoni MT" w:hAnsi="Bodoni MT" w:cs="Bodoni MT"/>
+        </w:rPr>
+        <w:br w:type="textWrapping"/>
+      </w:r>
+      <w:r>
+        <w:rPr>
+          <w:rFonts w:hint="default" w:ascii="Bodoni MT" w:hAnsi="Bodoni MT" w:cs="Bodoni MT"/>
+          <w:lang w:val="en-IN"/>
+        </w:rPr>
+        <w:t xml:space="preserve">you can see, </w:t>
+      </w:r>
+      <w:r>
+        <w:rPr>
+          <w:rFonts w:hint="default" w:ascii="Bodoni MT" w:hAnsi="Bodoni MT" w:cs="Bodoni MT"/>
+          <w:b/>
+          <w:bCs/>
+          <w:i/>
+          <w:iCs/>
+          <w:color w:val="C00000"/>
+          <w:lang w:val="en-IN"/>
+        </w:rPr>
+        <w:t>DiscoveryClient delegate</w:t>
+      </w:r>
+      <w:r>
+        <w:rPr>
+          <w:rFonts w:hint="default" w:ascii="Bodoni MT" w:hAnsi="Bodoni MT" w:cs="Bodoni MT"/>
+          <w:b w:val="0"/>
+          <w:bCs w:val="0"/>
+          <w:lang w:val="en-IN"/>
+        </w:rPr>
+        <w:t xml:space="preserve"> is an argument in the constructor of this class.</w:t>
+      </w:r>
+    </w:p>
+    <w:p>
+      <w:pPr>
+        <w:keepNext w:val="0"/>
+        <w:keepLines w:val="0"/>
+        <w:widowControl/>
+        <w:numPr>
+          <w:ilvl w:val="1"/>
+          <w:numId w:val="11"/>
+        </w:numPr>
+        <w:suppressLineNumbers w:val="0"/>
+        <w:spacing w:before="0" w:beforeAutospacing="0" w:after="0" w:afterAutospacing="0" w:line="360" w:lineRule="auto"/>
+        <w:ind w:left="840" w:leftChars="0" w:right="0" w:hanging="420" w:firstLineChars="0"/>
+        <w:jc w:val="left"/>
+        <w:rPr>
+          <w:rFonts w:hint="default" w:ascii="Bodoni MT" w:hAnsi="Bodoni MT" w:eastAsia="等线" w:cs="Bodoni MT"/>
+          <w:color w:val="FFFFFF" w:themeColor="background1"/>
+          <w:sz w:val="22"/>
+          <w:szCs w:val="22"/>
+          <w:highlight w:val="darkMagenta"/>
+          <w14:textFill>
+            <w14:solidFill>
+              <w14:schemeClr w14:val="bg1"/>
+            </w14:solidFill>
+          </w14:textFill>
+        </w:rPr>
+      </w:pPr>
+      <w:r>
+        <w:rPr>
+          <w:rFonts w:hint="default" w:ascii="Bodoni MT" w:hAnsi="Bodoni MT" w:cs="Bodoni MT"/>
+          <w:b w:val="0"/>
+          <w:bCs w:val="0"/>
+          <w:color w:val="FFFFFF" w:themeColor="background1"/>
+          <w:highlight w:val="darkMagenta"/>
+          <w:lang w:val="en-IN"/>
+          <w14:textFill>
+            <w14:solidFill>
+              <w14:schemeClr w14:val="bg1"/>
+            </w14:solidFill>
+          </w14:textFill>
+        </w:rPr>
+        <w:t xml:space="preserve">                                                                    </w:t>
+      </w:r>
+    </w:p>
+    <w:p>
+      <w:pPr>
+        <w:keepNext w:val="0"/>
+        <w:keepLines w:val="0"/>
+        <w:widowControl/>
+        <w:numPr>
+          <w:ilvl w:val="1"/>
+          <w:numId w:val="11"/>
+        </w:numPr>
+        <w:suppressLineNumbers w:val="0"/>
+        <w:spacing w:before="0" w:beforeAutospacing="0" w:after="0" w:afterAutospacing="0" w:line="360" w:lineRule="auto"/>
+        <w:ind w:left="840" w:leftChars="0" w:right="0" w:hanging="420" w:firstLineChars="0"/>
+        <w:jc w:val="left"/>
+        <w:rPr>
+          <w:rFonts w:hint="default" w:ascii="Bodoni MT" w:hAnsi="Bodoni MT" w:eastAsia="等线" w:cs="Bodoni MT"/>
+          <w:sz w:val="22"/>
+          <w:szCs w:val="22"/>
+        </w:rPr>
+      </w:pPr>
+      <w:r>
+        <w:rPr>
+          <w:rFonts w:hint="default" w:ascii="Bodoni MT" w:hAnsi="Bodoni MT" w:cs="Bodoni MT"/>
+          <w:b w:val="0"/>
+          <w:bCs w:val="0"/>
+          <w:lang w:val="en-IN"/>
+        </w:rPr>
+        <w:t>f</w:t>
+      </w:r>
     </w:p>
     <w:p>
       <w:pPr>
@@ -8320,7 +8787,7 @@
       </w:pPr>
       <w:r>
         <w:rPr>
-          <w:rFonts w:hint="default" w:ascii="Bodoni MT"/>
+          <w:rFonts w:hint="default" w:ascii="Bodoni MT" w:hAnsi="Bodoni MT" w:cs="Bodoni MT"/>
           <w:lang w:val="en-IN"/>
         </w:rPr>
         <w:t>f</w:t>
@@ -8753,7 +9220,7 @@
                     </pic:cNvPicPr>
                   </pic:nvPicPr>
                   <pic:blipFill>
-                    <a:blip r:embed="rId31"/>
+                    <a:blip r:embed="rId34"/>
                     <a:stretch>
                       <a:fillRect/>
                     </a:stretch>
@@ -9337,7 +9804,7 @@
                     </pic:cNvPicPr>
                   </pic:nvPicPr>
                   <pic:blipFill>
-                    <a:blip r:embed="rId32"/>
+                    <a:blip r:embed="rId35"/>
                     <a:stretch>
                       <a:fillRect/>
                     </a:stretch>
@@ -9647,7 +10114,7 @@
                     </pic:cNvPicPr>
                   </pic:nvPicPr>
                   <pic:blipFill>
-                    <a:blip r:embed="rId33"/>
+                    <a:blip r:embed="rId36"/>
                     <a:srcRect l="4086" t="4726" r="4544" b="7393"/>
                     <a:stretch>
                       <a:fillRect/>
@@ -9714,7 +10181,7 @@
                     </pic:cNvPicPr>
                   </pic:nvPicPr>
                   <pic:blipFill>
-                    <a:blip r:embed="rId34"/>
+                    <a:blip r:embed="rId37"/>
                     <a:stretch>
                       <a:fillRect/>
                     </a:stretch>
@@ -10021,7 +10488,7 @@
                     </pic:cNvPicPr>
                   </pic:nvPicPr>
                   <pic:blipFill>
-                    <a:blip r:embed="rId35"/>
+                    <a:blip r:embed="rId38"/>
                     <a:stretch>
                       <a:fillRect/>
                     </a:stretch>
@@ -10167,7 +10634,7 @@
                     </pic:cNvPicPr>
                   </pic:nvPicPr>
                   <pic:blipFill>
-                    <a:blip r:embed="rId36"/>
+                    <a:blip r:embed="rId39"/>
                     <a:stretch>
                       <a:fillRect/>
                     </a:stretch>
@@ -10263,7 +10730,7 @@
                     </pic:cNvPicPr>
                   </pic:nvPicPr>
                   <pic:blipFill>
-                    <a:blip r:embed="rId37"/>
+                    <a:blip r:embed="rId40"/>
                     <a:stretch>
                       <a:fillRect/>
                     </a:stretch>
@@ -10402,7 +10869,7 @@
                     </pic:cNvPicPr>
                   </pic:nvPicPr>
                   <pic:blipFill>
-                    <a:blip r:embed="rId38"/>
+                    <a:blip r:embed="rId41"/>
                     <a:stretch>
                       <a:fillRect/>
                     </a:stretch>
@@ -10486,7 +10953,7 @@
                     </pic:cNvPicPr>
                   </pic:nvPicPr>
                   <pic:blipFill>
-                    <a:blip r:embed="rId39"/>
+                    <a:blip r:embed="rId42"/>
                     <a:stretch>
                       <a:fillRect/>
                     </a:stretch>
@@ -10612,7 +11079,7 @@
                     </pic:cNvPicPr>
                   </pic:nvPicPr>
                   <pic:blipFill>
-                    <a:blip r:embed="rId40"/>
+                    <a:blip r:embed="rId43"/>
                     <a:stretch>
                       <a:fillRect/>
                     </a:stretch>
@@ -10741,7 +11208,7 @@
                     </pic:cNvPicPr>
                   </pic:nvPicPr>
                   <pic:blipFill>
-                    <a:blip r:embed="rId41"/>
+                    <a:blip r:embed="rId44"/>
                     <a:stretch>
                       <a:fillRect/>
                     </a:stretch>
@@ -11117,6 +11584,9 @@
         <w:br w:type="textWrapping"/>
       </w:r>
       <w:r>
+        <w:rPr>
+          <w:rFonts w:hint="default" w:ascii="Bodoni MT" w:hAnsi="Bodoni MT" w:cs="Bodoni MT"/>
+        </w:rPr>
         <w:drawing>
           <wp:inline distT="0" distB="0" distL="114300" distR="114300">
             <wp:extent cx="3474085" cy="657225"/>
@@ -11135,7 +11605,7 @@
                     </pic:cNvPicPr>
                   </pic:nvPicPr>
                   <pic:blipFill>
-                    <a:blip r:embed="rId42"/>
+                    <a:blip r:embed="rId45"/>
                     <a:stretch>
                       <a:fillRect/>
                     </a:stretch>
@@ -11160,9 +11630,15 @@
         </w:drawing>
       </w:r>
       <w:r>
+        <w:rPr>
+          <w:rFonts w:hint="default" w:ascii="Bodoni MT" w:hAnsi="Bodoni MT" w:cs="Bodoni MT"/>
+        </w:rPr>
         <w:br w:type="textWrapping"/>
       </w:r>
       <w:r>
+        <w:rPr>
+          <w:rFonts w:hint="default" w:ascii="Bodoni MT" w:hAnsi="Bodoni MT" w:cs="Bodoni MT"/>
+        </w:rPr>
         <w:drawing>
           <wp:inline distT="0" distB="0" distL="114300" distR="114300">
             <wp:extent cx="2617470" cy="782955"/>
@@ -11181,7 +11657,7 @@
                     </pic:cNvPicPr>
                   </pic:nvPicPr>
                   <pic:blipFill>
-                    <a:blip r:embed="rId43"/>
+                    <a:blip r:embed="rId46"/>
                     <a:stretch>
                       <a:fillRect/>
                     </a:stretch>
@@ -11244,6 +11720,9 @@
         <w:br w:type="textWrapping"/>
       </w:r>
       <w:r>
+        <w:rPr>
+          <w:rFonts w:hint="default" w:ascii="Bodoni MT" w:hAnsi="Bodoni MT" w:cs="Bodoni MT"/>
+        </w:rPr>
         <w:drawing>
           <wp:inline distT="0" distB="0" distL="114300" distR="114300">
             <wp:extent cx="3324225" cy="996950"/>
@@ -11262,7 +11741,7 @@
                     </pic:cNvPicPr>
                   </pic:nvPicPr>
                   <pic:blipFill>
-                    <a:blip r:embed="rId44"/>
+                    <a:blip r:embed="rId47"/>
                     <a:stretch>
                       <a:fillRect/>
                     </a:stretch>
@@ -11287,9 +11766,15 @@
         </w:drawing>
       </w:r>
       <w:r>
+        <w:rPr>
+          <w:rFonts w:hint="default" w:ascii="Bodoni MT" w:hAnsi="Bodoni MT" w:cs="Bodoni MT"/>
+        </w:rPr>
         <w:br w:type="textWrapping"/>
       </w:r>
       <w:r>
+        <w:rPr>
+          <w:rFonts w:hint="default" w:ascii="Bodoni MT" w:hAnsi="Bodoni MT" w:cs="Bodoni MT"/>
+        </w:rPr>
         <w:drawing>
           <wp:inline distT="0" distB="0" distL="114300" distR="114300">
             <wp:extent cx="2788920" cy="921385"/>
@@ -11308,7 +11793,7 @@
                     </pic:cNvPicPr>
                   </pic:nvPicPr>
                   <pic:blipFill>
-                    <a:blip r:embed="rId45"/>
+                    <a:blip r:embed="rId48"/>
                     <a:stretch>
                       <a:fillRect/>
                     </a:stretch>
@@ -11355,7 +11840,7 @@
       </w:pPr>
       <w:r>
         <w:rPr>
-          <w:rFonts w:hint="default" w:ascii="Bodoni MT"/>
+          <w:rFonts w:hint="default" w:ascii="Bodoni MT" w:hAnsi="Bodoni MT" w:cs="Bodoni MT"/>
           <w:color w:val="C00000"/>
           <w:lang w:val="en-IN"/>
         </w:rPr>
@@ -11363,7 +11848,7 @@
       </w:r>
       <w:r>
         <w:rPr>
-          <w:rFonts w:hint="default" w:ascii="Bodoni MT"/>
+          <w:rFonts w:hint="default" w:ascii="Bodoni MT" w:hAnsi="Bodoni MT" w:cs="Bodoni MT"/>
           <w:color w:val="C00000"/>
           <w:lang w:val="en-IN"/>
         </w:rPr>
@@ -11371,7 +11856,7 @@
       </w:r>
       <w:r>
         <w:rPr>
-          <w:rFonts w:hint="default" w:ascii="Bodoni MT"/>
+          <w:rFonts w:hint="default" w:ascii="Bodoni MT" w:hAnsi="Bodoni MT" w:cs="Bodoni MT"/>
           <w:color w:val="C00000"/>
           <w:lang w:val="en-IN"/>
         </w:rPr>
@@ -11493,7 +11978,21 @@
           <w:u w:val="single"/>
           <w:lang w:val="en-IN"/>
         </w:rPr>
-        <w:t xml:space="preserve"> Resilience4J </w:t>
+        <w:t xml:space="preserve"> </w:t>
+      </w:r>
+      <w:r>
+        <w:rPr>
+          <w:rFonts w:hint="default" w:ascii="Bodoni MT" w:hAnsi="Bodoni MT" w:eastAsia="等线" w:cs="Bodoni MT"/>
+          <w:b/>
+          <w:bCs/>
+          <w:color w:val="0070C0"/>
+          <w:sz w:val="34"/>
+          <w:szCs w:val="34"/>
+          <w:highlight w:val="lightGray"/>
+          <w:u w:val="single"/>
+          <w:lang w:val="en-IN"/>
+        </w:rPr>
+        <w:t xml:space="preserve">Resilience4J </w:t>
       </w:r>
     </w:p>
     <w:p>
@@ -11562,7 +12061,7 @@
       </w:r>
       <w:r>
         <w:rPr>
-          <w:rFonts w:hint="default" w:ascii="Bodoni MT" w:hAnsi="Bodoni MT" w:eastAsia="等线"/>
+          <w:rFonts w:hint="default" w:ascii="Bodoni MT" w:hAnsi="Bodoni MT" w:eastAsia="等线" w:cs="Bodoni MT"/>
           <w:sz w:val="22"/>
           <w:szCs w:val="22"/>
           <w:lang w:val="en-IN"/>
@@ -11571,7 +12070,7 @@
       </w:r>
       <w:r>
         <w:rPr>
-          <w:rFonts w:hint="default" w:ascii="Bodoni MT" w:hAnsi="Bodoni MT" w:eastAsia="等线"/>
+          <w:rFonts w:hint="default" w:ascii="Bodoni MT" w:hAnsi="Bodoni MT" w:eastAsia="等线" w:cs="Bodoni MT"/>
           <w:i/>
           <w:iCs/>
           <w:sz w:val="22"/>
@@ -11582,7 +12081,7 @@
       </w:r>
       <w:r>
         <w:rPr>
-          <w:rFonts w:hint="default" w:ascii="Bodoni MT" w:hAnsi="Bodoni MT" w:eastAsia="等线"/>
+          <w:rFonts w:hint="default" w:ascii="Bodoni MT" w:hAnsi="Bodoni MT" w:eastAsia="等线" w:cs="Bodoni MT"/>
           <w:sz w:val="22"/>
           <w:szCs w:val="22"/>
           <w:lang w:val="en-IN"/>
@@ -11814,6 +12313,9 @@
         <w:br w:type="textWrapping"/>
       </w:r>
       <w:r>
+        <w:rPr>
+          <w:rFonts w:hint="default" w:ascii="Bodoni MT" w:hAnsi="Bodoni MT" w:cs="Bodoni MT"/>
+        </w:rPr>
         <w:drawing>
           <wp:inline distT="0" distB="0" distL="114300" distR="114300">
             <wp:extent cx="2931160" cy="842645"/>
@@ -11832,7 +12334,7 @@
                     </pic:cNvPicPr>
                   </pic:nvPicPr>
                   <pic:blipFill>
-                    <a:blip r:embed="rId46"/>
+                    <a:blip r:embed="rId49"/>
                     <a:stretch>
                       <a:fillRect/>
                     </a:stretch>
@@ -11857,9 +12359,15 @@
         </w:drawing>
       </w:r>
       <w:r>
+        <w:rPr>
+          <w:rFonts w:hint="default" w:ascii="Bodoni MT" w:hAnsi="Bodoni MT" w:cs="Bodoni MT"/>
+        </w:rPr>
         <w:br w:type="textWrapping"/>
       </w:r>
       <w:r>
+        <w:rPr>
+          <w:rFonts w:hint="default" w:ascii="Bodoni MT" w:hAnsi="Bodoni MT" w:cs="Bodoni MT"/>
+        </w:rPr>
         <w:drawing>
           <wp:inline distT="0" distB="0" distL="114300" distR="114300">
             <wp:extent cx="4990465" cy="666115"/>
@@ -11878,7 +12386,7 @@
                     </pic:cNvPicPr>
                   </pic:nvPicPr>
                   <pic:blipFill>
-                    <a:blip r:embed="rId47"/>
+                    <a:blip r:embed="rId50"/>
                     <a:stretch>
                       <a:fillRect/>
                     </a:stretch>
@@ -11924,7 +12432,7 @@
       </w:pPr>
       <w:r>
         <w:rPr>
-          <w:rFonts w:hint="default" w:ascii="Bodoni MT"/>
+          <w:rFonts w:hint="default" w:ascii="Bodoni MT" w:hAnsi="Bodoni MT" w:cs="Bodoni MT"/>
           <w:b/>
           <w:bCs/>
           <w:i/>
@@ -11935,7 +12443,7 @@
       </w:r>
       <w:r>
         <w:rPr>
-          <w:rFonts w:hint="default" w:ascii="Bodoni MT"/>
+          <w:rFonts w:hint="default" w:ascii="Bodoni MT" w:hAnsi="Bodoni MT" w:cs="Bodoni MT"/>
           <w:b w:val="0"/>
           <w:bCs w:val="0"/>
           <w:i w:val="0"/>
@@ -11946,7 +12454,7 @@
       </w:r>
       <w:r>
         <w:rPr>
-          <w:rFonts w:hint="default" w:ascii="Bodoni MT"/>
+          <w:rFonts w:hint="default" w:ascii="Bodoni MT" w:hAnsi="Bodoni MT" w:cs="Bodoni MT"/>
           <w:b w:val="0"/>
           <w:bCs w:val="0"/>
           <w:i w:val="0"/>
@@ -11958,7 +12466,7 @@
       </w:r>
       <w:r>
         <w:rPr>
-          <w:rFonts w:hint="default" w:ascii="Bodoni MT"/>
+          <w:rFonts w:hint="default" w:ascii="Bodoni MT" w:hAnsi="Bodoni MT" w:cs="Bodoni MT"/>
           <w:b w:val="0"/>
           <w:bCs w:val="0"/>
           <w:i w:val="0"/>
@@ -11969,7 +12477,7 @@
       </w:r>
       <w:r>
         <w:rPr>
-          <w:rFonts w:hint="default" w:ascii="Bodoni MT"/>
+          <w:rFonts w:hint="default" w:ascii="Bodoni MT" w:hAnsi="Bodoni MT" w:cs="Bodoni MT"/>
           <w:b w:val="0"/>
           <w:bCs w:val="0"/>
           <w:i w:val="0"/>
@@ -11980,7 +12488,7 @@
       </w:r>
       <w:r>
         <w:rPr>
-          <w:rFonts w:hint="default" w:ascii="Bodoni MT"/>
+          <w:rFonts w:hint="default" w:ascii="Bodoni MT" w:hAnsi="Bodoni MT" w:cs="Bodoni MT"/>
           <w:b w:val="0"/>
           <w:bCs w:val="0"/>
           <w:i w:val="0"/>
@@ -12201,6 +12709,9 @@
         <w:br w:type="textWrapping"/>
       </w:r>
       <w:r>
+        <w:rPr>
+          <w:rFonts w:hint="default" w:ascii="Bodoni MT" w:hAnsi="Bodoni MT" w:cs="Bodoni MT"/>
+        </w:rPr>
         <w:drawing>
           <wp:inline distT="0" distB="0" distL="114300" distR="114300">
             <wp:extent cx="5267960" cy="239395"/>
@@ -12219,7 +12730,7 @@
                     </pic:cNvPicPr>
                   </pic:nvPicPr>
                   <pic:blipFill>
-                    <a:blip r:embed="rId48"/>
+                    <a:blip r:embed="rId51"/>
                     <a:stretch>
                       <a:fillRect/>
                     </a:stretch>
@@ -12377,6 +12888,9 @@
         <w:br w:type="textWrapping"/>
       </w:r>
       <w:r>
+        <w:rPr>
+          <w:rFonts w:hint="default" w:ascii="Bodoni MT" w:hAnsi="Bodoni MT" w:cs="Bodoni MT"/>
+        </w:rPr>
         <w:drawing>
           <wp:inline distT="0" distB="0" distL="114300" distR="114300">
             <wp:extent cx="3839210" cy="1141095"/>
@@ -12395,7 +12909,7 @@
                     </pic:cNvPicPr>
                   </pic:nvPicPr>
                   <pic:blipFill>
-                    <a:blip r:embed="rId49"/>
+                    <a:blip r:embed="rId52"/>
                     <a:stretch>
                       <a:fillRect/>
                     </a:stretch>
@@ -12441,14 +12955,14 @@
       </w:pPr>
       <w:r>
         <w:rPr>
-          <w:rFonts w:hint="default" w:ascii="Bodoni MT"/>
+          <w:rFonts w:hint="default" w:ascii="Bodoni MT" w:hAnsi="Bodoni MT" w:cs="Bodoni MT"/>
           <w:lang w:val="en-IN"/>
         </w:rPr>
         <w:t xml:space="preserve">In all the annotations like </w:t>
       </w:r>
       <w:r>
         <w:rPr>
-          <w:rFonts w:hint="default" w:ascii="Bodoni MT"/>
+          <w:rFonts w:hint="default" w:ascii="Bodoni MT" w:hAnsi="Bodoni MT" w:cs="Bodoni MT"/>
           <w:b/>
           <w:bCs/>
           <w:i/>
@@ -12459,7 +12973,7 @@
       </w:r>
       <w:r>
         <w:rPr>
-          <w:rFonts w:hint="default" w:ascii="Bodoni MT"/>
+          <w:rFonts w:hint="default" w:ascii="Bodoni MT" w:hAnsi="Bodoni MT" w:cs="Bodoni MT"/>
           <w:b w:val="0"/>
           <w:bCs w:val="0"/>
           <w:i w:val="0"/>
@@ -12470,7 +12984,7 @@
       </w:r>
       <w:r>
         <w:rPr>
-          <w:rFonts w:hint="default" w:ascii="Bodoni MT"/>
+          <w:rFonts w:hint="default" w:ascii="Bodoni MT" w:hAnsi="Bodoni MT" w:cs="Bodoni MT"/>
           <w:b/>
           <w:bCs/>
           <w:i/>
@@ -12481,7 +12995,7 @@
       </w:r>
       <w:r>
         <w:rPr>
-          <w:rFonts w:hint="default" w:ascii="Bodoni MT"/>
+          <w:rFonts w:hint="default" w:ascii="Bodoni MT" w:hAnsi="Bodoni MT" w:cs="Bodoni MT"/>
           <w:b w:val="0"/>
           <w:bCs w:val="0"/>
           <w:i w:val="0"/>
@@ -12492,7 +13006,7 @@
       </w:r>
       <w:r>
         <w:rPr>
-          <w:rFonts w:hint="default" w:ascii="Bodoni MT"/>
+          <w:rFonts w:hint="default" w:ascii="Bodoni MT" w:hAnsi="Bodoni MT" w:cs="Bodoni MT"/>
           <w:b/>
           <w:bCs/>
           <w:i/>
@@ -12503,7 +13017,7 @@
       </w:r>
       <w:r>
         <w:rPr>
-          <w:rFonts w:hint="default" w:ascii="Bodoni MT"/>
+          <w:rFonts w:hint="default" w:ascii="Bodoni MT" w:hAnsi="Bodoni MT" w:cs="Bodoni MT"/>
           <w:b w:val="0"/>
           <w:bCs w:val="0"/>
           <w:i w:val="0"/>
@@ -12514,7 +13028,7 @@
       </w:r>
       <w:r>
         <w:rPr>
-          <w:rFonts w:hint="default" w:ascii="Bodoni MT"/>
+          <w:rFonts w:hint="default" w:ascii="Bodoni MT" w:hAnsi="Bodoni MT" w:cs="Bodoni MT"/>
           <w:b/>
           <w:bCs/>
           <w:i w:val="0"/>
@@ -12525,7 +13039,7 @@
       </w:r>
       <w:r>
         <w:rPr>
-          <w:rFonts w:hint="default" w:ascii="Bodoni MT"/>
+          <w:rFonts w:hint="default" w:ascii="Bodoni MT" w:hAnsi="Bodoni MT" w:cs="Bodoni MT"/>
           <w:b w:val="0"/>
           <w:bCs w:val="0"/>
           <w:i w:val="0"/>
@@ -12536,7 +13050,7 @@
       </w:r>
       <w:r>
         <w:rPr>
-          <w:rFonts w:hint="default" w:ascii="Bodoni MT"/>
+          <w:rFonts w:hint="default" w:ascii="Bodoni MT" w:hAnsi="Bodoni MT" w:cs="Bodoni MT"/>
           <w:b w:val="0"/>
           <w:bCs w:val="0"/>
           <w:i w:val="0"/>
@@ -12546,6 +13060,9 @@
         <w:br w:type="textWrapping"/>
       </w:r>
       <w:r>
+        <w:rPr>
+          <w:rFonts w:hint="default" w:ascii="Bodoni MT" w:hAnsi="Bodoni MT" w:cs="Bodoni MT"/>
+        </w:rPr>
         <w:drawing>
           <wp:inline distT="0" distB="0" distL="114300" distR="114300">
             <wp:extent cx="3063875" cy="1036320"/>
@@ -12564,7 +13081,7 @@
                     </pic:cNvPicPr>
                   </pic:nvPicPr>
                   <pic:blipFill>
-                    <a:blip r:embed="rId50"/>
+                    <a:blip r:embed="rId53"/>
                     <a:stretch>
                       <a:fillRect/>
                     </a:stretch>
@@ -12589,9 +13106,15 @@
         </w:drawing>
       </w:r>
       <w:r>
+        <w:rPr>
+          <w:rFonts w:hint="default" w:ascii="Bodoni MT" w:hAnsi="Bodoni MT" w:cs="Bodoni MT"/>
+        </w:rPr>
         <w:br w:type="textWrapping"/>
       </w:r>
       <w:r>
+        <w:rPr>
+          <w:rFonts w:hint="default" w:ascii="Bodoni MT" w:hAnsi="Bodoni MT" w:cs="Bodoni MT"/>
+        </w:rPr>
         <w:drawing>
           <wp:inline distT="0" distB="0" distL="114300" distR="114300">
             <wp:extent cx="3030220" cy="1445260"/>
@@ -12610,7 +13133,7 @@
                     </pic:cNvPicPr>
                   </pic:nvPicPr>
                   <pic:blipFill>
-                    <a:blip r:embed="rId51"/>
+                    <a:blip r:embed="rId54"/>
                     <a:stretch>
                       <a:fillRect/>
                     </a:stretch>
@@ -12636,7 +13159,7 @@
       </w:r>
       <w:r>
         <w:rPr>
-          <w:rFonts w:hint="default" w:ascii="Bodoni MT"/>
+          <w:rFonts w:hint="default" w:ascii="Bodoni MT" w:hAnsi="Bodoni MT" w:cs="Bodoni MT"/>
           <w:b/>
           <w:bCs/>
           <w:i w:val="0"/>
@@ -12646,6 +13169,9 @@
         <w:br w:type="textWrapping"/>
       </w:r>
       <w:r>
+        <w:rPr>
+          <w:rFonts w:hint="default" w:ascii="Bodoni MT" w:hAnsi="Bodoni MT" w:cs="Bodoni MT"/>
+        </w:rPr>
         <w:drawing>
           <wp:inline distT="0" distB="0" distL="114300" distR="114300">
             <wp:extent cx="3087370" cy="1035685"/>
@@ -12664,7 +13190,7 @@
                     </pic:cNvPicPr>
                   </pic:nvPicPr>
                   <pic:blipFill>
-                    <a:blip r:embed="rId52"/>
+                    <a:blip r:embed="rId55"/>
                     <a:stretch>
                       <a:fillRect/>
                     </a:stretch>
@@ -13128,6 +13654,9 @@
         </w:rPr>
       </w:pPr>
       <w:r>
+        <w:rPr>
+          <w:rFonts w:hint="default" w:ascii="Bodoni MT" w:hAnsi="Bodoni MT" w:cs="Bodoni MT"/>
+        </w:rPr>
         <w:drawing>
           <wp:inline distT="0" distB="0" distL="114300" distR="114300">
             <wp:extent cx="5848985" cy="1922780"/>
@@ -13146,7 +13675,7 @@
                     </pic:cNvPicPr>
                   </pic:nvPicPr>
                   <pic:blipFill>
-                    <a:blip r:embed="rId53"/>
+                    <a:blip r:embed="rId56"/>
                     <a:stretch>
                       <a:fillRect/>
                     </a:stretch>
@@ -13192,14 +13721,14 @@
       </w:pPr>
       <w:r>
         <w:rPr>
-          <w:rFonts w:hint="default" w:ascii="Bodoni MT"/>
+          <w:rFonts w:hint="default" w:ascii="Bodoni MT" w:hAnsi="Bodoni MT" w:cs="Bodoni MT"/>
           <w:lang w:val="en-IN"/>
         </w:rPr>
         <w:t xml:space="preserve">The fallback method has same return type, same type of arguments, with </w:t>
       </w:r>
       <w:r>
         <w:rPr>
-          <w:rFonts w:hint="default" w:ascii="Bodoni MT"/>
+          <w:rFonts w:hint="default" w:ascii="Bodoni MT" w:hAnsi="Bodoni MT" w:cs="Bodoni MT"/>
           <w:b/>
           <w:bCs/>
           <w:lang w:val="en-IN"/>
@@ -13208,7 +13737,7 @@
       </w:r>
       <w:r>
         <w:rPr>
-          <w:rFonts w:hint="default" w:ascii="Bodoni MT"/>
+          <w:rFonts w:hint="default" w:ascii="Bodoni MT" w:hAnsi="Bodoni MT" w:cs="Bodoni MT"/>
           <w:lang w:val="en-IN"/>
         </w:rPr>
         <w:t>type of argument.</w:t>
@@ -13235,33 +13764,36 @@
       </w:pPr>
       <w:r>
         <w:rPr>
-          <w:rFonts w:hint="default" w:ascii="Bodoni MT"/>
+          <w:rFonts w:hint="default" w:ascii="Bodoni MT" w:hAnsi="Bodoni MT" w:cs="Bodoni MT"/>
           <w:lang w:val="en-IN"/>
         </w:rPr>
         <w:t>Then you can configure the things in application.yaml or application.properties file.</w:t>
       </w:r>
       <w:r>
         <w:rPr>
-          <w:rFonts w:hint="default" w:ascii="Bodoni MT"/>
+          <w:rFonts w:hint="default" w:ascii="Bodoni MT" w:hAnsi="Bodoni MT" w:cs="Bodoni MT"/>
           <w:lang w:val="en-IN"/>
         </w:rPr>
         <w:br w:type="textWrapping"/>
       </w:r>
       <w:r>
         <w:rPr>
-          <w:rFonts w:hint="default" w:ascii="Bodoni MT"/>
+          <w:rFonts w:hint="default" w:ascii="Bodoni MT" w:hAnsi="Bodoni MT" w:cs="Bodoni MT"/>
           <w:lang w:val="en-IN"/>
         </w:rPr>
         <w:t>Like max retry, and all.</w:t>
       </w:r>
       <w:r>
         <w:rPr>
-          <w:rFonts w:hint="default" w:ascii="Bodoni MT"/>
+          <w:rFonts w:hint="default" w:ascii="Bodoni MT" w:hAnsi="Bodoni MT" w:cs="Bodoni MT"/>
           <w:lang w:val="en-IN"/>
         </w:rPr>
         <w:br w:type="textWrapping"/>
       </w:r>
       <w:r>
+        <w:rPr>
+          <w:rFonts w:hint="default" w:ascii="Bodoni MT" w:hAnsi="Bodoni MT" w:cs="Bodoni MT"/>
+        </w:rPr>
         <w:drawing>
           <wp:inline distT="0" distB="0" distL="114300" distR="114300">
             <wp:extent cx="2287905" cy="1320800"/>
@@ -13280,7 +13812,7 @@
                     </pic:cNvPicPr>
                   </pic:nvPicPr>
                   <pic:blipFill>
-                    <a:blip r:embed="rId54"/>
+                    <a:blip r:embed="rId57"/>
                     <a:stretch>
                       <a:fillRect/>
                     </a:stretch>
@@ -13326,14 +13858,14 @@
       </w:pPr>
       <w:r>
         <w:rPr>
-          <w:rFonts w:hint="default" w:ascii="Bodoni MT"/>
+          <w:rFonts w:hint="default" w:ascii="Bodoni MT" w:hAnsi="Bodoni MT" w:cs="Bodoni MT"/>
           <w:lang w:val="en-IN"/>
         </w:rPr>
         <w:t xml:space="preserve">That </w:t>
       </w:r>
       <w:r>
         <w:rPr>
-          <w:rFonts w:hint="default" w:ascii="Bodoni MT"/>
+          <w:rFonts w:hint="default" w:ascii="Bodoni MT" w:hAnsi="Bodoni MT" w:cs="Bodoni MT"/>
           <w:b/>
           <w:bCs/>
           <w:lang w:val="en-IN"/>
@@ -13342,7 +13874,7 @@
       </w:r>
       <w:r>
         <w:rPr>
-          <w:rFonts w:hint="default" w:ascii="Bodoni MT"/>
+          <w:rFonts w:hint="default" w:ascii="Bodoni MT" w:hAnsi="Bodoni MT" w:cs="Bodoni MT"/>
           <w:b w:val="0"/>
           <w:bCs w:val="0"/>
           <w:lang w:val="en-IN"/>
@@ -13351,7 +13883,7 @@
       </w:r>
       <w:r>
         <w:rPr>
-          <w:rFonts w:hint="default" w:ascii="Bodoni MT"/>
+          <w:rFonts w:hint="default" w:ascii="Bodoni MT" w:hAnsi="Bodoni MT" w:cs="Bodoni MT"/>
           <w:b/>
           <w:bCs/>
           <w:i/>
@@ -13362,7 +13894,7 @@
       </w:r>
       <w:r>
         <w:rPr>
-          <w:rFonts w:hint="default" w:ascii="Bodoni MT"/>
+          <w:rFonts w:hint="default" w:ascii="Bodoni MT" w:hAnsi="Bodoni MT" w:cs="Bodoni MT"/>
           <w:b w:val="0"/>
           <w:bCs w:val="0"/>
           <w:i w:val="0"/>
@@ -13373,7 +13905,7 @@
       </w:r>
       <w:r>
         <w:rPr>
-          <w:rFonts w:hint="default" w:ascii="Bodoni MT"/>
+          <w:rFonts w:hint="default" w:ascii="Bodoni MT" w:hAnsi="Bodoni MT" w:cs="Bodoni MT"/>
           <w:b w:val="0"/>
           <w:bCs w:val="0"/>
           <w:i/>
@@ -13384,7 +13916,7 @@
       </w:r>
       <w:r>
         <w:rPr>
-          <w:rFonts w:hint="default" w:ascii="Bodoni MT"/>
+          <w:rFonts w:hint="default" w:ascii="Bodoni MT" w:hAnsi="Bodoni MT" w:cs="Bodoni MT"/>
           <w:b w:val="0"/>
           <w:bCs w:val="0"/>
           <w:i w:val="0"/>
@@ -13408,22 +13940,1866 @@
         <w:ind w:left="420" w:leftChars="0" w:right="0" w:hanging="420" w:firstLineChars="0"/>
         <w:jc w:val="left"/>
         <w:rPr>
-          <w:rFonts w:hint="default" w:ascii="Bodoni MT" w:hAnsi="Bodoni MT" w:eastAsia="等线" w:cs="Bodoni MT"/>
-          <w:sz w:val="22"/>
-          <w:szCs w:val="22"/>
-        </w:rPr>
-      </w:pPr>
-      <w:r>
-        <w:rPr>
-          <w:rFonts w:hint="default" w:ascii="Bodoni MT" w:hAnsi="Bodoni MT" w:eastAsia="等线" w:cs="Bodoni MT"/>
-          <w:sz w:val="22"/>
-          <w:szCs w:val="22"/>
-          <w:lang w:val="en-IN"/>
-        </w:rPr>
-        <w:t>F</w:t>
+          <w:color w:val="002060"/>
+          <w:u w:val="single"/>
+        </w:rPr>
+      </w:pPr>
+      <w:r>
+        <w:rPr>
+          <w:rFonts w:hint="default" w:ascii="Bodoni MT" w:hAnsi="Bodoni MT" w:eastAsia="等线" w:cs="Bodoni MT"/>
+          <w:b/>
+          <w:bCs/>
+          <w:color w:val="002060"/>
+          <w:sz w:val="22"/>
+          <w:szCs w:val="22"/>
+          <w:u w:val="single"/>
+          <w:lang w:val="en-IN"/>
+        </w:rPr>
+        <w:t xml:space="preserve">Rate Limiter </w:t>
+      </w:r>
+    </w:p>
+    <w:p>
+      <w:pPr>
+        <w:keepNext w:val="0"/>
+        <w:keepLines w:val="0"/>
+        <w:widowControl/>
+        <w:numPr>
+          <w:ilvl w:val="1"/>
+          <w:numId w:val="11"/>
+        </w:numPr>
+        <w:suppressLineNumbers w:val="0"/>
+        <w:spacing w:before="0" w:beforeAutospacing="0" w:after="0" w:afterAutospacing="0" w:line="360" w:lineRule="auto"/>
+        <w:ind w:left="840" w:leftChars="0" w:right="0" w:hanging="420" w:firstLineChars="0"/>
+        <w:jc w:val="left"/>
+      </w:pPr>
+      <w:r>
+        <w:rPr>
+          <w:rFonts w:hint="default" w:ascii="Bodoni MT" w:hAnsi="Bodoni MT" w:eastAsia="等线" w:cs="Bodoni MT"/>
+          <w:b w:val="0"/>
+          <w:bCs w:val="0"/>
+          <w:sz w:val="22"/>
+          <w:szCs w:val="22"/>
+          <w:lang w:val="en-IN"/>
+        </w:rPr>
+        <w:t>It is basically to limit the number of request per a fixed interval.</w:t>
+      </w:r>
+    </w:p>
+    <w:p>
+      <w:pPr>
+        <w:keepNext w:val="0"/>
+        <w:keepLines w:val="0"/>
+        <w:widowControl/>
+        <w:numPr>
+          <w:ilvl w:val="1"/>
+          <w:numId w:val="11"/>
+        </w:numPr>
+        <w:suppressLineNumbers w:val="0"/>
+        <w:spacing w:before="0" w:beforeAutospacing="0" w:after="0" w:afterAutospacing="0" w:line="360" w:lineRule="auto"/>
+        <w:ind w:left="840" w:leftChars="0" w:right="0" w:hanging="420" w:firstLineChars="0"/>
+        <w:jc w:val="left"/>
+        <w:rPr>
+          <w:rFonts w:hint="default" w:ascii="Bodoni MT" w:hAnsi="Bodoni MT" w:eastAsia="等线" w:cs="Bodoni MT"/>
+          <w:sz w:val="22"/>
+          <w:szCs w:val="22"/>
+        </w:rPr>
+      </w:pPr>
+      <w:r>
+        <w:drawing>
+          <wp:inline distT="0" distB="0" distL="114300" distR="114300">
+            <wp:extent cx="5813425" cy="586740"/>
+            <wp:effectExtent l="0" t="0" r="3175" b="10160"/>
+            <wp:docPr id="61" name="Picture 9"/>
+            <wp:cNvGraphicFramePr>
+              <a:graphicFrameLocks xmlns:a="http://schemas.openxmlformats.org/drawingml/2006/main" noChangeAspect="1"/>
+            </wp:cNvGraphicFramePr>
+            <a:graphic xmlns:a="http://schemas.openxmlformats.org/drawingml/2006/main">
+              <a:graphicData uri="http://schemas.openxmlformats.org/drawingml/2006/picture">
+                <pic:pic xmlns:pic="http://schemas.openxmlformats.org/drawingml/2006/picture">
+                  <pic:nvPicPr>
+                    <pic:cNvPr id="61" name="Picture 9"/>
+                    <pic:cNvPicPr>
+                      <a:picLocks noChangeAspect="1"/>
+                    </pic:cNvPicPr>
+                  </pic:nvPicPr>
+                  <pic:blipFill>
+                    <a:blip r:embed="rId58"/>
+                    <a:stretch>
+                      <a:fillRect/>
+                    </a:stretch>
+                  </pic:blipFill>
+                  <pic:spPr>
+                    <a:xfrm>
+                      <a:off x="0" y="0"/>
+                      <a:ext cx="5813425" cy="586740"/>
+                    </a:xfrm>
+                    <a:prstGeom prst="rect">
+                      <a:avLst/>
+                    </a:prstGeom>
+                    <a:noFill/>
+                    <a:ln>
+                      <a:noFill/>
+                    </a:ln>
+                  </pic:spPr>
+                </pic:pic>
+              </a:graphicData>
+            </a:graphic>
+          </wp:inline>
+        </w:drawing>
+      </w:r>
+    </w:p>
+    <w:p>
+      <w:pPr>
+        <w:keepNext w:val="0"/>
+        <w:keepLines w:val="0"/>
+        <w:widowControl/>
+        <w:numPr>
+          <w:ilvl w:val="1"/>
+          <w:numId w:val="12"/>
+        </w:numPr>
+        <w:suppressLineNumbers w:val="0"/>
+        <w:spacing w:before="0" w:beforeAutospacing="0" w:after="0" w:afterAutospacing="0" w:line="360" w:lineRule="auto"/>
+        <w:ind w:left="840" w:leftChars="0" w:right="0" w:hanging="420" w:firstLineChars="0"/>
+        <w:jc w:val="left"/>
+        <w:rPr>
+          <w:rFonts w:hint="default" w:ascii="Bodoni MT" w:hAnsi="Bodoni MT" w:eastAsia="等线" w:cs="Bodoni MT"/>
+          <w:sz w:val="22"/>
+          <w:szCs w:val="22"/>
+          <w:shd w:val="clear" w:fill="D9D9D9"/>
+        </w:rPr>
+      </w:pPr>
+      <w:r>
+        <w:rPr>
+          <w:rFonts w:hint="default" w:ascii="Bodoni MT" w:hAnsi="Calibri" w:eastAsia="等线" w:cs="Bodoni MT"/>
+          <w:i/>
+          <w:iCs/>
+          <w:color w:val="0070C0"/>
+          <w:kern w:val="0"/>
+          <w:sz w:val="22"/>
+          <w:szCs w:val="22"/>
+          <w:shd w:val="clear" w:fill="D9D9D9"/>
+          <w:lang w:val="en-US" w:eastAsia="zh-CN" w:bidi="ar"/>
+        </w:rPr>
+        <w:t>limitForPeriod</w:t>
+      </w:r>
+      <w:r>
+        <w:rPr>
+          <w:rFonts w:hint="default" w:ascii="Bodoni MT" w:hAnsi="Calibri" w:eastAsia="等线" w:cs="Bodoni MT"/>
+          <w:i w:val="0"/>
+          <w:iCs w:val="0"/>
+          <w:color w:val="0070C0"/>
+          <w:kern w:val="0"/>
+          <w:sz w:val="22"/>
+          <w:szCs w:val="22"/>
+          <w:shd w:val="clear" w:fill="D9D9D9"/>
+          <w:lang w:val="en-US" w:eastAsia="zh-CN" w:bidi="ar"/>
+        </w:rPr>
+        <w:t xml:space="preserve"> : </w:t>
+      </w:r>
+      <w:r>
+        <w:rPr>
+          <w:rFonts w:hint="default" w:ascii="Bodoni MT" w:hAnsi="Calibri" w:eastAsia="等线" w:cs="Bodoni MT"/>
+          <w:i w:val="0"/>
+          <w:iCs w:val="0"/>
+          <w:color w:val="auto"/>
+          <w:kern w:val="0"/>
+          <w:sz w:val="22"/>
+          <w:szCs w:val="22"/>
+          <w:shd w:val="clear" w:fill="D9D9D9"/>
+          <w:lang w:val="en-US" w:eastAsia="zh-CN" w:bidi="ar"/>
+        </w:rPr>
+        <w:t>how many requests are allowed per period?</w:t>
+      </w:r>
+    </w:p>
+    <w:p>
+      <w:pPr>
+        <w:keepNext w:val="0"/>
+        <w:keepLines w:val="0"/>
+        <w:widowControl/>
+        <w:numPr>
+          <w:ilvl w:val="1"/>
+          <w:numId w:val="12"/>
+        </w:numPr>
+        <w:suppressLineNumbers w:val="0"/>
+        <w:spacing w:before="0" w:beforeAutospacing="0" w:after="0" w:afterAutospacing="0" w:line="360" w:lineRule="auto"/>
+        <w:ind w:left="840" w:leftChars="0" w:right="0" w:hanging="420" w:firstLineChars="0"/>
+        <w:jc w:val="left"/>
+        <w:rPr>
+          <w:rFonts w:hint="default" w:ascii="Bodoni MT" w:hAnsi="Bodoni MT" w:eastAsia="等线" w:cs="Bodoni MT"/>
+          <w:color w:val="auto"/>
+          <w:sz w:val="22"/>
+          <w:szCs w:val="22"/>
+          <w:shd w:val="clear" w:fill="D9D9D9"/>
+        </w:rPr>
+      </w:pPr>
+      <w:r>
+        <w:rPr>
+          <w:rFonts w:hint="default" w:ascii="Bodoni MT" w:hAnsi="Calibri" w:eastAsia="等线" w:cs="Bodoni MT"/>
+          <w:i/>
+          <w:iCs/>
+          <w:color w:val="0070C0"/>
+          <w:kern w:val="0"/>
+          <w:sz w:val="22"/>
+          <w:szCs w:val="22"/>
+          <w:shd w:val="clear" w:fill="D9D9D9"/>
+          <w:lang w:val="en-US" w:eastAsia="zh-CN" w:bidi="ar"/>
+        </w:rPr>
+        <w:t>limitRefreshPeriod</w:t>
+      </w:r>
+      <w:r>
+        <w:rPr>
+          <w:rFonts w:hint="default" w:ascii="Bodoni MT" w:hAnsi="Calibri" w:eastAsia="等线" w:cs="Bodoni MT"/>
+          <w:i w:val="0"/>
+          <w:iCs w:val="0"/>
+          <w:color w:val="0070C0"/>
+          <w:kern w:val="0"/>
+          <w:sz w:val="22"/>
+          <w:szCs w:val="22"/>
+          <w:shd w:val="clear" w:fill="D9D9D9"/>
+          <w:lang w:val="en-US" w:eastAsia="zh-CN" w:bidi="ar"/>
+        </w:rPr>
+        <w:t xml:space="preserve"> : </w:t>
+      </w:r>
+      <w:r>
+        <w:rPr>
+          <w:rFonts w:hint="default" w:ascii="Bodoni MT" w:hAnsi="Calibri" w:eastAsia="等线" w:cs="Bodoni MT"/>
+          <w:i w:val="0"/>
+          <w:iCs w:val="0"/>
+          <w:color w:val="auto"/>
+          <w:kern w:val="0"/>
+          <w:sz w:val="22"/>
+          <w:szCs w:val="22"/>
+          <w:shd w:val="clear" w:fill="D9D9D9"/>
+          <w:lang w:val="en-US" w:eastAsia="zh-CN" w:bidi="ar"/>
+        </w:rPr>
+        <w:t>how long will be the period?</w:t>
+      </w:r>
+    </w:p>
+    <w:p>
+      <w:pPr>
+        <w:keepNext w:val="0"/>
+        <w:keepLines w:val="0"/>
+        <w:widowControl/>
+        <w:numPr>
+          <w:ilvl w:val="1"/>
+          <w:numId w:val="12"/>
+        </w:numPr>
+        <w:suppressLineNumbers w:val="0"/>
+        <w:spacing w:before="0" w:beforeAutospacing="0" w:after="0" w:afterAutospacing="0" w:line="360" w:lineRule="auto"/>
+        <w:ind w:left="840" w:leftChars="0" w:right="0" w:hanging="420" w:firstLineChars="0"/>
+        <w:jc w:val="left"/>
+        <w:rPr>
+          <w:rFonts w:hint="default" w:ascii="Bodoni MT" w:hAnsi="Bodoni MT" w:eastAsia="等线" w:cs="Bodoni MT"/>
+          <w:sz w:val="22"/>
+          <w:szCs w:val="22"/>
+        </w:rPr>
+      </w:pPr>
+      <w:r>
+        <w:rPr>
+          <w:rFonts w:hint="default" w:ascii="Bodoni MT" w:hAnsi="Calibri" w:eastAsia="等线" w:cs="Bodoni MT"/>
+          <w:i/>
+          <w:iCs/>
+          <w:color w:val="0070C0"/>
+          <w:kern w:val="0"/>
+          <w:sz w:val="22"/>
+          <w:szCs w:val="22"/>
+          <w:shd w:val="clear" w:fill="D9D9D9"/>
+          <w:lang w:val="en-US" w:eastAsia="zh-CN" w:bidi="ar"/>
+        </w:rPr>
+        <w:t>timeoutDuration</w:t>
+      </w:r>
+      <w:r>
+        <w:rPr>
+          <w:rFonts w:hint="default" w:ascii="Bodoni MT" w:hAnsi="Calibri" w:eastAsia="等线" w:cs="Bodoni MT"/>
+          <w:b w:val="0"/>
+          <w:bCs w:val="0"/>
+          <w:i w:val="0"/>
+          <w:iCs w:val="0"/>
+          <w:color w:val="0070C0"/>
+          <w:kern w:val="0"/>
+          <w:sz w:val="22"/>
+          <w:szCs w:val="22"/>
+          <w:shd w:val="clear" w:fill="D9D9D9"/>
+          <w:lang w:val="en-US" w:eastAsia="zh-CN" w:bidi="ar"/>
+        </w:rPr>
+        <w:t xml:space="preserve"> : </w:t>
+      </w:r>
+      <w:r>
+        <w:rPr>
+          <w:rFonts w:hint="default" w:ascii="Bodoni MT" w:hAnsi="Calibri" w:eastAsia="等线" w:cs="Bodoni MT"/>
+          <w:b w:val="0"/>
+          <w:bCs w:val="0"/>
+          <w:i w:val="0"/>
+          <w:iCs w:val="0"/>
+          <w:color w:val="auto"/>
+          <w:kern w:val="0"/>
+          <w:sz w:val="22"/>
+          <w:szCs w:val="22"/>
+          <w:shd w:val="clear" w:fill="D9D9D9"/>
+          <w:lang w:val="en-US" w:eastAsia="zh-CN" w:bidi="ar"/>
+        </w:rPr>
+        <w:t>how long can a request wait till the current period ends?</w:t>
+      </w:r>
+    </w:p>
+    <w:p>
+      <w:pPr>
+        <w:keepNext w:val="0"/>
+        <w:keepLines w:val="0"/>
+        <w:widowControl/>
+        <w:numPr>
+          <w:ilvl w:val="1"/>
+          <w:numId w:val="11"/>
+        </w:numPr>
+        <w:suppressLineNumbers w:val="0"/>
+        <w:spacing w:before="0" w:beforeAutospacing="0" w:after="0" w:afterAutospacing="0" w:line="360" w:lineRule="auto"/>
+        <w:ind w:left="840" w:leftChars="0" w:right="0" w:hanging="420" w:firstLineChars="0"/>
+        <w:jc w:val="left"/>
+        <w:rPr>
+          <w:rFonts w:hint="default" w:ascii="Bodoni MT" w:hAnsi="Bodoni MT" w:eastAsia="等线" w:cs="Bodoni MT"/>
+          <w:sz w:val="22"/>
+          <w:szCs w:val="22"/>
+        </w:rPr>
+      </w:pPr>
+      <w:r>
+        <w:drawing>
+          <wp:inline distT="0" distB="0" distL="114300" distR="114300">
+            <wp:extent cx="4724400" cy="2032635"/>
+            <wp:effectExtent l="0" t="0" r="0" b="12065"/>
+            <wp:docPr id="62" name="Picture 10"/>
+            <wp:cNvGraphicFramePr>
+              <a:graphicFrameLocks xmlns:a="http://schemas.openxmlformats.org/drawingml/2006/main" noChangeAspect="1"/>
+            </wp:cNvGraphicFramePr>
+            <a:graphic xmlns:a="http://schemas.openxmlformats.org/drawingml/2006/main">
+              <a:graphicData uri="http://schemas.openxmlformats.org/drawingml/2006/picture">
+                <pic:pic xmlns:pic="http://schemas.openxmlformats.org/drawingml/2006/picture">
+                  <pic:nvPicPr>
+                    <pic:cNvPr id="62" name="Picture 10"/>
+                    <pic:cNvPicPr>
+                      <a:picLocks noChangeAspect="1"/>
+                    </pic:cNvPicPr>
+                  </pic:nvPicPr>
+                  <pic:blipFill>
+                    <a:blip r:embed="rId59"/>
+                    <a:stretch>
+                      <a:fillRect/>
+                    </a:stretch>
+                  </pic:blipFill>
+                  <pic:spPr>
+                    <a:xfrm>
+                      <a:off x="0" y="0"/>
+                      <a:ext cx="4724400" cy="2032635"/>
+                    </a:xfrm>
+                    <a:prstGeom prst="rect">
+                      <a:avLst/>
+                    </a:prstGeom>
+                    <a:noFill/>
+                    <a:ln>
+                      <a:noFill/>
+                    </a:ln>
+                  </pic:spPr>
+                </pic:pic>
+              </a:graphicData>
+            </a:graphic>
+          </wp:inline>
+        </w:drawing>
+      </w:r>
+    </w:p>
+    <w:p>
+      <w:pPr>
+        <w:keepNext w:val="0"/>
+        <w:keepLines w:val="0"/>
+        <w:widowControl/>
+        <w:numPr>
+          <w:ilvl w:val="1"/>
+          <w:numId w:val="11"/>
+        </w:numPr>
+        <w:suppressLineNumbers w:val="0"/>
+        <w:spacing w:before="0" w:beforeAutospacing="0" w:after="0" w:afterAutospacing="0" w:line="360" w:lineRule="auto"/>
+        <w:ind w:left="840" w:leftChars="0" w:right="0" w:hanging="420" w:firstLineChars="0"/>
+        <w:jc w:val="left"/>
+        <w:rPr>
+          <w:rFonts w:hint="default" w:ascii="Bodoni MT" w:hAnsi="Bodoni MT" w:eastAsia="等线" w:cs="Bodoni MT"/>
+          <w:sz w:val="22"/>
+          <w:szCs w:val="22"/>
+        </w:rPr>
+      </w:pPr>
+      <w:r>
+        <w:rPr>
+          <w:rFonts w:hint="default" w:ascii="Bodoni MT" w:hAnsi="Bodoni MT" w:eastAsia="等线" w:cs="Bodoni MT"/>
+          <w:color w:val="FFFFFF" w:themeColor="background1"/>
+          <w:sz w:val="22"/>
+          <w:szCs w:val="22"/>
+          <w:highlight w:val="darkMagenta"/>
+          <w:lang w:val="en-IN"/>
+          <w14:textFill>
+            <w14:solidFill>
+              <w14:schemeClr w14:val="bg1"/>
+            </w14:solidFill>
+          </w14:textFill>
+        </w:rPr>
+        <w:t xml:space="preserve">Example   ----- </w:t>
+      </w:r>
+      <w:r>
+        <w:rPr>
+          <w:rFonts w:hint="default" w:ascii="Bodoni MT" w:hAnsi="Bodoni MT" w:eastAsia="等线" w:cs="Bodoni MT"/>
+          <w:sz w:val="22"/>
+          <w:szCs w:val="22"/>
+          <w:lang w:val="en-IN"/>
+        </w:rPr>
+        <w:br w:type="textWrapping"/>
+      </w:r>
+      <w:r>
+        <w:rPr>
+          <w:rFonts w:hint="default" w:ascii="Bodoni MT" w:hAnsi="Bodoni MT" w:eastAsia="等线" w:cs="Bodoni MT"/>
+          <w:sz w:val="22"/>
+          <w:szCs w:val="22"/>
+          <w:lang w:val="en-IN"/>
+        </w:rPr>
+        <w:t>lets say the period intervals are like: 0-5, 6-10, 11-15, … so on  (</w:t>
+      </w:r>
+      <w:r>
+        <w:rPr>
+          <w:rFonts w:hint="default" w:ascii="Bodoni MT" w:hAnsi="Bodoni MT" w:eastAsia="等线" w:cs="Bodoni MT"/>
+          <w:i/>
+          <w:iCs/>
+          <w:sz w:val="22"/>
+          <w:szCs w:val="22"/>
+          <w:lang w:val="en-IN"/>
+        </w:rPr>
+        <w:t>5s</w:t>
+      </w:r>
+      <w:r>
+        <w:rPr>
+          <w:rFonts w:hint="default" w:ascii="Bodoni MT" w:hAnsi="Bodoni MT" w:eastAsia="等线" w:cs="Bodoni MT"/>
+          <w:i w:val="0"/>
+          <w:iCs w:val="0"/>
+          <w:sz w:val="22"/>
+          <w:szCs w:val="22"/>
+          <w:lang w:val="en-IN"/>
+        </w:rPr>
+        <w:t xml:space="preserve"> is mentioned)</w:t>
+      </w:r>
+    </w:p>
+    <w:p>
+      <w:pPr>
+        <w:keepNext w:val="0"/>
+        <w:keepLines w:val="0"/>
+        <w:widowControl/>
+        <w:numPr>
+          <w:ilvl w:val="2"/>
+          <w:numId w:val="11"/>
+        </w:numPr>
+        <w:suppressLineNumbers w:val="0"/>
+        <w:spacing w:before="0" w:beforeAutospacing="0" w:after="0" w:afterAutospacing="0" w:line="360" w:lineRule="auto"/>
+        <w:ind w:left="1260" w:leftChars="0" w:right="0" w:hanging="420" w:firstLineChars="0"/>
+        <w:jc w:val="left"/>
+        <w:rPr>
+          <w:rFonts w:hint="default" w:ascii="Bodoni MT" w:hAnsi="Bodoni MT" w:eastAsia="等线" w:cs="Bodoni MT"/>
+          <w:sz w:val="22"/>
+          <w:szCs w:val="22"/>
+        </w:rPr>
+      </w:pPr>
+      <w:r>
+        <w:rPr>
+          <w:rFonts w:hint="default" w:ascii="Bodoni MT" w:hAnsi="Bodoni MT" w:eastAsia="等线" w:cs="Bodoni MT"/>
+          <w:i w:val="0"/>
+          <w:iCs w:val="0"/>
+          <w:sz w:val="22"/>
+          <w:szCs w:val="22"/>
+          <w:lang w:val="en-IN"/>
+        </w:rPr>
+        <w:t>at t=0, one request got triggered.</w:t>
+      </w:r>
+      <w:r>
+        <w:rPr>
+          <w:rFonts w:hint="default" w:ascii="Bodoni MT" w:hAnsi="Bodoni MT" w:eastAsia="等线" w:cs="Bodoni MT"/>
+          <w:i w:val="0"/>
+          <w:iCs w:val="0"/>
+          <w:color w:val="00B050"/>
+          <w:sz w:val="22"/>
+          <w:szCs w:val="22"/>
+          <w:lang w:val="en-IN"/>
+        </w:rPr>
+        <w:t xml:space="preserve"> ✅</w:t>
+      </w:r>
+    </w:p>
+    <w:p>
+      <w:pPr>
+        <w:keepNext w:val="0"/>
+        <w:keepLines w:val="0"/>
+        <w:widowControl/>
+        <w:numPr>
+          <w:ilvl w:val="2"/>
+          <w:numId w:val="11"/>
+        </w:numPr>
+        <w:suppressLineNumbers w:val="0"/>
+        <w:spacing w:before="0" w:beforeAutospacing="0" w:after="0" w:afterAutospacing="0" w:line="360" w:lineRule="auto"/>
+        <w:ind w:left="1260" w:leftChars="0" w:right="0" w:hanging="420" w:firstLineChars="0"/>
+        <w:jc w:val="left"/>
+        <w:rPr>
+          <w:rFonts w:hint="default" w:ascii="Bodoni MT" w:hAnsi="Bodoni MT" w:eastAsia="等线" w:cs="Bodoni MT"/>
+          <w:sz w:val="22"/>
+          <w:szCs w:val="22"/>
+        </w:rPr>
+      </w:pPr>
+      <w:r>
+        <w:rPr>
+          <w:rFonts w:hint="default" w:ascii="Bodoni MT" w:hAnsi="Bodoni MT" w:eastAsia="等线" w:cs="Bodoni MT"/>
+          <w:i w:val="0"/>
+          <w:iCs w:val="0"/>
+          <w:sz w:val="22"/>
+          <w:szCs w:val="22"/>
+          <w:lang w:val="en-IN"/>
+        </w:rPr>
+        <w:t>at t=1, another request got triggered</w:t>
+      </w:r>
+    </w:p>
+    <w:p>
+      <w:pPr>
+        <w:keepNext w:val="0"/>
+        <w:keepLines w:val="0"/>
+        <w:widowControl/>
+        <w:numPr>
+          <w:ilvl w:val="3"/>
+          <w:numId w:val="11"/>
+        </w:numPr>
+        <w:suppressLineNumbers w:val="0"/>
+        <w:spacing w:before="0" w:beforeAutospacing="0" w:after="0" w:afterAutospacing="0" w:line="360" w:lineRule="auto"/>
+        <w:ind w:left="1680" w:leftChars="0" w:right="0" w:hanging="420" w:firstLineChars="0"/>
+        <w:jc w:val="left"/>
+        <w:rPr>
+          <w:rFonts w:hint="default" w:ascii="Bodoni MT" w:hAnsi="Bodoni MT" w:eastAsia="等线" w:cs="Bodoni MT"/>
+          <w:sz w:val="22"/>
+          <w:szCs w:val="22"/>
+          <w:lang w:val="en-IN"/>
+        </w:rPr>
+      </w:pPr>
+      <w:r>
+        <w:rPr>
+          <w:rFonts w:hint="default" w:ascii="Bodoni MT" w:hAnsi="Bodoni MT" w:eastAsia="等线" w:cs="Bodoni MT"/>
+          <w:i w:val="0"/>
+          <w:iCs w:val="0"/>
+          <w:sz w:val="22"/>
+          <w:szCs w:val="22"/>
+          <w:lang w:val="en-IN"/>
+        </w:rPr>
+        <w:t xml:space="preserve">Time remaining for current period to be end: 5-1=4, so it can wait for 4s (timeoutDuration: 4s)  </w:t>
+      </w:r>
+      <w:r>
+        <w:rPr>
+          <w:rFonts w:hint="default" w:ascii="Bodoni MT" w:hAnsi="Bodoni MT" w:eastAsia="等线" w:cs="Bodoni MT"/>
+          <w:i w:val="0"/>
+          <w:iCs w:val="0"/>
+          <w:color w:val="00B050"/>
+          <w:sz w:val="22"/>
+          <w:szCs w:val="22"/>
+          <w:lang w:val="en-IN"/>
+        </w:rPr>
+        <w:t>✅</w:t>
+      </w:r>
+    </w:p>
+    <w:p>
+      <w:pPr>
+        <w:keepNext w:val="0"/>
+        <w:keepLines w:val="0"/>
+        <w:widowControl/>
+        <w:numPr>
+          <w:ilvl w:val="3"/>
+          <w:numId w:val="11"/>
+        </w:numPr>
+        <w:suppressLineNumbers w:val="0"/>
+        <w:spacing w:before="0" w:beforeAutospacing="0" w:after="0" w:afterAutospacing="0" w:line="360" w:lineRule="auto"/>
+        <w:ind w:left="1680" w:leftChars="0" w:right="0" w:hanging="420" w:firstLineChars="0"/>
+        <w:jc w:val="left"/>
+        <w:rPr>
+          <w:rFonts w:hint="default" w:ascii="Bodoni MT" w:hAnsi="Bodoni MT" w:eastAsia="等线" w:cs="Bodoni MT"/>
+          <w:sz w:val="22"/>
+          <w:szCs w:val="22"/>
+          <w:lang w:val="en-IN"/>
+        </w:rPr>
+      </w:pPr>
+      <w:r>
+        <w:rPr>
+          <w:rFonts w:hint="default" w:ascii="Bodoni MT" w:hAnsi="Bodoni MT" w:eastAsia="等线" w:cs="Bodoni MT"/>
+          <w:i w:val="0"/>
+          <w:iCs w:val="0"/>
+          <w:sz w:val="22"/>
+          <w:szCs w:val="22"/>
+          <w:lang w:val="en-IN"/>
+        </w:rPr>
+        <w:t xml:space="preserve">If timeoutDuration: 3s, then it will give error because it has to wait for more duration than the allowed limit which is 3s.  </w:t>
+      </w:r>
+      <w:r>
+        <w:rPr>
+          <w:rFonts w:hint="default" w:ascii="Bodoni MT" w:hAnsi="Bodoni MT" w:eastAsia="等线" w:cs="Bodoni MT"/>
+          <w:i w:val="0"/>
+          <w:iCs w:val="0"/>
+          <w:color w:val="C00000"/>
+          <w:sz w:val="22"/>
+          <w:szCs w:val="22"/>
+          <w:lang w:val="en-IN"/>
+        </w:rPr>
+        <w:t>❌</w:t>
+      </w:r>
+    </w:p>
+    <w:p>
+      <w:pPr>
+        <w:keepNext w:val="0"/>
+        <w:keepLines w:val="0"/>
+        <w:widowControl/>
+        <w:numPr>
+          <w:ilvl w:val="0"/>
+          <w:numId w:val="11"/>
+        </w:numPr>
+        <w:suppressLineNumbers w:val="0"/>
+        <w:spacing w:before="0" w:beforeAutospacing="0" w:after="0" w:afterAutospacing="0" w:line="360" w:lineRule="auto"/>
+        <w:ind w:left="420" w:leftChars="0" w:right="0" w:hanging="420" w:firstLineChars="0"/>
+        <w:jc w:val="left"/>
+        <w:rPr>
+          <w:rFonts w:hint="default" w:ascii="Bodoni MT" w:hAnsi="Bodoni MT" w:eastAsia="等线" w:cs="Bodoni MT"/>
+          <w:color w:val="002060"/>
+          <w:sz w:val="22"/>
+          <w:szCs w:val="22"/>
+          <w:u w:val="single"/>
+        </w:rPr>
+      </w:pPr>
+      <w:r>
+        <w:rPr>
+          <w:rFonts w:hint="default" w:ascii="Bodoni MT" w:hAnsi="Bodoni MT" w:eastAsia="等线" w:cs="Bodoni MT"/>
+          <w:b/>
+          <w:bCs/>
+          <w:color w:val="002060"/>
+          <w:sz w:val="22"/>
+          <w:szCs w:val="22"/>
+          <w:u w:val="single"/>
+          <w:lang w:val="en-IN"/>
+        </w:rPr>
+        <w:t>Circuit Breaker</w:t>
+      </w:r>
+      <w:r>
+        <w:rPr>
+          <w:rFonts w:hint="default" w:ascii="Bodoni MT" w:hAnsi="Bodoni MT" w:eastAsia="等线" w:cs="Bodoni MT"/>
+          <w:b w:val="0"/>
+          <w:bCs w:val="0"/>
+          <w:color w:val="002060"/>
+          <w:sz w:val="22"/>
+          <w:szCs w:val="22"/>
+          <w:u w:val="single"/>
+          <w:lang w:val="en-IN"/>
+        </w:rPr>
+        <w:t xml:space="preserve"> </w:t>
+      </w:r>
+    </w:p>
+    <w:p>
+      <w:pPr>
+        <w:keepNext w:val="0"/>
+        <w:keepLines w:val="0"/>
+        <w:widowControl/>
+        <w:numPr>
+          <w:ilvl w:val="1"/>
+          <w:numId w:val="11"/>
+        </w:numPr>
+        <w:suppressLineNumbers w:val="0"/>
+        <w:spacing w:before="0" w:beforeAutospacing="0" w:after="0" w:afterAutospacing="0" w:line="360" w:lineRule="auto"/>
+        <w:ind w:left="840" w:leftChars="0" w:right="0" w:hanging="420" w:firstLineChars="0"/>
+        <w:jc w:val="left"/>
+        <w:rPr>
+          <w:rFonts w:hint="default" w:ascii="Bodoni MT" w:hAnsi="Bodoni MT" w:eastAsia="等线" w:cs="Bodoni MT"/>
+          <w:sz w:val="22"/>
+          <w:szCs w:val="22"/>
+        </w:rPr>
+      </w:pPr>
+      <w:r>
+        <w:rPr>
+          <w:rFonts w:ascii="SimSun" w:hAnsi="SimSun" w:eastAsia="SimSun" w:cs="SimSun"/>
+          <w:color w:val="auto"/>
+          <w:kern w:val="0"/>
+          <w:sz w:val="24"/>
+          <w:szCs w:val="24"/>
+          <w:lang w:val="en-US" w:eastAsia="zh-CN" w:bidi="ar"/>
+        </w:rPr>
+        <w:drawing>
+          <wp:inline distT="0" distB="0" distL="114300" distR="114300">
+            <wp:extent cx="2837180" cy="1764030"/>
+            <wp:effectExtent l="0" t="0" r="0" b="0"/>
+            <wp:docPr id="59" name="Picture 7" descr="IMG_256"/>
+            <wp:cNvGraphicFramePr>
+              <a:graphicFrameLocks xmlns:a="http://schemas.openxmlformats.org/drawingml/2006/main" noChangeAspect="1"/>
+            </wp:cNvGraphicFramePr>
+            <a:graphic xmlns:a="http://schemas.openxmlformats.org/drawingml/2006/main">
+              <a:graphicData uri="http://schemas.openxmlformats.org/drawingml/2006/picture">
+                <pic:pic xmlns:pic="http://schemas.openxmlformats.org/drawingml/2006/picture">
+                  <pic:nvPicPr>
+                    <pic:cNvPr id="59" name="Picture 7" descr="IMG_256"/>
+                    <pic:cNvPicPr>
+                      <a:picLocks noChangeAspect="1"/>
+                    </pic:cNvPicPr>
+                  </pic:nvPicPr>
+                  <pic:blipFill>
+                    <a:blip r:embed="rId60"/>
+                    <a:srcRect l="1664" t="2392" r="1793" b="2699"/>
+                    <a:stretch>
+                      <a:fillRect/>
+                    </a:stretch>
+                  </pic:blipFill>
+                  <pic:spPr>
+                    <a:xfrm>
+                      <a:off x="0" y="0"/>
+                      <a:ext cx="2837180" cy="1764030"/>
+                    </a:xfrm>
+                    <a:prstGeom prst="rect">
+                      <a:avLst/>
+                    </a:prstGeom>
+                    <a:noFill/>
+                    <a:ln w="9525">
+                      <a:noFill/>
+                    </a:ln>
+                  </pic:spPr>
+                </pic:pic>
+              </a:graphicData>
+            </a:graphic>
+          </wp:inline>
+        </w:drawing>
+      </w:r>
+    </w:p>
+    <w:p>
+      <w:pPr>
+        <w:keepNext w:val="0"/>
+        <w:keepLines w:val="0"/>
+        <w:widowControl/>
+        <w:numPr>
+          <w:ilvl w:val="1"/>
+          <w:numId w:val="11"/>
+        </w:numPr>
+        <w:suppressLineNumbers w:val="0"/>
+        <w:spacing w:before="0" w:beforeAutospacing="0" w:after="0" w:afterAutospacing="0" w:line="360" w:lineRule="auto"/>
+        <w:ind w:left="840" w:leftChars="0" w:right="0" w:hanging="420" w:firstLineChars="0"/>
+        <w:jc w:val="left"/>
+        <w:rPr>
+          <w:rFonts w:hint="default" w:ascii="Bodoni MT" w:hAnsi="Bodoni MT" w:eastAsia="等线" w:cs="Bodoni MT"/>
+          <w:sz w:val="22"/>
+          <w:szCs w:val="22"/>
+        </w:rPr>
+      </w:pPr>
+      <w:r>
+        <w:rPr>
+          <w:rFonts w:hint="default" w:ascii="Bodoni MT" w:hAnsi="Bodoni MT" w:eastAsia="等线" w:cs="Bodoni MT"/>
+          <w:sz w:val="22"/>
+          <w:szCs w:val="22"/>
+          <w:lang w:val="en-IN"/>
+        </w:rPr>
+        <w:t xml:space="preserve">It is basically opposite of </w:t>
+      </w:r>
+      <w:r>
+        <w:rPr>
+          <w:rFonts w:hint="default" w:ascii="Bodoni MT" w:hAnsi="Bodoni MT" w:eastAsia="等线" w:cs="Bodoni MT"/>
+          <w:b/>
+          <w:bCs/>
+          <w:i/>
+          <w:iCs/>
+          <w:sz w:val="22"/>
+          <w:szCs w:val="22"/>
+          <w:lang w:val="en-IN"/>
+        </w:rPr>
+        <w:t>Retry</w:t>
+      </w:r>
+      <w:r>
+        <w:rPr>
+          <w:rFonts w:hint="default" w:ascii="Bodoni MT" w:hAnsi="Bodoni MT" w:eastAsia="等线" w:cs="Bodoni MT"/>
+          <w:b w:val="0"/>
+          <w:bCs w:val="0"/>
+          <w:i w:val="0"/>
+          <w:iCs w:val="0"/>
+          <w:sz w:val="22"/>
+          <w:szCs w:val="22"/>
+          <w:lang w:val="en-IN"/>
+        </w:rPr>
+        <w:t>.</w:t>
+      </w:r>
+    </w:p>
+    <w:p>
+      <w:pPr>
+        <w:keepNext w:val="0"/>
+        <w:keepLines w:val="0"/>
+        <w:widowControl/>
+        <w:numPr>
+          <w:ilvl w:val="2"/>
+          <w:numId w:val="11"/>
+        </w:numPr>
+        <w:suppressLineNumbers w:val="0"/>
+        <w:spacing w:before="0" w:beforeAutospacing="0" w:after="0" w:afterAutospacing="0" w:line="360" w:lineRule="auto"/>
+        <w:ind w:left="1260" w:leftChars="0" w:right="0" w:hanging="420" w:firstLineChars="0"/>
+        <w:jc w:val="left"/>
+        <w:rPr>
+          <w:rFonts w:hint="default" w:ascii="Bodoni MT" w:hAnsi="Bodoni MT" w:eastAsia="等线" w:cs="Bodoni MT"/>
+          <w:sz w:val="22"/>
+          <w:szCs w:val="22"/>
+        </w:rPr>
+      </w:pPr>
+      <w:r>
+        <w:rPr>
+          <w:rFonts w:hint="default" w:ascii="Bodoni MT" w:hAnsi="Bodoni MT" w:eastAsia="等线" w:cs="Bodoni MT"/>
+          <w:b w:val="0"/>
+          <w:bCs w:val="0"/>
+          <w:i w:val="0"/>
+          <w:iCs w:val="0"/>
+          <w:sz w:val="22"/>
+          <w:szCs w:val="22"/>
+          <w:lang w:val="en-IN"/>
+        </w:rPr>
+        <w:t>In retry, if a request fails then it’ll retry again and again.</w:t>
+      </w:r>
+    </w:p>
+    <w:p>
+      <w:pPr>
+        <w:keepNext w:val="0"/>
+        <w:keepLines w:val="0"/>
+        <w:widowControl/>
+        <w:numPr>
+          <w:ilvl w:val="2"/>
+          <w:numId w:val="11"/>
+        </w:numPr>
+        <w:suppressLineNumbers w:val="0"/>
+        <w:spacing w:before="0" w:beforeAutospacing="0" w:after="0" w:afterAutospacing="0" w:line="360" w:lineRule="auto"/>
+        <w:ind w:left="1260" w:leftChars="0" w:right="0" w:hanging="420" w:firstLineChars="0"/>
+        <w:jc w:val="left"/>
+        <w:rPr>
+          <w:rFonts w:hint="default" w:ascii="Bodoni MT" w:hAnsi="Bodoni MT" w:eastAsia="等线" w:cs="Bodoni MT"/>
+          <w:sz w:val="22"/>
+          <w:szCs w:val="22"/>
+        </w:rPr>
+      </w:pPr>
+      <w:r>
+        <w:rPr>
+          <w:rFonts w:hint="default" w:ascii="Bodoni MT" w:hAnsi="Bodoni MT" w:eastAsia="等线" w:cs="Bodoni MT"/>
+          <w:b w:val="0"/>
+          <w:bCs w:val="0"/>
+          <w:i w:val="0"/>
+          <w:iCs w:val="0"/>
+          <w:sz w:val="22"/>
+          <w:szCs w:val="22"/>
+          <w:lang w:val="en-IN"/>
+        </w:rPr>
+        <w:t xml:space="preserve">But in Circuit Breaker, we’ll set a threshold (lets say </w:t>
+      </w:r>
+      <w:r>
+        <w:rPr>
+          <w:rFonts w:hint="default" w:ascii="Bodoni MT" w:hAnsi="Bodoni MT" w:eastAsia="等线" w:cs="Bodoni MT"/>
+          <w:b w:val="0"/>
+          <w:bCs w:val="0"/>
+          <w:i/>
+          <w:iCs/>
+          <w:sz w:val="22"/>
+          <w:szCs w:val="22"/>
+          <w:lang w:val="en-IN"/>
+        </w:rPr>
+        <w:t>K</w:t>
+      </w:r>
+      <w:r>
+        <w:rPr>
+          <w:rFonts w:hint="default" w:ascii="Bodoni MT" w:hAnsi="Bodoni MT" w:eastAsia="等线" w:cs="Bodoni MT"/>
+          <w:b w:val="0"/>
+          <w:bCs w:val="0"/>
+          <w:i w:val="0"/>
+          <w:iCs w:val="0"/>
+          <w:sz w:val="22"/>
+          <w:szCs w:val="22"/>
+          <w:lang w:val="en-IN"/>
+        </w:rPr>
+        <w:t>).</w:t>
+      </w:r>
+      <w:r>
+        <w:rPr>
+          <w:rFonts w:hint="default" w:ascii="Bodoni MT" w:hAnsi="Bodoni MT" w:eastAsia="等线" w:cs="Bodoni MT"/>
+          <w:b w:val="0"/>
+          <w:bCs w:val="0"/>
+          <w:i w:val="0"/>
+          <w:iCs w:val="0"/>
+          <w:sz w:val="22"/>
+          <w:szCs w:val="22"/>
+          <w:lang w:val="en-IN"/>
+        </w:rPr>
+        <w:br w:type="textWrapping"/>
+      </w:r>
+      <w:r>
+        <w:rPr>
+          <w:rFonts w:hint="default" w:ascii="Bodoni MT" w:hAnsi="Bodoni MT" w:eastAsia="等线" w:cs="Bodoni MT"/>
+          <w:b w:val="0"/>
+          <w:bCs w:val="0"/>
+          <w:i w:val="0"/>
+          <w:iCs w:val="0"/>
+          <w:sz w:val="22"/>
+          <w:szCs w:val="22"/>
+          <w:lang w:val="en-IN"/>
+        </w:rPr>
+        <w:t xml:space="preserve">if the number of failures exceeds </w:t>
+      </w:r>
+      <w:r>
+        <w:rPr>
+          <w:rFonts w:hint="default" w:ascii="Bodoni MT" w:hAnsi="Bodoni MT" w:eastAsia="等线" w:cs="Bodoni MT"/>
+          <w:b w:val="0"/>
+          <w:bCs w:val="0"/>
+          <w:i/>
+          <w:iCs/>
+          <w:sz w:val="22"/>
+          <w:szCs w:val="22"/>
+          <w:lang w:val="en-IN"/>
+        </w:rPr>
+        <w:t>K</w:t>
+      </w:r>
+      <w:r>
+        <w:rPr>
+          <w:rFonts w:hint="default" w:ascii="Bodoni MT" w:hAnsi="Bodoni MT" w:eastAsia="等线" w:cs="Bodoni MT"/>
+          <w:b w:val="0"/>
+          <w:bCs w:val="0"/>
+          <w:i w:val="0"/>
+          <w:iCs w:val="0"/>
+          <w:sz w:val="22"/>
+          <w:szCs w:val="22"/>
+          <w:lang w:val="en-IN"/>
+        </w:rPr>
+        <w:t xml:space="preserve">, then it’ll send the circuit to </w:t>
+      </w:r>
+      <w:r>
+        <w:rPr>
+          <w:rFonts w:hint="default" w:ascii="Bodoni MT" w:hAnsi="Bodoni MT" w:eastAsia="等线" w:cs="Bodoni MT"/>
+          <w:b/>
+          <w:bCs/>
+          <w:i w:val="0"/>
+          <w:iCs w:val="0"/>
+          <w:sz w:val="22"/>
+          <w:szCs w:val="22"/>
+          <w:lang w:val="en-IN"/>
+        </w:rPr>
+        <w:t>Open</w:t>
+      </w:r>
+      <w:r>
+        <w:rPr>
+          <w:rFonts w:hint="default" w:ascii="Bodoni MT" w:hAnsi="Bodoni MT" w:eastAsia="等线" w:cs="Bodoni MT"/>
+          <w:b w:val="0"/>
+          <w:bCs w:val="0"/>
+          <w:i w:val="0"/>
+          <w:iCs w:val="0"/>
+          <w:sz w:val="22"/>
+          <w:szCs w:val="22"/>
+          <w:lang w:val="en-IN"/>
+        </w:rPr>
+        <w:t xml:space="preserve"> state so that no more request can be made at this moment.</w:t>
+      </w:r>
+    </w:p>
+    <w:p>
+      <w:pPr>
+        <w:keepNext w:val="0"/>
+        <w:keepLines w:val="0"/>
+        <w:widowControl/>
+        <w:numPr>
+          <w:ilvl w:val="3"/>
+          <w:numId w:val="11"/>
+        </w:numPr>
+        <w:suppressLineNumbers w:val="0"/>
+        <w:spacing w:before="0" w:beforeAutospacing="0" w:after="0" w:afterAutospacing="0" w:line="360" w:lineRule="auto"/>
+        <w:ind w:left="1680" w:leftChars="0" w:right="0" w:hanging="420" w:firstLineChars="0"/>
+        <w:jc w:val="left"/>
+        <w:rPr>
+          <w:rFonts w:hint="default" w:ascii="Bodoni MT" w:hAnsi="Bodoni MT" w:eastAsia="等线" w:cs="Bodoni MT"/>
+          <w:sz w:val="22"/>
+          <w:szCs w:val="22"/>
+        </w:rPr>
+      </w:pPr>
+      <w:r>
+        <w:rPr>
+          <w:rFonts w:hint="default" w:ascii="Bodoni MT" w:hAnsi="Bodoni MT" w:eastAsia="等线" w:cs="Bodoni MT"/>
+          <w:b w:val="0"/>
+          <w:bCs w:val="0"/>
+          <w:i w:val="0"/>
+          <w:iCs w:val="0"/>
+          <w:sz w:val="22"/>
+          <w:szCs w:val="22"/>
+          <w:lang w:val="en-IN"/>
+        </w:rPr>
+        <w:t xml:space="preserve">Then there will be some </w:t>
+      </w:r>
+      <w:r>
+        <w:rPr>
+          <w:rFonts w:hint="default" w:ascii="Bodoni MT" w:hAnsi="Bodoni MT" w:eastAsia="等线" w:cs="Bodoni MT"/>
+          <w:b w:val="0"/>
+          <w:bCs w:val="0"/>
+          <w:i/>
+          <w:iCs/>
+          <w:sz w:val="22"/>
+          <w:szCs w:val="22"/>
+          <w:lang w:val="en-IN"/>
+        </w:rPr>
+        <w:t>Wait Duration</w:t>
+      </w:r>
+      <w:r>
+        <w:rPr>
+          <w:rFonts w:hint="default" w:ascii="Bodoni MT" w:hAnsi="Bodoni MT" w:eastAsia="等线" w:cs="Bodoni MT"/>
+          <w:b/>
+          <w:bCs/>
+          <w:i w:val="0"/>
+          <w:iCs w:val="0"/>
+          <w:sz w:val="22"/>
+          <w:szCs w:val="22"/>
+          <w:lang w:val="en-IN"/>
+        </w:rPr>
+        <w:t xml:space="preserve"> </w:t>
+      </w:r>
+      <w:r>
+        <w:rPr>
+          <w:rFonts w:hint="default" w:ascii="Bodoni MT" w:hAnsi="Bodoni MT" w:eastAsia="等线" w:cs="Bodoni MT"/>
+          <w:b w:val="0"/>
+          <w:bCs w:val="0"/>
+          <w:i w:val="0"/>
+          <w:iCs w:val="0"/>
+          <w:sz w:val="22"/>
+          <w:szCs w:val="22"/>
+          <w:lang w:val="en-IN"/>
+        </w:rPr>
+        <w:t xml:space="preserve">(lets say </w:t>
+      </w:r>
+      <w:r>
+        <w:rPr>
+          <w:rFonts w:hint="default" w:ascii="Bodoni MT" w:hAnsi="Bodoni MT" w:eastAsia="等线" w:cs="Bodoni MT"/>
+          <w:b w:val="0"/>
+          <w:bCs w:val="0"/>
+          <w:i/>
+          <w:iCs/>
+          <w:sz w:val="22"/>
+          <w:szCs w:val="22"/>
+          <w:lang w:val="en-IN"/>
+        </w:rPr>
+        <w:t>t</w:t>
+      </w:r>
+      <w:r>
+        <w:rPr>
+          <w:rFonts w:hint="default" w:ascii="Bodoni MT" w:hAnsi="Bodoni MT" w:eastAsia="等线" w:cs="Bodoni MT"/>
+          <w:b w:val="0"/>
+          <w:bCs w:val="0"/>
+          <w:i w:val="0"/>
+          <w:iCs w:val="0"/>
+          <w:sz w:val="22"/>
+          <w:szCs w:val="22"/>
+          <w:lang w:val="en-IN"/>
+        </w:rPr>
+        <w:t>)</w:t>
+      </w:r>
+    </w:p>
+    <w:p>
+      <w:pPr>
+        <w:keepNext w:val="0"/>
+        <w:keepLines w:val="0"/>
+        <w:widowControl/>
+        <w:numPr>
+          <w:ilvl w:val="3"/>
+          <w:numId w:val="11"/>
+        </w:numPr>
+        <w:suppressLineNumbers w:val="0"/>
+        <w:spacing w:before="0" w:beforeAutospacing="0" w:after="0" w:afterAutospacing="0" w:line="360" w:lineRule="auto"/>
+        <w:ind w:left="1680" w:leftChars="0" w:right="0" w:hanging="420" w:firstLineChars="0"/>
+        <w:jc w:val="left"/>
+        <w:rPr>
+          <w:rFonts w:hint="default" w:ascii="Bodoni MT" w:hAnsi="Bodoni MT" w:eastAsia="等线" w:cs="Bodoni MT"/>
+          <w:sz w:val="22"/>
+          <w:szCs w:val="22"/>
+        </w:rPr>
+      </w:pPr>
+      <w:r>
+        <w:rPr>
+          <w:rFonts w:hint="default" w:ascii="Bodoni MT" w:hAnsi="Bodoni MT" w:eastAsia="等线" w:cs="Bodoni MT"/>
+          <w:b w:val="0"/>
+          <w:bCs w:val="0"/>
+          <w:i w:val="0"/>
+          <w:iCs w:val="0"/>
+          <w:sz w:val="22"/>
+          <w:szCs w:val="22"/>
+          <w:lang w:val="en-IN"/>
+        </w:rPr>
+        <w:t xml:space="preserve">After </w:t>
+      </w:r>
+      <w:r>
+        <w:rPr>
+          <w:rFonts w:hint="default" w:ascii="Bodoni MT" w:hAnsi="Bodoni MT" w:eastAsia="等线" w:cs="Bodoni MT"/>
+          <w:b w:val="0"/>
+          <w:bCs w:val="0"/>
+          <w:i/>
+          <w:iCs/>
+          <w:sz w:val="22"/>
+          <w:szCs w:val="22"/>
+          <w:lang w:val="en-IN"/>
+        </w:rPr>
+        <w:t>t</w:t>
+      </w:r>
+      <w:r>
+        <w:rPr>
+          <w:rFonts w:hint="default" w:ascii="Bodoni MT" w:hAnsi="Bodoni MT" w:eastAsia="等线" w:cs="Bodoni MT"/>
+          <w:b w:val="0"/>
+          <w:bCs w:val="0"/>
+          <w:i w:val="0"/>
+          <w:iCs w:val="0"/>
+          <w:sz w:val="22"/>
+          <w:szCs w:val="22"/>
+          <w:lang w:val="en-IN"/>
+        </w:rPr>
+        <w:t xml:space="preserve"> time, the state will become </w:t>
+      </w:r>
+      <w:r>
+        <w:rPr>
+          <w:rFonts w:hint="default" w:ascii="Bodoni MT" w:hAnsi="Bodoni MT" w:eastAsia="等线" w:cs="Bodoni MT"/>
+          <w:b/>
+          <w:bCs/>
+          <w:i w:val="0"/>
+          <w:iCs w:val="0"/>
+          <w:sz w:val="22"/>
+          <w:szCs w:val="22"/>
+          <w:lang w:val="en-IN"/>
+        </w:rPr>
+        <w:t>Half Open</w:t>
+      </w:r>
+      <w:r>
+        <w:rPr>
+          <w:rFonts w:hint="default" w:ascii="Bodoni MT" w:hAnsi="Bodoni MT" w:eastAsia="等线" w:cs="Bodoni MT"/>
+          <w:b w:val="0"/>
+          <w:bCs w:val="0"/>
+          <w:i w:val="0"/>
+          <w:iCs w:val="0"/>
+          <w:sz w:val="22"/>
+          <w:szCs w:val="22"/>
+          <w:lang w:val="en-IN"/>
+        </w:rPr>
+        <w:t>. In this state, some limited numbers of requests will be allowed.</w:t>
+      </w:r>
+    </w:p>
+    <w:p>
+      <w:pPr>
+        <w:keepNext w:val="0"/>
+        <w:keepLines w:val="0"/>
+        <w:widowControl/>
+        <w:numPr>
+          <w:ilvl w:val="2"/>
+          <w:numId w:val="11"/>
+        </w:numPr>
+        <w:suppressLineNumbers w:val="0"/>
+        <w:spacing w:before="0" w:beforeAutospacing="0" w:after="0" w:afterAutospacing="0" w:line="360" w:lineRule="auto"/>
+        <w:ind w:left="1260" w:leftChars="0" w:right="0" w:hanging="420" w:firstLineChars="0"/>
+        <w:jc w:val="left"/>
+        <w:rPr>
+          <w:rFonts w:hint="default" w:ascii="Bodoni MT" w:hAnsi="Bodoni MT" w:eastAsia="等线" w:cs="Bodoni MT"/>
+          <w:sz w:val="22"/>
+          <w:szCs w:val="22"/>
+        </w:rPr>
+      </w:pPr>
+      <w:r>
+        <w:rPr>
+          <w:rFonts w:hint="default" w:ascii="Bodoni MT" w:hAnsi="Bodoni MT" w:eastAsia="等线" w:cs="Bodoni MT"/>
+          <w:b w:val="0"/>
+          <w:bCs w:val="0"/>
+          <w:i w:val="0"/>
+          <w:iCs w:val="0"/>
+          <w:sz w:val="22"/>
+          <w:szCs w:val="22"/>
+          <w:lang w:val="en-IN"/>
+        </w:rPr>
+        <w:t xml:space="preserve">Now, there will be another threshold (lets say </w:t>
+      </w:r>
+      <w:r>
+        <w:rPr>
+          <w:rFonts w:hint="default" w:ascii="Bodoni MT" w:hAnsi="Bodoni MT" w:eastAsia="等线" w:cs="Bodoni MT"/>
+          <w:b w:val="0"/>
+          <w:bCs w:val="0"/>
+          <w:i/>
+          <w:iCs/>
+          <w:sz w:val="22"/>
+          <w:szCs w:val="22"/>
+          <w:lang w:val="en-IN"/>
+        </w:rPr>
+        <w:t>K2)</w:t>
+      </w:r>
+      <w:r>
+        <w:rPr>
+          <w:rFonts w:hint="default" w:ascii="Bodoni MT" w:hAnsi="Bodoni MT" w:eastAsia="等线" w:cs="Bodoni MT"/>
+          <w:b w:val="0"/>
+          <w:bCs w:val="0"/>
+          <w:i w:val="0"/>
+          <w:iCs w:val="0"/>
+          <w:sz w:val="22"/>
+          <w:szCs w:val="22"/>
+          <w:lang w:val="en-IN"/>
+        </w:rPr>
+        <w:t>,</w:t>
+      </w:r>
+    </w:p>
+    <w:p>
+      <w:pPr>
+        <w:keepNext w:val="0"/>
+        <w:keepLines w:val="0"/>
+        <w:widowControl/>
+        <w:numPr>
+          <w:ilvl w:val="3"/>
+          <w:numId w:val="11"/>
+        </w:numPr>
+        <w:suppressLineNumbers w:val="0"/>
+        <w:spacing w:before="0" w:beforeAutospacing="0" w:after="0" w:afterAutospacing="0" w:line="360" w:lineRule="auto"/>
+        <w:ind w:left="1680" w:leftChars="0" w:right="0" w:hanging="420" w:firstLineChars="0"/>
+        <w:jc w:val="left"/>
+        <w:rPr>
+          <w:rFonts w:hint="default" w:ascii="Bodoni MT" w:hAnsi="Bodoni MT" w:eastAsia="等线" w:cs="Bodoni MT"/>
+          <w:sz w:val="22"/>
+          <w:szCs w:val="22"/>
+        </w:rPr>
+      </w:pPr>
+      <w:r>
+        <w:rPr>
+          <w:rFonts w:hint="default" w:ascii="Bodoni MT" w:hAnsi="Bodoni MT" w:eastAsia="等线" w:cs="Bodoni MT"/>
+          <w:b w:val="0"/>
+          <w:bCs w:val="0"/>
+          <w:i w:val="0"/>
+          <w:iCs w:val="0"/>
+          <w:sz w:val="22"/>
+          <w:szCs w:val="22"/>
+          <w:lang w:val="en-IN"/>
+        </w:rPr>
+        <w:t xml:space="preserve">if number of failures exceeds </w:t>
+      </w:r>
+      <w:r>
+        <w:rPr>
+          <w:rFonts w:hint="default" w:ascii="Bodoni MT" w:hAnsi="Bodoni MT" w:eastAsia="等线" w:cs="Bodoni MT"/>
+          <w:b w:val="0"/>
+          <w:bCs w:val="0"/>
+          <w:i/>
+          <w:iCs/>
+          <w:sz w:val="22"/>
+          <w:szCs w:val="22"/>
+          <w:lang w:val="en-IN"/>
+        </w:rPr>
+        <w:t>K2</w:t>
+      </w:r>
+      <w:r>
+        <w:rPr>
+          <w:rFonts w:hint="default" w:ascii="Bodoni MT" w:hAnsi="Bodoni MT" w:eastAsia="等线" w:cs="Bodoni MT"/>
+          <w:b w:val="0"/>
+          <w:bCs w:val="0"/>
+          <w:i w:val="0"/>
+          <w:iCs w:val="0"/>
+          <w:sz w:val="22"/>
+          <w:szCs w:val="22"/>
+          <w:lang w:val="en-IN"/>
+        </w:rPr>
+        <w:t xml:space="preserve">, then it’ll again go to </w:t>
+      </w:r>
+      <w:r>
+        <w:rPr>
+          <w:rFonts w:hint="default" w:ascii="Bodoni MT" w:hAnsi="Bodoni MT" w:eastAsia="等线" w:cs="Bodoni MT"/>
+          <w:b w:val="0"/>
+          <w:bCs w:val="0"/>
+          <w:i/>
+          <w:iCs/>
+          <w:sz w:val="22"/>
+          <w:szCs w:val="22"/>
+          <w:lang w:val="en-IN"/>
+        </w:rPr>
+        <w:t>Open</w:t>
+      </w:r>
+      <w:r>
+        <w:rPr>
+          <w:rFonts w:hint="default" w:ascii="Bodoni MT" w:hAnsi="Bodoni MT" w:eastAsia="等线" w:cs="Bodoni MT"/>
+          <w:b w:val="0"/>
+          <w:bCs w:val="0"/>
+          <w:i w:val="0"/>
+          <w:iCs w:val="0"/>
+          <w:sz w:val="22"/>
+          <w:szCs w:val="22"/>
+          <w:lang w:val="en-IN"/>
+        </w:rPr>
+        <w:t xml:space="preserve"> state.</w:t>
+      </w:r>
+    </w:p>
+    <w:p>
+      <w:pPr>
+        <w:keepNext w:val="0"/>
+        <w:keepLines w:val="0"/>
+        <w:widowControl/>
+        <w:numPr>
+          <w:ilvl w:val="3"/>
+          <w:numId w:val="11"/>
+        </w:numPr>
+        <w:suppressLineNumbers w:val="0"/>
+        <w:spacing w:before="0" w:beforeAutospacing="0" w:after="0" w:afterAutospacing="0" w:line="360" w:lineRule="auto"/>
+        <w:ind w:left="1680" w:leftChars="0" w:right="0" w:hanging="420" w:firstLineChars="0"/>
+        <w:jc w:val="left"/>
+        <w:rPr>
+          <w:rFonts w:hint="default" w:ascii="Bodoni MT" w:hAnsi="Bodoni MT" w:eastAsia="等线" w:cs="Bodoni MT"/>
+          <w:sz w:val="22"/>
+          <w:szCs w:val="22"/>
+        </w:rPr>
+      </w:pPr>
+      <w:r>
+        <w:rPr>
+          <w:rFonts w:hint="default" w:ascii="Bodoni MT" w:hAnsi="Bodoni MT" w:eastAsia="等线" w:cs="Bodoni MT"/>
+          <w:b w:val="0"/>
+          <w:bCs w:val="0"/>
+          <w:i w:val="0"/>
+          <w:iCs w:val="0"/>
+          <w:sz w:val="22"/>
+          <w:szCs w:val="22"/>
+          <w:lang w:val="en-IN"/>
+        </w:rPr>
+        <w:t xml:space="preserve">If number of failures are less than </w:t>
+      </w:r>
+      <w:r>
+        <w:rPr>
+          <w:rFonts w:hint="default" w:ascii="Bodoni MT" w:hAnsi="Bodoni MT" w:eastAsia="等线" w:cs="Bodoni MT"/>
+          <w:b w:val="0"/>
+          <w:bCs w:val="0"/>
+          <w:i/>
+          <w:iCs/>
+          <w:sz w:val="22"/>
+          <w:szCs w:val="22"/>
+          <w:lang w:val="en-IN"/>
+        </w:rPr>
+        <w:t>K2</w:t>
+      </w:r>
+      <w:r>
+        <w:rPr>
+          <w:rFonts w:hint="default" w:ascii="Bodoni MT" w:hAnsi="Bodoni MT" w:eastAsia="等线" w:cs="Bodoni MT"/>
+          <w:b w:val="0"/>
+          <w:bCs w:val="0"/>
+          <w:i w:val="0"/>
+          <w:iCs w:val="0"/>
+          <w:sz w:val="22"/>
+          <w:szCs w:val="22"/>
+          <w:lang w:val="en-IN"/>
+        </w:rPr>
+        <w:t xml:space="preserve">, then it’ll go to </w:t>
+      </w:r>
+      <w:r>
+        <w:rPr>
+          <w:rFonts w:hint="default" w:ascii="Bodoni MT" w:hAnsi="Bodoni MT" w:eastAsia="等线" w:cs="Bodoni MT"/>
+          <w:b w:val="0"/>
+          <w:bCs w:val="0"/>
+          <w:i/>
+          <w:iCs/>
+          <w:sz w:val="22"/>
+          <w:szCs w:val="22"/>
+          <w:lang w:val="en-IN"/>
+        </w:rPr>
+        <w:t>Close</w:t>
+      </w:r>
+      <w:r>
+        <w:rPr>
+          <w:rFonts w:hint="default" w:ascii="Bodoni MT" w:hAnsi="Bodoni MT" w:eastAsia="等线" w:cs="Bodoni MT"/>
+          <w:b w:val="0"/>
+          <w:bCs w:val="0"/>
+          <w:i w:val="0"/>
+          <w:iCs w:val="0"/>
+          <w:sz w:val="22"/>
+          <w:szCs w:val="22"/>
+          <w:lang w:val="en-IN"/>
+        </w:rPr>
+        <w:t xml:space="preserve"> state again.</w:t>
+      </w:r>
+    </w:p>
+    <w:p>
+      <w:pPr>
+        <w:keepNext w:val="0"/>
+        <w:keepLines w:val="0"/>
+        <w:widowControl/>
+        <w:numPr>
+          <w:ilvl w:val="1"/>
+          <w:numId w:val="11"/>
+        </w:numPr>
+        <w:suppressLineNumbers w:val="0"/>
+        <w:spacing w:before="0" w:beforeAutospacing="0" w:after="0" w:afterAutospacing="0" w:line="360" w:lineRule="auto"/>
+        <w:ind w:left="840" w:leftChars="0" w:right="0" w:hanging="420" w:firstLineChars="0"/>
+        <w:jc w:val="left"/>
+        <w:rPr>
+          <w:rFonts w:hint="default" w:ascii="Bodoni MT" w:hAnsi="Bodoni MT" w:eastAsia="等线" w:cs="Bodoni MT"/>
+          <w:sz w:val="22"/>
+          <w:szCs w:val="22"/>
+        </w:rPr>
+      </w:pPr>
+      <w:r>
+        <w:rPr>
+          <w:rFonts w:hint="default" w:ascii="Bodoni MT" w:hAnsi="Bodoni MT" w:eastAsia="等线" w:cs="Bodoni MT"/>
+          <w:b w:val="0"/>
+          <w:bCs w:val="0"/>
+          <w:i w:val="0"/>
+          <w:iCs w:val="0"/>
+          <w:sz w:val="22"/>
+          <w:szCs w:val="22"/>
+          <w:lang w:val="en-IN"/>
+        </w:rPr>
+        <w:t xml:space="preserve">It works as a </w:t>
+      </w:r>
+      <w:r>
+        <w:rPr>
+          <w:rFonts w:hint="default" w:ascii="Bodoni MT" w:hAnsi="Bodoni MT" w:eastAsia="等线" w:cs="Bodoni MT"/>
+          <w:b w:val="0"/>
+          <w:bCs w:val="0"/>
+          <w:i w:val="0"/>
+          <w:iCs w:val="0"/>
+          <w:color w:val="C00000"/>
+          <w:sz w:val="22"/>
+          <w:szCs w:val="22"/>
+          <w:lang w:val="en-IN"/>
+        </w:rPr>
+        <w:t>sliding window</w:t>
+      </w:r>
+      <w:r>
+        <w:rPr>
+          <w:rFonts w:hint="default" w:ascii="Bodoni MT" w:hAnsi="Bodoni MT" w:eastAsia="等线" w:cs="Bodoni MT"/>
+          <w:b w:val="0"/>
+          <w:bCs w:val="0"/>
+          <w:i w:val="0"/>
+          <w:iCs w:val="0"/>
+          <w:sz w:val="22"/>
+          <w:szCs w:val="22"/>
+          <w:lang w:val="en-IN"/>
+        </w:rPr>
+        <w:t xml:space="preserve">, like top </w:t>
+      </w:r>
+      <w:r>
+        <w:rPr>
+          <w:rFonts w:hint="default" w:ascii="Bodoni MT" w:hAnsi="Bodoni MT" w:eastAsia="等线" w:cs="Bodoni MT"/>
+          <w:b/>
+          <w:bCs/>
+          <w:i/>
+          <w:iCs/>
+          <w:sz w:val="22"/>
+          <w:szCs w:val="22"/>
+          <w:lang w:val="en-IN"/>
+        </w:rPr>
+        <w:t>n</w:t>
+      </w:r>
+      <w:r>
+        <w:rPr>
+          <w:rFonts w:hint="default" w:ascii="Bodoni MT" w:hAnsi="Bodoni MT" w:eastAsia="等线" w:cs="Bodoni MT"/>
+          <w:b w:val="0"/>
+          <w:bCs w:val="0"/>
+          <w:i w:val="0"/>
+          <w:iCs w:val="0"/>
+          <w:sz w:val="22"/>
+          <w:szCs w:val="22"/>
+          <w:lang w:val="en-IN"/>
+        </w:rPr>
+        <w:t xml:space="preserve"> number of request will be taken for decision making.</w:t>
+      </w:r>
+      <w:r>
+        <w:rPr>
+          <w:rFonts w:hint="default" w:ascii="Bodoni MT" w:hAnsi="Bodoni MT" w:eastAsia="等线" w:cs="Bodoni MT"/>
+          <w:b w:val="0"/>
+          <w:bCs w:val="0"/>
+          <w:i w:val="0"/>
+          <w:iCs w:val="0"/>
+          <w:sz w:val="22"/>
+          <w:szCs w:val="22"/>
+          <w:lang w:val="en-IN"/>
+        </w:rPr>
+        <w:br w:type="textWrapping"/>
+      </w:r>
+      <w:r>
+        <w:rPr>
+          <w:rFonts w:hint="default" w:ascii="Bodoni MT" w:hAnsi="Bodoni MT" w:eastAsia="等线" w:cs="Bodoni MT"/>
+          <w:b w:val="0"/>
+          <w:bCs w:val="0"/>
+          <w:i w:val="0"/>
+          <w:iCs w:val="0"/>
+          <w:sz w:val="22"/>
+          <w:szCs w:val="22"/>
+          <w:lang w:val="en-IN"/>
+        </w:rPr>
+        <w:t>The window size is configurable.</w:t>
+      </w:r>
+      <w:r>
+        <w:rPr>
+          <w:rFonts w:hint="default" w:ascii="Bodoni MT" w:hAnsi="Bodoni MT" w:eastAsia="等线" w:cs="Bodoni MT"/>
+          <w:b w:val="0"/>
+          <w:bCs w:val="0"/>
+          <w:i w:val="0"/>
+          <w:iCs w:val="0"/>
+          <w:sz w:val="22"/>
+          <w:szCs w:val="22"/>
+          <w:lang w:val="en-IN"/>
+        </w:rPr>
+        <w:br w:type="textWrapping"/>
+      </w:r>
+      <w:r>
+        <w:rPr>
+          <w:rFonts w:hint="default" w:ascii="Bodoni MT" w:hAnsi="Bodoni MT" w:eastAsia="等线" w:cs="Bodoni MT"/>
+          <w:b w:val="0"/>
+          <w:bCs w:val="0"/>
+          <w:i w:val="0"/>
+          <w:iCs w:val="0"/>
+          <w:color w:val="FFFFFF" w:themeColor="background1"/>
+          <w:sz w:val="22"/>
+          <w:szCs w:val="22"/>
+          <w:highlight w:val="darkMagenta"/>
+          <w:lang w:val="en-IN"/>
+          <w14:textFill>
+            <w14:solidFill>
+              <w14:schemeClr w14:val="bg1"/>
+            </w14:solidFill>
+          </w14:textFill>
+        </w:rPr>
+        <w:t xml:space="preserve">NOTE: Sliding Window can be </w:t>
+      </w:r>
+      <w:r>
+        <w:rPr>
+          <w:rFonts w:hint="default" w:ascii="Bodoni MT" w:hAnsi="Bodoni MT" w:eastAsia="等线" w:cs="Bodoni MT"/>
+          <w:b/>
+          <w:bCs/>
+          <w:i/>
+          <w:iCs/>
+          <w:color w:val="FFFFFF" w:themeColor="background1"/>
+          <w:sz w:val="22"/>
+          <w:szCs w:val="22"/>
+          <w:highlight w:val="darkMagenta"/>
+          <w:lang w:val="en-IN"/>
+          <w14:textFill>
+            <w14:solidFill>
+              <w14:schemeClr w14:val="bg1"/>
+            </w14:solidFill>
+          </w14:textFill>
+        </w:rPr>
+        <w:t>time based</w:t>
+      </w:r>
+      <w:r>
+        <w:rPr>
+          <w:rFonts w:hint="default" w:ascii="Bodoni MT" w:hAnsi="Bodoni MT" w:eastAsia="等线" w:cs="Bodoni MT"/>
+          <w:b w:val="0"/>
+          <w:bCs w:val="0"/>
+          <w:i w:val="0"/>
+          <w:iCs w:val="0"/>
+          <w:color w:val="FFFFFF" w:themeColor="background1"/>
+          <w:sz w:val="22"/>
+          <w:szCs w:val="22"/>
+          <w:highlight w:val="darkMagenta"/>
+          <w:lang w:val="en-IN"/>
+          <w14:textFill>
+            <w14:solidFill>
+              <w14:schemeClr w14:val="bg1"/>
+            </w14:solidFill>
+          </w14:textFill>
+        </w:rPr>
+        <w:t xml:space="preserve"> or </w:t>
+      </w:r>
+      <w:r>
+        <w:rPr>
+          <w:rFonts w:hint="default" w:ascii="Bodoni MT" w:hAnsi="Bodoni MT" w:eastAsia="等线" w:cs="Bodoni MT"/>
+          <w:b/>
+          <w:bCs/>
+          <w:i/>
+          <w:iCs/>
+          <w:color w:val="FFFFFF" w:themeColor="background1"/>
+          <w:sz w:val="22"/>
+          <w:szCs w:val="22"/>
+          <w:highlight w:val="darkMagenta"/>
+          <w:lang w:val="en-IN"/>
+          <w14:textFill>
+            <w14:solidFill>
+              <w14:schemeClr w14:val="bg1"/>
+            </w14:solidFill>
+          </w14:textFill>
+        </w:rPr>
+        <w:t>count based</w:t>
+      </w:r>
+      <w:r>
+        <w:rPr>
+          <w:rFonts w:hint="default" w:ascii="Bodoni MT" w:hAnsi="Bodoni MT" w:eastAsia="等线" w:cs="Bodoni MT"/>
+          <w:b w:val="0"/>
+          <w:bCs w:val="0"/>
+          <w:i w:val="0"/>
+          <w:iCs w:val="0"/>
+          <w:color w:val="FFFFFF" w:themeColor="background1"/>
+          <w:sz w:val="22"/>
+          <w:szCs w:val="22"/>
+          <w:highlight w:val="darkMagenta"/>
+          <w:lang w:val="en-IN"/>
+          <w14:textFill>
+            <w14:solidFill>
+              <w14:schemeClr w14:val="bg1"/>
+            </w14:solidFill>
+          </w14:textFill>
+        </w:rPr>
+        <w:t>.</w:t>
+      </w:r>
+    </w:p>
+    <w:p>
+      <w:pPr>
+        <w:keepNext w:val="0"/>
+        <w:keepLines w:val="0"/>
+        <w:widowControl/>
+        <w:numPr>
+          <w:ilvl w:val="1"/>
+          <w:numId w:val="11"/>
+        </w:numPr>
+        <w:suppressLineNumbers w:val="0"/>
+        <w:spacing w:before="0" w:beforeAutospacing="0" w:after="0" w:afterAutospacing="0" w:line="360" w:lineRule="auto"/>
+        <w:ind w:left="840" w:leftChars="0" w:right="0" w:hanging="420" w:firstLineChars="0"/>
+        <w:jc w:val="left"/>
+        <w:rPr>
+          <w:rFonts w:hint="default" w:ascii="Bodoni MT" w:hAnsi="Bodoni MT" w:eastAsia="等线" w:cs="Bodoni MT"/>
+          <w:sz w:val="22"/>
+          <w:szCs w:val="22"/>
+        </w:rPr>
+      </w:pPr>
+      <w:r>
+        <w:drawing>
+          <wp:inline distT="0" distB="0" distL="114300" distR="114300">
+            <wp:extent cx="5894705" cy="2078990"/>
+            <wp:effectExtent l="0" t="0" r="10795" b="3810"/>
+            <wp:docPr id="64" name="Picture 12"/>
+            <wp:cNvGraphicFramePr>
+              <a:graphicFrameLocks xmlns:a="http://schemas.openxmlformats.org/drawingml/2006/main" noChangeAspect="1"/>
+            </wp:cNvGraphicFramePr>
+            <a:graphic xmlns:a="http://schemas.openxmlformats.org/drawingml/2006/main">
+              <a:graphicData uri="http://schemas.openxmlformats.org/drawingml/2006/picture">
+                <pic:pic xmlns:pic="http://schemas.openxmlformats.org/drawingml/2006/picture">
+                  <pic:nvPicPr>
+                    <pic:cNvPr id="64" name="Picture 12"/>
+                    <pic:cNvPicPr>
+                      <a:picLocks noChangeAspect="1"/>
+                    </pic:cNvPicPr>
+                  </pic:nvPicPr>
+                  <pic:blipFill>
+                    <a:blip r:embed="rId61"/>
+                    <a:stretch>
+                      <a:fillRect/>
+                    </a:stretch>
+                  </pic:blipFill>
+                  <pic:spPr>
+                    <a:xfrm>
+                      <a:off x="0" y="0"/>
+                      <a:ext cx="5894705" cy="2078990"/>
+                    </a:xfrm>
+                    <a:prstGeom prst="rect">
+                      <a:avLst/>
+                    </a:prstGeom>
+                    <a:noFill/>
+                    <a:ln>
+                      <a:noFill/>
+                    </a:ln>
+                  </pic:spPr>
+                </pic:pic>
+              </a:graphicData>
+            </a:graphic>
+          </wp:inline>
+        </w:drawing>
+      </w:r>
+    </w:p>
+    <w:p>
+      <w:pPr>
+        <w:keepNext w:val="0"/>
+        <w:keepLines w:val="0"/>
+        <w:widowControl/>
+        <w:numPr>
+          <w:ilvl w:val="1"/>
+          <w:numId w:val="11"/>
+        </w:numPr>
+        <w:suppressLineNumbers w:val="0"/>
+        <w:spacing w:before="0" w:beforeAutospacing="0" w:after="0" w:afterAutospacing="0" w:line="360" w:lineRule="auto"/>
+        <w:ind w:left="840" w:leftChars="0" w:right="0" w:hanging="420" w:firstLineChars="0"/>
+        <w:jc w:val="left"/>
+        <w:rPr>
+          <w:rFonts w:hint="default" w:ascii="Bodoni MT" w:hAnsi="Bodoni MT" w:eastAsia="等线" w:cs="Bodoni MT"/>
+          <w:sz w:val="22"/>
+          <w:szCs w:val="22"/>
+        </w:rPr>
+      </w:pPr>
+      <w:r>
+        <w:rPr>
+          <w:rFonts w:hint="default" w:ascii="Bodoni MT" w:hAnsi="Bodoni MT" w:eastAsia="等线" w:cs="Bodoni MT"/>
+          <w:b/>
+          <w:bCs/>
+          <w:i/>
+          <w:iCs/>
+          <w:sz w:val="22"/>
+          <w:szCs w:val="22"/>
+          <w:lang w:val="en-IN"/>
+        </w:rPr>
+        <w:t>registerHealthIndicator</w:t>
+      </w:r>
+      <w:r>
+        <w:rPr>
+          <w:rFonts w:hint="default" w:ascii="Bodoni MT" w:hAnsi="Bodoni MT" w:eastAsia="等线" w:cs="Bodoni MT"/>
+          <w:b w:val="0"/>
+          <w:bCs w:val="0"/>
+          <w:i w:val="0"/>
+          <w:iCs w:val="0"/>
+          <w:sz w:val="22"/>
+          <w:szCs w:val="22"/>
+          <w:lang w:val="en-IN"/>
+        </w:rPr>
+        <w:t xml:space="preserve"> is required to expose via </w:t>
+      </w:r>
+      <w:r>
+        <w:rPr>
+          <w:rFonts w:hint="default" w:ascii="Bodoni MT" w:hAnsi="Bodoni MT" w:eastAsia="等线" w:cs="Bodoni MT"/>
+          <w:b w:val="0"/>
+          <w:bCs w:val="0"/>
+          <w:i/>
+          <w:iCs/>
+          <w:sz w:val="22"/>
+          <w:szCs w:val="22"/>
+          <w:lang w:val="en-IN"/>
+        </w:rPr>
+        <w:t>actuator</w:t>
+      </w:r>
+      <w:r>
+        <w:rPr>
+          <w:rFonts w:hint="default" w:ascii="Bodoni MT" w:hAnsi="Bodoni MT" w:eastAsia="等线" w:cs="Bodoni MT"/>
+          <w:b w:val="0"/>
+          <w:bCs w:val="0"/>
+          <w:i w:val="0"/>
+          <w:iCs w:val="0"/>
+          <w:sz w:val="22"/>
+          <w:szCs w:val="22"/>
+          <w:lang w:val="en-IN"/>
+        </w:rPr>
+        <w:t>.</w:t>
+      </w:r>
+    </w:p>
+    <w:p>
+      <w:pPr>
+        <w:keepNext w:val="0"/>
+        <w:keepLines w:val="0"/>
+        <w:widowControl/>
+        <w:numPr>
+          <w:ilvl w:val="1"/>
+          <w:numId w:val="11"/>
+        </w:numPr>
+        <w:suppressLineNumbers w:val="0"/>
+        <w:spacing w:before="0" w:beforeAutospacing="0" w:after="0" w:afterAutospacing="0" w:line="360" w:lineRule="auto"/>
+        <w:ind w:left="840" w:leftChars="0" w:right="0" w:hanging="420" w:firstLineChars="0"/>
+        <w:jc w:val="left"/>
+        <w:rPr>
+          <w:rFonts w:hint="default" w:ascii="Bodoni MT" w:hAnsi="Bodoni MT" w:eastAsia="等线" w:cs="Bodoni MT"/>
+          <w:sz w:val="22"/>
+          <w:szCs w:val="22"/>
+        </w:rPr>
+      </w:pPr>
+      <w:r>
+        <w:rPr>
+          <w:rFonts w:hint="default" w:ascii="Bodoni MT" w:hAnsi="Bodoni MT" w:eastAsia="等线" w:cs="Bodoni MT"/>
+          <w:b/>
+          <w:bCs/>
+          <w:i/>
+          <w:iCs/>
+          <w:sz w:val="22"/>
+          <w:szCs w:val="22"/>
+          <w:lang w:val="en-IN"/>
+        </w:rPr>
+        <w:t>failureRateThreshold</w:t>
+      </w:r>
+      <w:r>
+        <w:rPr>
+          <w:rFonts w:hint="default" w:ascii="Bodoni MT" w:hAnsi="Bodoni MT" w:eastAsia="等线" w:cs="Bodoni MT"/>
+          <w:b w:val="0"/>
+          <w:bCs w:val="0"/>
+          <w:i w:val="0"/>
+          <w:iCs w:val="0"/>
+          <w:sz w:val="22"/>
+          <w:szCs w:val="22"/>
+          <w:lang w:val="en-IN"/>
+        </w:rPr>
+        <w:t xml:space="preserve"> is in </w:t>
+      </w:r>
+      <w:r>
+        <w:rPr>
+          <w:rFonts w:hint="default" w:ascii="Bodoni MT" w:hAnsi="Bodoni MT" w:eastAsia="等线" w:cs="Bodoni MT"/>
+          <w:b w:val="0"/>
+          <w:bCs w:val="0"/>
+          <w:i/>
+          <w:iCs/>
+          <w:sz w:val="22"/>
+          <w:szCs w:val="22"/>
+          <w:lang w:val="en-IN"/>
+        </w:rPr>
+        <w:t>percentage (%)</w:t>
+      </w:r>
+      <w:r>
+        <w:rPr>
+          <w:rFonts w:hint="default" w:ascii="Bodoni MT" w:hAnsi="Bodoni MT" w:eastAsia="等线" w:cs="Bodoni MT"/>
+          <w:b w:val="0"/>
+          <w:bCs w:val="0"/>
+          <w:i w:val="0"/>
+          <w:iCs w:val="0"/>
+          <w:sz w:val="22"/>
+          <w:szCs w:val="22"/>
+          <w:lang w:val="en-IN"/>
+        </w:rPr>
+        <w:t xml:space="preserve"> by default.</w:t>
       </w:r>
       <w:bookmarkStart w:id="0" w:name="_GoBack"/>
       <w:bookmarkEnd w:id="0"/>
+    </w:p>
+    <w:p>
+      <w:pPr>
+        <w:keepNext w:val="0"/>
+        <w:keepLines w:val="0"/>
+        <w:widowControl/>
+        <w:numPr>
+          <w:ilvl w:val="1"/>
+          <w:numId w:val="11"/>
+        </w:numPr>
+        <w:suppressLineNumbers w:val="0"/>
+        <w:spacing w:before="0" w:beforeAutospacing="0" w:after="0" w:afterAutospacing="0" w:line="360" w:lineRule="auto"/>
+        <w:ind w:left="840" w:leftChars="0" w:right="0" w:hanging="420" w:firstLineChars="0"/>
+        <w:jc w:val="left"/>
+        <w:rPr>
+          <w:rFonts w:hint="default" w:ascii="Bodoni MT" w:hAnsi="Bodoni MT" w:eastAsia="等线" w:cs="Bodoni MT"/>
+          <w:sz w:val="22"/>
+          <w:szCs w:val="22"/>
+        </w:rPr>
+      </w:pPr>
+    </w:p>
+    <w:p>
+      <w:pPr>
+        <w:keepNext w:val="0"/>
+        <w:keepLines w:val="0"/>
+        <w:widowControl/>
+        <w:numPr>
+          <w:ilvl w:val="0"/>
+          <w:numId w:val="11"/>
+        </w:numPr>
+        <w:suppressLineNumbers w:val="0"/>
+        <w:spacing w:before="0" w:beforeAutospacing="0" w:after="0" w:afterAutospacing="0" w:line="360" w:lineRule="auto"/>
+        <w:ind w:left="420" w:leftChars="0" w:right="0" w:hanging="420" w:firstLineChars="0"/>
+        <w:jc w:val="left"/>
+        <w:rPr>
+          <w:rFonts w:hint="default" w:ascii="Bodoni MT" w:hAnsi="Bodoni MT" w:eastAsia="等线" w:cs="Bodoni MT"/>
+          <w:sz w:val="22"/>
+          <w:szCs w:val="22"/>
+        </w:rPr>
+      </w:pPr>
+      <w:r>
+        <w:rPr>
+          <w:rFonts w:hint="default" w:ascii="Bodoni MT" w:hAnsi="Bodoni MT" w:eastAsia="等线" w:cs="Bodoni MT"/>
+          <w:sz w:val="22"/>
+          <w:szCs w:val="22"/>
+          <w:lang w:val="en-IN"/>
+        </w:rPr>
+        <w:t>F</w:t>
+      </w:r>
+    </w:p>
+    <w:p>
+      <w:pPr>
+        <w:keepNext w:val="0"/>
+        <w:keepLines w:val="0"/>
+        <w:widowControl/>
+        <w:numPr>
+          <w:ilvl w:val="0"/>
+          <w:numId w:val="11"/>
+        </w:numPr>
+        <w:suppressLineNumbers w:val="0"/>
+        <w:spacing w:before="0" w:beforeAutospacing="0" w:after="0" w:afterAutospacing="0" w:line="360" w:lineRule="auto"/>
+        <w:ind w:left="420" w:leftChars="0" w:right="0" w:hanging="420" w:firstLineChars="0"/>
+        <w:jc w:val="left"/>
+        <w:rPr>
+          <w:rFonts w:hint="default" w:ascii="Bodoni MT" w:hAnsi="Bodoni MT" w:eastAsia="等线" w:cs="Bodoni MT"/>
+          <w:sz w:val="22"/>
+          <w:szCs w:val="22"/>
+        </w:rPr>
+      </w:pPr>
     </w:p>
     <w:sectPr>
       <w:pgSz w:w="11906" w:h="16838"/>
@@ -13438,6 +15814,146 @@
 <file path=word/numbering.xml><?xml version="1.0" encoding="utf-8"?>
 <w:numbering xmlns:wpc="http://schemas.microsoft.com/office/word/2010/wordprocessingCanvas" xmlns:mc="http://schemas.openxmlformats.org/markup-compatibility/2006" xmlns:o="urn:schemas-microsoft-com:office:office" xmlns:r="http://schemas.openxmlformats.org/officeDocument/2006/relationships" xmlns:m="http://schemas.openxmlformats.org/officeDocument/2006/math" xmlns:v="urn:schemas-microsoft-com:vml" xmlns:wp14="http://schemas.microsoft.com/office/word/2010/wordprocessingDrawing" xmlns:wp="http://schemas.openxmlformats.org/drawingml/2006/wordprocessingDrawing" xmlns:w10="urn:schemas-microsoft-com:office:word" xmlns:w="http://schemas.openxmlformats.org/wordprocessingml/2006/main" xmlns:w14="http://schemas.microsoft.com/office/word/2010/wordml" xmlns:wpg="http://schemas.microsoft.com/office/word/2010/wordprocessingGroup" xmlns:wpi="http://schemas.microsoft.com/office/word/2010/wordprocessingInk" xmlns:wne="http://schemas.microsoft.com/office/word/2006/wordml" xmlns:wps="http://schemas.microsoft.com/office/word/2010/wordprocessingShape" xmlns:wpsCustomData="http://www.wps.cn/officeDocument/2013/wpsCustomData" mc:Ignorable="w14 wp14">
   <w:abstractNum w:abstractNumId="0">
+    <w:nsid w:val="E70F54B2"/>
+    <w:multiLevelType w:val="multilevel"/>
+    <w:tmpl w:val="E70F54B2"/>
+    <w:lvl w:ilvl="0" w:tentative="0">
+      <w:start w:val="1"/>
+      <w:numFmt w:val="bullet"/>
+      <w:lvlText w:val=""/>
+      <w:lvlJc w:val="left"/>
+      <w:pPr>
+        <w:tabs>
+          <w:tab w:val="left" w:pos="420"/>
+        </w:tabs>
+        <w:ind w:left="420" w:hanging="420"/>
+      </w:pPr>
+      <w:rPr>
+        <w:rFonts w:hint="default" w:ascii="Wingdings" w:hAnsi="Wingdings" w:cs="Wingdings"/>
+      </w:rPr>
+    </w:lvl>
+    <w:lvl w:ilvl="1" w:tentative="0">
+      <w:start w:val="1"/>
+      <w:numFmt w:val="bullet"/>
+      <w:lvlText w:val="ﻤ"/>
+      <w:lvlJc w:val="left"/>
+      <w:pPr>
+        <w:tabs>
+          <w:tab w:val="left" w:pos="840"/>
+        </w:tabs>
+        <w:ind w:left="840" w:hanging="420"/>
+      </w:pPr>
+      <w:rPr>
+        <w:rFonts w:hint="default" w:ascii="Arial" w:hAnsi="Arial" w:cs="Arial"/>
+      </w:rPr>
+    </w:lvl>
+    <w:lvl w:ilvl="2" w:tentative="0">
+      <w:start w:val="1"/>
+      <w:numFmt w:val="bullet"/>
+      <w:lvlText w:val="ﺀ"/>
+      <w:lvlJc w:val="left"/>
+      <w:pPr>
+        <w:tabs>
+          <w:tab w:val="left" w:pos="1260"/>
+        </w:tabs>
+        <w:ind w:left="1260" w:hanging="420"/>
+      </w:pPr>
+      <w:rPr>
+        <w:rFonts w:hint="default" w:ascii="Arial" w:hAnsi="Arial" w:cs="Arial"/>
+      </w:rPr>
+    </w:lvl>
+    <w:lvl w:ilvl="3" w:tentative="0">
+      <w:start w:val="1"/>
+      <w:numFmt w:val="bullet"/>
+      <w:lvlText w:val="﮺"/>
+      <w:lvlJc w:val="left"/>
+      <w:pPr>
+        <w:tabs>
+          <w:tab w:val="left" w:pos="1680"/>
+        </w:tabs>
+        <w:ind w:left="1680" w:hanging="420"/>
+      </w:pPr>
+      <w:rPr>
+        <w:rFonts w:hint="default" w:ascii="Arial" w:hAnsi="Arial" w:cs="Arial"/>
+      </w:rPr>
+    </w:lvl>
+    <w:lvl w:ilvl="4" w:tentative="0">
+      <w:start w:val="1"/>
+      <w:numFmt w:val="bullet"/>
+      <w:lvlText w:val="꜠"/>
+      <w:lvlJc w:val="left"/>
+      <w:pPr>
+        <w:tabs>
+          <w:tab w:val="left" w:pos="2100"/>
+        </w:tabs>
+        <w:ind w:left="2100" w:hanging="420"/>
+      </w:pPr>
+      <w:rPr>
+        <w:rFonts w:hint="default" w:ascii="Arial" w:hAnsi="Arial" w:cs="Arial"/>
+      </w:rPr>
+    </w:lvl>
+    <w:lvl w:ilvl="5" w:tentative="0">
+      <w:start w:val="1"/>
+      <w:numFmt w:val="bullet"/>
+      <w:lvlText w:val="﯀"/>
+      <w:lvlJc w:val="left"/>
+      <w:pPr>
+        <w:tabs>
+          <w:tab w:val="left" w:pos="2520"/>
+        </w:tabs>
+        <w:ind w:left="2520" w:hanging="420"/>
+      </w:pPr>
+      <w:rPr>
+        <w:rFonts w:hint="default" w:ascii="Arial" w:hAnsi="Arial" w:cs="Arial"/>
+      </w:rPr>
+    </w:lvl>
+    <w:lvl w:ilvl="6" w:tentative="0">
+      <w:start w:val="1"/>
+      <w:numFmt w:val="bullet"/>
+      <w:lvlText w:val="͋"/>
+      <w:lvlJc w:val="left"/>
+      <w:pPr>
+        <w:tabs>
+          <w:tab w:val="left" w:pos="2940"/>
+        </w:tabs>
+        <w:ind w:left="2940" w:hanging="420"/>
+      </w:pPr>
+      <w:rPr>
+        <w:rFonts w:hint="default" w:ascii="Arial" w:hAnsi="Arial" w:cs="Arial"/>
+      </w:rPr>
+    </w:lvl>
+    <w:lvl w:ilvl="7" w:tentative="0">
+      <w:start w:val="1"/>
+      <w:numFmt w:val="bullet"/>
+      <w:lvlText w:val=""/>
+      <w:lvlJc w:val="left"/>
+      <w:pPr>
+        <w:tabs>
+          <w:tab w:val="left" w:pos="3360"/>
+        </w:tabs>
+        <w:ind w:left="3360" w:hanging="420"/>
+      </w:pPr>
+      <w:rPr>
+        <w:rFonts w:hint="default" w:ascii="Wingdings" w:hAnsi="Wingdings" w:cs="Wingdings"/>
+      </w:rPr>
+    </w:lvl>
+    <w:lvl w:ilvl="8" w:tentative="0">
+      <w:start w:val="1"/>
+      <w:numFmt w:val="bullet"/>
+      <w:lvlText w:val=""/>
+      <w:lvlJc w:val="left"/>
+      <w:pPr>
+        <w:tabs>
+          <w:tab w:val="left" w:pos="3780"/>
+        </w:tabs>
+        <w:ind w:left="3780" w:hanging="420"/>
+      </w:pPr>
+      <w:rPr>
+        <w:rFonts w:hint="default" w:ascii="Wingdings" w:hAnsi="Wingdings" w:cs="Wingdings"/>
+      </w:rPr>
+    </w:lvl>
+  </w:abstractNum>
+  <w:abstractNum w:abstractNumId="1">
     <w:nsid w:val="FFFFFF7C"/>
     <w:multiLevelType w:val="singleLevel"/>
     <w:tmpl w:val="FFFFFF7C"/>
@@ -13455,7 +15971,7 @@
       </w:pPr>
     </w:lvl>
   </w:abstractNum>
-  <w:abstractNum w:abstractNumId="1">
+  <w:abstractNum w:abstractNumId="2">
     <w:nsid w:val="FFFFFF7D"/>
     <w:multiLevelType w:val="singleLevel"/>
     <w:tmpl w:val="FFFFFF7D"/>
@@ -13473,7 +15989,7 @@
       </w:pPr>
     </w:lvl>
   </w:abstractNum>
-  <w:abstractNum w:abstractNumId="2">
+  <w:abstractNum w:abstractNumId="3">
     <w:nsid w:val="FFFFFF7E"/>
     <w:multiLevelType w:val="singleLevel"/>
     <w:tmpl w:val="FFFFFF7E"/>
@@ -13491,7 +16007,7 @@
       </w:pPr>
     </w:lvl>
   </w:abstractNum>
-  <w:abstractNum w:abstractNumId="3">
+  <w:abstractNum w:abstractNumId="4">
     <w:nsid w:val="FFFFFF7F"/>
     <w:multiLevelType w:val="singleLevel"/>
     <w:tmpl w:val="FFFFFF7F"/>
@@ -13509,7 +16025,7 @@
       </w:pPr>
     </w:lvl>
   </w:abstractNum>
-  <w:abstractNum w:abstractNumId="4">
+  <w:abstractNum w:abstractNumId="5">
     <w:nsid w:val="FFFFFF80"/>
     <w:multiLevelType w:val="singleLevel"/>
     <w:tmpl w:val="FFFFFF80"/>
@@ -13530,7 +16046,7 @@
       </w:rPr>
     </w:lvl>
   </w:abstractNum>
-  <w:abstractNum w:abstractNumId="5">
+  <w:abstractNum w:abstractNumId="6">
     <w:nsid w:val="FFFFFF81"/>
     <w:multiLevelType w:val="singleLevel"/>
     <w:tmpl w:val="FFFFFF81"/>
@@ -13551,7 +16067,7 @@
       </w:rPr>
     </w:lvl>
   </w:abstractNum>
-  <w:abstractNum w:abstractNumId="6">
+  <w:abstractNum w:abstractNumId="7">
     <w:nsid w:val="FFFFFF82"/>
     <w:multiLevelType w:val="singleLevel"/>
     <w:tmpl w:val="FFFFFF82"/>
@@ -13572,7 +16088,7 @@
       </w:rPr>
     </w:lvl>
   </w:abstractNum>
-  <w:abstractNum w:abstractNumId="7">
+  <w:abstractNum w:abstractNumId="8">
     <w:nsid w:val="FFFFFF83"/>
     <w:multiLevelType w:val="singleLevel"/>
     <w:tmpl w:val="FFFFFF83"/>
@@ -13593,7 +16109,7 @@
       </w:rPr>
     </w:lvl>
   </w:abstractNum>
-  <w:abstractNum w:abstractNumId="8">
+  <w:abstractNum w:abstractNumId="9">
     <w:nsid w:val="FFFFFF88"/>
     <w:multiLevelType w:val="singleLevel"/>
     <w:tmpl w:val="FFFFFF88"/>
@@ -13611,7 +16127,7 @@
       </w:pPr>
     </w:lvl>
   </w:abstractNum>
-  <w:abstractNum w:abstractNumId="9">
+  <w:abstractNum w:abstractNumId="10">
     <w:nsid w:val="FFFFFF89"/>
     <w:multiLevelType w:val="singleLevel"/>
     <w:tmpl w:val="FFFFFF89"/>
@@ -13632,7 +16148,7 @@
       </w:rPr>
     </w:lvl>
   </w:abstractNum>
-  <w:abstractNum w:abstractNumId="10">
+  <w:abstractNum w:abstractNumId="11">
     <w:nsid w:val="1C84E215"/>
     <w:multiLevelType w:val="multilevel"/>
     <w:tmpl w:val="1C84E215"/>
@@ -13773,37 +16289,40 @@
     </w:lvl>
   </w:abstractNum>
   <w:num w:numId="1">
+    <w:abstractNumId w:val="10"/>
+  </w:num>
+  <w:num w:numId="2">
+    <w:abstractNumId w:val="8"/>
+  </w:num>
+  <w:num w:numId="3">
+    <w:abstractNumId w:val="7"/>
+  </w:num>
+  <w:num w:numId="4">
+    <w:abstractNumId w:val="6"/>
+  </w:num>
+  <w:num w:numId="5">
+    <w:abstractNumId w:val="5"/>
+  </w:num>
+  <w:num w:numId="6">
     <w:abstractNumId w:val="9"/>
   </w:num>
-  <w:num w:numId="2">
-    <w:abstractNumId w:val="7"/>
-  </w:num>
-  <w:num w:numId="3">
-    <w:abstractNumId w:val="6"/>
-  </w:num>
-  <w:num w:numId="4">
-    <w:abstractNumId w:val="5"/>
-  </w:num>
-  <w:num w:numId="5">
+  <w:num w:numId="7">
     <w:abstractNumId w:val="4"/>
   </w:num>
-  <w:num w:numId="6">
-    <w:abstractNumId w:val="8"/>
-  </w:num>
-  <w:num w:numId="7">
+  <w:num w:numId="8">
     <w:abstractNumId w:val="3"/>
   </w:num>
-  <w:num w:numId="8">
+  <w:num w:numId="9">
     <w:abstractNumId w:val="2"/>
   </w:num>
-  <w:num w:numId="9">
+  <w:num w:numId="10">
     <w:abstractNumId w:val="1"/>
   </w:num>
-  <w:num w:numId="10">
+  <w:num w:numId="11">
+    <w:abstractNumId w:val="11"/>
+  </w:num>
+  <w:num w:numId="12">
     <w:abstractNumId w:val="0"/>
-  </w:num>
-  <w:num w:numId="11">
-    <w:abstractNumId w:val="10"/>
   </w:num>
 </w:numbering>
 </file>
@@ -13892,11 +16411,11 @@
     <w:lsdException w:qFormat="1" w:unhideWhenUsed="0" w:uiPriority="0" w:semiHidden="0" w:name="List Continue 3"/>
     <w:lsdException w:qFormat="1" w:unhideWhenUsed="0" w:uiPriority="0" w:semiHidden="0" w:name="List Continue 4"/>
     <w:lsdException w:qFormat="1" w:unhideWhenUsed="0" w:uiPriority="0" w:semiHidden="0" w:name="List Continue 5"/>
-    <w:lsdException w:unhideWhenUsed="0" w:uiPriority="0" w:semiHidden="0" w:name="Message Header"/>
+    <w:lsdException w:qFormat="1" w:unhideWhenUsed="0" w:uiPriority="0" w:semiHidden="0" w:name="Message Header"/>
     <w:lsdException w:qFormat="1" w:unhideWhenUsed="0" w:uiPriority="0" w:semiHidden="0" w:name="Subtitle"/>
-    <w:lsdException w:unhideWhenUsed="0" w:uiPriority="0" w:semiHidden="0" w:name="Salutation"/>
+    <w:lsdException w:qFormat="1" w:unhideWhenUsed="0" w:uiPriority="0" w:semiHidden="0" w:name="Salutation"/>
     <w:lsdException w:qFormat="1" w:unhideWhenUsed="0" w:uiPriority="0" w:semiHidden="0" w:name="Date"/>
-    <w:lsdException w:unhideWhenUsed="0" w:uiPriority="0" w:semiHidden="0" w:name="Body Text First Indent"/>
+    <w:lsdException w:qFormat="1" w:unhideWhenUsed="0" w:uiPriority="0" w:semiHidden="0" w:name="Body Text First Indent"/>
     <w:lsdException w:qFormat="1" w:unhideWhenUsed="0" w:uiPriority="0" w:semiHidden="0" w:name="Body Text First Indent 2"/>
     <w:lsdException w:unhideWhenUsed="0" w:uiPriority="0" w:semiHidden="0" w:name="Note Heading"/>
     <w:lsdException w:qFormat="1" w:unhideWhenUsed="0" w:uiPriority="0" w:semiHidden="0" w:name="Body Text 2"/>
@@ -13922,7 +16441,7 @@
     <w:lsdException w:qFormat="1" w:unhideWhenUsed="0" w:uiPriority="0" w:semiHidden="0" w:name="HTML Sample"/>
     <w:lsdException w:qFormat="1" w:unhideWhenUsed="0" w:uiPriority="0" w:semiHidden="0" w:name="HTML Typewriter"/>
     <w:lsdException w:qFormat="1" w:unhideWhenUsed="0" w:uiPriority="0" w:semiHidden="0" w:name="HTML Variable"/>
-    <w:lsdException w:unhideWhenUsed="0" w:uiPriority="0" w:name="Normal Table"/>
+    <w:lsdException w:qFormat="1" w:unhideWhenUsed="0" w:uiPriority="0" w:name="Normal Table"/>
     <w:lsdException w:qFormat="1" w:unhideWhenUsed="0" w:uiPriority="0" w:semiHidden="0" w:name="annotation subject"/>
     <w:lsdException w:qFormat="1" w:unhideWhenUsed="0" w:uiPriority="0" w:semiHidden="0" w:name="Table Simple 1"/>
     <w:lsdException w:qFormat="1" w:unhideWhenUsed="0" w:uiPriority="0" w:semiHidden="0" w:name="Table Simple 2"/>
@@ -13931,7 +16450,7 @@
     <w:lsdException w:qFormat="1" w:unhideWhenUsed="0" w:uiPriority="0" w:semiHidden="0" w:name="Table Classic 2"/>
     <w:lsdException w:qFormat="1" w:unhideWhenUsed="0" w:uiPriority="0" w:semiHidden="0" w:name="Table Classic 3"/>
     <w:lsdException w:qFormat="1" w:unhideWhenUsed="0" w:uiPriority="0" w:semiHidden="0" w:name="Table Classic 4"/>
-    <w:lsdException w:unhideWhenUsed="0" w:uiPriority="0" w:semiHidden="0" w:name="Table Colorful 1"/>
+    <w:lsdException w:qFormat="1" w:unhideWhenUsed="0" w:uiPriority="0" w:semiHidden="0" w:name="Table Colorful 1"/>
     <w:lsdException w:qFormat="1" w:unhideWhenUsed="0" w:uiPriority="0" w:semiHidden="0" w:name="Table Colorful 2"/>
     <w:lsdException w:qFormat="1" w:unhideWhenUsed="0" w:uiPriority="0" w:semiHidden="0" w:name="Table Colorful 3"/>
     <w:lsdException w:qFormat="1" w:unhideWhenUsed="0" w:uiPriority="0" w:semiHidden="0" w:name="Table Columns 1"/>
@@ -13958,7 +16477,7 @@
     <w:lsdException w:unhideWhenUsed="0" w:uiPriority="0" w:semiHidden="0" w:name="Table 3D effects 1"/>
     <w:lsdException w:qFormat="1" w:unhideWhenUsed="0" w:uiPriority="0" w:semiHidden="0" w:name="Table 3D effects 2"/>
     <w:lsdException w:qFormat="1" w:unhideWhenUsed="0" w:uiPriority="0" w:semiHidden="0" w:name="Table 3D effects 3"/>
-    <w:lsdException w:unhideWhenUsed="0" w:uiPriority="0" w:semiHidden="0" w:name="Table Contemporary"/>
+    <w:lsdException w:qFormat="1" w:unhideWhenUsed="0" w:uiPriority="0" w:semiHidden="0" w:name="Table Contemporary"/>
     <w:lsdException w:unhideWhenUsed="0" w:uiPriority="0" w:semiHidden="0" w:name="Table Elegant"/>
     <w:lsdException w:qFormat="1" w:unhideWhenUsed="0" w:uiPriority="0" w:semiHidden="0" w:name="Table Professional"/>
     <w:lsdException w:qFormat="1" w:unhideWhenUsed="0" w:uiPriority="0" w:semiHidden="0" w:name="Table Subtle 1"/>
@@ -14024,7 +16543,7 @@
     <w:lsdException w:qFormat="1" w:unhideWhenUsed="0" w:uiPriority="70" w:semiHidden="0" w:name="Dark List Accent 3"/>
     <w:lsdException w:qFormat="1" w:unhideWhenUsed="0" w:uiPriority="71" w:semiHidden="0" w:name="Colorful Shading Accent 3"/>
     <w:lsdException w:qFormat="1" w:unhideWhenUsed="0" w:uiPriority="72" w:semiHidden="0" w:name="Colorful List Accent 3"/>
-    <w:lsdException w:unhideWhenUsed="0" w:uiPriority="73" w:semiHidden="0" w:name="Colorful Grid Accent 3"/>
+    <w:lsdException w:qFormat="1" w:unhideWhenUsed="0" w:uiPriority="73" w:semiHidden="0" w:name="Colorful Grid Accent 3"/>
     <w:lsdException w:qFormat="1" w:unhideWhenUsed="0" w:uiPriority="60" w:semiHidden="0" w:name="Light Shading Accent 4"/>
     <w:lsdException w:qFormat="1" w:unhideWhenUsed="0" w:uiPriority="61" w:semiHidden="0" w:name="Light List Accent 4"/>
     <w:lsdException w:qFormat="1" w:unhideWhenUsed="0" w:uiPriority="62" w:semiHidden="0" w:name="Light Grid Accent 4"/>
@@ -14272,6 +16791,7 @@
   <w:style w:type="table" w:default="1" w:styleId="12">
     <w:name w:val="Normal Table"/>
     <w:semiHidden/>
+    <w:qFormat/>
     <w:uiPriority w:val="0"/>
     <w:tblPr>
       <w:tblCellMar>
@@ -14336,6 +16856,7 @@
   <w:style w:type="paragraph" w:styleId="18">
     <w:name w:val="Body Text First Indent"/>
     <w:basedOn w:val="15"/>
+    <w:qFormat/>
     <w:uiPriority w:val="0"/>
     <w:pPr>
       <w:ind w:firstLine="420" w:firstLineChars="100"/>
@@ -15047,6 +17568,7 @@
   <w:style w:type="paragraph" w:styleId="84">
     <w:name w:val="Message Header"/>
     <w:basedOn w:val="1"/>
+    <w:qFormat/>
     <w:uiPriority w:val="0"/>
     <w:pPr>
       <w:pBdr>
@@ -15112,6 +17634,7 @@
     <w:name w:val="Salutation"/>
     <w:basedOn w:val="1"/>
     <w:next w:val="1"/>
+    <w:qFormat/>
     <w:uiPriority w:val="0"/>
   </w:style>
   <w:style w:type="paragraph" w:styleId="91">
@@ -15767,6 +18290,7 @@
   <w:style w:type="table" w:styleId="101">
     <w:name w:val="Table Colorful 1"/>
     <w:basedOn w:val="12"/>
+    <w:qFormat/>
     <w:uiPriority w:val="0"/>
     <w:pPr>
       <w:widowControl w:val="0"/>
@@ -16483,6 +19007,7 @@
   <w:style w:type="table" w:styleId="109">
     <w:name w:val="Table Contemporary"/>
     <w:basedOn w:val="12"/>
+    <w:qFormat/>
     <w:uiPriority w:val="0"/>
     <w:pPr>
       <w:widowControl w:val="0"/>
@@ -27687,6 +30212,7 @@
   <w:style w:type="table" w:styleId="245">
     <w:name w:val="Colorful Grid Accent 3"/>
     <w:basedOn w:val="12"/>
+    <w:qFormat/>
     <w:uiPriority w:val="73"/>
     <w:rPr>
       <w:color w:val="000000"/>
